--- a/docs/Relatorio_NetLab_Charles_Mendes.docx
+++ b/docs/Relatorio_NetLab_Charles_Mendes.docx
@@ -6,27 +6,9 @@
       <w:pPr>
         <w:pStyle w:val="Ttulo"/>
       </w:pPr>
-      <w:proofErr w:type="spellStart"/>
       <w:r>
-        <w:t>Relatório</w:t>
+        <w:t>Relatório de pesquisa NetLab</w:t>
       </w:r>
-      <w:proofErr w:type="spellEnd"/>
-      <w:r>
-        <w:t xml:space="preserve"> de </w:t>
-      </w:r>
-      <w:proofErr w:type="spellStart"/>
-      <w:r>
-        <w:t>pesquisa</w:t>
-      </w:r>
-      <w:proofErr w:type="spellEnd"/>
-      <w:r>
-        <w:t xml:space="preserve"> </w:t>
-      </w:r>
-      <w:proofErr w:type="spellStart"/>
-      <w:r>
-        <w:t>NetLab</w:t>
-      </w:r>
-      <w:proofErr w:type="spellEnd"/>
     </w:p>
     <w:p>
       <w:r>
@@ -41,675 +23,31 @@
       <w:pPr>
         <w:pStyle w:val="Ttulo1"/>
       </w:pPr>
-      <w:proofErr w:type="spellStart"/>
       <w:r>
         <w:t>Motivação</w:t>
-      </w:r>
-      <w:proofErr w:type="spellEnd"/>
-    </w:p>
-    <w:p>
-      <w:r>
-        <w:t xml:space="preserve">Com a </w:t>
-      </w:r>
-      <w:proofErr w:type="spellStart"/>
-      <w:r>
-        <w:t>crescente</w:t>
-      </w:r>
-      <w:proofErr w:type="spellEnd"/>
-      <w:r>
-        <w:t xml:space="preserve"> </w:t>
-      </w:r>
-      <w:proofErr w:type="spellStart"/>
-      <w:r>
-        <w:t>demanda</w:t>
-      </w:r>
-      <w:proofErr w:type="spellEnd"/>
-      <w:r>
-        <w:t xml:space="preserve"> </w:t>
-      </w:r>
-      <w:proofErr w:type="spellStart"/>
-      <w:r>
-        <w:t>por</w:t>
-      </w:r>
-      <w:proofErr w:type="spellEnd"/>
-      <w:r>
-        <w:t xml:space="preserve"> data centers e </w:t>
-      </w:r>
-      <w:proofErr w:type="spellStart"/>
-      <w:r>
-        <w:t>infraestruturas</w:t>
-      </w:r>
-      <w:proofErr w:type="spellEnd"/>
-      <w:r>
-        <w:t xml:space="preserve"> </w:t>
-      </w:r>
-      <w:proofErr w:type="spellStart"/>
-      <w:r>
-        <w:t>computacionais</w:t>
-      </w:r>
-      <w:proofErr w:type="spellEnd"/>
-      <w:r>
-        <w:t xml:space="preserve"> de alto </w:t>
-      </w:r>
-      <w:proofErr w:type="spellStart"/>
-      <w:r>
-        <w:t>desempenho</w:t>
-      </w:r>
-      <w:proofErr w:type="spellEnd"/>
-      <w:r>
-        <w:t xml:space="preserve"> </w:t>
-      </w:r>
-      <w:proofErr w:type="spellStart"/>
-      <w:r>
-        <w:t>em</w:t>
-      </w:r>
-      <w:proofErr w:type="spellEnd"/>
-      <w:r>
-        <w:t xml:space="preserve"> </w:t>
-      </w:r>
-      <w:proofErr w:type="spellStart"/>
-      <w:r>
-        <w:t>todo</w:t>
-      </w:r>
-      <w:proofErr w:type="spellEnd"/>
-      <w:r>
-        <w:t xml:space="preserve"> o </w:t>
-      </w:r>
-      <w:proofErr w:type="spellStart"/>
-      <w:r>
-        <w:t>mundo</w:t>
-      </w:r>
-      <w:proofErr w:type="spellEnd"/>
-      <w:r>
-        <w:t xml:space="preserve">, </w:t>
-      </w:r>
-      <w:proofErr w:type="spellStart"/>
-      <w:r>
-        <w:t>impulsionada</w:t>
-      </w:r>
-      <w:proofErr w:type="spellEnd"/>
-      <w:r>
-        <w:t xml:space="preserve"> </w:t>
-      </w:r>
-      <w:proofErr w:type="spellStart"/>
-      <w:r>
-        <w:t>pelo</w:t>
-      </w:r>
-      <w:proofErr w:type="spellEnd"/>
-      <w:r>
-        <w:t xml:space="preserve"> </w:t>
-      </w:r>
-      <w:proofErr w:type="spellStart"/>
-      <w:r>
-        <w:t>aumento</w:t>
-      </w:r>
-      <w:proofErr w:type="spellEnd"/>
-      <w:r>
-        <w:t xml:space="preserve"> do </w:t>
-      </w:r>
-      <w:proofErr w:type="spellStart"/>
-      <w:r>
-        <w:t>uso</w:t>
-      </w:r>
-      <w:proofErr w:type="spellEnd"/>
-      <w:r>
-        <w:t xml:space="preserve"> de </w:t>
-      </w:r>
-      <w:proofErr w:type="spellStart"/>
-      <w:r>
-        <w:t>Inteligência</w:t>
-      </w:r>
-      <w:proofErr w:type="spellEnd"/>
-      <w:r>
-        <w:t xml:space="preserve"> Artificial, </w:t>
-      </w:r>
-      <w:proofErr w:type="spellStart"/>
-      <w:r>
-        <w:t>uma</w:t>
-      </w:r>
-      <w:proofErr w:type="spellEnd"/>
-      <w:r>
-        <w:t xml:space="preserve"> das </w:t>
-      </w:r>
-      <w:proofErr w:type="spellStart"/>
-      <w:r>
-        <w:t>questões</w:t>
-      </w:r>
-      <w:proofErr w:type="spellEnd"/>
-      <w:r>
-        <w:t xml:space="preserve"> </w:t>
-      </w:r>
-      <w:proofErr w:type="spellStart"/>
-      <w:r>
-        <w:t>que</w:t>
-      </w:r>
-      <w:proofErr w:type="spellEnd"/>
-      <w:r>
-        <w:t xml:space="preserve"> </w:t>
-      </w:r>
-      <w:proofErr w:type="spellStart"/>
-      <w:r>
-        <w:t>vêm</w:t>
-      </w:r>
-      <w:proofErr w:type="spellEnd"/>
-      <w:r>
-        <w:t xml:space="preserve"> </w:t>
-      </w:r>
-      <w:proofErr w:type="spellStart"/>
-      <w:r>
-        <w:t>sendo</w:t>
-      </w:r>
-      <w:proofErr w:type="spellEnd"/>
-      <w:r>
-        <w:t xml:space="preserve"> </w:t>
-      </w:r>
-      <w:proofErr w:type="spellStart"/>
-      <w:r>
-        <w:t>levantadas</w:t>
-      </w:r>
-      <w:proofErr w:type="spellEnd"/>
-      <w:r>
-        <w:t xml:space="preserve"> </w:t>
-      </w:r>
-      <w:proofErr w:type="spellStart"/>
-      <w:r>
-        <w:t>diz</w:t>
-      </w:r>
-      <w:proofErr w:type="spellEnd"/>
-      <w:r>
-        <w:t xml:space="preserve"> </w:t>
-      </w:r>
-      <w:proofErr w:type="spellStart"/>
-      <w:r>
-        <w:t>respeito</w:t>
-      </w:r>
-      <w:proofErr w:type="spellEnd"/>
-      <w:r>
-        <w:t xml:space="preserve"> </w:t>
-      </w:r>
-      <w:proofErr w:type="spellStart"/>
-      <w:r>
-        <w:t>ao</w:t>
-      </w:r>
-      <w:proofErr w:type="spellEnd"/>
-      <w:r>
-        <w:t xml:space="preserve"> </w:t>
-      </w:r>
-      <w:proofErr w:type="spellStart"/>
-      <w:r>
-        <w:t>consumo</w:t>
-      </w:r>
-      <w:proofErr w:type="spellEnd"/>
-      <w:r>
-        <w:t xml:space="preserve"> de </w:t>
-      </w:r>
-      <w:proofErr w:type="spellStart"/>
-      <w:r>
-        <w:t>água</w:t>
-      </w:r>
-      <w:proofErr w:type="spellEnd"/>
-      <w:r>
-        <w:t xml:space="preserve"> </w:t>
-      </w:r>
-      <w:proofErr w:type="spellStart"/>
-      <w:r>
-        <w:t>necessário</w:t>
-      </w:r>
-      <w:proofErr w:type="spellEnd"/>
-      <w:r>
-        <w:t xml:space="preserve"> para o </w:t>
-      </w:r>
-      <w:proofErr w:type="spellStart"/>
-      <w:r>
-        <w:t>resfriamento</w:t>
-      </w:r>
-      <w:proofErr w:type="spellEnd"/>
-      <w:r>
-        <w:t xml:space="preserve"> </w:t>
-      </w:r>
-      <w:proofErr w:type="spellStart"/>
-      <w:r>
-        <w:t>desses</w:t>
-      </w:r>
-      <w:proofErr w:type="spellEnd"/>
-      <w:r>
-        <w:t xml:space="preserve"> </w:t>
-      </w:r>
-      <w:proofErr w:type="spellStart"/>
-      <w:r>
-        <w:t>sistemas</w:t>
-      </w:r>
-      <w:proofErr w:type="spellEnd"/>
-      <w:r>
-        <w:t xml:space="preserve">. Nos </w:t>
-      </w:r>
-      <w:proofErr w:type="spellStart"/>
-      <w:r>
-        <w:t>Estados</w:t>
-      </w:r>
-      <w:proofErr w:type="spellEnd"/>
-      <w:r>
-        <w:t xml:space="preserve"> Unidos, </w:t>
-      </w:r>
-      <w:proofErr w:type="spellStart"/>
-      <w:r>
-        <w:t>essa</w:t>
-      </w:r>
-      <w:proofErr w:type="spellEnd"/>
-      <w:r>
-        <w:t xml:space="preserve"> </w:t>
-      </w:r>
-      <w:proofErr w:type="spellStart"/>
-      <w:r>
-        <w:t>preocupação</w:t>
-      </w:r>
-      <w:proofErr w:type="spellEnd"/>
-      <w:r>
-        <w:t xml:space="preserve"> </w:t>
-      </w:r>
-      <w:proofErr w:type="spellStart"/>
-      <w:r>
-        <w:t>já</w:t>
-      </w:r>
-      <w:proofErr w:type="spellEnd"/>
-      <w:r>
-        <w:t xml:space="preserve"> </w:t>
-      </w:r>
-      <w:proofErr w:type="spellStart"/>
-      <w:r>
-        <w:t>vem</w:t>
-      </w:r>
-      <w:proofErr w:type="spellEnd"/>
-      <w:r>
-        <w:t xml:space="preserve"> </w:t>
-      </w:r>
-      <w:proofErr w:type="spellStart"/>
-      <w:r>
-        <w:t>sendo</w:t>
-      </w:r>
-      <w:proofErr w:type="spellEnd"/>
-      <w:r>
-        <w:t xml:space="preserve"> </w:t>
-      </w:r>
-      <w:proofErr w:type="spellStart"/>
-      <w:r>
-        <w:t>discutida</w:t>
-      </w:r>
-      <w:proofErr w:type="spellEnd"/>
-      <w:r>
-        <w:t xml:space="preserve"> </w:t>
-      </w:r>
-      <w:proofErr w:type="spellStart"/>
-      <w:r>
-        <w:t>em</w:t>
-      </w:r>
-      <w:proofErr w:type="spellEnd"/>
-      <w:r>
-        <w:t xml:space="preserve"> </w:t>
-      </w:r>
-      <w:proofErr w:type="spellStart"/>
-      <w:r>
-        <w:t>razão</w:t>
-      </w:r>
-      <w:proofErr w:type="spellEnd"/>
-      <w:r>
-        <w:t xml:space="preserve"> do </w:t>
-      </w:r>
-      <w:proofErr w:type="spellStart"/>
-      <w:r>
-        <w:t>elevado</w:t>
-      </w:r>
-      <w:proofErr w:type="spellEnd"/>
-      <w:r>
-        <w:t xml:space="preserve"> </w:t>
-      </w:r>
-      <w:proofErr w:type="spellStart"/>
-      <w:r>
-        <w:t>consumo</w:t>
-      </w:r>
-      <w:proofErr w:type="spellEnd"/>
-      <w:r>
-        <w:t xml:space="preserve"> de </w:t>
-      </w:r>
-      <w:proofErr w:type="spellStart"/>
-      <w:r>
-        <w:t>água</w:t>
-      </w:r>
-      <w:proofErr w:type="spellEnd"/>
-      <w:r>
-        <w:t xml:space="preserve"> e </w:t>
-      </w:r>
-      <w:proofErr w:type="spellStart"/>
-      <w:r>
-        <w:t>energia</w:t>
-      </w:r>
-      <w:proofErr w:type="spellEnd"/>
-      <w:r>
-        <w:t xml:space="preserve"> </w:t>
-      </w:r>
-      <w:proofErr w:type="spellStart"/>
-      <w:r>
-        <w:t>por</w:t>
-      </w:r>
-      <w:proofErr w:type="spellEnd"/>
-      <w:r>
-        <w:t xml:space="preserve"> data centers </w:t>
-      </w:r>
-      <w:proofErr w:type="spellStart"/>
-      <w:r>
-        <w:t>destinados</w:t>
-      </w:r>
-      <w:proofErr w:type="spellEnd"/>
-      <w:r>
-        <w:t xml:space="preserve"> a </w:t>
-      </w:r>
-      <w:proofErr w:type="spellStart"/>
-      <w:r>
-        <w:t>aplicações</w:t>
-      </w:r>
-      <w:proofErr w:type="spellEnd"/>
-      <w:r>
-        <w:t xml:space="preserve"> de </w:t>
-      </w:r>
-      <w:proofErr w:type="spellStart"/>
-      <w:r>
-        <w:t>Inteligência</w:t>
-      </w:r>
-      <w:proofErr w:type="spellEnd"/>
-      <w:r>
-        <w:t xml:space="preserve"> Artificial (https://exame.com/inteligencia-artificial/data-centers-que-alimentam-ia-viram-viloes-ambientais-nos-eua/).</w:t>
       </w:r>
     </w:p>
     <w:p>
       <w:r>
-        <w:t xml:space="preserve">Nesse </w:t>
+        <w:t>Com a crescente demanda por data centers e infraestruturas computacionais de alto desempenho em todo o mundo, impulsionada pelo aumento do uso de Inteligência Artificial, uma das questões que vêm sendo levantadas diz respeito ao consumo de água necessário para o resfriamento desses sistemas. Nos Estados Unidos, essa preocupação já vem sendo discutida em razão do elevado consumo de água e energia por data centers destinados a aplicações de Inteligência Artificial (https://exame.com/inteligencia-artificial/data-centers-que-alimentam-ia-viram-viloes-ambientais-nos-eua/).</w:t>
       </w:r>
-      <w:proofErr w:type="spellStart"/>
+    </w:p>
+    <w:p>
       <w:r>
-        <w:t>contexto</w:t>
-      </w:r>
-      <w:proofErr w:type="spellEnd"/>
-      <w:r>
-        <w:t xml:space="preserve">, surge </w:t>
-      </w:r>
-      <w:proofErr w:type="spellStart"/>
-      <w:r>
-        <w:t>uma</w:t>
-      </w:r>
-      <w:proofErr w:type="spellEnd"/>
-      <w:r>
-        <w:t xml:space="preserve"> </w:t>
-      </w:r>
-      <w:proofErr w:type="spellStart"/>
-      <w:r>
-        <w:t>preocupação</w:t>
-      </w:r>
-      <w:proofErr w:type="spellEnd"/>
-      <w:r>
-        <w:t xml:space="preserve"> </w:t>
-      </w:r>
-      <w:proofErr w:type="spellStart"/>
-      <w:r>
-        <w:t>importante</w:t>
-      </w:r>
-      <w:proofErr w:type="spellEnd"/>
-      <w:r>
-        <w:t xml:space="preserve">: </w:t>
-      </w:r>
-      <w:proofErr w:type="spellStart"/>
-      <w:r>
-        <w:t>como</w:t>
-      </w:r>
-      <w:proofErr w:type="spellEnd"/>
-      <w:r>
-        <w:t xml:space="preserve"> </w:t>
-      </w:r>
-      <w:proofErr w:type="spellStart"/>
-      <w:r>
-        <w:t>o</w:t>
-      </w:r>
-      <w:proofErr w:type="spellEnd"/>
-      <w:r>
-        <w:t xml:space="preserve"> </w:t>
-      </w:r>
-      <w:proofErr w:type="spellStart"/>
-      <w:r>
-        <w:t>Brasil</w:t>
-      </w:r>
-      <w:proofErr w:type="spellEnd"/>
-      <w:r>
-        <w:t xml:space="preserve"> </w:t>
-      </w:r>
-      <w:proofErr w:type="spellStart"/>
-      <w:r>
-        <w:t>está</w:t>
-      </w:r>
-      <w:proofErr w:type="spellEnd"/>
-      <w:r>
-        <w:t xml:space="preserve"> se </w:t>
-      </w:r>
-      <w:proofErr w:type="spellStart"/>
-      <w:r>
-        <w:t>preparando</w:t>
-      </w:r>
-      <w:proofErr w:type="spellEnd"/>
-      <w:r>
-        <w:t xml:space="preserve"> para </w:t>
-      </w:r>
-      <w:proofErr w:type="spellStart"/>
-      <w:r>
-        <w:t>atender</w:t>
-      </w:r>
-      <w:proofErr w:type="spellEnd"/>
-      <w:r>
-        <w:t xml:space="preserve"> à </w:t>
-      </w:r>
-      <w:proofErr w:type="spellStart"/>
-      <w:r>
-        <w:t>expansão</w:t>
-      </w:r>
-      <w:proofErr w:type="spellEnd"/>
-      <w:r>
-        <w:t xml:space="preserve"> dessa </w:t>
-      </w:r>
-      <w:proofErr w:type="spellStart"/>
-      <w:r>
-        <w:t>infraestrutura</w:t>
-      </w:r>
-      <w:proofErr w:type="spellEnd"/>
-      <w:r>
-        <w:t xml:space="preserve"> </w:t>
-      </w:r>
-      <w:proofErr w:type="spellStart"/>
-      <w:r>
-        <w:t>sem</w:t>
-      </w:r>
-      <w:proofErr w:type="spellEnd"/>
-      <w:r>
-        <w:t xml:space="preserve"> </w:t>
-      </w:r>
-      <w:proofErr w:type="spellStart"/>
-      <w:r>
-        <w:t>comprometer</w:t>
-      </w:r>
-      <w:proofErr w:type="spellEnd"/>
-      <w:r>
-        <w:t xml:space="preserve"> </w:t>
-      </w:r>
-      <w:proofErr w:type="spellStart"/>
-      <w:r>
-        <w:t>seus</w:t>
-      </w:r>
-      <w:proofErr w:type="spellEnd"/>
-      <w:r>
-        <w:t xml:space="preserve"> </w:t>
-      </w:r>
-      <w:proofErr w:type="spellStart"/>
-      <w:r>
-        <w:t>recursos</w:t>
-      </w:r>
-      <w:proofErr w:type="spellEnd"/>
-      <w:r>
-        <w:t xml:space="preserve"> </w:t>
-      </w:r>
-      <w:proofErr w:type="spellStart"/>
-      <w:r>
-        <w:t>hídricos</w:t>
-      </w:r>
-      <w:proofErr w:type="spellEnd"/>
-      <w:r>
-        <w:t xml:space="preserve">? Essa </w:t>
-      </w:r>
-      <w:proofErr w:type="spellStart"/>
-      <w:r>
-        <w:t>discussão</w:t>
-      </w:r>
-      <w:proofErr w:type="spellEnd"/>
-      <w:r>
-        <w:t xml:space="preserve"> </w:t>
-      </w:r>
-      <w:proofErr w:type="spellStart"/>
-      <w:r>
-        <w:t>torna</w:t>
-      </w:r>
-      <w:proofErr w:type="spellEnd"/>
-      <w:r>
-        <w:t xml:space="preserve">-se </w:t>
-      </w:r>
-      <w:proofErr w:type="spellStart"/>
-      <w:r>
-        <w:t>ainda</w:t>
-      </w:r>
-      <w:proofErr w:type="spellEnd"/>
-      <w:r>
-        <w:t xml:space="preserve"> </w:t>
-      </w:r>
-      <w:proofErr w:type="spellStart"/>
-      <w:r>
-        <w:t>mais</w:t>
-      </w:r>
-      <w:proofErr w:type="spellEnd"/>
-      <w:r>
-        <w:t xml:space="preserve"> </w:t>
-      </w:r>
-      <w:proofErr w:type="spellStart"/>
-      <w:r>
-        <w:t>relevante</w:t>
-      </w:r>
-      <w:proofErr w:type="spellEnd"/>
-      <w:r>
-        <w:t xml:space="preserve"> </w:t>
-      </w:r>
-      <w:proofErr w:type="spellStart"/>
-      <w:r>
-        <w:t>diante</w:t>
-      </w:r>
-      <w:proofErr w:type="spellEnd"/>
-      <w:r>
-        <w:t xml:space="preserve"> da </w:t>
-      </w:r>
-      <w:proofErr w:type="spellStart"/>
-      <w:r>
-        <w:t>possibilidade</w:t>
-      </w:r>
-      <w:proofErr w:type="spellEnd"/>
-      <w:r>
-        <w:t xml:space="preserve"> de </w:t>
-      </w:r>
-      <w:proofErr w:type="spellStart"/>
-      <w:r>
-        <w:t>instalação</w:t>
-      </w:r>
-      <w:proofErr w:type="spellEnd"/>
-      <w:r>
-        <w:t xml:space="preserve"> de </w:t>
-      </w:r>
-      <w:proofErr w:type="spellStart"/>
-      <w:r>
-        <w:t>novos</w:t>
-      </w:r>
-      <w:proofErr w:type="spellEnd"/>
-      <w:r>
-        <w:t xml:space="preserve"> data centers no </w:t>
-      </w:r>
-      <w:proofErr w:type="spellStart"/>
-      <w:r>
-        <w:t>país</w:t>
-      </w:r>
-      <w:proofErr w:type="spellEnd"/>
-      <w:r>
-        <w:t xml:space="preserve">, </w:t>
-      </w:r>
-      <w:proofErr w:type="spellStart"/>
-      <w:r>
-        <w:t>incluindo</w:t>
-      </w:r>
-      <w:proofErr w:type="spellEnd"/>
-      <w:r>
-        <w:t xml:space="preserve"> </w:t>
-      </w:r>
-      <w:proofErr w:type="spellStart"/>
-      <w:r>
-        <w:t>projetos</w:t>
-      </w:r>
-      <w:proofErr w:type="spellEnd"/>
-      <w:r>
-        <w:t xml:space="preserve"> </w:t>
-      </w:r>
-      <w:proofErr w:type="spellStart"/>
-      <w:r>
-        <w:t>recentemente</w:t>
-      </w:r>
-      <w:proofErr w:type="spellEnd"/>
-      <w:r>
-        <w:t xml:space="preserve"> </w:t>
-      </w:r>
-      <w:proofErr w:type="spellStart"/>
-      <w:r>
-        <w:t>cogitados</w:t>
-      </w:r>
-      <w:proofErr w:type="spellEnd"/>
-      <w:r>
-        <w:t xml:space="preserve"> para o Rio de Janeiro.</w:t>
+        <w:t>Nesse contexto, surge uma preocupação importante: como o Brasil está se preparando para atender à expansão dessa infraestrutura sem comprometer seus recursos hídricos? Essa discussão torna-se ainda mais relevante diante da possibilidade de instalação de novos data centers no país, incluindo projetos recentemente cogitados para o Rio de Janeiro.</w:t>
       </w:r>
     </w:p>
     <w:p>
       <w:pPr>
         <w:pStyle w:val="Ttulo1"/>
       </w:pPr>
-      <w:proofErr w:type="spellStart"/>
       <w:r>
-        <w:t>Pergunta</w:t>
+        <w:t>Pergunta da pesquisa</w:t>
       </w:r>
-      <w:proofErr w:type="spellEnd"/>
-      <w:r>
-        <w:t xml:space="preserve"> da </w:t>
-      </w:r>
-      <w:proofErr w:type="spellStart"/>
-      <w:r>
-        <w:t>pesquisa</w:t>
-      </w:r>
-      <w:proofErr w:type="spellEnd"/>
     </w:p>
     <w:p>
       <w:r>
-        <w:t xml:space="preserve">Como as </w:t>
-      </w:r>
-      <w:proofErr w:type="spellStart"/>
-      <w:r>
-        <w:t>proposições</w:t>
-      </w:r>
-      <w:proofErr w:type="spellEnd"/>
-      <w:r>
-        <w:t xml:space="preserve"> </w:t>
-      </w:r>
-      <w:proofErr w:type="spellStart"/>
-      <w:r>
-        <w:t>legislativas</w:t>
-      </w:r>
-      <w:proofErr w:type="spellEnd"/>
-      <w:r>
-        <w:t xml:space="preserve"> abordam os impactos ambientais da inteligência artificial e da infraestrutura digital entre 2023 e 2025?</w:t>
+        <w:t>Como as proposições legislativas abordam os impactos ambientais da inteligência artificial e da infraestrutura digital entre 2023 e 2025?</w:t>
       </w:r>
     </w:p>
     <w:p>
@@ -745,63 +83,7 @@
     </w:p>
     <w:p>
       <w:r>
-        <w:t xml:space="preserve">No conjunto selecionado, duas proposições (40%) abordam diretamente aspectos ambientais da infraestrutura digital, duas (40%) apresentam relação indireta e uma (20%) não tem relação ambiental. Nenhuma foi classificada como incerta. As abordagens diretas se concentram em eficiência energética, sustentabilidade socioambiental e competência para o licenciamento de data centers. As indiretas associam IA à prevenção de incêndios e vinculam financiamento ambiental ao desenvolvimento tecnológico. O consumo de água não </w:t>
-      </w:r>
-      <w:proofErr w:type="spellStart"/>
-      <w:r>
-        <w:t>aparece</w:t>
-      </w:r>
-      <w:proofErr w:type="spellEnd"/>
-      <w:r>
-        <w:t xml:space="preserve"> </w:t>
-      </w:r>
-      <w:proofErr w:type="spellStart"/>
-      <w:r>
-        <w:t>como</w:t>
-      </w:r>
-      <w:proofErr w:type="spellEnd"/>
-      <w:r>
-        <w:t xml:space="preserve"> </w:t>
-      </w:r>
-      <w:proofErr w:type="spellStart"/>
-      <w:r>
-        <w:t>tema</w:t>
-      </w:r>
-      <w:proofErr w:type="spellEnd"/>
-      <w:r>
-        <w:t xml:space="preserve"> </w:t>
-      </w:r>
-      <w:proofErr w:type="spellStart"/>
-      <w:r>
-        <w:t>direto</w:t>
-      </w:r>
-      <w:proofErr w:type="spellEnd"/>
-      <w:r>
-        <w:t xml:space="preserve"> </w:t>
-      </w:r>
-      <w:proofErr w:type="spellStart"/>
-      <w:r>
-        <w:t>nas</w:t>
-      </w:r>
-      <w:proofErr w:type="spellEnd"/>
-      <w:r>
-        <w:t xml:space="preserve"> </w:t>
-      </w:r>
-      <w:proofErr w:type="spellStart"/>
-      <w:r>
-        <w:t>ementas</w:t>
-      </w:r>
-      <w:proofErr w:type="spellEnd"/>
-      <w:r>
-        <w:t xml:space="preserve"> </w:t>
-      </w:r>
-      <w:proofErr w:type="spellStart"/>
-      <w:r>
-        <w:t>analisadas</w:t>
-      </w:r>
-      <w:proofErr w:type="spellEnd"/>
-      <w:r>
-        <w:t>.</w:t>
+        <w:t>No conjunto selecionado, duas proposições (40%) abordam diretamente aspectos ambientais da infraestrutura digital, duas (40%) apresentam relação indireta e uma (20%) não tem relação ambiental. Nenhuma foi classificada como incerta. As abordagens diretas se concentram em eficiência energética, sustentabilidade socioambiental e competência para o licenciamento de data centers. As indiretas associam IA à prevenção de incêndios e vinculam financiamento ambiental ao desenvolvimento tecnológico. O consumo de água não aparece como tema direto nas ementas analisadas.</w:t>
       </w:r>
     </w:p>
     <w:p/>
@@ -833,28 +115,10 @@
       <w:pPr>
         <w:pStyle w:val="Ttulo1"/>
       </w:pPr>
-      <w:proofErr w:type="spellStart"/>
       <w:r>
         <w:lastRenderedPageBreak/>
-        <w:t>Resultados</w:t>
+        <w:t>Resultados por proposição</w:t>
       </w:r>
-      <w:proofErr w:type="spellEnd"/>
-      <w:r>
-        <w:t xml:space="preserve"> </w:t>
-      </w:r>
-      <w:proofErr w:type="spellStart"/>
-      <w:r>
-        <w:t>por</w:t>
-      </w:r>
-      <w:proofErr w:type="spellEnd"/>
-      <w:r>
-        <w:t xml:space="preserve"> </w:t>
-      </w:r>
-      <w:proofErr w:type="spellStart"/>
-      <w:r>
-        <w:t>proposição</w:t>
-      </w:r>
-      <w:proofErr w:type="spellEnd"/>
     </w:p>
     <w:p/>
     <w:tbl>
@@ -1210,28 +474,10 @@
       <w:pPr>
         <w:pStyle w:val="Ttulo1"/>
       </w:pPr>
-      <w:proofErr w:type="spellStart"/>
       <w:r>
         <w:lastRenderedPageBreak/>
-        <w:t>Gráficos</w:t>
+        <w:t>Gráficos: classificação e período</w:t>
       </w:r>
-      <w:proofErr w:type="spellEnd"/>
-      <w:r>
-        <w:t xml:space="preserve">: </w:t>
-      </w:r>
-      <w:proofErr w:type="spellStart"/>
-      <w:r>
-        <w:t>classificação</w:t>
-      </w:r>
-      <w:proofErr w:type="spellEnd"/>
-      <w:r>
-        <w:t xml:space="preserve"> e </w:t>
-      </w:r>
-      <w:proofErr w:type="spellStart"/>
-      <w:r>
-        <w:t>período</w:t>
-      </w:r>
-      <w:proofErr w:type="spellEnd"/>
     </w:p>
     <w:p/>
     <w:p>
@@ -1289,23 +535,7 @@
     </w:p>
     <w:p>
       <w:r>
-        <w:t xml:space="preserve">Direta: 2; </w:t>
-      </w:r>
-      <w:proofErr w:type="spellStart"/>
-      <w:r>
-        <w:t>indireta</w:t>
-      </w:r>
-      <w:proofErr w:type="spellEnd"/>
-      <w:r>
-        <w:t xml:space="preserve">: 2; </w:t>
-      </w:r>
-      <w:proofErr w:type="spellStart"/>
-      <w:r>
-        <w:t>ausente</w:t>
-      </w:r>
-      <w:proofErr w:type="spellEnd"/>
-      <w:r>
-        <w:t>: 1; incerta: 0.</w:t>
+        <w:t>Direta: 2; indireta: 2; ausente: 1; incerta: 0.</w:t>
       </w:r>
     </w:p>
     <w:p/>
@@ -1376,36 +606,10 @@
       <w:pPr>
         <w:pStyle w:val="Ttulo1"/>
       </w:pPr>
-      <w:proofErr w:type="spellStart"/>
       <w:r>
         <w:lastRenderedPageBreak/>
-        <w:t>Gráficos</w:t>
+        <w:t>Gráficos: temas e tipos de proposição</w:t>
       </w:r>
-      <w:proofErr w:type="spellEnd"/>
-      <w:r>
-        <w:t xml:space="preserve">: </w:t>
-      </w:r>
-      <w:proofErr w:type="spellStart"/>
-      <w:r>
-        <w:t>temas</w:t>
-      </w:r>
-      <w:proofErr w:type="spellEnd"/>
-      <w:r>
-        <w:t xml:space="preserve"> e </w:t>
-      </w:r>
-      <w:proofErr w:type="spellStart"/>
-      <w:r>
-        <w:t>tipos</w:t>
-      </w:r>
-      <w:proofErr w:type="spellEnd"/>
-      <w:r>
-        <w:t xml:space="preserve"> de </w:t>
-      </w:r>
-      <w:proofErr w:type="spellStart"/>
-      <w:r>
-        <w:t>proposição</w:t>
-      </w:r>
-      <w:proofErr w:type="spellEnd"/>
     </w:p>
     <w:p/>
     <w:p>
@@ -1463,23 +667,7 @@
     </w:p>
     <w:p>
       <w:r>
-        <w:t xml:space="preserve">Meio ambiente: 4; energia: 3; clima e emissões: 1. Uma proposição pode receber mais de um tema. São rótulos do GPT: “Energia” no PLP 280/2025 não é uma menção literal da ementa e </w:t>
-      </w:r>
-      <w:proofErr w:type="spellStart"/>
-      <w:r>
-        <w:t>deve</w:t>
-      </w:r>
-      <w:proofErr w:type="spellEnd"/>
-      <w:r>
-        <w:t xml:space="preserve"> ser </w:t>
-      </w:r>
-      <w:proofErr w:type="spellStart"/>
-      <w:r>
-        <w:t>lida</w:t>
-      </w:r>
-      <w:proofErr w:type="spellEnd"/>
-      <w:r>
-        <w:t xml:space="preserve"> com cautela.</w:t>
+        <w:t>Meio ambiente: 4; energia: 3; clima e emissões: 1. Uma proposição pode receber mais de um tema. São rótulos do GPT: “Energia” no PLP 280/2025 não é uma menção literal da ementa e deve ser lida com cautela.</w:t>
       </w:r>
     </w:p>
     <w:p/>
@@ -1550,28 +738,10 @@
       <w:pPr>
         <w:pStyle w:val="Ttulo1"/>
       </w:pPr>
-      <w:proofErr w:type="spellStart"/>
       <w:r>
         <w:lastRenderedPageBreak/>
-        <w:t>Gráfico</w:t>
+        <w:t>Gráfico: termos das ementas</w:t>
       </w:r>
-      <w:proofErr w:type="spellEnd"/>
-      <w:r>
-        <w:t xml:space="preserve">: </w:t>
-      </w:r>
-      <w:proofErr w:type="spellStart"/>
-      <w:r>
-        <w:t>termos</w:t>
-      </w:r>
-      <w:proofErr w:type="spellEnd"/>
-      <w:r>
-        <w:t xml:space="preserve"> das </w:t>
-      </w:r>
-      <w:proofErr w:type="spellStart"/>
-      <w:r>
-        <w:t>ementas</w:t>
-      </w:r>
-      <w:proofErr w:type="spellEnd"/>
     </w:p>
     <w:p/>
     <w:p>
@@ -1629,63 +799,7 @@
     </w:p>
     <w:p>
       <w:r>
-        <w:t xml:space="preserve">Os maiores pesos são de “inteligência artificial”, “tecnologia” e “sustentabilidade”. Os valores indicam relevância textual no vocabulário escolhido, não intensidade de impacto ambiental. “Água” aparece </w:t>
-      </w:r>
-      <w:proofErr w:type="spellStart"/>
-      <w:r>
-        <w:t>por</w:t>
-      </w:r>
-      <w:proofErr w:type="spellEnd"/>
-      <w:r>
-        <w:t xml:space="preserve"> “</w:t>
-      </w:r>
-      <w:proofErr w:type="spellStart"/>
-      <w:r>
-        <w:t>marca</w:t>
-      </w:r>
-      <w:proofErr w:type="spellEnd"/>
-      <w:r>
-        <w:t xml:space="preserve"> </w:t>
-      </w:r>
-      <w:proofErr w:type="spellStart"/>
-      <w:r>
-        <w:t>d’água</w:t>
-      </w:r>
-      <w:proofErr w:type="spellEnd"/>
-      <w:r>
-        <w:t xml:space="preserve">”, </w:t>
-      </w:r>
-      <w:proofErr w:type="spellStart"/>
-      <w:r>
-        <w:t>sem</w:t>
-      </w:r>
-      <w:proofErr w:type="spellEnd"/>
-      <w:r>
-        <w:t xml:space="preserve"> </w:t>
-      </w:r>
-      <w:proofErr w:type="spellStart"/>
-      <w:r>
-        <w:t>indicar</w:t>
-      </w:r>
-      <w:proofErr w:type="spellEnd"/>
-      <w:r>
-        <w:t xml:space="preserve"> </w:t>
-      </w:r>
-      <w:proofErr w:type="spellStart"/>
-      <w:r>
-        <w:t>consumo</w:t>
-      </w:r>
-      <w:proofErr w:type="spellEnd"/>
-      <w:r>
-        <w:t xml:space="preserve"> </w:t>
-      </w:r>
-      <w:proofErr w:type="spellStart"/>
-      <w:r>
-        <w:t>hídrico</w:t>
-      </w:r>
-      <w:proofErr w:type="spellEnd"/>
-      <w:r>
-        <w:t>.</w:t>
+        <w:t>Os maiores pesos são de “inteligência artificial”, “tecnologia” e “sustentabilidade”. Os valores indicam relevância textual no vocabulário escolhido, não intensidade de impacto ambiental. “Água” aparece por “marca d’água”, sem indicar consumo hídrico.</w:t>
       </w:r>
     </w:p>
     <w:p/>
@@ -13389,6 +12503,41 @@
       </w:tcPr>
     </w:tblStylePr>
   </w:style>
+  <w:style w:type="character" w:styleId="Hyperlink">
+    <w:name w:val="Hyperlink"/>
+    <w:basedOn w:val="Fontepargpadro"/>
+    <w:uiPriority w:val="99"/>
+    <w:unhideWhenUsed/>
+    <w:rsid w:val="00321DDA"/>
+    <w:rPr>
+      <w:color w:val="0000FF" w:themeColor="hyperlink"/>
+      <w:u w:val="single"/>
+    </w:rPr>
+  </w:style>
+  <w:style w:type="character" w:styleId="MenoPendente">
+    <w:name w:val="Unresolved Mention"/>
+    <w:basedOn w:val="Fontepargpadro"/>
+    <w:uiPriority w:val="99"/>
+    <w:semiHidden/>
+    <w:unhideWhenUsed/>
+    <w:rsid w:val="00321DDA"/>
+    <w:rPr>
+      <w:color w:val="605E5C"/>
+      <w:shd w:val="clear" w:color="auto" w:fill="E1DFDD"/>
+    </w:rPr>
+  </w:style>
+  <w:style w:type="character" w:styleId="HiperlinkVisitado">
+    <w:name w:val="FollowedHyperlink"/>
+    <w:basedOn w:val="Fontepargpadro"/>
+    <w:uiPriority w:val="99"/>
+    <w:semiHidden/>
+    <w:unhideWhenUsed/>
+    <w:rsid w:val="00321DDA"/>
+    <w:rPr>
+      <w:color w:val="800080" w:themeColor="followedHyperlink"/>
+      <w:u w:val="single"/>
+    </w:rPr>
+  </w:style>
 </w:styles>
 </file>
 

--- a/docs/Relatorio_NetLab_Charles_Mendes.docx
+++ b/docs/Relatorio_NetLab_Charles_Mendes.docx
@@ -5,16 +5,31 @@
     <w:p>
       <w:pPr>
         <w:pStyle w:val="Ttulo"/>
+        <w:keepNext/>
+        <w:keepLines w:val="0"/>
+        <w:pageBreakBefore w:val="0"/>
+        <w:widowControl/>
+        <w:jc w:val="left"/>
       </w:pPr>
       <w:r>
+        <w:rPr/>
         <w:t>Relatório de pesquisa NetLab</w:t>
       </w:r>
     </w:p>
     <w:p>
+      <w:pPr>
+        <w:keepNext w:val="0"/>
+        <w:keepLines w:val="0"/>
+        <w:pageBreakBefore w:val="0"/>
+        <w:widowControl/>
+        <w:jc w:val="left"/>
+      </w:pPr>
       <w:r>
+        <w:rPr/>
         <w:t>Nome: Charles Luiz de Souza Mendes</w:t>
       </w:r>
       <w:r>
+        <w:rPr/>
         <w:br/>
         <w:t>E-mail: clmendes@cos.ufrj.br</w:t>
       </w:r>
@@ -22,73 +37,171 @@
     <w:p>
       <w:pPr>
         <w:pStyle w:val="Ttulo1"/>
+        <w:keepNext/>
+        <w:keepLines w:val="0"/>
+        <w:pageBreakBefore w:val="0"/>
+        <w:widowControl/>
+        <w:jc w:val="left"/>
       </w:pPr>
       <w:r>
+        <w:rPr/>
         <w:t>Motivação</w:t>
       </w:r>
     </w:p>
     <w:p>
+      <w:pPr>
+        <w:keepNext w:val="0"/>
+        <w:keepLines w:val="0"/>
+        <w:pageBreakBefore w:val="0"/>
+        <w:widowControl/>
+        <w:jc w:val="left"/>
+      </w:pPr>
       <w:r>
+        <w:rPr/>
         <w:t>Com a crescente demanda por data centers e infraestruturas computacionais de alto desempenho em todo o mundo, impulsionada pelo aumento do uso de Inteligência Artificial, uma das questões que vêm sendo levantadas diz respeito ao consumo de água necessário para o resfriamento desses sistemas. Nos Estados Unidos, essa preocupação já vem sendo discutida em razão do elevado consumo de água e energia por data centers destinados a aplicações de Inteligência Artificial (https://exame.com/inteligencia-artificial/data-centers-que-alimentam-ia-viram-viloes-ambientais-nos-eua/).</w:t>
       </w:r>
     </w:p>
     <w:p>
+      <w:pPr>
+        <w:keepNext w:val="0"/>
+        <w:keepLines w:val="0"/>
+        <w:pageBreakBefore w:val="0"/>
+        <w:widowControl/>
+        <w:jc w:val="left"/>
+      </w:pPr>
       <w:r>
-        <w:t>Nesse contexto, surge uma preocupação importante: como o Brasil está se preparando para atender à expansão dessa infraestrutura sem comprometer seus recursos hídricos? Essa discussão torna-se ainda mais relevante diante da possibilidade de instalação de novos data centers no país, incluindo projetos recentemente cogitados para o Rio de Janeiro.</w:t>
+        <w:t>Nesse contexto, a pesquisa investiga como as proposições legislativas brasileiras abordam os impactos ambientais da inteligência artificial e da infraestrutura digital, com atenção à presença de questões relacionadas ao consumo de água nas ementas.</w:t>
       </w:r>
     </w:p>
     <w:p>
       <w:pPr>
         <w:pStyle w:val="Ttulo1"/>
+        <w:keepNext/>
+        <w:keepLines w:val="0"/>
+        <w:pageBreakBefore w:val="0"/>
+        <w:widowControl/>
+        <w:jc w:val="left"/>
       </w:pPr>
       <w:r>
+        <w:rPr/>
         <w:t>Pergunta da pesquisa</w:t>
       </w:r>
     </w:p>
     <w:p>
+      <w:pPr>
+        <w:keepNext w:val="0"/>
+        <w:keepLines w:val="0"/>
+        <w:pageBreakBefore w:val="0"/>
+        <w:widowControl/>
+        <w:jc w:val="left"/>
+      </w:pPr>
       <w:r>
+        <w:rPr/>
         <w:t>Como as proposições legislativas abordam os impactos ambientais da inteligência artificial e da infraestrutura digital entre 2023 e 2025?</w:t>
       </w:r>
     </w:p>
     <w:p>
       <w:pPr>
         <w:pStyle w:val="Ttulo1"/>
+        <w:keepNext/>
+        <w:keepLines w:val="0"/>
+        <w:pageBreakBefore w:val="0"/>
+        <w:widowControl/>
+        <w:jc w:val="left"/>
       </w:pPr>
       <w:r>
+        <w:rPr/>
         <w:t>Metodologia</w:t>
       </w:r>
     </w:p>
     <w:p>
+      <w:pPr>
+        <w:keepNext w:val="0"/>
+        <w:keepLines w:val="0"/>
+        <w:pageBreakBefore w:val="0"/>
+        <w:widowControl/>
+        <w:jc w:val="left"/>
+      </w:pPr>
       <w:r>
+        <w:rPr/>
         <w:t>Foram coletadas, pela API de Dados Abertos da Câmara dos Deputados, as ementas de projetos de lei (PL), projetos de lei complementar (PLP), propostas de emenda à Constituição (PEC) e medidas provisórias (MPV) apresentados de 1º de janeiro de 2023 a 31 de dezembro de 2025. As consultas foram divididas em intervalos de até três meses, percorrendo todas as páginas retornadas.</w:t>
       </w:r>
     </w:p>
     <w:p>
+      <w:pPr>
+        <w:keepNext w:val="0"/>
+        <w:keepLines w:val="0"/>
+        <w:pageBreakBefore w:val="0"/>
+        <w:widowControl/>
+        <w:jc w:val="left"/>
+      </w:pPr>
       <w:r>
+        <w:rPr/>
         <w:t>A limpeza remove registros sem ID, tipo, data ou ementa, restringe o período e os tipos e elimina duplicatas por ID. A base salva contém 17.516 registros, todos mantidos após essa limpeza. O filtro selecionou cinco ementas com ao menos um termo tecnológico (inteligência artificial, data center, datacenter, infraestrutura digital ou computação em nuvem) e um ambiental (água, energia, carbono, clima, resíduo, ambiental ou meio ambiente), sem distinguir maiúsculas e minúsculas.</w:t>
       </w:r>
     </w:p>
     <w:p>
+      <w:pPr>
+        <w:keepNext w:val="0"/>
+        <w:keepLines w:val="0"/>
+        <w:pageBreakBefore w:val="0"/>
+        <w:widowControl/>
+        <w:jc w:val="left"/>
+      </w:pPr>
       <w:r>
-        <w:t>O GPT classificou as cinco ementas como relação direta, indireta, ausente ou incerta, registrando temas, abordagem e evidência literal. O arquivo de resultados registra o modelo gpt-4.1-mini-2025-04-14; o notebook configura temperatura 0. A revisão verificou que as cinco evidências estão presentes nas ementas. O TF-IDF calculou pesos médios para um vocabulário temático predefinido, com termos de uma ou duas palavras.</w:t>
+        <w:t>O GPT classificou as cinco ementas como relação direta, indireta, ausente ou incerta, registrando temas, abordagem e evidência literal. Foi utilizado o modelo gpt-4.1-mini-2025-04-14, com temperatura 0. A revisão fez uma segunda classificação sem mostrar a resposta anterior e comparou categorias e temas e verificou se os trechos citados nas duas avaliações aparecem nas ementas. Houve concordância automática nos cinco casos, com evidências presentes nas ementas e nenhuma pendência sinalizada. Essa concordância não garante acerto; as verificações não avaliam automaticamente se cada trecho sustenta a interpretação atribuída. Na etapa 02 Limpeza, o TF-IDF calculou pesos para um vocabulário temático predefinido, considerando expressões de uma a três palavras. As ementas, os principais termos e seus pesos foram salvos em candidatos_tfidf.csv; o gráfico apresenta a média dos pesos por termo.</w:t>
       </w:r>
     </w:p>
     <w:p>
       <w:pPr>
         <w:pStyle w:val="Ttulo1"/>
+        <w:keepNext/>
+        <w:keepLines w:val="0"/>
+        <w:pageBreakBefore w:val="0"/>
+        <w:widowControl/>
+        <w:jc w:val="left"/>
       </w:pPr>
       <w:r>
+        <w:rPr/>
         <w:t>Resposta da pesquisa</w:t>
       </w:r>
     </w:p>
     <w:p>
+      <w:pPr>
+        <w:keepNext w:val="0"/>
+        <w:keepLines w:val="0"/>
+        <w:pageBreakBefore w:val="0"/>
+        <w:widowControl/>
+        <w:jc w:val="left"/>
+      </w:pPr>
       <w:r>
-        <w:t>No conjunto selecionado, duas proposições (40%) abordam diretamente aspectos ambientais da infraestrutura digital, duas (40%) apresentam relação indireta e uma (20%) não tem relação ambiental. Nenhuma foi classificada como incerta. As abordagens diretas se concentram em eficiência energética, sustentabilidade socioambiental e competência para o licenciamento de data centers. As indiretas associam IA à prevenção de incêndios e vinculam financiamento ambiental ao desenvolvimento tecnológico. O consumo de água não aparece como tema direto nas ementas analisadas.</w:t>
+        <w:rPr/>
+        <w:t>Os gráficos mostram duas proposições com relação ambiental direta (40%), duas com relação indireta (40%) e uma sem relação ambiental (20%); nenhuma foi classificada como incerta. As diretas tratam de eficiência energética, sustentabilidade socioambiental e licenciamento de data centers. As indiretas associam IA à prevenção de incêndios ou combinam financiamento ambiental e tecnológico. O consumo de água não aparece como tema direto nas ementas analisadas.</w:t>
       </w:r>
     </w:p>
-    <w:p/>
     <w:p>
+      <w:pPr>
+        <w:keepNext w:val="0"/>
+        <w:keepLines w:val="0"/>
+        <w:pageBreakBefore w:val="0"/>
+        <w:widowControl/>
+        <w:jc w:val="left"/>
+      </w:pPr>
       <w:r>
+        <w:rPr/>
+        <w:t>O conjunto reúne uma proposição de 2024 e quatro de 2025, sendo quatro PLs e um PLP. Nenhuma proposição de 2023, PEC ou MPV passou pelo filtro. Esses números descrevem a seleção e não demonstram crescimento do debate. Os temas atribuídos pelo GPT foram Meio ambiente (4), Energia (3) e Clima e emissões (1), com possibilidade de mais de um tema por proposição. No TF-IDF, os maiores pesos médios foram de inteligência artificial (0,280), tecnologia (0,203) e sustentabilidade (0,200). O destaque de água decorre da expressão marca d’água, evidenciando um falso positivo do filtro, sem relação com consumo hídrico.</w:t>
+      </w:r>
+    </w:p>
+    <w:p>
+      <w:pPr>
+        <w:keepNext w:val="0"/>
+        <w:keepLines w:val="0"/>
+        <w:pageBreakBefore w:val="0"/>
+        <w:widowControl/>
+        <w:jc w:val="left"/>
+      </w:pPr>
+      <w:r>
+        <w:rPr/>
         <w:t xml:space="preserve">Notebook no Google Colab: </w:t>
       </w:r>
       <w:hyperlink r:id="rId8">
@@ -102,73 +215,158 @@
       </w:hyperlink>
     </w:p>
     <w:p>
+      <w:pPr>
+        <w:keepNext w:val="0"/>
+        <w:keepLines w:val="0"/>
+        <w:pageBreakBefore w:val="0"/>
+        <w:widowControl/>
+        <w:jc w:val="left"/>
+      </w:pPr>
       <w:r>
+        <w:rPr>
+          <w:sz w:val="18"/>
+        </w:rPr>
         <w:t>https://colab.research.google.com/drive/1t5pB7pfyuuXAko9ZEJFP7CYU9dsgFj8J?usp=sharing</w:t>
-      </w:r>
-    </w:p>
-    <w:p>
-      <w:r>
-        <w:br w:type="page"/>
       </w:r>
     </w:p>
     <w:p>
       <w:pPr>
         <w:pStyle w:val="Ttulo1"/>
+        <w:keepNext/>
+        <w:keepLines w:val="0"/>
+        <w:pageBreakBefore w:val="0"/>
+        <w:widowControl/>
+        <w:jc w:val="left"/>
       </w:pPr>
       <w:r>
+        <w:rPr/>
         <w:lastRenderedPageBreak/>
         <w:t>Resultados por proposição</w:t>
       </w:r>
     </w:p>
-    <w:p/>
     <w:tbl>
       <w:tblPr>
         <w:tblStyle w:val="SombreamentoClaro-nfase1"/>
         <w:tblW w:w="0" w:type="auto"/>
+        <w:jc w:val="center"/>
+        <w:tblLayout w:type="fixed"/>
         <w:tblLook w:val="04A0" w:firstRow="1" w:lastRow="0" w:firstColumn="1" w:lastColumn="0" w:noHBand="0" w:noVBand="1"/>
       </w:tblPr>
       <w:tblGrid>
-        <w:gridCol w:w="3213"/>
-        <w:gridCol w:w="3213"/>
-        <w:gridCol w:w="3213"/>
+        <w:gridCol w:w="1701"/>
+        <w:gridCol w:w="1361"/>
+        <w:gridCol w:w="6576"/>
       </w:tblGrid>
       <w:tr>
         <w:trPr>
           <w:cnfStyle w:val="100000000000" w:firstRow="1" w:lastRow="0" w:firstColumn="0" w:lastColumn="0" w:oddVBand="0" w:evenVBand="0" w:oddHBand="0" w:evenHBand="0" w:firstRowFirstColumn="0" w:firstRowLastColumn="0" w:lastRowFirstColumn="0" w:lastRowLastColumn="0"/>
+          <w:cantSplit/>
+          <w:tblHeader/>
         </w:trPr>
         <w:tc>
           <w:tcPr>
             <w:cnfStyle w:val="001000000000" w:firstRow="0" w:lastRow="0" w:firstColumn="1" w:lastColumn="0" w:oddVBand="0" w:evenVBand="0" w:oddHBand="0" w:evenHBand="0" w:firstRowFirstColumn="0" w:firstRowLastColumn="0" w:lastRowFirstColumn="0" w:lastRowLastColumn="0"/>
-            <w:tcW w:w="3213" w:type="dxa"/>
+            <w:tcW w:w="1701" w:type="dxa"/>
+            <w:vAlign w:val="center"/>
+            <w:shd w:fill="315B7C"/>
+            <w:tcBorders>
+              <w:top w:val="nil"/>
+              <w:left w:val="nil"/>
+              <w:bottom w:val="nil"/>
+              <w:right w:val="nil"/>
+            </w:tcBorders>
+            <w:tcMar>
+              <w:top w:w="90" w:type="dxa"/>
+              <w:bottom w:w="90" w:type="dxa"/>
+              <w:left w:w="90" w:type="dxa"/>
+              <w:right w:w="90" w:type="dxa"/>
+            </w:tcMar>
           </w:tcPr>
           <w:p>
+            <w:pPr>
+              <w:keepNext/>
+              <w:keepLines/>
+              <w:spacing w:before="40" w:after="40" w:line="252" w:lineRule="auto"/>
+            </w:pPr>
             <w:r>
+              <w:rPr>
+                <w:rFonts w:ascii="Calibri" w:hAnsi="Calibri"/>
+                <w:b/>
+                <w:color w:val="FFFFFF"/>
+                <w:sz w:val="20"/>
+              </w:rPr>
               <w:t>Proposição</w:t>
             </w:r>
           </w:p>
         </w:tc>
         <w:tc>
           <w:tcPr>
-            <w:tcW w:w="3213" w:type="dxa"/>
+            <w:tcW w:w="1361" w:type="dxa"/>
+            <w:vAlign w:val="center"/>
+            <w:shd w:fill="315B7C"/>
+            <w:tcBorders>
+              <w:top w:val="nil"/>
+              <w:left w:val="nil"/>
+              <w:bottom w:val="nil"/>
+              <w:right w:val="nil"/>
+            </w:tcBorders>
+            <w:tcMar>
+              <w:top w:w="90" w:type="dxa"/>
+              <w:bottom w:w="90" w:type="dxa"/>
+              <w:left w:w="90" w:type="dxa"/>
+              <w:right w:w="90" w:type="dxa"/>
+            </w:tcMar>
           </w:tcPr>
           <w:p>
             <w:pPr>
+              <w:keepNext/>
+              <w:keepLines/>
+              <w:spacing w:before="40" w:after="40" w:line="252" w:lineRule="auto"/>
               <w:cnfStyle w:val="100000000000" w:firstRow="1" w:lastRow="0" w:firstColumn="0" w:lastColumn="0" w:oddVBand="0" w:evenVBand="0" w:oddHBand="0" w:evenHBand="0" w:firstRowFirstColumn="0" w:firstRowLastColumn="0" w:lastRowFirstColumn="0" w:lastRowLastColumn="0"/>
             </w:pPr>
             <w:r>
+              <w:rPr>
+                <w:rFonts w:ascii="Calibri" w:hAnsi="Calibri"/>
+                <w:b/>
+                <w:color w:val="FFFFFF"/>
+                <w:sz w:val="20"/>
+              </w:rPr>
               <w:t>Relação</w:t>
             </w:r>
           </w:p>
         </w:tc>
         <w:tc>
           <w:tcPr>
-            <w:tcW w:w="3213" w:type="dxa"/>
+            <w:tcW w:w="6576" w:type="dxa"/>
+            <w:vAlign w:val="center"/>
+            <w:shd w:fill="315B7C"/>
+            <w:tcBorders>
+              <w:top w:val="nil"/>
+              <w:left w:val="nil"/>
+              <w:bottom w:val="nil"/>
+              <w:right w:val="nil"/>
+            </w:tcBorders>
+            <w:tcMar>
+              <w:top w:w="90" w:type="dxa"/>
+              <w:bottom w:w="90" w:type="dxa"/>
+              <w:left w:w="90" w:type="dxa"/>
+              <w:right w:w="90" w:type="dxa"/>
+            </w:tcMar>
           </w:tcPr>
           <w:p>
             <w:pPr>
+              <w:keepNext/>
+              <w:keepLines/>
+              <w:spacing w:before="40" w:after="40" w:line="252" w:lineRule="auto"/>
               <w:cnfStyle w:val="100000000000" w:firstRow="1" w:lastRow="0" w:firstColumn="0" w:lastColumn="0" w:oddVBand="0" w:evenVBand="0" w:oddHBand="0" w:evenHBand="0" w:firstRowFirstColumn="0" w:firstRowLastColumn="0" w:lastRowFirstColumn="0" w:lastRowLastColumn="0"/>
             </w:pPr>
             <w:r>
+              <w:rPr>
+                <w:rFonts w:ascii="Calibri" w:hAnsi="Calibri"/>
+                <w:b/>
+                <w:color w:val="FFFFFF"/>
+                <w:sz w:val="20"/>
+              </w:rPr>
               <w:t>Abordagem identificada</w:t>
             </w:r>
           </w:p>
@@ -177,80 +375,226 @@
       <w:tr>
         <w:trPr>
           <w:cnfStyle w:val="000000100000" w:firstRow="0" w:lastRow="0" w:firstColumn="0" w:lastColumn="0" w:oddVBand="0" w:evenVBand="0" w:oddHBand="1" w:evenHBand="0" w:firstRowFirstColumn="0" w:firstRowLastColumn="0" w:lastRowFirstColumn="0" w:lastRowLastColumn="0"/>
+          <w:cantSplit/>
         </w:trPr>
         <w:tc>
           <w:tcPr>
             <w:cnfStyle w:val="001000000000" w:firstRow="0" w:lastRow="0" w:firstColumn="1" w:lastColumn="0" w:oddVBand="0" w:evenVBand="0" w:oddHBand="0" w:evenHBand="0" w:firstRowFirstColumn="0" w:firstRowLastColumn="0" w:lastRowFirstColumn="0" w:lastRowLastColumn="0"/>
-            <w:tcW w:w="3213" w:type="dxa"/>
+            <w:tcW w:w="1701" w:type="dxa"/>
+            <w:vAlign w:val="center"/>
+            <w:shd w:fill="F0F4F7"/>
+            <w:tcBorders>
+              <w:top w:val="nil"/>
+              <w:left w:val="nil"/>
+              <w:bottom w:val="nil"/>
+              <w:right w:val="nil"/>
+            </w:tcBorders>
+            <w:tcMar>
+              <w:top w:w="90" w:type="dxa"/>
+              <w:bottom w:w="90" w:type="dxa"/>
+              <w:left w:w="90" w:type="dxa"/>
+              <w:right w:w="90" w:type="dxa"/>
+            </w:tcMar>
           </w:tcPr>
           <w:p>
+            <w:pPr>
+              <w:keepNext/>
+              <w:keepLines/>
+              <w:spacing w:before="40" w:after="40" w:line="252" w:lineRule="auto"/>
+            </w:pPr>
             <w:r>
+              <w:rPr>
+                <w:rFonts w:ascii="Calibri" w:hAnsi="Calibri"/>
+                <w:b w:val="0"/>
+                <w:color w:val="24364B"/>
+                <w:sz w:val="20"/>
+              </w:rPr>
               <w:t>PL 3604/2024</w:t>
             </w:r>
           </w:p>
         </w:tc>
         <w:tc>
           <w:tcPr>
-            <w:tcW w:w="3213" w:type="dxa"/>
+            <w:tcW w:w="1361" w:type="dxa"/>
+            <w:vAlign w:val="center"/>
+            <w:shd w:fill="F0F4F7"/>
+            <w:tcBorders>
+              <w:top w:val="nil"/>
+              <w:left w:val="nil"/>
+              <w:bottom w:val="nil"/>
+              <w:right w:val="nil"/>
+            </w:tcBorders>
+            <w:tcMar>
+              <w:top w:w="90" w:type="dxa"/>
+              <w:bottom w:w="90" w:type="dxa"/>
+              <w:left w:w="90" w:type="dxa"/>
+              <w:right w:w="90" w:type="dxa"/>
+            </w:tcMar>
           </w:tcPr>
           <w:p>
             <w:pPr>
+              <w:keepNext/>
+              <w:keepLines/>
+              <w:spacing w:before="40" w:after="40" w:line="252" w:lineRule="auto"/>
               <w:cnfStyle w:val="000000100000" w:firstRow="0" w:lastRow="0" w:firstColumn="0" w:lastColumn="0" w:oddVBand="0" w:evenVBand="0" w:oddHBand="1" w:evenHBand="0" w:firstRowFirstColumn="0" w:firstRowLastColumn="0" w:lastRowFirstColumn="0" w:lastRowLastColumn="0"/>
             </w:pPr>
             <w:r>
+              <w:rPr>
+                <w:rFonts w:ascii="Calibri" w:hAnsi="Calibri"/>
+                <w:b w:val="0"/>
+                <w:color w:val="24364B"/>
+                <w:sz w:val="20"/>
+              </w:rPr>
               <w:t>Indireta</w:t>
             </w:r>
           </w:p>
         </w:tc>
         <w:tc>
           <w:tcPr>
-            <w:tcW w:w="3213" w:type="dxa"/>
+            <w:tcW w:w="6576" w:type="dxa"/>
+            <w:vAlign w:val="center"/>
+            <w:shd w:fill="F0F4F7"/>
+            <w:tcBorders>
+              <w:top w:val="nil"/>
+              <w:left w:val="nil"/>
+              <w:bottom w:val="nil"/>
+              <w:right w:val="nil"/>
+            </w:tcBorders>
+            <w:tcMar>
+              <w:top w:w="90" w:type="dxa"/>
+              <w:bottom w:w="90" w:type="dxa"/>
+              <w:left w:w="90" w:type="dxa"/>
+              <w:right w:w="90" w:type="dxa"/>
+            </w:tcMar>
           </w:tcPr>
           <w:p>
             <w:pPr>
+              <w:keepNext/>
+              <w:keepLines/>
+              <w:spacing w:before="40" w:after="40" w:line="252" w:lineRule="auto"/>
               <w:cnfStyle w:val="000000100000" w:firstRow="0" w:lastRow="0" w:firstColumn="0" w:lastColumn="0" w:oddVBand="0" w:evenVBand="0" w:oddHBand="1" w:evenHBand="0" w:firstRowFirstColumn="0" w:firstRowLastColumn="0" w:lastRowFirstColumn="0" w:lastRowLastColumn="0"/>
             </w:pPr>
             <w:r>
-              <w:t>Prevê recursos do Fundo Nacional sobre Mudança do Clima para TI e IA na prevenção e contenção de incêndios em ambientes naturais.</w:t>
+              <w:rPr>
+                <w:rFonts w:ascii="Calibri" w:hAnsi="Calibri"/>
+                <w:b w:val="0"/>
+                <w:color w:val="24364B"/>
+                <w:sz w:val="20"/>
+              </w:rPr>
+              <w:t>Propõe permitir o investimento de recursos do Fundo Nacional sobre Mudança do Clima em TI e IA para prevenção e contenção de incêndios em ambientes naturais.</w:t>
             </w:r>
           </w:p>
         </w:tc>
       </w:tr>
       <w:tr>
+        <w:trPr>
+          <w:cantSplit/>
+        </w:trPr>
         <w:tc>
           <w:tcPr>
             <w:cnfStyle w:val="001000000000" w:firstRow="0" w:lastRow="0" w:firstColumn="1" w:lastColumn="0" w:oddVBand="0" w:evenVBand="0" w:oddHBand="0" w:evenHBand="0" w:firstRowFirstColumn="0" w:firstRowLastColumn="0" w:lastRowFirstColumn="0" w:lastRowLastColumn="0"/>
-            <w:tcW w:w="3213" w:type="dxa"/>
+            <w:tcW w:w="1701" w:type="dxa"/>
+            <w:vAlign w:val="center"/>
+            <w:shd w:fill="FFFFFF"/>
+            <w:tcBorders>
+              <w:top w:val="nil"/>
+              <w:left w:val="nil"/>
+              <w:bottom w:val="nil"/>
+              <w:right w:val="nil"/>
+            </w:tcBorders>
+            <w:tcMar>
+              <w:top w:w="90" w:type="dxa"/>
+              <w:bottom w:w="90" w:type="dxa"/>
+              <w:left w:w="90" w:type="dxa"/>
+              <w:right w:w="90" w:type="dxa"/>
+            </w:tcMar>
           </w:tcPr>
           <w:p>
+            <w:pPr>
+              <w:keepNext/>
+              <w:keepLines/>
+              <w:spacing w:before="40" w:after="40" w:line="252" w:lineRule="auto"/>
+            </w:pPr>
             <w:r>
+              <w:rPr>
+                <w:rFonts w:ascii="Calibri" w:hAnsi="Calibri"/>
+                <w:b w:val="0"/>
+                <w:color w:val="24364B"/>
+                <w:sz w:val="20"/>
+              </w:rPr>
               <w:t>PL 2080/2025</w:t>
             </w:r>
           </w:p>
         </w:tc>
         <w:tc>
           <w:tcPr>
-            <w:tcW w:w="3213" w:type="dxa"/>
+            <w:tcW w:w="1361" w:type="dxa"/>
+            <w:vAlign w:val="center"/>
+            <w:shd w:fill="FFFFFF"/>
+            <w:tcBorders>
+              <w:top w:val="nil"/>
+              <w:left w:val="nil"/>
+              <w:bottom w:val="nil"/>
+              <w:right w:val="nil"/>
+            </w:tcBorders>
+            <w:tcMar>
+              <w:top w:w="90" w:type="dxa"/>
+              <w:bottom w:w="90" w:type="dxa"/>
+              <w:left w:w="90" w:type="dxa"/>
+              <w:right w:w="90" w:type="dxa"/>
+            </w:tcMar>
           </w:tcPr>
           <w:p>
             <w:pPr>
+              <w:keepNext/>
+              <w:keepLines/>
+              <w:spacing w:before="40" w:after="40" w:line="252" w:lineRule="auto"/>
               <w:cnfStyle w:val="000000000000" w:firstRow="0" w:lastRow="0" w:firstColumn="0" w:lastColumn="0" w:oddVBand="0" w:evenVBand="0" w:oddHBand="0" w:evenHBand="0" w:firstRowFirstColumn="0" w:firstRowLastColumn="0" w:lastRowFirstColumn="0" w:lastRowLastColumn="0"/>
             </w:pPr>
             <w:r>
+              <w:rPr>
+                <w:rFonts w:ascii="Calibri" w:hAnsi="Calibri"/>
+                <w:b w:val="0"/>
+                <w:color w:val="24364B"/>
+                <w:sz w:val="20"/>
+              </w:rPr>
               <w:t>Direta</w:t>
             </w:r>
           </w:p>
         </w:tc>
         <w:tc>
           <w:tcPr>
-            <w:tcW w:w="3213" w:type="dxa"/>
+            <w:tcW w:w="6576" w:type="dxa"/>
+            <w:vAlign w:val="center"/>
+            <w:shd w:fill="FFFFFF"/>
+            <w:tcBorders>
+              <w:top w:val="nil"/>
+              <w:left w:val="nil"/>
+              <w:bottom w:val="nil"/>
+              <w:right w:val="nil"/>
+            </w:tcBorders>
+            <w:tcMar>
+              <w:top w:w="90" w:type="dxa"/>
+              <w:bottom w:w="90" w:type="dxa"/>
+              <w:left w:w="90" w:type="dxa"/>
+              <w:right w:w="90" w:type="dxa"/>
+            </w:tcMar>
           </w:tcPr>
           <w:p>
             <w:pPr>
+              <w:keepNext/>
+              <w:keepLines/>
+              <w:spacing w:before="40" w:after="40" w:line="252" w:lineRule="auto"/>
               <w:cnfStyle w:val="000000000000" w:firstRow="0" w:lastRow="0" w:firstColumn="0" w:lastColumn="0" w:oddVBand="0" w:evenVBand="0" w:oddHBand="0" w:evenHBand="0" w:firstRowFirstColumn="0" w:firstRowLastColumn="0" w:lastRowFirstColumn="0" w:lastRowLastColumn="0"/>
             </w:pPr>
             <w:r>
-              <w:t>Institui política de eficiência energética e sustentabilidade socioambiental para data centers.</w:t>
+              <w:rPr>
+                <w:rFonts w:ascii="Calibri" w:hAnsi="Calibri"/>
+                <w:b w:val="0"/>
+                <w:color w:val="24364B"/>
+                <w:sz w:val="20"/>
+              </w:rPr>
+              <w:t>Propõe instituir uma política nacional de eficiência energética e sustentabilidade socioambiental para data centers.</w:t>
             </w:r>
           </w:p>
         </w:tc>
@@ -258,80 +602,226 @@
       <w:tr>
         <w:trPr>
           <w:cnfStyle w:val="000000100000" w:firstRow="0" w:lastRow="0" w:firstColumn="0" w:lastColumn="0" w:oddVBand="0" w:evenVBand="0" w:oddHBand="1" w:evenHBand="0" w:firstRowFirstColumn="0" w:firstRowLastColumn="0" w:lastRowFirstColumn="0" w:lastRowLastColumn="0"/>
+          <w:cantSplit/>
         </w:trPr>
         <w:tc>
           <w:tcPr>
             <w:cnfStyle w:val="001000000000" w:firstRow="0" w:lastRow="0" w:firstColumn="1" w:lastColumn="0" w:oddVBand="0" w:evenVBand="0" w:oddHBand="0" w:evenHBand="0" w:firstRowFirstColumn="0" w:firstRowLastColumn="0" w:lastRowFirstColumn="0" w:lastRowLastColumn="0"/>
-            <w:tcW w:w="3213" w:type="dxa"/>
+            <w:tcW w:w="1701" w:type="dxa"/>
+            <w:vAlign w:val="center"/>
+            <w:shd w:fill="F0F4F7"/>
+            <w:tcBorders>
+              <w:top w:val="nil"/>
+              <w:left w:val="nil"/>
+              <w:bottom w:val="nil"/>
+              <w:right w:val="nil"/>
+            </w:tcBorders>
+            <w:tcMar>
+              <w:top w:w="90" w:type="dxa"/>
+              <w:bottom w:w="90" w:type="dxa"/>
+              <w:left w:w="90" w:type="dxa"/>
+              <w:right w:w="90" w:type="dxa"/>
+            </w:tcMar>
           </w:tcPr>
           <w:p>
+            <w:pPr>
+              <w:keepNext/>
+              <w:keepLines/>
+              <w:spacing w:before="40" w:after="40" w:line="252" w:lineRule="auto"/>
+            </w:pPr>
             <w:r>
+              <w:rPr>
+                <w:rFonts w:ascii="Calibri" w:hAnsi="Calibri"/>
+                <w:b w:val="0"/>
+                <w:color w:val="24364B"/>
+                <w:sz w:val="20"/>
+              </w:rPr>
               <w:t>PL 4621/2025</w:t>
             </w:r>
           </w:p>
         </w:tc>
         <w:tc>
           <w:tcPr>
-            <w:tcW w:w="3213" w:type="dxa"/>
+            <w:tcW w:w="1361" w:type="dxa"/>
+            <w:vAlign w:val="center"/>
+            <w:shd w:fill="F0F4F7"/>
+            <w:tcBorders>
+              <w:top w:val="nil"/>
+              <w:left w:val="nil"/>
+              <w:bottom w:val="nil"/>
+              <w:right w:val="nil"/>
+            </w:tcBorders>
+            <w:tcMar>
+              <w:top w:w="90" w:type="dxa"/>
+              <w:bottom w:w="90" w:type="dxa"/>
+              <w:left w:w="90" w:type="dxa"/>
+              <w:right w:w="90" w:type="dxa"/>
+            </w:tcMar>
           </w:tcPr>
           <w:p>
             <w:pPr>
+              <w:keepNext/>
+              <w:keepLines/>
+              <w:spacing w:before="40" w:after="40" w:line="252" w:lineRule="auto"/>
               <w:cnfStyle w:val="000000100000" w:firstRow="0" w:lastRow="0" w:firstColumn="0" w:lastColumn="0" w:oddVBand="0" w:evenVBand="0" w:oddHBand="1" w:evenHBand="0" w:firstRowFirstColumn="0" w:firstRowLastColumn="0" w:lastRowFirstColumn="0" w:lastRowLastColumn="0"/>
             </w:pPr>
             <w:r>
+              <w:rPr>
+                <w:rFonts w:ascii="Calibri" w:hAnsi="Calibri"/>
+                <w:b w:val="0"/>
+                <w:color w:val="24364B"/>
+                <w:sz w:val="20"/>
+              </w:rPr>
               <w:t>Indireta</w:t>
             </w:r>
           </w:p>
         </w:tc>
         <w:tc>
           <w:tcPr>
-            <w:tcW w:w="3213" w:type="dxa"/>
+            <w:tcW w:w="6576" w:type="dxa"/>
+            <w:vAlign w:val="center"/>
+            <w:shd w:fill="F0F4F7"/>
+            <w:tcBorders>
+              <w:top w:val="nil"/>
+              <w:left w:val="nil"/>
+              <w:bottom w:val="nil"/>
+              <w:right w:val="nil"/>
+            </w:tcBorders>
+            <w:tcMar>
+              <w:top w:w="90" w:type="dxa"/>
+              <w:bottom w:w="90" w:type="dxa"/>
+              <w:left w:w="90" w:type="dxa"/>
+              <w:right w:w="90" w:type="dxa"/>
+            </w:tcMar>
           </w:tcPr>
           <w:p>
             <w:pPr>
+              <w:keepNext/>
+              <w:keepLines/>
+              <w:spacing w:before="40" w:after="40" w:line="252" w:lineRule="auto"/>
               <w:cnfStyle w:val="000000100000" w:firstRow="0" w:lastRow="0" w:firstColumn="0" w:lastColumn="0" w:oddVBand="0" w:evenVBand="0" w:oddHBand="1" w:evenHBand="0" w:firstRowFirstColumn="0" w:firstRowLastColumn="0" w:lastRowFirstColumn="0" w:lastRowLastColumn="0"/>
             </w:pPr>
             <w:r>
-              <w:t>Destina receitas de petróleo e gás a investimentos ambientais e outras áreas; cria também um fundo para desenvolvimento da IA.</w:t>
+              <w:rPr>
+                <w:rFonts w:ascii="Calibri" w:hAnsi="Calibri"/>
+                <w:b w:val="0"/>
+                <w:color w:val="24364B"/>
+                <w:sz w:val="20"/>
+              </w:rPr>
+              <w:t>Propõe destinar receitas de petróleo e gás a investimentos ambientais e outras áreas, além de criar fundos, incluindo um para desenvolvimento da IA.</w:t>
             </w:r>
           </w:p>
         </w:tc>
       </w:tr>
       <w:tr>
+        <w:trPr>
+          <w:cantSplit/>
+        </w:trPr>
         <w:tc>
           <w:tcPr>
             <w:cnfStyle w:val="001000000000" w:firstRow="0" w:lastRow="0" w:firstColumn="1" w:lastColumn="0" w:oddVBand="0" w:evenVBand="0" w:oddHBand="0" w:evenHBand="0" w:firstRowFirstColumn="0" w:firstRowLastColumn="0" w:lastRowFirstColumn="0" w:lastRowLastColumn="0"/>
-            <w:tcW w:w="3213" w:type="dxa"/>
+            <w:tcW w:w="1701" w:type="dxa"/>
+            <w:vAlign w:val="center"/>
+            <w:shd w:fill="FFFFFF"/>
+            <w:tcBorders>
+              <w:top w:val="nil"/>
+              <w:left w:val="nil"/>
+              <w:bottom w:val="nil"/>
+              <w:right w:val="nil"/>
+            </w:tcBorders>
+            <w:tcMar>
+              <w:top w:w="90" w:type="dxa"/>
+              <w:bottom w:w="90" w:type="dxa"/>
+              <w:left w:w="90" w:type="dxa"/>
+              <w:right w:w="90" w:type="dxa"/>
+            </w:tcMar>
           </w:tcPr>
           <w:p>
+            <w:pPr>
+              <w:keepNext/>
+              <w:keepLines/>
+              <w:spacing w:before="40" w:after="40" w:line="252" w:lineRule="auto"/>
+            </w:pPr>
             <w:r>
+              <w:rPr>
+                <w:rFonts w:ascii="Calibri" w:hAnsi="Calibri"/>
+                <w:b w:val="0"/>
+                <w:color w:val="24364B"/>
+                <w:sz w:val="20"/>
+              </w:rPr>
               <w:t>PL 6102/2025</w:t>
             </w:r>
           </w:p>
         </w:tc>
         <w:tc>
           <w:tcPr>
-            <w:tcW w:w="3213" w:type="dxa"/>
+            <w:tcW w:w="1361" w:type="dxa"/>
+            <w:vAlign w:val="center"/>
+            <w:shd w:fill="FFFFFF"/>
+            <w:tcBorders>
+              <w:top w:val="nil"/>
+              <w:left w:val="nil"/>
+              <w:bottom w:val="nil"/>
+              <w:right w:val="nil"/>
+            </w:tcBorders>
+            <w:tcMar>
+              <w:top w:w="90" w:type="dxa"/>
+              <w:bottom w:w="90" w:type="dxa"/>
+              <w:left w:w="90" w:type="dxa"/>
+              <w:right w:w="90" w:type="dxa"/>
+            </w:tcMar>
           </w:tcPr>
           <w:p>
             <w:pPr>
+              <w:keepNext/>
+              <w:keepLines/>
+              <w:spacing w:before="40" w:after="40" w:line="252" w:lineRule="auto"/>
               <w:cnfStyle w:val="000000000000" w:firstRow="0" w:lastRow="0" w:firstColumn="0" w:lastColumn="0" w:oddVBand="0" w:evenVBand="0" w:oddHBand="0" w:evenHBand="0" w:firstRowFirstColumn="0" w:firstRowLastColumn="0" w:lastRowFirstColumn="0" w:lastRowLastColumn="0"/>
             </w:pPr>
             <w:r>
+              <w:rPr>
+                <w:rFonts w:ascii="Calibri" w:hAnsi="Calibri"/>
+                <w:b w:val="0"/>
+                <w:color w:val="24364B"/>
+                <w:sz w:val="20"/>
+              </w:rPr>
               <w:t>Ausente</w:t>
             </w:r>
           </w:p>
         </w:tc>
         <w:tc>
           <w:tcPr>
-            <w:tcW w:w="3213" w:type="dxa"/>
+            <w:tcW w:w="6576" w:type="dxa"/>
+            <w:vAlign w:val="center"/>
+            <w:shd w:fill="FFFFFF"/>
+            <w:tcBorders>
+              <w:top w:val="nil"/>
+              <w:left w:val="nil"/>
+              <w:bottom w:val="nil"/>
+              <w:right w:val="nil"/>
+            </w:tcBorders>
+            <w:tcMar>
+              <w:top w:w="90" w:type="dxa"/>
+              <w:bottom w:w="90" w:type="dxa"/>
+              <w:left w:w="90" w:type="dxa"/>
+              <w:right w:w="90" w:type="dxa"/>
+            </w:tcMar>
           </w:tcPr>
           <w:p>
             <w:pPr>
+              <w:keepNext/>
+              <w:keepLines/>
+              <w:spacing w:before="40" w:after="40" w:line="252" w:lineRule="auto"/>
               <w:cnfStyle w:val="000000000000" w:firstRow="0" w:lastRow="0" w:firstColumn="0" w:lastColumn="0" w:oddVBand="0" w:evenVBand="0" w:oddHBand="0" w:evenHBand="0" w:firstRowFirstColumn="0" w:firstRowLastColumn="0" w:lastRowFirstColumn="0" w:lastRowLastColumn="0"/>
             </w:pPr>
             <w:r>
-              <w:t>Exige marca d’água ou sinalização em conteúdos produzidos ou alterados por IA. A expressão “marca d’água” gerou a seleção, sem relação com recursos hídricos.</w:t>
+              <w:rPr>
+                <w:rFonts w:ascii="Calibri" w:hAnsi="Calibri"/>
+                <w:b w:val="0"/>
+                <w:color w:val="24364B"/>
+                <w:sz w:val="20"/>
+              </w:rPr>
+              <w:t>Propõe exigir marca d’água ou sinalização em conteúdos produzidos ou alterados por IA. A expressão marca d’água acionou o filtro, sem relação com recursos hídricos.</w:t>
             </w:r>
           </w:p>
         </w:tc>
@@ -339,41 +829,113 @@
       <w:tr>
         <w:trPr>
           <w:cnfStyle w:val="000000100000" w:firstRow="0" w:lastRow="0" w:firstColumn="0" w:lastColumn="0" w:oddVBand="0" w:evenVBand="0" w:oddHBand="1" w:evenHBand="0" w:firstRowFirstColumn="0" w:firstRowLastColumn="0" w:lastRowFirstColumn="0" w:lastRowLastColumn="0"/>
+          <w:cantSplit/>
         </w:trPr>
         <w:tc>
           <w:tcPr>
             <w:cnfStyle w:val="001000000000" w:firstRow="0" w:lastRow="0" w:firstColumn="1" w:lastColumn="0" w:oddVBand="0" w:evenVBand="0" w:oddHBand="0" w:evenHBand="0" w:firstRowFirstColumn="0" w:firstRowLastColumn="0" w:lastRowFirstColumn="0" w:lastRowLastColumn="0"/>
-            <w:tcW w:w="3213" w:type="dxa"/>
+            <w:tcW w:w="1701" w:type="dxa"/>
+            <w:vAlign w:val="center"/>
+            <w:shd w:fill="F0F4F7"/>
+            <w:tcBorders>
+              <w:top w:val="nil"/>
+              <w:left w:val="nil"/>
+              <w:bottom w:val="nil"/>
+              <w:right w:val="nil"/>
+            </w:tcBorders>
+            <w:tcMar>
+              <w:top w:w="90" w:type="dxa"/>
+              <w:bottom w:w="90" w:type="dxa"/>
+              <w:left w:w="90" w:type="dxa"/>
+              <w:right w:w="90" w:type="dxa"/>
+            </w:tcMar>
           </w:tcPr>
           <w:p>
+            <w:pPr>
+              <w:keepNext w:val="0"/>
+              <w:keepLines/>
+              <w:spacing w:before="40" w:after="40" w:line="252" w:lineRule="auto"/>
+            </w:pPr>
             <w:r>
+              <w:rPr>
+                <w:rFonts w:ascii="Calibri" w:hAnsi="Calibri"/>
+                <w:b w:val="0"/>
+                <w:color w:val="24364B"/>
+                <w:sz w:val="20"/>
+              </w:rPr>
               <w:t>PLP 280/2025</w:t>
             </w:r>
           </w:p>
         </w:tc>
         <w:tc>
           <w:tcPr>
-            <w:tcW w:w="3213" w:type="dxa"/>
+            <w:tcW w:w="1361" w:type="dxa"/>
+            <w:vAlign w:val="center"/>
+            <w:shd w:fill="F0F4F7"/>
+            <w:tcBorders>
+              <w:top w:val="nil"/>
+              <w:left w:val="nil"/>
+              <w:bottom w:val="nil"/>
+              <w:right w:val="nil"/>
+            </w:tcBorders>
+            <w:tcMar>
+              <w:top w:w="90" w:type="dxa"/>
+              <w:bottom w:w="90" w:type="dxa"/>
+              <w:left w:w="90" w:type="dxa"/>
+              <w:right w:w="90" w:type="dxa"/>
+            </w:tcMar>
           </w:tcPr>
           <w:p>
             <w:pPr>
+              <w:keepNext w:val="0"/>
+              <w:keepLines/>
+              <w:spacing w:before="40" w:after="40" w:line="252" w:lineRule="auto"/>
               <w:cnfStyle w:val="000000100000" w:firstRow="0" w:lastRow="0" w:firstColumn="0" w:lastColumn="0" w:oddVBand="0" w:evenVBand="0" w:oddHBand="1" w:evenHBand="0" w:firstRowFirstColumn="0" w:firstRowLastColumn="0" w:lastRowFirstColumn="0" w:lastRowLastColumn="0"/>
             </w:pPr>
             <w:r>
+              <w:rPr>
+                <w:rFonts w:ascii="Calibri" w:hAnsi="Calibri"/>
+                <w:b w:val="0"/>
+                <w:color w:val="24364B"/>
+                <w:sz w:val="20"/>
+              </w:rPr>
               <w:t>Direta</w:t>
             </w:r>
           </w:p>
         </w:tc>
         <w:tc>
           <w:tcPr>
-            <w:tcW w:w="3213" w:type="dxa"/>
+            <w:tcW w:w="6576" w:type="dxa"/>
+            <w:vAlign w:val="center"/>
+            <w:shd w:fill="F0F4F7"/>
+            <w:tcBorders>
+              <w:top w:val="nil"/>
+              <w:left w:val="nil"/>
+              <w:bottom w:val="nil"/>
+              <w:right w:val="nil"/>
+            </w:tcBorders>
+            <w:tcMar>
+              <w:top w:w="90" w:type="dxa"/>
+              <w:bottom w:w="90" w:type="dxa"/>
+              <w:left w:w="90" w:type="dxa"/>
+              <w:right w:w="90" w:type="dxa"/>
+            </w:tcMar>
           </w:tcPr>
           <w:p>
             <w:pPr>
+              <w:keepNext w:val="0"/>
+              <w:keepLines/>
+              <w:spacing w:before="40" w:after="40" w:line="252" w:lineRule="auto"/>
               <w:cnfStyle w:val="000000100000" w:firstRow="0" w:lastRow="0" w:firstColumn="0" w:lastColumn="0" w:oddVBand="0" w:evenVBand="0" w:oddHBand="1" w:evenHBand="0" w:firstRowFirstColumn="0" w:firstRowLastColumn="0" w:lastRowFirstColumn="0" w:lastRowLastColumn="0"/>
             </w:pPr>
             <w:r>
-              <w:t>Define competência para o licenciamento ambiental de data centers e estruturas associadas.</w:t>
+              <w:rPr>
+                <w:rFonts w:ascii="Calibri" w:hAnsi="Calibri"/>
+                <w:b w:val="0"/>
+                <w:color w:val="24364B"/>
+                <w:sz w:val="20"/>
+              </w:rPr>
+              <w:t>Propõe definir a competência para o licenciamento ambiental de data centers e estruturas associadas.</w:t>
             </w:r>
           </w:p>
         </w:tc>
@@ -382,35 +944,81 @@
     <w:p>
       <w:pPr>
         <w:pStyle w:val="Ttulo1"/>
+        <w:keepNext/>
+        <w:keepLines w:val="0"/>
+        <w:pageBreakBefore w:val="0"/>
+        <w:widowControl/>
+        <w:jc w:val="left"/>
       </w:pPr>
       <w:r>
+        <w:rPr/>
         <w:t>Leitura dos resultados</w:t>
       </w:r>
     </w:p>
     <w:p>
+      <w:pPr>
+        <w:keepNext w:val="0"/>
+        <w:keepLines w:val="0"/>
+        <w:pageBreakBefore w:val="0"/>
+        <w:widowControl/>
+        <w:jc w:val="left"/>
+      </w:pPr>
       <w:r>
+        <w:rPr/>
         <w:t>A relação direta identificada se refere à infraestrutura digital, especialmente aos data centers. As relações indiretas dizem respeito ao uso de tecnologia para proteção ambiental ou à associação de investimentos ambientais e tecnológicos. Isso não demonstra que as propostas foram aprovadas ou que produziram efeitos ambientais.</w:t>
       </w:r>
     </w:p>
     <w:p>
+      <w:pPr>
+        <w:keepNext w:val="0"/>
+        <w:keepLines w:val="0"/>
+        <w:pageBreakBefore w:val="0"/>
+        <w:widowControl/>
+        <w:jc w:val="left"/>
+      </w:pPr>
       <w:r>
+        <w:rPr/>
         <w:t>Há uma proposição selecionada de 2024 e quatro de 2025. Nenhuma de 2023 passou pelo filtro. A distribuição descreve apenas os candidatos selecionados, sem permitir concluir que o tema esteve ausente de todo o debate legislativo de 2023.</w:t>
       </w:r>
     </w:p>
     <w:p>
       <w:pPr>
         <w:pStyle w:val="Ttulo1"/>
+        <w:keepNext/>
+        <w:keepLines w:val="0"/>
+        <w:pageBreakBefore w:val="0"/>
+        <w:widowControl/>
+        <w:jc w:val="left"/>
       </w:pPr>
       <w:r>
+        <w:rPr/>
         <w:t>Fonte e consulta das proposições</w:t>
       </w:r>
     </w:p>
     <w:p>
+      <w:pPr>
+        <w:keepNext w:val="0"/>
+        <w:keepLines w:val="0"/>
+        <w:pageBreakBefore w:val="0"/>
+        <w:widowControl/>
+        <w:jc w:val="left"/>
+      </w:pPr>
       <w:r>
+        <w:rPr>
+          <w:sz w:val="18"/>
+        </w:rPr>
         <w:t>Fonte: arquivos de coleta, classificação e revisão do projeto; API de Dados Abertos da Câmara dos Deputados.</w:t>
       </w:r>
     </w:p>
     <w:p>
+      <w:pPr>
+        <w:keepNext w:val="0"/>
+        <w:keepLines w:val="0"/>
+        <w:pageBreakBefore w:val="0"/>
+        <w:widowControl/>
+        <w:spacing w:after="40"/>
+        <w:jc w:val="left"/>
+      </w:pPr>
       <w:hyperlink r:id="rId9">
         <w:r>
           <w:rPr>
@@ -422,6 +1030,14 @@
       </w:hyperlink>
     </w:p>
     <w:p>
+      <w:pPr>
+        <w:keepNext w:val="0"/>
+        <w:keepLines w:val="0"/>
+        <w:pageBreakBefore w:val="0"/>
+        <w:widowControl/>
+        <w:spacing w:after="40"/>
+        <w:jc w:val="left"/>
+      </w:pPr>
       <w:hyperlink r:id="rId10">
         <w:r>
           <w:rPr>
@@ -433,6 +1049,14 @@
       </w:hyperlink>
     </w:p>
     <w:p>
+      <w:pPr>
+        <w:keepNext w:val="0"/>
+        <w:keepLines w:val="0"/>
+        <w:pageBreakBefore w:val="0"/>
+        <w:widowControl/>
+        <w:spacing w:after="40"/>
+        <w:jc w:val="left"/>
+      </w:pPr>
       <w:hyperlink r:id="rId11">
         <w:r>
           <w:rPr>
@@ -444,6 +1068,14 @@
       </w:hyperlink>
     </w:p>
     <w:p>
+      <w:pPr>
+        <w:keepNext w:val="0"/>
+        <w:keepLines w:val="0"/>
+        <w:pageBreakBefore w:val="0"/>
+        <w:widowControl/>
+        <w:spacing w:after="40"/>
+        <w:jc w:val="left"/>
+      </w:pPr>
       <w:hyperlink r:id="rId12">
         <w:r>
           <w:rPr>
@@ -455,6 +1087,14 @@
       </w:hyperlink>
     </w:p>
     <w:p>
+      <w:pPr>
+        <w:keepNext w:val="0"/>
+        <w:keepLines w:val="0"/>
+        <w:pageBreakBefore w:val="0"/>
+        <w:widowControl/>
+        <w:spacing w:after="40"/>
+        <w:jc w:val="left"/>
+      </w:pPr>
       <w:hyperlink r:id="rId13">
         <w:r>
           <w:rPr>
@@ -466,375 +1106,427 @@
       </w:hyperlink>
     </w:p>
     <w:p>
+      <w:pPr>
+        <w:pStyle w:val="Ttulo1"/>
+        <w:keepNext/>
+        <w:keepLines w:val="0"/>
+        <w:pageBreakBefore/>
+        <w:widowControl/>
+        <w:jc w:val="left"/>
+      </w:pPr>
       <w:r>
-        <w:br w:type="page"/>
+        <w:t>Resultados gráficos</w:t>
+      </w:r>
+    </w:p>
+    <w:tbl>
+      <w:tblPr>
+        <w:tblW w:type="auto" w:w="0"/>
+        <w:tblLayout w:type="fixed"/>
+        <w:tblLook w:firstColumn="1" w:firstRow="1" w:lastColumn="0" w:lastRow="0" w:noHBand="0" w:noVBand="1" w:val="04A0"/>
+        <w:tblBorders>
+          <w:top w:val="nil"/>
+          <w:left w:val="nil"/>
+          <w:bottom w:val="nil"/>
+          <w:right w:val="nil"/>
+          <w:insideH w:val="nil"/>
+          <w:insideV w:val="nil"/>
+        </w:tblBorders>
+      </w:tblPr>
+      <w:tblGrid>
+        <w:gridCol w:w="9638"/>
+      </w:tblGrid>
+      <w:tr>
+        <w:trPr>
+          <w:cantSplit/>
+        </w:trPr>
+        <w:tc>
+          <w:tcPr>
+            <w:tcW w:type="dxa" w:w="9638"/>
+          </w:tcPr>
+          <w:p>
+            <w:pPr>
+              <w:keepNext/>
+              <w:keepLines/>
+              <w:pageBreakBefore w:val="0"/>
+              <w:widowControl/>
+              <w:spacing w:before="60" w:after="80"/>
+              <w:jc w:val="center"/>
+            </w:pPr>
+            <w:r>
+              <w:rPr>
+                <w:noProof/>
+              </w:rPr>
+            </w:r>
+            <w:r>
+              <w:drawing>
+                <wp:inline xmlns:a="http://schemas.openxmlformats.org/drawingml/2006/main" xmlns:pic="http://schemas.openxmlformats.org/drawingml/2006/picture">
+                  <wp:extent cx="5220000" cy="2982857"/>
+                  <wp:docPr id="1" name="Picture 1"/>
+                  <wp:cNvGraphicFramePr>
+                    <a:graphicFrameLocks noChangeAspect="1"/>
+                  </wp:cNvGraphicFramePr>
+                  <a:graphic>
+                    <a:graphicData uri="http://schemas.openxmlformats.org/drawingml/2006/picture">
+                      <pic:pic>
+                        <pic:nvPicPr>
+                          <pic:cNvPr id="0" name="image.png"/>
+                          <pic:cNvPicPr/>
+                        </pic:nvPicPr>
+                        <pic:blipFill>
+                          <a:blip r:embed="rId14"/>
+                          <a:stretch>
+                            <a:fillRect/>
+                          </a:stretch>
+                        </pic:blipFill>
+                        <pic:spPr>
+                          <a:xfrm>
+                            <a:off x="0" y="0"/>
+                            <a:ext cx="5220000" cy="2982857"/>
+                          </a:xfrm>
+                          <a:prstGeom prst="rect"/>
+                        </pic:spPr>
+                      </pic:pic>
+                    </a:graphicData>
+                  </a:graphic>
+                </wp:inline>
+              </w:drawing>
+            </w:r>
+          </w:p>
+          <w:p>
+            <w:pPr>
+              <w:pStyle w:val="Legenda"/>
+              <w:keepNext/>
+              <w:keepLines/>
+              <w:pageBreakBefore w:val="0"/>
+              <w:widowControl/>
+              <w:spacing w:after="80" w:before="60"/>
+              <w:jc w:val="left"/>
+            </w:pPr>
+            <w:r>
+              <w:rPr>
+                <w:b/>
+              </w:rPr>
+              <w:t>Figura 1. Relação ambiental das cinco proposições.</w:t>
+            </w:r>
+          </w:p>
+          <w:p>
+            <w:pPr>
+              <w:keepNext w:val="0"/>
+              <w:keepLines/>
+              <w:pageBreakBefore w:val="0"/>
+              <w:widowControl/>
+              <w:spacing w:before="60" w:after="80"/>
+              <w:jc w:val="left"/>
+            </w:pPr>
+            <w:r>
+              <w:rPr/>
+              <w:t>Direta: 2; indireta: 2; ausente: 1; incerta: 0.</w:t>
+            </w:r>
+          </w:p>
+        </w:tc>
+      </w:tr>
+    </w:tbl>
+    <w:tbl>
+      <w:tblPr>
+        <w:tblW w:type="auto" w:w="0"/>
+        <w:tblLayout w:type="fixed"/>
+        <w:tblLook w:firstColumn="1" w:firstRow="1" w:lastColumn="0" w:lastRow="0" w:noHBand="0" w:noVBand="1" w:val="04A0"/>
+        <w:tblBorders>
+          <w:top w:val="nil"/>
+          <w:left w:val="nil"/>
+          <w:bottom w:val="nil"/>
+          <w:right w:val="nil"/>
+          <w:insideH w:val="nil"/>
+          <w:insideV w:val="nil"/>
+        </w:tblBorders>
+      </w:tblPr>
+      <w:tblGrid>
+        <w:gridCol w:w="9638"/>
+      </w:tblGrid>
+      <w:tr>
+        <w:trPr>
+          <w:cantSplit/>
+        </w:trPr>
+        <w:tc>
+          <w:tcPr>
+            <w:tcW w:type="dxa" w:w="9638"/>
+          </w:tcPr>
+          <w:p>
+            <w:pPr>
+              <w:keepNext/>
+              <w:keepLines/>
+              <w:pageBreakBefore w:val="0"/>
+              <w:widowControl/>
+              <w:spacing w:before="60" w:after="80"/>
+              <w:jc w:val="center"/>
+            </w:pPr>
+            <w:r>
+              <w:rPr>
+                <w:noProof/>
+              </w:rPr>
+            </w:r>
+            <w:r>
+              <w:drawing>
+                <wp:inline xmlns:a="http://schemas.openxmlformats.org/drawingml/2006/main" xmlns:pic="http://schemas.openxmlformats.org/drawingml/2006/picture">
+                  <wp:extent cx="5220000" cy="2982857"/>
+                  <wp:docPr id="2" name="Picture 2"/>
+                  <wp:cNvGraphicFramePr>
+                    <a:graphicFrameLocks noChangeAspect="1"/>
+                  </wp:cNvGraphicFramePr>
+                  <a:graphic>
+                    <a:graphicData uri="http://schemas.openxmlformats.org/drawingml/2006/picture">
+                      <pic:pic>
+                        <pic:nvPicPr>
+                          <pic:cNvPr id="0" name="image.png"/>
+                          <pic:cNvPicPr/>
+                        </pic:nvPicPr>
+                        <pic:blipFill>
+                          <a:blip r:embed="rId16"/>
+                          <a:stretch>
+                            <a:fillRect/>
+                          </a:stretch>
+                        </pic:blipFill>
+                        <pic:spPr>
+                          <a:xfrm>
+                            <a:off x="0" y="0"/>
+                            <a:ext cx="5220000" cy="2982857"/>
+                          </a:xfrm>
+                          <a:prstGeom prst="rect"/>
+                        </pic:spPr>
+                      </pic:pic>
+                    </a:graphicData>
+                  </a:graphic>
+                </wp:inline>
+              </w:drawing>
+            </w:r>
+          </w:p>
+          <w:p>
+            <w:pPr>
+              <w:pStyle w:val="Legenda"/>
+              <w:keepNext/>
+              <w:keepLines/>
+              <w:pageBreakBefore w:val="0"/>
+              <w:widowControl/>
+              <w:spacing w:after="80" w:before="60"/>
+              <w:jc w:val="left"/>
+            </w:pPr>
+            <w:r>
+              <w:rPr>
+                <w:b/>
+              </w:rPr>
+              <w:t>Figura 2. Temas atribuídos pelo classificador.</w:t>
+            </w:r>
+          </w:p>
+          <w:p>
+            <w:pPr>
+              <w:keepNext w:val="0"/>
+              <w:keepLines/>
+              <w:pageBreakBefore w:val="0"/>
+              <w:widowControl/>
+              <w:spacing w:before="60" w:after="80"/>
+              <w:jc w:val="left"/>
+            </w:pPr>
+            <w:r>
+              <w:rPr/>
+              <w:t>Meio ambiente: 4; energia: 3; clima e emissões: 1. Uma proposição pode receber mais de um tema. São rótulos do GPT: “Energia” no PLP 280/2025 não é uma menção literal da ementa e deve ser lida com cautela.</w:t>
+            </w:r>
+          </w:p>
+        </w:tc>
+      </w:tr>
+    </w:tbl>
+    <w:tbl>
+      <w:tblPr>
+        <w:tblW w:type="auto" w:w="0"/>
+        <w:tblLayout w:type="fixed"/>
+        <w:tblLook w:firstColumn="1" w:firstRow="1" w:lastColumn="0" w:lastRow="0" w:noHBand="0" w:noVBand="1" w:val="04A0"/>
+        <w:tblBorders>
+          <w:top w:val="nil"/>
+          <w:left w:val="nil"/>
+          <w:bottom w:val="nil"/>
+          <w:right w:val="nil"/>
+          <w:insideH w:val="nil"/>
+          <w:insideV w:val="nil"/>
+        </w:tblBorders>
+      </w:tblPr>
+      <w:tblGrid>
+        <w:gridCol w:w="9638"/>
+      </w:tblGrid>
+      <w:tr>
+        <w:trPr>
+          <w:cantSplit/>
+        </w:trPr>
+        <w:tc>
+          <w:tcPr>
+            <w:tcW w:type="dxa" w:w="9638"/>
+          </w:tcPr>
+          <w:p>
+            <w:pPr>
+              <w:keepNext/>
+              <w:keepLines/>
+              <w:pageBreakBefore w:val="0"/>
+              <w:widowControl/>
+              <w:spacing w:before="60" w:after="80"/>
+              <w:jc w:val="center"/>
+            </w:pPr>
+            <w:r>
+              <w:rPr>
+                <w:noProof/>
+              </w:rPr>
+            </w:r>
+            <w:r>
+              <w:drawing>
+                <wp:inline xmlns:a="http://schemas.openxmlformats.org/drawingml/2006/main" xmlns:pic="http://schemas.openxmlformats.org/drawingml/2006/picture">
+                  <wp:extent cx="5220000" cy="2982857"/>
+                  <wp:docPr id="3" name="Picture 3"/>
+                  <wp:cNvGraphicFramePr>
+                    <a:graphicFrameLocks noChangeAspect="1"/>
+                  </wp:cNvGraphicFramePr>
+                  <a:graphic>
+                    <a:graphicData uri="http://schemas.openxmlformats.org/drawingml/2006/picture">
+                      <pic:pic>
+                        <pic:nvPicPr>
+                          <pic:cNvPr id="0" name="image.png"/>
+                          <pic:cNvPicPr/>
+                        </pic:nvPicPr>
+                        <pic:blipFill>
+                          <a:blip r:embed="rId18"/>
+                          <a:stretch>
+                            <a:fillRect/>
+                          </a:stretch>
+                        </pic:blipFill>
+                        <pic:spPr>
+                          <a:xfrm>
+                            <a:off x="0" y="0"/>
+                            <a:ext cx="5220000" cy="2982857"/>
+                          </a:xfrm>
+                          <a:prstGeom prst="rect"/>
+                        </pic:spPr>
+                      </pic:pic>
+                    </a:graphicData>
+                  </a:graphic>
+                </wp:inline>
+              </w:drawing>
+            </w:r>
+          </w:p>
+          <w:p>
+            <w:pPr>
+              <w:pStyle w:val="Legenda"/>
+              <w:keepNext/>
+              <w:keepLines/>
+              <w:pageBreakBefore w:val="0"/>
+              <w:widowControl/>
+              <w:spacing w:after="80" w:before="60"/>
+              <w:jc w:val="left"/>
+            </w:pPr>
+            <w:r>
+              <w:rPr>
+                <w:b/>
+              </w:rPr>
+              <w:t>Figura 3. Pesos médios TF-IDF no vocabulário temático.</w:t>
+            </w:r>
+          </w:p>
+          <w:p>
+            <w:pPr>
+              <w:keepNext w:val="0"/>
+              <w:keepLines/>
+              <w:pageBreakBefore w:val="0"/>
+              <w:widowControl/>
+              <w:spacing w:before="60" w:after="80"/>
+              <w:jc w:val="left"/>
+            </w:pPr>
+            <w:r>
+              <w:rPr/>
+              <w:t>Os maiores pesos são de “inteligência artificial”, “tecnologia” e “sustentabilidade”. Os valores indicam relevância textual no vocabulário escolhido, não intensidade de impacto ambiental. “Água” aparece por “marca d’água”, sem indicar consumo hídrico.</w:t>
+            </w:r>
+          </w:p>
+        </w:tc>
+      </w:tr>
+    </w:tbl>
+    <w:p>
+      <w:pPr>
+        <w:pStyle w:val="Ttulo1"/>
+        <w:keepNext/>
+        <w:keepLines w:val="0"/>
+        <w:pageBreakBefore w:val="0"/>
+        <w:widowControl/>
+        <w:jc w:val="left"/>
+      </w:pPr>
+      <w:r>
+        <w:rPr/>
+        <w:t>Limitações e alcance da resposta</w:t>
+      </w:r>
+    </w:p>
+    <w:p>
+      <w:pPr>
+        <w:keepNext w:val="0"/>
+        <w:keepLines w:val="0"/>
+        <w:pageBreakBefore w:val="0"/>
+        <w:widowControl/>
+        <w:jc w:val="left"/>
+      </w:pPr>
+      <w:r>
+        <w:t>A pesquisa é exploratória e se limita às ementas e aos candidatos encontrados pelo filtro. As palavras-chave podem incluir falsos positivos ou deixar de recuperar proposições relevantes com outras expressões. O TF-IDF considera apenas um vocabulário predefinido, com expressões de até três palavras, incluindo infraestrutura digital e computação em nuvem. Seus pesos descrevem o vocabulário dos textos selecionados, não a intensidade dos impactos ambientais. A correspondência dos termos também depende da forma escrita: data center está no vocabulário, mas a forma plural data centers não recebe o peso dessa expressão.</w:t>
+      </w:r>
+    </w:p>
+    <w:p>
+      <w:pPr>
+        <w:keepNext w:val="0"/>
+        <w:keepLines w:val="0"/>
+        <w:pageBreakBefore w:val="0"/>
+        <w:widowControl/>
+        <w:jc w:val="left"/>
+      </w:pPr>
+      <w:r>
+        <w:t>A presença literal das evidências permite conferir a origem dos trechos, mas não comprova a correção dos temas ou classificações. A concordância entre duas avaliações do mesmo modelo também pode repetir interpretações sem apoio explícito no texto: o tema Energia foi atribuído ao PLP 280/2025 nas duas avaliações, embora sua ementa mencione licenciamento ambiental, sem referência específica à energia. Os resultados não medem impactos ambientais reais, não substituem a leitura do inteiro teor e não representam um levantamento exaustivo da legislação sobre IA e ambiente.</w:t>
       </w:r>
     </w:p>
     <w:p>
       <w:pPr>
         <w:pStyle w:val="Ttulo1"/>
+        <w:keepNext/>
+        <w:keepLines w:val="0"/>
+        <w:pageBreakBefore w:val="0"/>
+        <w:widowControl/>
+        <w:jc w:val="left"/>
       </w:pPr>
       <w:r>
-        <w:lastRenderedPageBreak/>
-        <w:t>Gráficos: classificação e período</w:t>
-      </w:r>
-    </w:p>
-    <w:p/>
-    <w:p>
-      <w:pPr>
-        <w:jc w:val="center"/>
-      </w:pPr>
-      <w:r>
-        <w:rPr>
-          <w:noProof/>
-        </w:rPr>
-        <w:drawing>
-          <wp:inline distT="0" distB="0" distL="0" distR="0">
-            <wp:extent cx="5400000" cy="3085714"/>
-            <wp:effectExtent l="0" t="0" r="0" b="0"/>
-            <wp:docPr id="1" name="Picture 1"/>
-            <wp:cNvGraphicFramePr>
-              <a:graphicFrameLocks xmlns:a="http://schemas.openxmlformats.org/drawingml/2006/main" noChangeAspect="1"/>
-            </wp:cNvGraphicFramePr>
-            <a:graphic xmlns:a="http://schemas.openxmlformats.org/drawingml/2006/main">
-              <a:graphicData uri="http://schemas.openxmlformats.org/drawingml/2006/picture">
-                <pic:pic xmlns:pic="http://schemas.openxmlformats.org/drawingml/2006/picture">
-                  <pic:nvPicPr>
-                    <pic:cNvPr id="0" name="classificacoes.png"/>
-                    <pic:cNvPicPr/>
-                  </pic:nvPicPr>
-                  <pic:blipFill>
-                    <a:blip r:embed="rId14"/>
-                    <a:stretch>
-                      <a:fillRect/>
-                    </a:stretch>
-                  </pic:blipFill>
-                  <pic:spPr>
-                    <a:xfrm>
-                      <a:off x="0" y="0"/>
-                      <a:ext cx="5400000" cy="3085714"/>
-                    </a:xfrm>
-                    <a:prstGeom prst="rect">
-                      <a:avLst/>
-                    </a:prstGeom>
-                  </pic:spPr>
-                </pic:pic>
-              </a:graphicData>
-            </a:graphic>
-          </wp:inline>
-        </w:drawing>
-      </w:r>
-    </w:p>
-    <w:p>
-      <w:r>
-        <w:rPr>
-          <w:b/>
-        </w:rPr>
-        <w:t>Figura 1. Relação ambiental das cinco proposições.</w:t>
-      </w:r>
-    </w:p>
-    <w:p>
-      <w:r>
-        <w:t>Direta: 2; indireta: 2; ausente: 1; incerta: 0.</w:t>
-      </w:r>
-    </w:p>
-    <w:p/>
-    <w:p>
-      <w:pPr>
-        <w:jc w:val="center"/>
-      </w:pPr>
-      <w:r>
-        <w:rPr>
-          <w:noProof/>
-        </w:rPr>
-        <w:drawing>
-          <wp:inline distT="0" distB="0" distL="0" distR="0">
-            <wp:extent cx="5400000" cy="3085714"/>
-            <wp:effectExtent l="0" t="0" r="0" b="0"/>
-            <wp:docPr id="2" name="Picture 2"/>
-            <wp:cNvGraphicFramePr>
-              <a:graphicFrameLocks xmlns:a="http://schemas.openxmlformats.org/drawingml/2006/main" noChangeAspect="1"/>
-            </wp:cNvGraphicFramePr>
-            <a:graphic xmlns:a="http://schemas.openxmlformats.org/drawingml/2006/main">
-              <a:graphicData uri="http://schemas.openxmlformats.org/drawingml/2006/picture">
-                <pic:pic xmlns:pic="http://schemas.openxmlformats.org/drawingml/2006/picture">
-                  <pic:nvPicPr>
-                    <pic:cNvPr id="0" name="classificacoes_por_ano.png"/>
-                    <pic:cNvPicPr/>
-                  </pic:nvPicPr>
-                  <pic:blipFill>
-                    <a:blip r:embed="rId15"/>
-                    <a:stretch>
-                      <a:fillRect/>
-                    </a:stretch>
-                  </pic:blipFill>
-                  <pic:spPr>
-                    <a:xfrm>
-                      <a:off x="0" y="0"/>
-                      <a:ext cx="5400000" cy="3085714"/>
-                    </a:xfrm>
-                    <a:prstGeom prst="rect">
-                      <a:avLst/>
-                    </a:prstGeom>
-                  </pic:spPr>
-                </pic:pic>
-              </a:graphicData>
-            </a:graphic>
-          </wp:inline>
-        </w:drawing>
-      </w:r>
-    </w:p>
-    <w:p>
-      <w:r>
-        <w:rPr>
-          <w:b/>
-        </w:rPr>
-        <w:t>Figura 2. Classificações por ano de apresentação.</w:t>
-      </w:r>
-    </w:p>
-    <w:p>
-      <w:r>
-        <w:t>2024: uma indireta. 2025: duas diretas, uma indireta e uma ausente. Não houve candidatos selecionados em 2023.</w:t>
-      </w:r>
-    </w:p>
-    <w:p>
-      <w:r>
-        <w:br w:type="page"/>
+        <w:rPr/>
+        <w:t>Conclusão</w:t>
       </w:r>
     </w:p>
     <w:p>
       <w:pPr>
-        <w:pStyle w:val="Ttulo1"/>
+        <w:keepNext w:val="0"/>
+        <w:keepLines w:val="0"/>
+        <w:pageBreakBefore w:val="0"/>
+        <w:widowControl/>
+        <w:jc w:val="left"/>
       </w:pPr>
       <w:r>
-        <w:lastRenderedPageBreak/>
-        <w:t>Gráficos: temas e tipos de proposição</w:t>
-      </w:r>
-    </w:p>
-    <w:p/>
-    <w:p>
-      <w:pPr>
-        <w:jc w:val="center"/>
-      </w:pPr>
-      <w:r>
-        <w:rPr>
-          <w:noProof/>
-        </w:rPr>
-        <w:drawing>
-          <wp:inline distT="0" distB="0" distL="0" distR="0">
-            <wp:extent cx="5400000" cy="3085714"/>
-            <wp:effectExtent l="0" t="0" r="0" b="0"/>
-            <wp:docPr id="3" name="Picture 3"/>
-            <wp:cNvGraphicFramePr>
-              <a:graphicFrameLocks xmlns:a="http://schemas.openxmlformats.org/drawingml/2006/main" noChangeAspect="1"/>
-            </wp:cNvGraphicFramePr>
-            <a:graphic xmlns:a="http://schemas.openxmlformats.org/drawingml/2006/main">
-              <a:graphicData uri="http://schemas.openxmlformats.org/drawingml/2006/picture">
-                <pic:pic xmlns:pic="http://schemas.openxmlformats.org/drawingml/2006/picture">
-                  <pic:nvPicPr>
-                    <pic:cNvPr id="0" name="temas_ambientais.png"/>
-                    <pic:cNvPicPr/>
-                  </pic:nvPicPr>
-                  <pic:blipFill>
-                    <a:blip r:embed="rId16"/>
-                    <a:stretch>
-                      <a:fillRect/>
-                    </a:stretch>
-                  </pic:blipFill>
-                  <pic:spPr>
-                    <a:xfrm>
-                      <a:off x="0" y="0"/>
-                      <a:ext cx="5400000" cy="3085714"/>
-                    </a:xfrm>
-                    <a:prstGeom prst="rect">
-                      <a:avLst/>
-                    </a:prstGeom>
-                  </pic:spPr>
-                </pic:pic>
-              </a:graphicData>
-            </a:graphic>
-          </wp:inline>
-        </w:drawing>
-      </w:r>
-    </w:p>
-    <w:p>
-      <w:r>
-        <w:rPr>
-          <w:b/>
-        </w:rPr>
-        <w:t>Figura 3. Temas atribuídos pelo classificador.</w:t>
-      </w:r>
-    </w:p>
-    <w:p>
-      <w:r>
-        <w:t>Meio ambiente: 4; energia: 3; clima e emissões: 1. Uma proposição pode receber mais de um tema. São rótulos do GPT: “Energia” no PLP 280/2025 não é uma menção literal da ementa e deve ser lida com cautela.</w:t>
-      </w:r>
-    </w:p>
-    <w:p/>
-    <w:p>
-      <w:pPr>
-        <w:jc w:val="center"/>
-      </w:pPr>
-      <w:r>
-        <w:rPr>
-          <w:noProof/>
-        </w:rPr>
-        <w:drawing>
-          <wp:inline distT="0" distB="0" distL="0" distR="0">
-            <wp:extent cx="5400000" cy="3085714"/>
-            <wp:effectExtent l="0" t="0" r="0" b="0"/>
-            <wp:docPr id="4" name="Picture 4"/>
-            <wp:cNvGraphicFramePr>
-              <a:graphicFrameLocks xmlns:a="http://schemas.openxmlformats.org/drawingml/2006/main" noChangeAspect="1"/>
-            </wp:cNvGraphicFramePr>
-            <a:graphic xmlns:a="http://schemas.openxmlformats.org/drawingml/2006/main">
-              <a:graphicData uri="http://schemas.openxmlformats.org/drawingml/2006/picture">
-                <pic:pic xmlns:pic="http://schemas.openxmlformats.org/drawingml/2006/picture">
-                  <pic:nvPicPr>
-                    <pic:cNvPr id="0" name="proposicoes_por_tipo.png"/>
-                    <pic:cNvPicPr/>
-                  </pic:nvPicPr>
-                  <pic:blipFill>
-                    <a:blip r:embed="rId17"/>
-                    <a:stretch>
-                      <a:fillRect/>
-                    </a:stretch>
-                  </pic:blipFill>
-                  <pic:spPr>
-                    <a:xfrm>
-                      <a:off x="0" y="0"/>
-                      <a:ext cx="5400000" cy="3085714"/>
-                    </a:xfrm>
-                    <a:prstGeom prst="rect">
-                      <a:avLst/>
-                    </a:prstGeom>
-                  </pic:spPr>
-                </pic:pic>
-              </a:graphicData>
-            </a:graphic>
-          </wp:inline>
-        </w:drawing>
-      </w:r>
-    </w:p>
-    <w:p>
-      <w:r>
-        <w:rPr>
-          <w:b/>
-        </w:rPr>
-        <w:t>Figura 4. Tipos de proposição no conjunto selecionado.</w:t>
-      </w:r>
-    </w:p>
-    <w:p>
-      <w:r>
-        <w:t>Quatro projetos de lei (PL) e um projeto de lei complementar (PLP). Nenhuma PEC ou MPV foi selecionada.</w:t>
-      </w:r>
-    </w:p>
-    <w:p>
-      <w:r>
-        <w:br w:type="page"/>
+        <w:rPr/>
+        <w:t>Os resultados indicam que, nas cinco ementas selecionadas, a abordagem ambiental direta se concentra em eficiência energética, sustentabilidade e licenciamento de data centers. Os gráficos mostram igual número de relações diretas e indiretas, predominância de propostas de 2025 e de projetos de lei, além do destaque dos rótulos Meio ambiente e Energia. O TF-IDF complementa essa leitura ao destacar inteligência artificial, tecnologia e sustentabilidade no vocabulário escolhido. A ocorrência de água em marca d’água mostra por que os pesos e as palavras-chave precisam ser interpretados no contexto. Assim, o conjunto não oferece evidência de abordagem direta do consumo hídrico nas ementas, mas essa ausência não permite concluir que o tema esteja ausente de todo o debate legislativo.</w:t>
       </w:r>
     </w:p>
     <w:p>
       <w:pPr>
-        <w:pStyle w:val="Ttulo1"/>
-      </w:pPr>
-      <w:r>
-        <w:lastRenderedPageBreak/>
-        <w:t>Gráfico: termos das ementas</w:t>
-      </w:r>
-    </w:p>
-    <w:p/>
-    <w:p>
-      <w:pPr>
-        <w:jc w:val="center"/>
+        <w:keepNext w:val="0"/>
+        <w:keepLines w:val="0"/>
+        <w:pageBreakBefore w:val="0"/>
+        <w:widowControl/>
+        <w:jc w:val="left"/>
       </w:pPr>
       <w:r>
         <w:rPr>
-          <w:noProof/>
+          <w:sz w:val="18"/>
         </w:rPr>
-        <w:drawing>
-          <wp:inline distT="0" distB="0" distL="0" distR="0">
-            <wp:extent cx="5400000" cy="3085714"/>
-            <wp:effectExtent l="0" t="0" r="0" b="0"/>
-            <wp:docPr id="5" name="Picture 5"/>
-            <wp:cNvGraphicFramePr>
-              <a:graphicFrameLocks xmlns:a="http://schemas.openxmlformats.org/drawingml/2006/main" noChangeAspect="1"/>
-            </wp:cNvGraphicFramePr>
-            <a:graphic xmlns:a="http://schemas.openxmlformats.org/drawingml/2006/main">
-              <a:graphicData uri="http://schemas.openxmlformats.org/drawingml/2006/picture">
-                <pic:pic xmlns:pic="http://schemas.openxmlformats.org/drawingml/2006/picture">
-                  <pic:nvPicPr>
-                    <pic:cNvPr id="0" name="termos_tfidf.png"/>
-                    <pic:cNvPicPr/>
-                  </pic:nvPicPr>
-                  <pic:blipFill>
-                    <a:blip r:embed="rId18"/>
-                    <a:stretch>
-                      <a:fillRect/>
-                    </a:stretch>
-                  </pic:blipFill>
-                  <pic:spPr>
-                    <a:xfrm>
-                      <a:off x="0" y="0"/>
-                      <a:ext cx="5400000" cy="3085714"/>
-                    </a:xfrm>
-                    <a:prstGeom prst="rect">
-                      <a:avLst/>
-                    </a:prstGeom>
-                  </pic:spPr>
-                </pic:pic>
-              </a:graphicData>
-            </a:graphic>
-          </wp:inline>
-        </w:drawing>
-      </w:r>
-    </w:p>
-    <w:p>
-      <w:r>
-        <w:rPr>
-          <w:b/>
-        </w:rPr>
-        <w:t>Figura 5. Pesos médios TF-IDF no vocabulário temático.</w:t>
-      </w:r>
-    </w:p>
-    <w:p>
-      <w:r>
-        <w:t>Os maiores pesos são de “inteligência artificial”, “tecnologia” e “sustentabilidade”. Os valores indicam relevância textual no vocabulário escolhido, não intensidade de impacto ambiental. “Água” aparece por “marca d’água”, sem indicar consumo hídrico.</w:t>
-      </w:r>
-    </w:p>
-    <w:p/>
-    <w:p>
-      <w:pPr>
-        <w:pStyle w:val="Ttulo1"/>
-      </w:pPr>
-      <w:r>
-        <w:t>Limitações e alcance da resposta</w:t>
-      </w:r>
-    </w:p>
-    <w:p>
-      <w:r>
-        <w:t>A pesquisa é exploratória e se limita às ementas e aos candidatos encontrados pelo filtro. As palavras-chave podem incluir falsos positivos ou deixar de recuperar proposições relevantes com outras expressões. O vocabulário predefinido restringe o TF-IDF; embora esteja no filtro, “infraestrutura digital” tem três palavras e não é capturada pelo TF-IDF configurado para uma ou duas palavras.</w:t>
-      </w:r>
-    </w:p>
-    <w:p>
-      <w:r>
-        <w:t>A presença literal das evidências confere rastreabilidade, mas não comprova, por si só, a correção de todos os temas ou classificações atribuídos pelo modelo. Os resultados não medem impactos ambientais reais, não substituem a leitura do inteiro teor e não representam um levantamento exaustivo de toda a legislação sobre IA e ambiente.</w:t>
-      </w:r>
-    </w:p>
-    <w:p>
-      <w:r>
-        <w:t>Assim, a resposta sustentada por esta análise é que, entre os candidatos recuperados de 2023 a 2025, a abordagem ambiental direta privilegia eficiência energética, sustentabilidade e licenciamento de data centers, enquanto outras propostas associam IA à proteção ambiental ou ao financiamento de tecnologia.</w:t>
-      </w:r>
-    </w:p>
-    <w:p>
-      <w:r>
         <w:t>Fonte de todos os gráficos: outputs/05_visualizacao do projeto, gerados a partir das cinco ementas classificadas.</w:t>
       </w:r>
     </w:p>
     <w:sectPr>
       <w:footerReference w:type="default" r:id="rId19"/>
+      <w:headerReference w:type="default" r:id="rId22"/>
       <w:pgSz w:w="11906" w:h="16838"/>
-      <w:pgMar w:top="964" w:right="1134" w:bottom="964" w:left="1134" w:header="720" w:footer="720" w:gutter="0"/>
+      <w:pgMar w:top="1020" w:right="1134" w:bottom="1020" w:left="1134" w:header="454" w:footer="454" w:gutter="0"/>
       <w:cols w:space="720"/>
       <w:docGrid w:linePitch="360"/>
     </w:sectPr>
@@ -872,29 +1564,10 @@
   <w:p>
     <w:pPr>
       <w:pStyle w:val="Rodap"/>
-      <w:jc w:val="right"/>
+      <w:jc w:val="center"/>
     </w:pPr>
-    <w:r>
-      <w:t xml:space="preserve">Charles Luiz de Souza Mendes | </w:t>
-    </w:r>
-    <w:r>
-      <w:fldChar w:fldCharType="begin"/>
-    </w:r>
-    <w:r>
-      <w:instrText>PAGE</w:instrText>
-    </w:r>
-    <w:r>
-      <w:fldChar w:fldCharType="separate"/>
-    </w:r>
-    <w:r>
-      <w:rPr>
-        <w:noProof/>
-      </w:rPr>
-      <w:t>1</w:t>
-    </w:r>
-    <w:r>
-      <w:fldChar w:fldCharType="end"/>
-    </w:r>
+    <w:r/>
+    <w:fldSimple w:instr="PAGE"/>
   </w:p>
 </w:ftr>
 </file>
@@ -922,6 +1595,24 @@
     </w:p>
   </w:footnote>
 </w:footnotes>
+</file>
+
+<file path=word/header1.xml><?xml version="1.0" encoding="utf-8"?>
+<w:hdr xmlns:m="http://schemas.openxmlformats.org/officeDocument/2006/math" xmlns:mc="http://schemas.openxmlformats.org/markup-compatibility/2006" xmlns:mo="http://schemas.microsoft.com/office/mac/office/2008/main" xmlns:mv="urn:schemas-microsoft-com:mac:vml" xmlns:o="urn:schemas-microsoft-com:office:office" xmlns:r="http://schemas.openxmlformats.org/officeDocument/2006/relationships" xmlns:v="urn:schemas-microsoft-com:vml" xmlns:w10="urn:schemas-microsoft-com:office:word" xmlns:w14="http://schemas.microsoft.com/office/word/2010/wordml" xmlns:w="http://schemas.openxmlformats.org/wordprocessingml/2006/main" xmlns:wne="http://schemas.microsoft.com/office/word/2006/wordml" xmlns:wp14="http://schemas.microsoft.com/office/word/2010/wordprocessingDrawing" xmlns:wp="http://schemas.openxmlformats.org/drawingml/2006/wordprocessingDrawing" xmlns:wpc="http://schemas.microsoft.com/office/word/2010/wordprocessingCanvas" xmlns:wpg="http://schemas.microsoft.com/office/word/2010/wordprocessingGroup" xmlns:wpi="http://schemas.microsoft.com/office/word/2010/wordprocessingInk" xmlns:wps="http://schemas.microsoft.com/office/word/2010/wordprocessingShape" mc:Ignorable="w14 wp14">
+  <w:p>
+    <w:pPr>
+      <w:pStyle w:val="Header"/>
+      <w:jc w:val="right"/>
+    </w:pPr>
+    <w:r>
+      <w:rPr>
+        <w:color w:val="666666"/>
+        <w:sz w:val="16"/>
+      </w:rPr>
+      <w:t>Charles Luiz de Souza Mendes | Relatório NetLab</w:t>
+    </w:r>
+  </w:p>
+</w:hdr>
 </file>
 
 <file path=word/numbering.xml><?xml version="1.0" encoding="utf-8"?>
@@ -1518,11 +2209,13 @@
     <w:qFormat/>
     <w:rsid w:val="00FC693F"/>
     <w:pPr>
+      <w:widowControl/>
       <w:spacing w:after="120" w:line="259" w:lineRule="auto"/>
     </w:pPr>
     <w:rPr>
-      <w:rFonts w:ascii="Arial" w:hAnsi="Arial"/>
-      <w:sz w:val="20"/>
+      <w:rFonts w:ascii="Calibri" w:hAnsi="Calibri"/>
+      <w:color w:val="222222"/>
+      <w:sz w:val="21"/>
     </w:rPr>
   </w:style>
   <w:style w:type="paragraph" w:styleId="Ttulo1">
@@ -1536,14 +2229,14 @@
     <w:pPr>
       <w:keepNext/>
       <w:keepLines/>
-      <w:spacing w:before="480" w:after="0"/>
+      <w:spacing w:before="200" w:after="100"/>
       <w:outlineLvl w:val="0"/>
     </w:pPr>
     <w:rPr>
-      <w:rFonts w:asciiTheme="majorHAnsi" w:eastAsiaTheme="majorEastAsia" w:hAnsiTheme="majorHAnsi" w:cstheme="majorBidi"/>
+      <w:rFonts w:asciiTheme="majorHAnsi" w:eastAsiaTheme="majorEastAsia" w:hAnsiTheme="majorHAnsi" w:cstheme="majorBidi" w:ascii="Calibri" w:hAnsi="Calibri"/>
       <w:b/>
       <w:bCs/>
-      <w:color w:val="203D50"/>
+      <w:color w:val="17324D"/>
       <w:sz w:val="28"/>
       <w:szCs w:val="28"/>
     </w:rPr>
@@ -1864,18 +2557,20 @@
     <w:qFormat/>
     <w:rsid w:val="00FC693F"/>
     <w:pPr>
+      <w:keepNext/>
       <w:pBdr>
         <w:bottom w:val="single" w:sz="8" w:space="4" w:color="4F81BD" w:themeColor="accent1"/>
       </w:pBdr>
-      <w:spacing w:after="300" w:line="240" w:lineRule="auto"/>
+      <w:spacing w:after="140" w:line="240" w:lineRule="auto" w:before="0"/>
       <w:contextualSpacing/>
     </w:pPr>
     <w:rPr>
-      <w:rFonts w:asciiTheme="majorHAnsi" w:eastAsiaTheme="majorEastAsia" w:hAnsiTheme="majorHAnsi" w:cstheme="majorBidi"/>
-      <w:color w:val="203D50"/>
+      <w:rFonts w:asciiTheme="majorHAnsi" w:eastAsiaTheme="majorEastAsia" w:hAnsiTheme="majorHAnsi" w:cstheme="majorBidi" w:ascii="Calibri" w:hAnsi="Calibri"/>
+      <w:b/>
+      <w:color w:val="17324D"/>
       <w:spacing w:val="5"/>
       <w:kern w:val="28"/>
-      <w:sz w:val="40"/>
+      <w:sz w:val="46"/>
       <w:szCs w:val="52"/>
     </w:rPr>
   </w:style>
@@ -2301,12 +2996,14 @@
     <w:qFormat/>
     <w:rsid w:val="00FC693F"/>
     <w:pPr>
-      <w:spacing w:line="240" w:lineRule="auto"/>
+      <w:keepNext w:val="0"/>
+      <w:spacing w:line="240" w:lineRule="auto" w:before="0" w:after="140"/>
     </w:pPr>
     <w:rPr>
-      <w:b/>
+      <w:rFonts w:ascii="Calibri" w:hAnsi="Calibri"/>
+      <w:b w:val="0"/>
       <w:bCs/>
-      <w:color w:val="4F81BD" w:themeColor="accent1"/>
+      <w:color w:val="555555"/>
       <w:sz w:val="18"/>
       <w:szCs w:val="18"/>
     </w:rPr>

--- a/docs/Relatorio_NetLab_Charles_Mendes.docx
+++ b/docs/Relatorio_NetLab_Charles_Mendes.docx
@@ -5,31 +5,16 @@
     <w:p>
       <w:pPr>
         <w:pStyle w:val="Ttulo"/>
-        <w:keepNext/>
-        <w:keepLines w:val="0"/>
-        <w:pageBreakBefore w:val="0"/>
-        <w:widowControl/>
-        <w:jc w:val="left"/>
       </w:pPr>
       <w:r>
-        <w:rPr/>
         <w:t>Relatório de pesquisa NetLab</w:t>
       </w:r>
     </w:p>
     <w:p>
-      <w:pPr>
-        <w:keepNext w:val="0"/>
-        <w:keepLines w:val="0"/>
-        <w:pageBreakBefore w:val="0"/>
-        <w:widowControl/>
-        <w:jc w:val="left"/>
-      </w:pPr>
       <w:r>
-        <w:rPr/>
         <w:t>Nome: Charles Luiz de Souza Mendes</w:t>
       </w:r>
       <w:r>
-        <w:rPr/>
         <w:br/>
         <w:t>E-mail: clmendes@cos.ufrj.br</w:t>
       </w:r>
@@ -37,38 +22,18 @@
     <w:p>
       <w:pPr>
         <w:pStyle w:val="Ttulo1"/>
-        <w:keepNext/>
         <w:keepLines w:val="0"/>
-        <w:pageBreakBefore w:val="0"/>
-        <w:widowControl/>
-        <w:jc w:val="left"/>
       </w:pPr>
       <w:r>
-        <w:rPr/>
         <w:t>Motivação</w:t>
       </w:r>
     </w:p>
     <w:p>
-      <w:pPr>
-        <w:keepNext w:val="0"/>
-        <w:keepLines w:val="0"/>
-        <w:pageBreakBefore w:val="0"/>
-        <w:widowControl/>
-        <w:jc w:val="left"/>
-      </w:pPr>
       <w:r>
-        <w:rPr/>
         <w:t>Com a crescente demanda por data centers e infraestruturas computacionais de alto desempenho em todo o mundo, impulsionada pelo aumento do uso de Inteligência Artificial, uma das questões que vêm sendo levantadas diz respeito ao consumo de água necessário para o resfriamento desses sistemas. Nos Estados Unidos, essa preocupação já vem sendo discutida em razão do elevado consumo de água e energia por data centers destinados a aplicações de Inteligência Artificial (https://exame.com/inteligencia-artificial/data-centers-que-alimentam-ia-viram-viloes-ambientais-nos-eua/).</w:t>
       </w:r>
     </w:p>
     <w:p>
-      <w:pPr>
-        <w:keepNext w:val="0"/>
-        <w:keepLines w:val="0"/>
-        <w:pageBreakBefore w:val="0"/>
-        <w:widowControl/>
-        <w:jc w:val="left"/>
-      </w:pPr>
       <w:r>
         <w:t>Nesse contexto, a pesquisa investiga como as proposições legislativas brasileiras abordam os impactos ambientais da inteligência artificial e da infraestrutura digital, com atenção à presença de questões relacionadas ao consumo de água nas ementas.</w:t>
       </w:r>
@@ -76,78 +41,37 @@
     <w:p>
       <w:pPr>
         <w:pStyle w:val="Ttulo1"/>
-        <w:keepNext/>
         <w:keepLines w:val="0"/>
-        <w:pageBreakBefore w:val="0"/>
-        <w:widowControl/>
-        <w:jc w:val="left"/>
       </w:pPr>
       <w:r>
-        <w:rPr/>
         <w:t>Pergunta da pesquisa</w:t>
       </w:r>
     </w:p>
     <w:p>
-      <w:pPr>
-        <w:keepNext w:val="0"/>
-        <w:keepLines w:val="0"/>
-        <w:pageBreakBefore w:val="0"/>
-        <w:widowControl/>
-        <w:jc w:val="left"/>
-      </w:pPr>
       <w:r>
-        <w:rPr/>
         <w:t>Como as proposições legislativas abordam os impactos ambientais da inteligência artificial e da infraestrutura digital entre 2023 e 2025?</w:t>
       </w:r>
     </w:p>
     <w:p>
       <w:pPr>
         <w:pStyle w:val="Ttulo1"/>
-        <w:keepNext/>
         <w:keepLines w:val="0"/>
-        <w:pageBreakBefore w:val="0"/>
-        <w:widowControl/>
-        <w:jc w:val="left"/>
       </w:pPr>
       <w:r>
-        <w:rPr/>
         <w:t>Metodologia</w:t>
       </w:r>
     </w:p>
     <w:p>
-      <w:pPr>
-        <w:keepNext w:val="0"/>
-        <w:keepLines w:val="0"/>
-        <w:pageBreakBefore w:val="0"/>
-        <w:widowControl/>
-        <w:jc w:val="left"/>
-      </w:pPr>
       <w:r>
-        <w:rPr/>
         <w:t>Foram coletadas, pela API de Dados Abertos da Câmara dos Deputados, as ementas de projetos de lei (PL), projetos de lei complementar (PLP), propostas de emenda à Constituição (PEC) e medidas provisórias (MPV) apresentados de 1º de janeiro de 2023 a 31 de dezembro de 2025. As consultas foram divididas em intervalos de até três meses, percorrendo todas as páginas retornadas.</w:t>
       </w:r>
     </w:p>
     <w:p>
-      <w:pPr>
-        <w:keepNext w:val="0"/>
-        <w:keepLines w:val="0"/>
-        <w:pageBreakBefore w:val="0"/>
-        <w:widowControl/>
-        <w:jc w:val="left"/>
-      </w:pPr>
       <w:r>
-        <w:rPr/>
         <w:t>A limpeza remove registros sem ID, tipo, data ou ementa, restringe o período e os tipos e elimina duplicatas por ID. A base salva contém 17.516 registros, todos mantidos após essa limpeza. O filtro selecionou cinco ementas com ao menos um termo tecnológico (inteligência artificial, data center, datacenter, infraestrutura digital ou computação em nuvem) e um ambiental (água, energia, carbono, clima, resíduo, ambiental ou meio ambiente), sem distinguir maiúsculas e minúsculas.</w:t>
       </w:r>
     </w:p>
     <w:p>
-      <w:pPr>
-        <w:keepNext w:val="0"/>
-        <w:keepLines w:val="0"/>
-        <w:pageBreakBefore w:val="0"/>
-        <w:widowControl/>
-        <w:jc w:val="left"/>
-      </w:pPr>
       <w:r>
         <w:t>O GPT classificou as cinco ementas como relação direta, indireta, ausente ou incerta, registrando temas, abordagem e evidência literal. Foi utilizado o modelo gpt-4.1-mini-2025-04-14, com temperatura 0. A revisão fez uma segunda classificação sem mostrar a resposta anterior e comparou categorias e temas e verificou se os trechos citados nas duas avaliações aparecem nas ementas. Houve concordância automática nos cinco casos, com evidências presentes nas ementas e nenhuma pendência sinalizada. Essa concordância não garante acerto; as verificações não avaliam automaticamente se cada trecho sustenta a interpretação atribuída. Na etapa 02 Limpeza, o TF-IDF calculou pesos para um vocabulário temático predefinido, considerando expressões de uma a três palavras. As ementas, os principais termos e seus pesos foram salvos em candidatos_tfidf.csv; o gráfico apresenta a média dos pesos por termo.</w:t>
       </w:r>
@@ -155,53 +79,28 @@
     <w:p>
       <w:pPr>
         <w:pStyle w:val="Ttulo1"/>
-        <w:keepNext/>
         <w:keepLines w:val="0"/>
-        <w:pageBreakBefore w:val="0"/>
-        <w:widowControl/>
-        <w:jc w:val="left"/>
       </w:pPr>
       <w:r>
-        <w:rPr/>
         <w:t>Resposta da pesquisa</w:t>
       </w:r>
     </w:p>
     <w:p>
-      <w:pPr>
-        <w:keepNext w:val="0"/>
-        <w:keepLines w:val="0"/>
-        <w:pageBreakBefore w:val="0"/>
-        <w:widowControl/>
-        <w:jc w:val="left"/>
-      </w:pPr>
       <w:r>
-        <w:rPr/>
         <w:t>Os gráficos mostram duas proposições com relação ambiental direta (40%), duas com relação indireta (40%) e uma sem relação ambiental (20%); nenhuma foi classificada como incerta. As diretas tratam de eficiência energética, sustentabilidade socioambiental e licenciamento de data centers. As indiretas associam IA à prevenção de incêndios ou combinam financiamento ambiental e tecnológico. O consumo de água não aparece como tema direto nas ementas analisadas.</w:t>
       </w:r>
     </w:p>
     <w:p>
-      <w:pPr>
-        <w:keepNext w:val="0"/>
-        <w:keepLines w:val="0"/>
-        <w:pageBreakBefore w:val="0"/>
-        <w:widowControl/>
-        <w:jc w:val="left"/>
-      </w:pPr>
       <w:r>
-        <w:rPr/>
-        <w:t>O conjunto reúne uma proposição de 2024 e quatro de 2025, sendo quatro PLs e um PLP. Nenhuma proposição de 2023, PEC ou MPV passou pelo filtro. Esses números descrevem a seleção e não demonstram crescimento do debate. Os temas atribuídos pelo GPT foram Meio ambiente (4), Energia (3) e Clima e emissões (1), com possibilidade de mais de um tema por proposição. No TF-IDF, os maiores pesos médios foram de inteligência artificial (0,280), tecnologia (0,203) e sustentabilidade (0,200). O destaque de água decorre da expressão marca d’água, evidenciando um falso positivo do filtro, sem relação com consumo hídrico.</w:t>
+        <w:t xml:space="preserve">O conjunto reúne uma proposição de 2024 e quatro de 2025, sendo quatro PLs e um PLP. Nenhuma proposição de 2023, PEC ou MPV passou pelo filtro. Esses números descrevem a seleção e não demonstram crescimento do debate. Os temas atribuídos pelo GPT foram Meio ambiente (4), Energia (3) e Clima e emissões (1), com </w:t>
+      </w:r>
+      <w:r>
+        <w:lastRenderedPageBreak/>
+        <w:t>possibilidade de mais de um tema por proposição. No TF-IDF, os maiores pesos médios foram de inteligência artificial (0,280), tecnologia (0,203) e sustentabilidade (0,200). O destaque de água decorre da expressão marca d’água, evidenciando um falso positivo do filtro, sem relação com consumo hídrico.</w:t>
       </w:r>
     </w:p>
     <w:p>
-      <w:pPr>
-        <w:keepNext w:val="0"/>
-        <w:keepLines w:val="0"/>
-        <w:pageBreakBefore w:val="0"/>
-        <w:widowControl/>
-        <w:jc w:val="left"/>
-      </w:pPr>
       <w:r>
-        <w:rPr/>
         <w:t xml:space="preserve">Notebook no Google Colab: </w:t>
       </w:r>
       <w:hyperlink r:id="rId8">
@@ -215,32 +114,19 @@
       </w:hyperlink>
     </w:p>
     <w:p>
-      <w:pPr>
-        <w:keepNext w:val="0"/>
-        <w:keepLines w:val="0"/>
-        <w:pageBreakBefore w:val="0"/>
-        <w:widowControl/>
-        <w:jc w:val="left"/>
-      </w:pPr>
       <w:r>
         <w:rPr>
           <w:sz w:val="18"/>
         </w:rPr>
-        <w:t>https://colab.research.google.com/drive/1t5pB7pfyuuXAko9ZEJFP7CYU9dsgFj8J?usp=sharing</w:t>
+        <w:t>https://colab.research.google.com/drive/1Fms8a918A7ZIzj1D3MTcFme5DnHElREB?usp=sharing</w:t>
       </w:r>
     </w:p>
     <w:p>
       <w:pPr>
         <w:pStyle w:val="Ttulo1"/>
-        <w:keepNext/>
         <w:keepLines w:val="0"/>
-        <w:pageBreakBefore w:val="0"/>
-        <w:widowControl/>
-        <w:jc w:val="left"/>
       </w:pPr>
       <w:r>
-        <w:rPr/>
-        <w:lastRenderedPageBreak/>
         <w:t>Resultados por proposição</w:t>
       </w:r>
     </w:p>
@@ -262,25 +148,24 @@
           <w:cnfStyle w:val="100000000000" w:firstRow="1" w:lastRow="0" w:firstColumn="0" w:lastColumn="0" w:oddVBand="0" w:evenVBand="0" w:oddHBand="0" w:evenHBand="0" w:firstRowFirstColumn="0" w:firstRowLastColumn="0" w:lastRowFirstColumn="0" w:lastRowLastColumn="0"/>
           <w:cantSplit/>
           <w:tblHeader/>
+          <w:jc w:val="center"/>
         </w:trPr>
         <w:tc>
           <w:tcPr>
             <w:cnfStyle w:val="001000000000" w:firstRow="0" w:lastRow="0" w:firstColumn="1" w:lastColumn="0" w:oddVBand="0" w:evenVBand="0" w:oddHBand="0" w:evenHBand="0" w:firstRowFirstColumn="0" w:firstRowLastColumn="0" w:lastRowFirstColumn="0" w:lastRowLastColumn="0"/>
             <w:tcW w:w="1701" w:type="dxa"/>
-            <w:vAlign w:val="center"/>
-            <w:shd w:fill="315B7C"/>
             <w:tcBorders>
               <w:top w:val="nil"/>
-              <w:left w:val="nil"/>
               <w:bottom w:val="nil"/>
-              <w:right w:val="nil"/>
             </w:tcBorders>
+            <w:shd w:val="clear" w:color="auto" w:fill="315B7C"/>
             <w:tcMar>
               <w:top w:w="90" w:type="dxa"/>
+              <w:left w:w="90" w:type="dxa"/>
               <w:bottom w:w="90" w:type="dxa"/>
-              <w:left w:w="90" w:type="dxa"/>
               <w:right w:w="90" w:type="dxa"/>
             </w:tcMar>
+            <w:vAlign w:val="center"/>
           </w:tcPr>
           <w:p>
             <w:pPr>
@@ -290,8 +175,6 @@
             </w:pPr>
             <w:r>
               <w:rPr>
-                <w:rFonts w:ascii="Calibri" w:hAnsi="Calibri"/>
-                <w:b/>
                 <w:color w:val="FFFFFF"/>
                 <w:sz w:val="20"/>
               </w:rPr>
@@ -302,20 +185,18 @@
         <w:tc>
           <w:tcPr>
             <w:tcW w:w="1361" w:type="dxa"/>
-            <w:vAlign w:val="center"/>
-            <w:shd w:fill="315B7C"/>
             <w:tcBorders>
               <w:top w:val="nil"/>
-              <w:left w:val="nil"/>
               <w:bottom w:val="nil"/>
-              <w:right w:val="nil"/>
             </w:tcBorders>
+            <w:shd w:val="clear" w:color="auto" w:fill="315B7C"/>
             <w:tcMar>
               <w:top w:w="90" w:type="dxa"/>
+              <w:left w:w="90" w:type="dxa"/>
               <w:bottom w:w="90" w:type="dxa"/>
-              <w:left w:w="90" w:type="dxa"/>
               <w:right w:w="90" w:type="dxa"/>
             </w:tcMar>
+            <w:vAlign w:val="center"/>
           </w:tcPr>
           <w:p>
             <w:pPr>
@@ -326,8 +207,6 @@
             </w:pPr>
             <w:r>
               <w:rPr>
-                <w:rFonts w:ascii="Calibri" w:hAnsi="Calibri"/>
-                <w:b/>
                 <w:color w:val="FFFFFF"/>
                 <w:sz w:val="20"/>
               </w:rPr>
@@ -338,20 +217,18 @@
         <w:tc>
           <w:tcPr>
             <w:tcW w:w="6576" w:type="dxa"/>
-            <w:vAlign w:val="center"/>
-            <w:shd w:fill="315B7C"/>
             <w:tcBorders>
               <w:top w:val="nil"/>
-              <w:left w:val="nil"/>
               <w:bottom w:val="nil"/>
-              <w:right w:val="nil"/>
             </w:tcBorders>
+            <w:shd w:val="clear" w:color="auto" w:fill="315B7C"/>
             <w:tcMar>
               <w:top w:w="90" w:type="dxa"/>
+              <w:left w:w="90" w:type="dxa"/>
               <w:bottom w:w="90" w:type="dxa"/>
-              <w:left w:w="90" w:type="dxa"/>
               <w:right w:w="90" w:type="dxa"/>
             </w:tcMar>
+            <w:vAlign w:val="center"/>
           </w:tcPr>
           <w:p>
             <w:pPr>
@@ -362,8 +239,6 @@
             </w:pPr>
             <w:r>
               <w:rPr>
-                <w:rFonts w:ascii="Calibri" w:hAnsi="Calibri"/>
-                <w:b/>
                 <w:color w:val="FFFFFF"/>
                 <w:sz w:val="20"/>
               </w:rPr>
@@ -376,25 +251,24 @@
         <w:trPr>
           <w:cnfStyle w:val="000000100000" w:firstRow="0" w:lastRow="0" w:firstColumn="0" w:lastColumn="0" w:oddVBand="0" w:evenVBand="0" w:oddHBand="1" w:evenHBand="0" w:firstRowFirstColumn="0" w:firstRowLastColumn="0" w:lastRowFirstColumn="0" w:lastRowLastColumn="0"/>
           <w:cantSplit/>
+          <w:jc w:val="center"/>
         </w:trPr>
         <w:tc>
           <w:tcPr>
             <w:cnfStyle w:val="001000000000" w:firstRow="0" w:lastRow="0" w:firstColumn="1" w:lastColumn="0" w:oddVBand="0" w:evenVBand="0" w:oddHBand="0" w:evenHBand="0" w:firstRowFirstColumn="0" w:firstRowLastColumn="0" w:lastRowFirstColumn="0" w:lastRowLastColumn="0"/>
             <w:tcW w:w="1701" w:type="dxa"/>
-            <w:vAlign w:val="center"/>
-            <w:shd w:fill="F0F4F7"/>
             <w:tcBorders>
               <w:top w:val="nil"/>
-              <w:left w:val="nil"/>
               <w:bottom w:val="nil"/>
-              <w:right w:val="nil"/>
             </w:tcBorders>
+            <w:shd w:val="clear" w:color="auto" w:fill="F0F4F7"/>
             <w:tcMar>
               <w:top w:w="90" w:type="dxa"/>
+              <w:left w:w="90" w:type="dxa"/>
               <w:bottom w:w="90" w:type="dxa"/>
-              <w:left w:w="90" w:type="dxa"/>
               <w:right w:w="90" w:type="dxa"/>
             </w:tcMar>
+            <w:vAlign w:val="center"/>
           </w:tcPr>
           <w:p>
             <w:pPr>
@@ -404,7 +278,6 @@
             </w:pPr>
             <w:r>
               <w:rPr>
-                <w:rFonts w:ascii="Calibri" w:hAnsi="Calibri"/>
                 <w:b w:val="0"/>
                 <w:color w:val="24364B"/>
                 <w:sz w:val="20"/>
@@ -416,20 +289,18 @@
         <w:tc>
           <w:tcPr>
             <w:tcW w:w="1361" w:type="dxa"/>
-            <w:vAlign w:val="center"/>
-            <w:shd w:fill="F0F4F7"/>
             <w:tcBorders>
               <w:top w:val="nil"/>
-              <w:left w:val="nil"/>
               <w:bottom w:val="nil"/>
-              <w:right w:val="nil"/>
             </w:tcBorders>
+            <w:shd w:val="clear" w:color="auto" w:fill="F0F4F7"/>
             <w:tcMar>
               <w:top w:w="90" w:type="dxa"/>
+              <w:left w:w="90" w:type="dxa"/>
               <w:bottom w:w="90" w:type="dxa"/>
-              <w:left w:w="90" w:type="dxa"/>
               <w:right w:w="90" w:type="dxa"/>
             </w:tcMar>
+            <w:vAlign w:val="center"/>
           </w:tcPr>
           <w:p>
             <w:pPr>
@@ -440,8 +311,6 @@
             </w:pPr>
             <w:r>
               <w:rPr>
-                <w:rFonts w:ascii="Calibri" w:hAnsi="Calibri"/>
-                <w:b w:val="0"/>
                 <w:color w:val="24364B"/>
                 <w:sz w:val="20"/>
               </w:rPr>
@@ -452,20 +321,18 @@
         <w:tc>
           <w:tcPr>
             <w:tcW w:w="6576" w:type="dxa"/>
-            <w:vAlign w:val="center"/>
-            <w:shd w:fill="F0F4F7"/>
             <w:tcBorders>
               <w:top w:val="nil"/>
-              <w:left w:val="nil"/>
               <w:bottom w:val="nil"/>
-              <w:right w:val="nil"/>
             </w:tcBorders>
+            <w:shd w:val="clear" w:color="auto" w:fill="F0F4F7"/>
             <w:tcMar>
               <w:top w:w="90" w:type="dxa"/>
+              <w:left w:w="90" w:type="dxa"/>
               <w:bottom w:w="90" w:type="dxa"/>
-              <w:left w:w="90" w:type="dxa"/>
               <w:right w:w="90" w:type="dxa"/>
             </w:tcMar>
+            <w:vAlign w:val="center"/>
           </w:tcPr>
           <w:p>
             <w:pPr>
@@ -476,8 +343,6 @@
             </w:pPr>
             <w:r>
               <w:rPr>
-                <w:rFonts w:ascii="Calibri" w:hAnsi="Calibri"/>
-                <w:b w:val="0"/>
                 <w:color w:val="24364B"/>
                 <w:sz w:val="20"/>
               </w:rPr>
@@ -489,25 +354,26 @@
       <w:tr>
         <w:trPr>
           <w:cantSplit/>
+          <w:jc w:val="center"/>
         </w:trPr>
         <w:tc>
           <w:tcPr>
             <w:cnfStyle w:val="001000000000" w:firstRow="0" w:lastRow="0" w:firstColumn="1" w:lastColumn="0" w:oddVBand="0" w:evenVBand="0" w:oddHBand="0" w:evenHBand="0" w:firstRowFirstColumn="0" w:firstRowLastColumn="0" w:lastRowFirstColumn="0" w:lastRowLastColumn="0"/>
             <w:tcW w:w="1701" w:type="dxa"/>
-            <w:vAlign w:val="center"/>
-            <w:shd w:fill="FFFFFF"/>
             <w:tcBorders>
               <w:top w:val="nil"/>
               <w:left w:val="nil"/>
               <w:bottom w:val="nil"/>
               <w:right w:val="nil"/>
             </w:tcBorders>
+            <w:shd w:val="clear" w:color="auto" w:fill="FFFFFF"/>
             <w:tcMar>
               <w:top w:w="90" w:type="dxa"/>
+              <w:left w:w="90" w:type="dxa"/>
               <w:bottom w:w="90" w:type="dxa"/>
-              <w:left w:w="90" w:type="dxa"/>
               <w:right w:w="90" w:type="dxa"/>
             </w:tcMar>
+            <w:vAlign w:val="center"/>
           </w:tcPr>
           <w:p>
             <w:pPr>
@@ -517,7 +383,6 @@
             </w:pPr>
             <w:r>
               <w:rPr>
-                <w:rFonts w:ascii="Calibri" w:hAnsi="Calibri"/>
                 <w:b w:val="0"/>
                 <w:color w:val="24364B"/>
                 <w:sz w:val="20"/>
@@ -529,20 +394,20 @@
         <w:tc>
           <w:tcPr>
             <w:tcW w:w="1361" w:type="dxa"/>
-            <w:vAlign w:val="center"/>
-            <w:shd w:fill="FFFFFF"/>
             <w:tcBorders>
               <w:top w:val="nil"/>
               <w:left w:val="nil"/>
               <w:bottom w:val="nil"/>
               <w:right w:val="nil"/>
             </w:tcBorders>
+            <w:shd w:val="clear" w:color="auto" w:fill="FFFFFF"/>
             <w:tcMar>
               <w:top w:w="90" w:type="dxa"/>
+              <w:left w:w="90" w:type="dxa"/>
               <w:bottom w:w="90" w:type="dxa"/>
-              <w:left w:w="90" w:type="dxa"/>
               <w:right w:w="90" w:type="dxa"/>
             </w:tcMar>
+            <w:vAlign w:val="center"/>
           </w:tcPr>
           <w:p>
             <w:pPr>
@@ -553,8 +418,6 @@
             </w:pPr>
             <w:r>
               <w:rPr>
-                <w:rFonts w:ascii="Calibri" w:hAnsi="Calibri"/>
-                <w:b w:val="0"/>
                 <w:color w:val="24364B"/>
                 <w:sz w:val="20"/>
               </w:rPr>
@@ -565,20 +428,20 @@
         <w:tc>
           <w:tcPr>
             <w:tcW w:w="6576" w:type="dxa"/>
-            <w:vAlign w:val="center"/>
-            <w:shd w:fill="FFFFFF"/>
             <w:tcBorders>
               <w:top w:val="nil"/>
               <w:left w:val="nil"/>
               <w:bottom w:val="nil"/>
               <w:right w:val="nil"/>
             </w:tcBorders>
+            <w:shd w:val="clear" w:color="auto" w:fill="FFFFFF"/>
             <w:tcMar>
               <w:top w:w="90" w:type="dxa"/>
+              <w:left w:w="90" w:type="dxa"/>
               <w:bottom w:w="90" w:type="dxa"/>
-              <w:left w:w="90" w:type="dxa"/>
               <w:right w:w="90" w:type="dxa"/>
             </w:tcMar>
+            <w:vAlign w:val="center"/>
           </w:tcPr>
           <w:p>
             <w:pPr>
@@ -589,8 +452,6 @@
             </w:pPr>
             <w:r>
               <w:rPr>
-                <w:rFonts w:ascii="Calibri" w:hAnsi="Calibri"/>
-                <w:b w:val="0"/>
                 <w:color w:val="24364B"/>
                 <w:sz w:val="20"/>
               </w:rPr>
@@ -603,25 +464,24 @@
         <w:trPr>
           <w:cnfStyle w:val="000000100000" w:firstRow="0" w:lastRow="0" w:firstColumn="0" w:lastColumn="0" w:oddVBand="0" w:evenVBand="0" w:oddHBand="1" w:evenHBand="0" w:firstRowFirstColumn="0" w:firstRowLastColumn="0" w:lastRowFirstColumn="0" w:lastRowLastColumn="0"/>
           <w:cantSplit/>
+          <w:jc w:val="center"/>
         </w:trPr>
         <w:tc>
           <w:tcPr>
             <w:cnfStyle w:val="001000000000" w:firstRow="0" w:lastRow="0" w:firstColumn="1" w:lastColumn="0" w:oddVBand="0" w:evenVBand="0" w:oddHBand="0" w:evenHBand="0" w:firstRowFirstColumn="0" w:firstRowLastColumn="0" w:lastRowFirstColumn="0" w:lastRowLastColumn="0"/>
             <w:tcW w:w="1701" w:type="dxa"/>
-            <w:vAlign w:val="center"/>
-            <w:shd w:fill="F0F4F7"/>
             <w:tcBorders>
               <w:top w:val="nil"/>
-              <w:left w:val="nil"/>
               <w:bottom w:val="nil"/>
-              <w:right w:val="nil"/>
             </w:tcBorders>
+            <w:shd w:val="clear" w:color="auto" w:fill="F0F4F7"/>
             <w:tcMar>
               <w:top w:w="90" w:type="dxa"/>
+              <w:left w:w="90" w:type="dxa"/>
               <w:bottom w:w="90" w:type="dxa"/>
-              <w:left w:w="90" w:type="dxa"/>
               <w:right w:w="90" w:type="dxa"/>
             </w:tcMar>
+            <w:vAlign w:val="center"/>
           </w:tcPr>
           <w:p>
             <w:pPr>
@@ -631,7 +491,6 @@
             </w:pPr>
             <w:r>
               <w:rPr>
-                <w:rFonts w:ascii="Calibri" w:hAnsi="Calibri"/>
                 <w:b w:val="0"/>
                 <w:color w:val="24364B"/>
                 <w:sz w:val="20"/>
@@ -643,20 +502,18 @@
         <w:tc>
           <w:tcPr>
             <w:tcW w:w="1361" w:type="dxa"/>
-            <w:vAlign w:val="center"/>
-            <w:shd w:fill="F0F4F7"/>
             <w:tcBorders>
               <w:top w:val="nil"/>
-              <w:left w:val="nil"/>
               <w:bottom w:val="nil"/>
-              <w:right w:val="nil"/>
             </w:tcBorders>
+            <w:shd w:val="clear" w:color="auto" w:fill="F0F4F7"/>
             <w:tcMar>
               <w:top w:w="90" w:type="dxa"/>
+              <w:left w:w="90" w:type="dxa"/>
               <w:bottom w:w="90" w:type="dxa"/>
-              <w:left w:w="90" w:type="dxa"/>
               <w:right w:w="90" w:type="dxa"/>
             </w:tcMar>
+            <w:vAlign w:val="center"/>
           </w:tcPr>
           <w:p>
             <w:pPr>
@@ -667,8 +524,6 @@
             </w:pPr>
             <w:r>
               <w:rPr>
-                <w:rFonts w:ascii="Calibri" w:hAnsi="Calibri"/>
-                <w:b w:val="0"/>
                 <w:color w:val="24364B"/>
                 <w:sz w:val="20"/>
               </w:rPr>
@@ -679,20 +534,18 @@
         <w:tc>
           <w:tcPr>
             <w:tcW w:w="6576" w:type="dxa"/>
-            <w:vAlign w:val="center"/>
-            <w:shd w:fill="F0F4F7"/>
             <w:tcBorders>
               <w:top w:val="nil"/>
-              <w:left w:val="nil"/>
               <w:bottom w:val="nil"/>
-              <w:right w:val="nil"/>
             </w:tcBorders>
+            <w:shd w:val="clear" w:color="auto" w:fill="F0F4F7"/>
             <w:tcMar>
               <w:top w:w="90" w:type="dxa"/>
+              <w:left w:w="90" w:type="dxa"/>
               <w:bottom w:w="90" w:type="dxa"/>
-              <w:left w:w="90" w:type="dxa"/>
               <w:right w:w="90" w:type="dxa"/>
             </w:tcMar>
+            <w:vAlign w:val="center"/>
           </w:tcPr>
           <w:p>
             <w:pPr>
@@ -703,8 +556,6 @@
             </w:pPr>
             <w:r>
               <w:rPr>
-                <w:rFonts w:ascii="Calibri" w:hAnsi="Calibri"/>
-                <w:b w:val="0"/>
                 <w:color w:val="24364B"/>
                 <w:sz w:val="20"/>
               </w:rPr>
@@ -716,25 +567,26 @@
       <w:tr>
         <w:trPr>
           <w:cantSplit/>
+          <w:jc w:val="center"/>
         </w:trPr>
         <w:tc>
           <w:tcPr>
             <w:cnfStyle w:val="001000000000" w:firstRow="0" w:lastRow="0" w:firstColumn="1" w:lastColumn="0" w:oddVBand="0" w:evenVBand="0" w:oddHBand="0" w:evenHBand="0" w:firstRowFirstColumn="0" w:firstRowLastColumn="0" w:lastRowFirstColumn="0" w:lastRowLastColumn="0"/>
             <w:tcW w:w="1701" w:type="dxa"/>
-            <w:vAlign w:val="center"/>
-            <w:shd w:fill="FFFFFF"/>
             <w:tcBorders>
               <w:top w:val="nil"/>
               <w:left w:val="nil"/>
               <w:bottom w:val="nil"/>
               <w:right w:val="nil"/>
             </w:tcBorders>
+            <w:shd w:val="clear" w:color="auto" w:fill="FFFFFF"/>
             <w:tcMar>
               <w:top w:w="90" w:type="dxa"/>
+              <w:left w:w="90" w:type="dxa"/>
               <w:bottom w:w="90" w:type="dxa"/>
-              <w:left w:w="90" w:type="dxa"/>
               <w:right w:w="90" w:type="dxa"/>
             </w:tcMar>
+            <w:vAlign w:val="center"/>
           </w:tcPr>
           <w:p>
             <w:pPr>
@@ -744,7 +596,6 @@
             </w:pPr>
             <w:r>
               <w:rPr>
-                <w:rFonts w:ascii="Calibri" w:hAnsi="Calibri"/>
                 <w:b w:val="0"/>
                 <w:color w:val="24364B"/>
                 <w:sz w:val="20"/>
@@ -756,20 +607,20 @@
         <w:tc>
           <w:tcPr>
             <w:tcW w:w="1361" w:type="dxa"/>
-            <w:vAlign w:val="center"/>
-            <w:shd w:fill="FFFFFF"/>
             <w:tcBorders>
               <w:top w:val="nil"/>
               <w:left w:val="nil"/>
               <w:bottom w:val="nil"/>
               <w:right w:val="nil"/>
             </w:tcBorders>
+            <w:shd w:val="clear" w:color="auto" w:fill="FFFFFF"/>
             <w:tcMar>
               <w:top w:w="90" w:type="dxa"/>
+              <w:left w:w="90" w:type="dxa"/>
               <w:bottom w:w="90" w:type="dxa"/>
-              <w:left w:w="90" w:type="dxa"/>
               <w:right w:w="90" w:type="dxa"/>
             </w:tcMar>
+            <w:vAlign w:val="center"/>
           </w:tcPr>
           <w:p>
             <w:pPr>
@@ -780,8 +631,6 @@
             </w:pPr>
             <w:r>
               <w:rPr>
-                <w:rFonts w:ascii="Calibri" w:hAnsi="Calibri"/>
-                <w:b w:val="0"/>
                 <w:color w:val="24364B"/>
                 <w:sz w:val="20"/>
               </w:rPr>
@@ -792,20 +641,20 @@
         <w:tc>
           <w:tcPr>
             <w:tcW w:w="6576" w:type="dxa"/>
-            <w:vAlign w:val="center"/>
-            <w:shd w:fill="FFFFFF"/>
             <w:tcBorders>
               <w:top w:val="nil"/>
               <w:left w:val="nil"/>
               <w:bottom w:val="nil"/>
               <w:right w:val="nil"/>
             </w:tcBorders>
+            <w:shd w:val="clear" w:color="auto" w:fill="FFFFFF"/>
             <w:tcMar>
               <w:top w:w="90" w:type="dxa"/>
+              <w:left w:w="90" w:type="dxa"/>
               <w:bottom w:w="90" w:type="dxa"/>
-              <w:left w:w="90" w:type="dxa"/>
               <w:right w:w="90" w:type="dxa"/>
             </w:tcMar>
+            <w:vAlign w:val="center"/>
           </w:tcPr>
           <w:p>
             <w:pPr>
@@ -816,8 +665,6 @@
             </w:pPr>
             <w:r>
               <w:rPr>
-                <w:rFonts w:ascii="Calibri" w:hAnsi="Calibri"/>
-                <w:b w:val="0"/>
                 <w:color w:val="24364B"/>
                 <w:sz w:val="20"/>
               </w:rPr>
@@ -830,35 +677,32 @@
         <w:trPr>
           <w:cnfStyle w:val="000000100000" w:firstRow="0" w:lastRow="0" w:firstColumn="0" w:lastColumn="0" w:oddVBand="0" w:evenVBand="0" w:oddHBand="1" w:evenHBand="0" w:firstRowFirstColumn="0" w:firstRowLastColumn="0" w:lastRowFirstColumn="0" w:lastRowLastColumn="0"/>
           <w:cantSplit/>
+          <w:jc w:val="center"/>
         </w:trPr>
         <w:tc>
           <w:tcPr>
             <w:cnfStyle w:val="001000000000" w:firstRow="0" w:lastRow="0" w:firstColumn="1" w:lastColumn="0" w:oddVBand="0" w:evenVBand="0" w:oddHBand="0" w:evenHBand="0" w:firstRowFirstColumn="0" w:firstRowLastColumn="0" w:lastRowFirstColumn="0" w:lastRowLastColumn="0"/>
             <w:tcW w:w="1701" w:type="dxa"/>
-            <w:vAlign w:val="center"/>
-            <w:shd w:fill="F0F4F7"/>
             <w:tcBorders>
               <w:top w:val="nil"/>
-              <w:left w:val="nil"/>
               <w:bottom w:val="nil"/>
-              <w:right w:val="nil"/>
             </w:tcBorders>
+            <w:shd w:val="clear" w:color="auto" w:fill="F0F4F7"/>
             <w:tcMar>
               <w:top w:w="90" w:type="dxa"/>
+              <w:left w:w="90" w:type="dxa"/>
               <w:bottom w:w="90" w:type="dxa"/>
-              <w:left w:w="90" w:type="dxa"/>
               <w:right w:w="90" w:type="dxa"/>
             </w:tcMar>
+            <w:vAlign w:val="center"/>
           </w:tcPr>
           <w:p>
             <w:pPr>
-              <w:keepNext w:val="0"/>
               <w:keepLines/>
               <w:spacing w:before="40" w:after="40" w:line="252" w:lineRule="auto"/>
             </w:pPr>
             <w:r>
               <w:rPr>
-                <w:rFonts w:ascii="Calibri" w:hAnsi="Calibri"/>
                 <w:b w:val="0"/>
                 <w:color w:val="24364B"/>
                 <w:sz w:val="20"/>
@@ -870,32 +714,27 @@
         <w:tc>
           <w:tcPr>
             <w:tcW w:w="1361" w:type="dxa"/>
-            <w:vAlign w:val="center"/>
-            <w:shd w:fill="F0F4F7"/>
             <w:tcBorders>
               <w:top w:val="nil"/>
-              <w:left w:val="nil"/>
               <w:bottom w:val="nil"/>
-              <w:right w:val="nil"/>
             </w:tcBorders>
+            <w:shd w:val="clear" w:color="auto" w:fill="F0F4F7"/>
             <w:tcMar>
               <w:top w:w="90" w:type="dxa"/>
+              <w:left w:w="90" w:type="dxa"/>
               <w:bottom w:w="90" w:type="dxa"/>
-              <w:left w:w="90" w:type="dxa"/>
               <w:right w:w="90" w:type="dxa"/>
             </w:tcMar>
+            <w:vAlign w:val="center"/>
           </w:tcPr>
           <w:p>
             <w:pPr>
-              <w:keepNext w:val="0"/>
               <w:keepLines/>
               <w:spacing w:before="40" w:after="40" w:line="252" w:lineRule="auto"/>
               <w:cnfStyle w:val="000000100000" w:firstRow="0" w:lastRow="0" w:firstColumn="0" w:lastColumn="0" w:oddVBand="0" w:evenVBand="0" w:oddHBand="1" w:evenHBand="0" w:firstRowFirstColumn="0" w:firstRowLastColumn="0" w:lastRowFirstColumn="0" w:lastRowLastColumn="0"/>
             </w:pPr>
             <w:r>
               <w:rPr>
-                <w:rFonts w:ascii="Calibri" w:hAnsi="Calibri"/>
-                <w:b w:val="0"/>
                 <w:color w:val="24364B"/>
                 <w:sz w:val="20"/>
               </w:rPr>
@@ -906,32 +745,27 @@
         <w:tc>
           <w:tcPr>
             <w:tcW w:w="6576" w:type="dxa"/>
-            <w:vAlign w:val="center"/>
-            <w:shd w:fill="F0F4F7"/>
             <w:tcBorders>
               <w:top w:val="nil"/>
-              <w:left w:val="nil"/>
               <w:bottom w:val="nil"/>
-              <w:right w:val="nil"/>
             </w:tcBorders>
+            <w:shd w:val="clear" w:color="auto" w:fill="F0F4F7"/>
             <w:tcMar>
               <w:top w:w="90" w:type="dxa"/>
+              <w:left w:w="90" w:type="dxa"/>
               <w:bottom w:w="90" w:type="dxa"/>
-              <w:left w:w="90" w:type="dxa"/>
               <w:right w:w="90" w:type="dxa"/>
             </w:tcMar>
+            <w:vAlign w:val="center"/>
           </w:tcPr>
           <w:p>
             <w:pPr>
-              <w:keepNext w:val="0"/>
               <w:keepLines/>
               <w:spacing w:before="40" w:after="40" w:line="252" w:lineRule="auto"/>
               <w:cnfStyle w:val="000000100000" w:firstRow="0" w:lastRow="0" w:firstColumn="0" w:lastColumn="0" w:oddVBand="0" w:evenVBand="0" w:oddHBand="1" w:evenHBand="0" w:firstRowFirstColumn="0" w:firstRowLastColumn="0" w:lastRowFirstColumn="0" w:lastRowLastColumn="0"/>
             </w:pPr>
             <w:r>
               <w:rPr>
-                <w:rFonts w:ascii="Calibri" w:hAnsi="Calibri"/>
-                <w:b w:val="0"/>
                 <w:color w:val="24364B"/>
                 <w:sz w:val="20"/>
               </w:rPr>
@@ -944,65 +778,32 @@
     <w:p>
       <w:pPr>
         <w:pStyle w:val="Ttulo1"/>
-        <w:keepNext/>
         <w:keepLines w:val="0"/>
-        <w:pageBreakBefore w:val="0"/>
-        <w:widowControl/>
-        <w:jc w:val="left"/>
       </w:pPr>
       <w:r>
-        <w:rPr/>
         <w:t>Leitura dos resultados</w:t>
       </w:r>
     </w:p>
     <w:p>
-      <w:pPr>
-        <w:keepNext w:val="0"/>
-        <w:keepLines w:val="0"/>
-        <w:pageBreakBefore w:val="0"/>
-        <w:widowControl/>
-        <w:jc w:val="left"/>
-      </w:pPr>
       <w:r>
-        <w:rPr/>
         <w:t>A relação direta identificada se refere à infraestrutura digital, especialmente aos data centers. As relações indiretas dizem respeito ao uso de tecnologia para proteção ambiental ou à associação de investimentos ambientais e tecnológicos. Isso não demonstra que as propostas foram aprovadas ou que produziram efeitos ambientais.</w:t>
       </w:r>
     </w:p>
     <w:p>
-      <w:pPr>
-        <w:keepNext w:val="0"/>
-        <w:keepLines w:val="0"/>
-        <w:pageBreakBefore w:val="0"/>
-        <w:widowControl/>
-        <w:jc w:val="left"/>
-      </w:pPr>
       <w:r>
-        <w:rPr/>
         <w:t>Há uma proposição selecionada de 2024 e quatro de 2025. Nenhuma de 2023 passou pelo filtro. A distribuição descreve apenas os candidatos selecionados, sem permitir concluir que o tema esteve ausente de todo o debate legislativo de 2023.</w:t>
       </w:r>
     </w:p>
     <w:p>
       <w:pPr>
         <w:pStyle w:val="Ttulo1"/>
-        <w:keepNext/>
         <w:keepLines w:val="0"/>
-        <w:pageBreakBefore w:val="0"/>
-        <w:widowControl/>
-        <w:jc w:val="left"/>
       </w:pPr>
       <w:r>
-        <w:rPr/>
         <w:t>Fonte e consulta das proposições</w:t>
       </w:r>
     </w:p>
     <w:p>
-      <w:pPr>
-        <w:keepNext w:val="0"/>
-        <w:keepLines w:val="0"/>
-        <w:pageBreakBefore w:val="0"/>
-        <w:widowControl/>
-        <w:jc w:val="left"/>
-      </w:pPr>
       <w:r>
         <w:rPr>
           <w:sz w:val="18"/>
@@ -1012,12 +813,7 @@
     </w:p>
     <w:p>
       <w:pPr>
-        <w:keepNext w:val="0"/>
-        <w:keepLines w:val="0"/>
-        <w:pageBreakBefore w:val="0"/>
-        <w:widowControl/>
         <w:spacing w:after="40"/>
-        <w:jc w:val="left"/>
       </w:pPr>
       <w:hyperlink r:id="rId9">
         <w:r>
@@ -1031,12 +827,7 @@
     </w:p>
     <w:p>
       <w:pPr>
-        <w:keepNext w:val="0"/>
-        <w:keepLines w:val="0"/>
-        <w:pageBreakBefore w:val="0"/>
-        <w:widowControl/>
         <w:spacing w:after="40"/>
-        <w:jc w:val="left"/>
       </w:pPr>
       <w:hyperlink r:id="rId10">
         <w:r>
@@ -1050,12 +841,7 @@
     </w:p>
     <w:p>
       <w:pPr>
-        <w:keepNext w:val="0"/>
-        <w:keepLines w:val="0"/>
-        <w:pageBreakBefore w:val="0"/>
-        <w:widowControl/>
         <w:spacing w:after="40"/>
-        <w:jc w:val="left"/>
       </w:pPr>
       <w:hyperlink r:id="rId11">
         <w:r>
@@ -1069,12 +855,7 @@
     </w:p>
     <w:p>
       <w:pPr>
-        <w:keepNext w:val="0"/>
-        <w:keepLines w:val="0"/>
-        <w:pageBreakBefore w:val="0"/>
-        <w:widowControl/>
         <w:spacing w:after="40"/>
-        <w:jc w:val="left"/>
       </w:pPr>
       <w:hyperlink r:id="rId12">
         <w:r>
@@ -1088,12 +869,7 @@
     </w:p>
     <w:p>
       <w:pPr>
-        <w:keepNext w:val="0"/>
-        <w:keepLines w:val="0"/>
-        <w:pageBreakBefore w:val="0"/>
-        <w:widowControl/>
         <w:spacing w:after="40"/>
-        <w:jc w:val="left"/>
       </w:pPr>
       <w:hyperlink r:id="rId13">
         <w:r>
@@ -1108,29 +884,27 @@
     <w:p>
       <w:pPr>
         <w:pStyle w:val="Ttulo1"/>
-        <w:keepNext/>
         <w:keepLines w:val="0"/>
         <w:pageBreakBefore/>
-        <w:widowControl/>
-        <w:jc w:val="left"/>
       </w:pPr>
       <w:r>
+        <w:lastRenderedPageBreak/>
         <w:t>Resultados gráficos</w:t>
       </w:r>
     </w:p>
     <w:tbl>
       <w:tblPr>
-        <w:tblW w:type="auto" w:w="0"/>
+        <w:tblW w:w="0" w:type="auto"/>
+        <w:tblBorders>
+          <w:top w:val="nil"/>
+          <w:left w:val="nil"/>
+          <w:bottom w:val="nil"/>
+          <w:right w:val="nil"/>
+          <w:insideH w:val="nil"/>
+          <w:insideV w:val="nil"/>
+        </w:tblBorders>
         <w:tblLayout w:type="fixed"/>
-        <w:tblLook w:firstColumn="1" w:firstRow="1" w:lastColumn="0" w:lastRow="0" w:noHBand="0" w:noVBand="1" w:val="04A0"/>
-        <w:tblBorders>
-          <w:top w:val="nil"/>
-          <w:left w:val="nil"/>
-          <w:bottom w:val="nil"/>
-          <w:right w:val="nil"/>
-          <w:insideH w:val="nil"/>
-          <w:insideV w:val="nil"/>
-        </w:tblBorders>
+        <w:tblLook w:val="04A0" w:firstRow="1" w:lastRow="0" w:firstColumn="1" w:lastColumn="0" w:noHBand="0" w:noVBand="1"/>
       </w:tblPr>
       <w:tblGrid>
         <w:gridCol w:w="9638"/>
@@ -1141,14 +915,12 @@
         </w:trPr>
         <w:tc>
           <w:tcPr>
-            <w:tcW w:type="dxa" w:w="9638"/>
+            <w:tcW w:w="9638" w:type="dxa"/>
           </w:tcPr>
           <w:p>
             <w:pPr>
               <w:keepNext/>
               <w:keepLines/>
-              <w:pageBreakBefore w:val="0"/>
-              <w:widowControl/>
               <w:spacing w:before="60" w:after="80"/>
               <w:jc w:val="center"/>
             </w:pPr>
@@ -1156,18 +928,17 @@
               <w:rPr>
                 <w:noProof/>
               </w:rPr>
-            </w:r>
-            <w:r>
               <w:drawing>
-                <wp:inline xmlns:a="http://schemas.openxmlformats.org/drawingml/2006/main" xmlns:pic="http://schemas.openxmlformats.org/drawingml/2006/picture">
+                <wp:inline distT="0" distB="0" distL="0" distR="0">
                   <wp:extent cx="5220000" cy="2982857"/>
+                  <wp:effectExtent l="0" t="0" r="0" b="0"/>
                   <wp:docPr id="1" name="Picture 1"/>
                   <wp:cNvGraphicFramePr>
-                    <a:graphicFrameLocks noChangeAspect="1"/>
+                    <a:graphicFrameLocks xmlns:a="http://schemas.openxmlformats.org/drawingml/2006/main" noChangeAspect="1"/>
                   </wp:cNvGraphicFramePr>
-                  <a:graphic>
+                  <a:graphic xmlns:a="http://schemas.openxmlformats.org/drawingml/2006/main">
                     <a:graphicData uri="http://schemas.openxmlformats.org/drawingml/2006/picture">
-                      <pic:pic>
+                      <pic:pic xmlns:pic="http://schemas.openxmlformats.org/drawingml/2006/picture">
                         <pic:nvPicPr>
                           <pic:cNvPr id="0" name="image.png"/>
                           <pic:cNvPicPr/>
@@ -1183,7 +954,9 @@
                             <a:off x="0" y="0"/>
                             <a:ext cx="5220000" cy="2982857"/>
                           </a:xfrm>
-                          <a:prstGeom prst="rect"/>
+                          <a:prstGeom prst="rect">
+                            <a:avLst/>
+                          </a:prstGeom>
                         </pic:spPr>
                       </pic:pic>
                     </a:graphicData>
@@ -1197,10 +970,7 @@
               <w:pStyle w:val="Legenda"/>
               <w:keepNext/>
               <w:keepLines/>
-              <w:pageBreakBefore w:val="0"/>
-              <w:widowControl/>
-              <w:spacing w:after="80" w:before="60"/>
-              <w:jc w:val="left"/>
+              <w:spacing w:before="60" w:after="80"/>
             </w:pPr>
             <w:r>
               <w:rPr>
@@ -1211,52 +981,27 @@
           </w:p>
           <w:p>
             <w:pPr>
-              <w:keepNext w:val="0"/>
               <w:keepLines/>
-              <w:pageBreakBefore w:val="0"/>
-              <w:widowControl/>
               <w:spacing w:before="60" w:after="80"/>
-              <w:jc w:val="left"/>
             </w:pPr>
             <w:r>
-              <w:rPr/>
               <w:t>Direta: 2; indireta: 2; ausente: 1; incerta: 0.</w:t>
             </w:r>
           </w:p>
         </w:tc>
       </w:tr>
-    </w:tbl>
-    <w:tbl>
-      <w:tblPr>
-        <w:tblW w:type="auto" w:w="0"/>
-        <w:tblLayout w:type="fixed"/>
-        <w:tblLook w:firstColumn="1" w:firstRow="1" w:lastColumn="0" w:lastRow="0" w:noHBand="0" w:noVBand="1" w:val="04A0"/>
-        <w:tblBorders>
-          <w:top w:val="nil"/>
-          <w:left w:val="nil"/>
-          <w:bottom w:val="nil"/>
-          <w:right w:val="nil"/>
-          <w:insideH w:val="nil"/>
-          <w:insideV w:val="nil"/>
-        </w:tblBorders>
-      </w:tblPr>
-      <w:tblGrid>
-        <w:gridCol w:w="9638"/>
-      </w:tblGrid>
       <w:tr>
         <w:trPr>
           <w:cantSplit/>
         </w:trPr>
         <w:tc>
           <w:tcPr>
-            <w:tcW w:type="dxa" w:w="9638"/>
+            <w:tcW w:w="9638" w:type="dxa"/>
           </w:tcPr>
           <w:p>
             <w:pPr>
               <w:keepNext/>
               <w:keepLines/>
-              <w:pageBreakBefore w:val="0"/>
-              <w:widowControl/>
               <w:spacing w:before="60" w:after="80"/>
               <w:jc w:val="center"/>
             </w:pPr>
@@ -1264,18 +1009,99 @@
               <w:rPr>
                 <w:noProof/>
               </w:rPr>
-            </w:r>
-            <w:r>
               <w:drawing>
-                <wp:inline xmlns:a="http://schemas.openxmlformats.org/drawingml/2006/main" xmlns:pic="http://schemas.openxmlformats.org/drawingml/2006/picture">
+                <wp:inline distT="0" distB="0" distL="0" distR="0">
                   <wp:extent cx="5220000" cy="2982857"/>
+                  <wp:effectExtent l="0" t="0" r="0" b="0"/>
                   <wp:docPr id="2" name="Picture 2"/>
                   <wp:cNvGraphicFramePr>
-                    <a:graphicFrameLocks noChangeAspect="1"/>
+                    <a:graphicFrameLocks xmlns:a="http://schemas.openxmlformats.org/drawingml/2006/main" noChangeAspect="1"/>
                   </wp:cNvGraphicFramePr>
-                  <a:graphic>
+                  <a:graphic xmlns:a="http://schemas.openxmlformats.org/drawingml/2006/main">
                     <a:graphicData uri="http://schemas.openxmlformats.org/drawingml/2006/picture">
-                      <pic:pic>
+                      <pic:pic xmlns:pic="http://schemas.openxmlformats.org/drawingml/2006/picture">
+                        <pic:nvPicPr>
+                          <pic:cNvPr id="0" name="image.png"/>
+                          <pic:cNvPicPr/>
+                        </pic:nvPicPr>
+                        <pic:blipFill>
+                          <a:blip r:embed="rId15"/>
+                          <a:stretch>
+                            <a:fillRect/>
+                          </a:stretch>
+                        </pic:blipFill>
+                        <pic:spPr>
+                          <a:xfrm>
+                            <a:off x="0" y="0"/>
+                            <a:ext cx="5220000" cy="2982857"/>
+                          </a:xfrm>
+                          <a:prstGeom prst="rect">
+                            <a:avLst/>
+                          </a:prstGeom>
+                        </pic:spPr>
+                      </pic:pic>
+                    </a:graphicData>
+                  </a:graphic>
+                </wp:inline>
+              </w:drawing>
+            </w:r>
+          </w:p>
+          <w:p>
+            <w:pPr>
+              <w:pStyle w:val="Legenda"/>
+              <w:keepNext/>
+              <w:keepLines/>
+              <w:spacing w:before="60" w:after="80"/>
+            </w:pPr>
+            <w:r>
+              <w:rPr>
+                <w:b/>
+              </w:rPr>
+              <w:t>Figura 2. Temas atribuídos pelo classificador.</w:t>
+            </w:r>
+          </w:p>
+          <w:p>
+            <w:pPr>
+              <w:keepLines/>
+              <w:spacing w:before="60" w:after="80"/>
+            </w:pPr>
+            <w:r>
+              <w:t>Meio ambiente: 4; energia: 3; clima e emissões: 1. Uma proposição pode receber mais de um tema. São rótulos do GPT: “Energia” no PLP 280/2025 não é uma menção literal da ementa e deve ser lida com cautela.</w:t>
+            </w:r>
+          </w:p>
+        </w:tc>
+      </w:tr>
+      <w:tr>
+        <w:trPr>
+          <w:cantSplit/>
+        </w:trPr>
+        <w:tc>
+          <w:tcPr>
+            <w:tcW w:w="9638" w:type="dxa"/>
+          </w:tcPr>
+          <w:p>
+            <w:pPr>
+              <w:keepNext/>
+              <w:keepLines/>
+              <w:spacing w:before="60" w:after="80"/>
+              <w:jc w:val="center"/>
+            </w:pPr>
+            <w:r>
+              <w:rPr>
+                <w:noProof/>
+              </w:rPr>
+              <w:lastRenderedPageBreak/>
+              <w:drawing>
+                <wp:inline distT="0" distB="0" distL="0" distR="0">
+                  <wp:extent cx="5220000" cy="2982857"/>
+                  <wp:effectExtent l="0" t="0" r="0" b="0"/>
+                  <wp:docPr id="3" name="Picture 3"/>
+                  <wp:cNvGraphicFramePr>
+                    <a:graphicFrameLocks xmlns:a="http://schemas.openxmlformats.org/drawingml/2006/main" noChangeAspect="1"/>
+                  </wp:cNvGraphicFramePr>
+                  <a:graphic xmlns:a="http://schemas.openxmlformats.org/drawingml/2006/main">
+                    <a:graphicData uri="http://schemas.openxmlformats.org/drawingml/2006/picture">
+                      <pic:pic xmlns:pic="http://schemas.openxmlformats.org/drawingml/2006/picture">
                         <pic:nvPicPr>
                           <pic:cNvPr id="0" name="image.png"/>
                           <pic:cNvPicPr/>
@@ -1291,7 +1117,9 @@
                             <a:off x="0" y="0"/>
                             <a:ext cx="5220000" cy="2982857"/>
                           </a:xfrm>
-                          <a:prstGeom prst="rect"/>
+                          <a:prstGeom prst="rect">
+                            <a:avLst/>
+                          </a:prstGeom>
                         </pic:spPr>
                       </pic:pic>
                     </a:graphicData>
@@ -1305,118 +1133,7 @@
               <w:pStyle w:val="Legenda"/>
               <w:keepNext/>
               <w:keepLines/>
-              <w:pageBreakBefore w:val="0"/>
-              <w:widowControl/>
-              <w:spacing w:after="80" w:before="60"/>
-              <w:jc w:val="left"/>
-            </w:pPr>
-            <w:r>
-              <w:rPr>
-                <w:b/>
-              </w:rPr>
-              <w:t>Figura 2. Temas atribuídos pelo classificador.</w:t>
-            </w:r>
-          </w:p>
-          <w:p>
-            <w:pPr>
-              <w:keepNext w:val="0"/>
-              <w:keepLines/>
-              <w:pageBreakBefore w:val="0"/>
-              <w:widowControl/>
               <w:spacing w:before="60" w:after="80"/>
-              <w:jc w:val="left"/>
-            </w:pPr>
-            <w:r>
-              <w:rPr/>
-              <w:t>Meio ambiente: 4; energia: 3; clima e emissões: 1. Uma proposição pode receber mais de um tema. São rótulos do GPT: “Energia” no PLP 280/2025 não é uma menção literal da ementa e deve ser lida com cautela.</w:t>
-            </w:r>
-          </w:p>
-        </w:tc>
-      </w:tr>
-    </w:tbl>
-    <w:tbl>
-      <w:tblPr>
-        <w:tblW w:type="auto" w:w="0"/>
-        <w:tblLayout w:type="fixed"/>
-        <w:tblLook w:firstColumn="1" w:firstRow="1" w:lastColumn="0" w:lastRow="0" w:noHBand="0" w:noVBand="1" w:val="04A0"/>
-        <w:tblBorders>
-          <w:top w:val="nil"/>
-          <w:left w:val="nil"/>
-          <w:bottom w:val="nil"/>
-          <w:right w:val="nil"/>
-          <w:insideH w:val="nil"/>
-          <w:insideV w:val="nil"/>
-        </w:tblBorders>
-      </w:tblPr>
-      <w:tblGrid>
-        <w:gridCol w:w="9638"/>
-      </w:tblGrid>
-      <w:tr>
-        <w:trPr>
-          <w:cantSplit/>
-        </w:trPr>
-        <w:tc>
-          <w:tcPr>
-            <w:tcW w:type="dxa" w:w="9638"/>
-          </w:tcPr>
-          <w:p>
-            <w:pPr>
-              <w:keepNext/>
-              <w:keepLines/>
-              <w:pageBreakBefore w:val="0"/>
-              <w:widowControl/>
-              <w:spacing w:before="60" w:after="80"/>
-              <w:jc w:val="center"/>
-            </w:pPr>
-            <w:r>
-              <w:rPr>
-                <w:noProof/>
-              </w:rPr>
-            </w:r>
-            <w:r>
-              <w:drawing>
-                <wp:inline xmlns:a="http://schemas.openxmlformats.org/drawingml/2006/main" xmlns:pic="http://schemas.openxmlformats.org/drawingml/2006/picture">
-                  <wp:extent cx="5220000" cy="2982857"/>
-                  <wp:docPr id="3" name="Picture 3"/>
-                  <wp:cNvGraphicFramePr>
-                    <a:graphicFrameLocks noChangeAspect="1"/>
-                  </wp:cNvGraphicFramePr>
-                  <a:graphic>
-                    <a:graphicData uri="http://schemas.openxmlformats.org/drawingml/2006/picture">
-                      <pic:pic>
-                        <pic:nvPicPr>
-                          <pic:cNvPr id="0" name="image.png"/>
-                          <pic:cNvPicPr/>
-                        </pic:nvPicPr>
-                        <pic:blipFill>
-                          <a:blip r:embed="rId18"/>
-                          <a:stretch>
-                            <a:fillRect/>
-                          </a:stretch>
-                        </pic:blipFill>
-                        <pic:spPr>
-                          <a:xfrm>
-                            <a:off x="0" y="0"/>
-                            <a:ext cx="5220000" cy="2982857"/>
-                          </a:xfrm>
-                          <a:prstGeom prst="rect"/>
-                        </pic:spPr>
-                      </pic:pic>
-                    </a:graphicData>
-                  </a:graphic>
-                </wp:inline>
-              </w:drawing>
-            </w:r>
-          </w:p>
-          <w:p>
-            <w:pPr>
-              <w:pStyle w:val="Legenda"/>
-              <w:keepNext/>
-              <w:keepLines/>
-              <w:pageBreakBefore w:val="0"/>
-              <w:widowControl/>
-              <w:spacing w:after="80" w:before="60"/>
-              <w:jc w:val="left"/>
             </w:pPr>
             <w:r>
               <w:rPr>
@@ -1427,15 +1144,10 @@
           </w:p>
           <w:p>
             <w:pPr>
-              <w:keepNext w:val="0"/>
               <w:keepLines/>
-              <w:pageBreakBefore w:val="0"/>
-              <w:widowControl/>
               <w:spacing w:before="60" w:after="80"/>
-              <w:jc w:val="left"/>
             </w:pPr>
             <w:r>
-              <w:rPr/>
               <w:t>Os maiores pesos são de “inteligência artificial”, “tecnologia” e “sustentabilidade”. Os valores indicam relevância textual no vocabulário escolhido, não intensidade de impacto ambiental. “Água” aparece por “marca d’água”, sem indicar consumo hídrico.</w:t>
             </w:r>
           </w:p>
@@ -1445,37 +1157,18 @@
     <w:p>
       <w:pPr>
         <w:pStyle w:val="Ttulo1"/>
-        <w:keepNext/>
         <w:keepLines w:val="0"/>
-        <w:pageBreakBefore w:val="0"/>
-        <w:widowControl/>
-        <w:jc w:val="left"/>
       </w:pPr>
       <w:r>
-        <w:rPr/>
         <w:t>Limitações e alcance da resposta</w:t>
       </w:r>
     </w:p>
     <w:p>
-      <w:pPr>
-        <w:keepNext w:val="0"/>
-        <w:keepLines w:val="0"/>
-        <w:pageBreakBefore w:val="0"/>
-        <w:widowControl/>
-        <w:jc w:val="left"/>
-      </w:pPr>
       <w:r>
         <w:t>A pesquisa é exploratória e se limita às ementas e aos candidatos encontrados pelo filtro. As palavras-chave podem incluir falsos positivos ou deixar de recuperar proposições relevantes com outras expressões. O TF-IDF considera apenas um vocabulário predefinido, com expressões de até três palavras, incluindo infraestrutura digital e computação em nuvem. Seus pesos descrevem o vocabulário dos textos selecionados, não a intensidade dos impactos ambientais. A correspondência dos termos também depende da forma escrita: data center está no vocabulário, mas a forma plural data centers não recebe o peso dessa expressão.</w:t>
       </w:r>
     </w:p>
     <w:p>
-      <w:pPr>
-        <w:keepNext w:val="0"/>
-        <w:keepLines w:val="0"/>
-        <w:pageBreakBefore w:val="0"/>
-        <w:widowControl/>
-        <w:jc w:val="left"/>
-      </w:pPr>
       <w:r>
         <w:t>A presença literal das evidências permite conferir a origem dos trechos, mas não comprova a correção dos temas ou classificações. A concordância entre duas avaliações do mesmo modelo também pode repetir interpretações sem apoio explícito no texto: o tema Energia foi atribuído ao PLP 280/2025 nas duas avaliações, embora sua ementa mencione licenciamento ambiental, sem referência específica à energia. Os resultados não medem impactos ambientais reais, não substituem a leitura do inteiro teor e não representam um levantamento exaustivo da legislação sobre IA e ambiente.</w:t>
       </w:r>
@@ -1483,38 +1176,18 @@
     <w:p>
       <w:pPr>
         <w:pStyle w:val="Ttulo1"/>
-        <w:keepNext/>
         <w:keepLines w:val="0"/>
-        <w:pageBreakBefore w:val="0"/>
-        <w:widowControl/>
-        <w:jc w:val="left"/>
       </w:pPr>
       <w:r>
-        <w:rPr/>
         <w:t>Conclusão</w:t>
       </w:r>
     </w:p>
     <w:p>
-      <w:pPr>
-        <w:keepNext w:val="0"/>
-        <w:keepLines w:val="0"/>
-        <w:pageBreakBefore w:val="0"/>
-        <w:widowControl/>
-        <w:jc w:val="left"/>
-      </w:pPr>
       <w:r>
-        <w:rPr/>
         <w:t>Os resultados indicam que, nas cinco ementas selecionadas, a abordagem ambiental direta se concentra em eficiência energética, sustentabilidade e licenciamento de data centers. Os gráficos mostram igual número de relações diretas e indiretas, predominância de propostas de 2025 e de projetos de lei, além do destaque dos rótulos Meio ambiente e Energia. O TF-IDF complementa essa leitura ao destacar inteligência artificial, tecnologia e sustentabilidade no vocabulário escolhido. A ocorrência de água em marca d’água mostra por que os pesos e as palavras-chave precisam ser interpretados no contexto. Assim, o conjunto não oferece evidência de abordagem direta do consumo hídrico nas ementas, mas essa ausência não permite concluir que o tema esteja ausente de todo o debate legislativo.</w:t>
       </w:r>
     </w:p>
     <w:p>
-      <w:pPr>
-        <w:keepNext w:val="0"/>
-        <w:keepLines w:val="0"/>
-        <w:pageBreakBefore w:val="0"/>
-        <w:widowControl/>
-        <w:jc w:val="left"/>
-      </w:pPr>
       <w:r>
         <w:rPr>
           <w:sz w:val="18"/>
@@ -1523,8 +1196,8 @@
       </w:r>
     </w:p>
     <w:sectPr>
-      <w:footerReference w:type="default" r:id="rId19"/>
-      <w:headerReference w:type="default" r:id="rId22"/>
+      <w:headerReference w:type="default" r:id="rId17"/>
+      <w:footerReference w:type="default" r:id="rId18"/>
       <w:pgSz w:w="11906" w:h="16838"/>
       <w:pgMar w:top="1020" w:right="1134" w:bottom="1020" w:left="1134" w:header="454" w:footer="454" w:gutter="0"/>
       <w:cols w:space="720"/>
@@ -1566,8 +1239,24 @@
       <w:pStyle w:val="Rodap"/>
       <w:jc w:val="center"/>
     </w:pPr>
-    <w:r/>
-    <w:fldSimple w:instr="PAGE"/>
+    <w:r>
+      <w:fldChar w:fldCharType="begin"/>
+    </w:r>
+    <w:r>
+      <w:instrText>PAGE</w:instrText>
+    </w:r>
+    <w:r>
+      <w:fldChar w:fldCharType="separate"/>
+    </w:r>
+    <w:r>
+      <w:rPr>
+        <w:noProof/>
+      </w:rPr>
+      <w:t>1</w:t>
+    </w:r>
+    <w:r>
+      <w:fldChar w:fldCharType="end"/>
+    </w:r>
   </w:p>
 </w:ftr>
 </file>
@@ -1598,10 +1287,9 @@
 </file>
 
 <file path=word/header1.xml><?xml version="1.0" encoding="utf-8"?>
-<w:hdr xmlns:m="http://schemas.openxmlformats.org/officeDocument/2006/math" xmlns:mc="http://schemas.openxmlformats.org/markup-compatibility/2006" xmlns:mo="http://schemas.microsoft.com/office/mac/office/2008/main" xmlns:mv="urn:schemas-microsoft-com:mac:vml" xmlns:o="urn:schemas-microsoft-com:office:office" xmlns:r="http://schemas.openxmlformats.org/officeDocument/2006/relationships" xmlns:v="urn:schemas-microsoft-com:vml" xmlns:w10="urn:schemas-microsoft-com:office:word" xmlns:w14="http://schemas.microsoft.com/office/word/2010/wordml" xmlns:w="http://schemas.openxmlformats.org/wordprocessingml/2006/main" xmlns:wne="http://schemas.microsoft.com/office/word/2006/wordml" xmlns:wp14="http://schemas.microsoft.com/office/word/2010/wordprocessingDrawing" xmlns:wp="http://schemas.openxmlformats.org/drawingml/2006/wordprocessingDrawing" xmlns:wpc="http://schemas.microsoft.com/office/word/2010/wordprocessingCanvas" xmlns:wpg="http://schemas.microsoft.com/office/word/2010/wordprocessingGroup" xmlns:wpi="http://schemas.microsoft.com/office/word/2010/wordprocessingInk" xmlns:wps="http://schemas.microsoft.com/office/word/2010/wordprocessingShape" mc:Ignorable="w14 wp14">
+<w:hdr xmlns:wpc="http://schemas.microsoft.com/office/word/2010/wordprocessingCanvas" xmlns:cx="http://schemas.microsoft.com/office/drawing/2014/chartex" xmlns:cx1="http://schemas.microsoft.com/office/drawing/2015/9/8/chartex" xmlns:cx2="http://schemas.microsoft.com/office/drawing/2015/10/21/chartex" xmlns:cx3="http://schemas.microsoft.com/office/drawing/2016/5/9/chartex" xmlns:cx4="http://schemas.microsoft.com/office/drawing/2016/5/10/chartex" xmlns:cx5="http://schemas.microsoft.com/office/drawing/2016/5/11/chartex" xmlns:cx6="http://schemas.microsoft.com/office/drawing/2016/5/12/chartex" xmlns:cx7="http://schemas.microsoft.com/office/drawing/2016/5/13/chartex" xmlns:cx8="http://schemas.microsoft.com/office/drawing/2016/5/14/chartex" xmlns:mc="http://schemas.openxmlformats.org/markup-compatibility/2006" xmlns:aink="http://schemas.microsoft.com/office/drawing/2016/ink" xmlns:am3d="http://schemas.microsoft.com/office/drawing/2017/model3d" xmlns:o="urn:schemas-microsoft-com:office:office" xmlns:oel="http://schemas.microsoft.com/office/2019/extlst" xmlns:r="http://schemas.openxmlformats.org/officeDocument/2006/relationships" xmlns:m="http://schemas.openxmlformats.org/officeDocument/2006/math" xmlns:v="urn:schemas-microsoft-com:vml" xmlns:wp14="http://schemas.microsoft.com/office/word/2010/wordprocessingDrawing" xmlns:wp="http://schemas.openxmlformats.org/drawingml/2006/wordprocessingDrawing" xmlns:w10="urn:schemas-microsoft-com:office:word" xmlns:w="http://schemas.openxmlformats.org/wordprocessingml/2006/main" xmlns:w14="http://schemas.microsoft.com/office/word/2010/wordml" xmlns:w15="http://schemas.microsoft.com/office/word/2012/wordml" xmlns:w16cex="http://schemas.microsoft.com/office/word/2018/wordml/cex" xmlns:w16cid="http://schemas.microsoft.com/office/word/2016/wordml/cid" xmlns:w16="http://schemas.microsoft.com/office/word/2018/wordml" xmlns:w16du="http://schemas.microsoft.com/office/word/2023/wordml/word16du" xmlns:w16sdtdh="http://schemas.microsoft.com/office/word/2020/wordml/sdtdatahash" xmlns:w16sdtfl="http://schemas.microsoft.com/office/word/2024/wordml/sdtformatlock" xmlns:w16se="http://schemas.microsoft.com/office/word/2015/wordml/symex" xmlns:wpg="http://schemas.microsoft.com/office/word/2010/wordprocessingGroup" xmlns:wpi="http://schemas.microsoft.com/office/word/2010/wordprocessingInk" xmlns:wne="http://schemas.microsoft.com/office/word/2006/wordml" xmlns:wps="http://schemas.microsoft.com/office/word/2010/wordprocessingShape" mc:Ignorable="w14 w15 w16se w16cid w16 w16cex w16sdtdh w16sdtfl w16du wp14">
   <w:p>
     <w:pPr>
-      <w:pStyle w:val="Header"/>
       <w:jc w:val="right"/>
     </w:pPr>
     <w:r>
@@ -2209,7 +1897,6 @@
     <w:qFormat/>
     <w:rsid w:val="00FC693F"/>
     <w:pPr>
-      <w:widowControl/>
       <w:spacing w:after="120" w:line="259" w:lineRule="auto"/>
     </w:pPr>
     <w:rPr>
@@ -2233,7 +1920,7 @@
       <w:outlineLvl w:val="0"/>
     </w:pPr>
     <w:rPr>
-      <w:rFonts w:asciiTheme="majorHAnsi" w:eastAsiaTheme="majorEastAsia" w:hAnsiTheme="majorHAnsi" w:cstheme="majorBidi" w:ascii="Calibri" w:hAnsi="Calibri"/>
+      <w:rFonts w:asciiTheme="majorHAnsi" w:eastAsiaTheme="majorEastAsia" w:hAnsiTheme="majorHAnsi" w:cstheme="majorBidi"/>
       <w:b/>
       <w:bCs/>
       <w:color w:val="17324D"/>
@@ -2561,11 +2248,11 @@
       <w:pBdr>
         <w:bottom w:val="single" w:sz="8" w:space="4" w:color="4F81BD" w:themeColor="accent1"/>
       </w:pBdr>
-      <w:spacing w:after="140" w:line="240" w:lineRule="auto" w:before="0"/>
+      <w:spacing w:after="140" w:line="240" w:lineRule="auto"/>
       <w:contextualSpacing/>
     </w:pPr>
     <w:rPr>
-      <w:rFonts w:asciiTheme="majorHAnsi" w:eastAsiaTheme="majorEastAsia" w:hAnsiTheme="majorHAnsi" w:cstheme="majorBidi" w:ascii="Calibri" w:hAnsi="Calibri"/>
+      <w:rFonts w:asciiTheme="majorHAnsi" w:eastAsiaTheme="majorEastAsia" w:hAnsiTheme="majorHAnsi" w:cstheme="majorBidi"/>
       <w:b/>
       <w:color w:val="17324D"/>
       <w:spacing w:val="5"/>
@@ -2996,12 +2683,9 @@
     <w:qFormat/>
     <w:rsid w:val="00FC693F"/>
     <w:pPr>
-      <w:keepNext w:val="0"/>
-      <w:spacing w:line="240" w:lineRule="auto" w:before="0" w:after="140"/>
+      <w:spacing w:after="140" w:line="240" w:lineRule="auto"/>
     </w:pPr>
     <w:rPr>
-      <w:rFonts w:ascii="Calibri" w:hAnsi="Calibri"/>
-      <w:b w:val="0"/>
       <w:bCs/>
       <w:color w:val="555555"/>
       <w:sz w:val="18"/>

--- a/docs/Relatorio_NetLab_Charles_Mendes.docx
+++ b/docs/Relatorio_NetLab_Charles_Mendes.docx
@@ -6,9 +6,27 @@
       <w:pPr>
         <w:pStyle w:val="Ttulo"/>
       </w:pPr>
-      <w:r>
-        <w:t>Relatório de pesquisa NetLab</w:t>
-      </w:r>
+      <w:proofErr w:type="spellStart"/>
+      <w:r>
+        <w:t>Relatório</w:t>
+      </w:r>
+      <w:proofErr w:type="spellEnd"/>
+      <w:r>
+        <w:t xml:space="preserve"> de </w:t>
+      </w:r>
+      <w:proofErr w:type="spellStart"/>
+      <w:r>
+        <w:t>pesquisa</w:t>
+      </w:r>
+      <w:proofErr w:type="spellEnd"/>
+      <w:r>
+        <w:t xml:space="preserve"> </w:t>
+      </w:r>
+      <w:proofErr w:type="spellStart"/>
+      <w:r>
+        <w:t>NetLab</w:t>
+      </w:r>
+      <w:proofErr w:type="spellEnd"/>
     </w:p>
     <w:p>
       <w:r>
@@ -24,18 +42,572 @@
         <w:pStyle w:val="Ttulo1"/>
         <w:keepLines w:val="0"/>
       </w:pPr>
+      <w:proofErr w:type="spellStart"/>
       <w:r>
         <w:t>Motivação</w:t>
       </w:r>
+      <w:proofErr w:type="spellEnd"/>
     </w:p>
     <w:p>
       <w:r>
-        <w:t>Com a crescente demanda por data centers e infraestruturas computacionais de alto desempenho em todo o mundo, impulsionada pelo aumento do uso de Inteligência Artificial, uma das questões que vêm sendo levantadas diz respeito ao consumo de água necessário para o resfriamento desses sistemas. Nos Estados Unidos, essa preocupação já vem sendo discutida em razão do elevado consumo de água e energia por data centers destinados a aplicações de Inteligência Artificial (https://exame.com/inteligencia-artificial/data-centers-que-alimentam-ia-viram-viloes-ambientais-nos-eua/).</w:t>
+        <w:t xml:space="preserve">Com a </w:t>
+      </w:r>
+      <w:proofErr w:type="spellStart"/>
+      <w:r>
+        <w:t>crescente</w:t>
+      </w:r>
+      <w:proofErr w:type="spellEnd"/>
+      <w:r>
+        <w:t xml:space="preserve"> </w:t>
+      </w:r>
+      <w:proofErr w:type="spellStart"/>
+      <w:r>
+        <w:t>demanda</w:t>
+      </w:r>
+      <w:proofErr w:type="spellEnd"/>
+      <w:r>
+        <w:t xml:space="preserve"> </w:t>
+      </w:r>
+      <w:proofErr w:type="spellStart"/>
+      <w:r>
+        <w:t>por</w:t>
+      </w:r>
+      <w:proofErr w:type="spellEnd"/>
+      <w:r>
+        <w:t xml:space="preserve"> data centers e </w:t>
+      </w:r>
+      <w:proofErr w:type="spellStart"/>
+      <w:r>
+        <w:t>infraestruturas</w:t>
+      </w:r>
+      <w:proofErr w:type="spellEnd"/>
+      <w:r>
+        <w:t xml:space="preserve"> </w:t>
+      </w:r>
+      <w:proofErr w:type="spellStart"/>
+      <w:r>
+        <w:t>computacionais</w:t>
+      </w:r>
+      <w:proofErr w:type="spellEnd"/>
+      <w:r>
+        <w:t xml:space="preserve"> de alto </w:t>
+      </w:r>
+      <w:proofErr w:type="spellStart"/>
+      <w:r>
+        <w:t>desempenho</w:t>
+      </w:r>
+      <w:proofErr w:type="spellEnd"/>
+      <w:r>
+        <w:t xml:space="preserve"> </w:t>
+      </w:r>
+      <w:proofErr w:type="spellStart"/>
+      <w:r>
+        <w:t>em</w:t>
+      </w:r>
+      <w:proofErr w:type="spellEnd"/>
+      <w:r>
+        <w:t xml:space="preserve"> </w:t>
+      </w:r>
+      <w:proofErr w:type="spellStart"/>
+      <w:r>
+        <w:t>todo</w:t>
+      </w:r>
+      <w:proofErr w:type="spellEnd"/>
+      <w:r>
+        <w:t xml:space="preserve"> o </w:t>
+      </w:r>
+      <w:proofErr w:type="spellStart"/>
+      <w:r>
+        <w:t>mundo</w:t>
+      </w:r>
+      <w:proofErr w:type="spellEnd"/>
+      <w:r>
+        <w:t xml:space="preserve">, </w:t>
+      </w:r>
+      <w:proofErr w:type="spellStart"/>
+      <w:r>
+        <w:t>impulsionada</w:t>
+      </w:r>
+      <w:proofErr w:type="spellEnd"/>
+      <w:r>
+        <w:t xml:space="preserve"> </w:t>
+      </w:r>
+      <w:proofErr w:type="spellStart"/>
+      <w:r>
+        <w:t>pelo</w:t>
+      </w:r>
+      <w:proofErr w:type="spellEnd"/>
+      <w:r>
+        <w:t xml:space="preserve"> </w:t>
+      </w:r>
+      <w:proofErr w:type="spellStart"/>
+      <w:r>
+        <w:t>aumento</w:t>
+      </w:r>
+      <w:proofErr w:type="spellEnd"/>
+      <w:r>
+        <w:t xml:space="preserve"> do </w:t>
+      </w:r>
+      <w:proofErr w:type="spellStart"/>
+      <w:r>
+        <w:t>uso</w:t>
+      </w:r>
+      <w:proofErr w:type="spellEnd"/>
+      <w:r>
+        <w:t xml:space="preserve"> de </w:t>
+      </w:r>
+      <w:proofErr w:type="spellStart"/>
+      <w:r>
+        <w:t>Inteligência</w:t>
+      </w:r>
+      <w:proofErr w:type="spellEnd"/>
+      <w:r>
+        <w:t xml:space="preserve"> Artificial, </w:t>
+      </w:r>
+      <w:proofErr w:type="spellStart"/>
+      <w:r>
+        <w:t>uma</w:t>
+      </w:r>
+      <w:proofErr w:type="spellEnd"/>
+      <w:r>
+        <w:t xml:space="preserve"> das </w:t>
+      </w:r>
+      <w:proofErr w:type="spellStart"/>
+      <w:r>
+        <w:t>questões</w:t>
+      </w:r>
+      <w:proofErr w:type="spellEnd"/>
+      <w:r>
+        <w:t xml:space="preserve"> </w:t>
+      </w:r>
+      <w:proofErr w:type="spellStart"/>
+      <w:r>
+        <w:t>que</w:t>
+      </w:r>
+      <w:proofErr w:type="spellEnd"/>
+      <w:r>
+        <w:t xml:space="preserve"> </w:t>
+      </w:r>
+      <w:proofErr w:type="spellStart"/>
+      <w:r>
+        <w:t>vêm</w:t>
+      </w:r>
+      <w:proofErr w:type="spellEnd"/>
+      <w:r>
+        <w:t xml:space="preserve"> </w:t>
+      </w:r>
+      <w:proofErr w:type="spellStart"/>
+      <w:r>
+        <w:t>sendo</w:t>
+      </w:r>
+      <w:proofErr w:type="spellEnd"/>
+      <w:r>
+        <w:t xml:space="preserve"> </w:t>
+      </w:r>
+      <w:proofErr w:type="spellStart"/>
+      <w:r>
+        <w:t>levantadas</w:t>
+      </w:r>
+      <w:proofErr w:type="spellEnd"/>
+      <w:r>
+        <w:t xml:space="preserve"> </w:t>
+      </w:r>
+      <w:proofErr w:type="spellStart"/>
+      <w:r>
+        <w:t>diz</w:t>
+      </w:r>
+      <w:proofErr w:type="spellEnd"/>
+      <w:r>
+        <w:t xml:space="preserve"> </w:t>
+      </w:r>
+      <w:proofErr w:type="spellStart"/>
+      <w:r>
+        <w:t>respeito</w:t>
+      </w:r>
+      <w:proofErr w:type="spellEnd"/>
+      <w:r>
+        <w:t xml:space="preserve"> </w:t>
+      </w:r>
+      <w:proofErr w:type="spellStart"/>
+      <w:r>
+        <w:t>ao</w:t>
+      </w:r>
+      <w:proofErr w:type="spellEnd"/>
+      <w:r>
+        <w:t xml:space="preserve"> </w:t>
+      </w:r>
+      <w:proofErr w:type="spellStart"/>
+      <w:r>
+        <w:t>consumo</w:t>
+      </w:r>
+      <w:proofErr w:type="spellEnd"/>
+      <w:r>
+        <w:t xml:space="preserve"> de </w:t>
+      </w:r>
+      <w:proofErr w:type="spellStart"/>
+      <w:r>
+        <w:t>água</w:t>
+      </w:r>
+      <w:proofErr w:type="spellEnd"/>
+      <w:r>
+        <w:t xml:space="preserve"> </w:t>
+      </w:r>
+      <w:proofErr w:type="spellStart"/>
+      <w:r>
+        <w:t>necessário</w:t>
+      </w:r>
+      <w:proofErr w:type="spellEnd"/>
+      <w:r>
+        <w:t xml:space="preserve"> para o </w:t>
+      </w:r>
+      <w:proofErr w:type="spellStart"/>
+      <w:r>
+        <w:t>resfriamento</w:t>
+      </w:r>
+      <w:proofErr w:type="spellEnd"/>
+      <w:r>
+        <w:t xml:space="preserve"> </w:t>
+      </w:r>
+      <w:proofErr w:type="spellStart"/>
+      <w:r>
+        <w:t>desses</w:t>
+      </w:r>
+      <w:proofErr w:type="spellEnd"/>
+      <w:r>
+        <w:t xml:space="preserve"> </w:t>
+      </w:r>
+      <w:proofErr w:type="spellStart"/>
+      <w:r>
+        <w:t>sistemas</w:t>
+      </w:r>
+      <w:proofErr w:type="spellEnd"/>
+      <w:r>
+        <w:t xml:space="preserve">. Nos </w:t>
+      </w:r>
+      <w:proofErr w:type="spellStart"/>
+      <w:r>
+        <w:t>Estados</w:t>
+      </w:r>
+      <w:proofErr w:type="spellEnd"/>
+      <w:r>
+        <w:t xml:space="preserve"> Unidos, </w:t>
+      </w:r>
+      <w:proofErr w:type="spellStart"/>
+      <w:r>
+        <w:t>essa</w:t>
+      </w:r>
+      <w:proofErr w:type="spellEnd"/>
+      <w:r>
+        <w:t xml:space="preserve"> </w:t>
+      </w:r>
+      <w:proofErr w:type="spellStart"/>
+      <w:r>
+        <w:t>preocupação</w:t>
+      </w:r>
+      <w:proofErr w:type="spellEnd"/>
+      <w:r>
+        <w:t xml:space="preserve"> </w:t>
+      </w:r>
+      <w:proofErr w:type="spellStart"/>
+      <w:r>
+        <w:t>já</w:t>
+      </w:r>
+      <w:proofErr w:type="spellEnd"/>
+      <w:r>
+        <w:t xml:space="preserve"> </w:t>
+      </w:r>
+      <w:proofErr w:type="spellStart"/>
+      <w:r>
+        <w:t>vem</w:t>
+      </w:r>
+      <w:proofErr w:type="spellEnd"/>
+      <w:r>
+        <w:t xml:space="preserve"> </w:t>
+      </w:r>
+      <w:proofErr w:type="spellStart"/>
+      <w:r>
+        <w:t>sendo</w:t>
+      </w:r>
+      <w:proofErr w:type="spellEnd"/>
+      <w:r>
+        <w:t xml:space="preserve"> </w:t>
+      </w:r>
+      <w:proofErr w:type="spellStart"/>
+      <w:r>
+        <w:t>discutida</w:t>
+      </w:r>
+      <w:proofErr w:type="spellEnd"/>
+      <w:r>
+        <w:t xml:space="preserve"> </w:t>
+      </w:r>
+      <w:proofErr w:type="spellStart"/>
+      <w:r>
+        <w:t>em</w:t>
+      </w:r>
+      <w:proofErr w:type="spellEnd"/>
+      <w:r>
+        <w:t xml:space="preserve"> </w:t>
+      </w:r>
+      <w:proofErr w:type="spellStart"/>
+      <w:r>
+        <w:t>razão</w:t>
+      </w:r>
+      <w:proofErr w:type="spellEnd"/>
+      <w:r>
+        <w:t xml:space="preserve"> do </w:t>
+      </w:r>
+      <w:proofErr w:type="spellStart"/>
+      <w:r>
+        <w:t>elevado</w:t>
+      </w:r>
+      <w:proofErr w:type="spellEnd"/>
+      <w:r>
+        <w:t xml:space="preserve"> </w:t>
+      </w:r>
+      <w:proofErr w:type="spellStart"/>
+      <w:r>
+        <w:t>consumo</w:t>
+      </w:r>
+      <w:proofErr w:type="spellEnd"/>
+      <w:r>
+        <w:t xml:space="preserve"> de </w:t>
+      </w:r>
+      <w:proofErr w:type="spellStart"/>
+      <w:r>
+        <w:t>água</w:t>
+      </w:r>
+      <w:proofErr w:type="spellEnd"/>
+      <w:r>
+        <w:t xml:space="preserve"> e </w:t>
+      </w:r>
+      <w:proofErr w:type="spellStart"/>
+      <w:r>
+        <w:t>energia</w:t>
+      </w:r>
+      <w:proofErr w:type="spellEnd"/>
+      <w:r>
+        <w:t xml:space="preserve"> </w:t>
+      </w:r>
+      <w:proofErr w:type="spellStart"/>
+      <w:r>
+        <w:t>por</w:t>
+      </w:r>
+      <w:proofErr w:type="spellEnd"/>
+      <w:r>
+        <w:t xml:space="preserve"> data centers </w:t>
+      </w:r>
+      <w:proofErr w:type="spellStart"/>
+      <w:r>
+        <w:t>destinados</w:t>
+      </w:r>
+      <w:proofErr w:type="spellEnd"/>
+      <w:r>
+        <w:t xml:space="preserve"> </w:t>
+      </w:r>
+      <w:proofErr w:type="gramStart"/>
+      <w:r>
+        <w:t>a</w:t>
+      </w:r>
+      <w:proofErr w:type="gramEnd"/>
+      <w:r>
+        <w:t xml:space="preserve"> </w:t>
+      </w:r>
+      <w:proofErr w:type="spellStart"/>
+      <w:r>
+        <w:t>aplicações</w:t>
+      </w:r>
+      <w:proofErr w:type="spellEnd"/>
+      <w:r>
+        <w:t xml:space="preserve"> de </w:t>
+      </w:r>
+      <w:proofErr w:type="spellStart"/>
+      <w:r>
+        <w:t>Inteligência</w:t>
+      </w:r>
+      <w:proofErr w:type="spellEnd"/>
+      <w:r>
+        <w:t xml:space="preserve"> Artificial (https://exame.com/inteligencia-artificial/data-centers-que-alimentam-ia-viram-viloes-ambientais-nos-eua/).</w:t>
       </w:r>
     </w:p>
     <w:p>
       <w:r>
-        <w:t>Nesse contexto, a pesquisa investiga como as proposições legislativas brasileiras abordam os impactos ambientais da inteligência artificial e da infraestrutura digital, com atenção à presença de questões relacionadas ao consumo de água nas ementas.</w:t>
+        <w:t xml:space="preserve">Nesse </w:t>
+      </w:r>
+      <w:proofErr w:type="spellStart"/>
+      <w:r>
+        <w:t>contexto</w:t>
+      </w:r>
+      <w:proofErr w:type="spellEnd"/>
+      <w:r>
+        <w:t xml:space="preserve">, a </w:t>
+      </w:r>
+      <w:proofErr w:type="spellStart"/>
+      <w:r>
+        <w:t>pesquisa</w:t>
+      </w:r>
+      <w:proofErr w:type="spellEnd"/>
+      <w:r>
+        <w:t xml:space="preserve"> </w:t>
+      </w:r>
+      <w:proofErr w:type="spellStart"/>
+      <w:r>
+        <w:t>investiga</w:t>
+      </w:r>
+      <w:proofErr w:type="spellEnd"/>
+      <w:r>
+        <w:t xml:space="preserve"> </w:t>
+      </w:r>
+      <w:proofErr w:type="spellStart"/>
+      <w:r>
+        <w:t>como</w:t>
+      </w:r>
+      <w:proofErr w:type="spellEnd"/>
+      <w:r>
+        <w:t xml:space="preserve"> as </w:t>
+      </w:r>
+      <w:proofErr w:type="spellStart"/>
+      <w:r>
+        <w:t>proposições</w:t>
+      </w:r>
+      <w:proofErr w:type="spellEnd"/>
+      <w:r>
+        <w:t xml:space="preserve"> </w:t>
+      </w:r>
+      <w:proofErr w:type="spellStart"/>
+      <w:r>
+        <w:t>legislativas</w:t>
+      </w:r>
+      <w:proofErr w:type="spellEnd"/>
+      <w:r>
+        <w:t xml:space="preserve"> </w:t>
+      </w:r>
+      <w:proofErr w:type="spellStart"/>
+      <w:r>
+        <w:t>brasileiras</w:t>
+      </w:r>
+      <w:proofErr w:type="spellEnd"/>
+      <w:r>
+        <w:t xml:space="preserve"> </w:t>
+      </w:r>
+      <w:proofErr w:type="spellStart"/>
+      <w:r>
+        <w:t>abordam</w:t>
+      </w:r>
+      <w:proofErr w:type="spellEnd"/>
+      <w:r>
+        <w:t xml:space="preserve"> </w:t>
+      </w:r>
+      <w:proofErr w:type="spellStart"/>
+      <w:r>
+        <w:t>os</w:t>
+      </w:r>
+      <w:proofErr w:type="spellEnd"/>
+      <w:r>
+        <w:t xml:space="preserve"> </w:t>
+      </w:r>
+      <w:proofErr w:type="spellStart"/>
+      <w:r>
+        <w:t>impactos</w:t>
+      </w:r>
+      <w:proofErr w:type="spellEnd"/>
+      <w:r>
+        <w:t xml:space="preserve"> </w:t>
+      </w:r>
+      <w:proofErr w:type="spellStart"/>
+      <w:r>
+        <w:t>ambientais</w:t>
+      </w:r>
+      <w:proofErr w:type="spellEnd"/>
+      <w:r>
+        <w:t xml:space="preserve"> da </w:t>
+      </w:r>
+      <w:proofErr w:type="spellStart"/>
+      <w:r>
+        <w:t>inteligência</w:t>
+      </w:r>
+      <w:proofErr w:type="spellEnd"/>
+      <w:r>
+        <w:t xml:space="preserve"> artificial e da </w:t>
+      </w:r>
+      <w:proofErr w:type="spellStart"/>
+      <w:r>
+        <w:t>infraestrutura</w:t>
+      </w:r>
+      <w:proofErr w:type="spellEnd"/>
+      <w:r>
+        <w:t xml:space="preserve"> digital, com </w:t>
+      </w:r>
+      <w:proofErr w:type="spellStart"/>
+      <w:r>
+        <w:t>atenção</w:t>
+      </w:r>
+      <w:proofErr w:type="spellEnd"/>
+      <w:r>
+        <w:t xml:space="preserve"> à </w:t>
+      </w:r>
+      <w:proofErr w:type="spellStart"/>
+      <w:r>
+        <w:t>presença</w:t>
+      </w:r>
+      <w:proofErr w:type="spellEnd"/>
+      <w:r>
+        <w:t xml:space="preserve"> de </w:t>
+      </w:r>
+      <w:proofErr w:type="spellStart"/>
+      <w:r>
+        <w:t>questões</w:t>
+      </w:r>
+      <w:proofErr w:type="spellEnd"/>
+      <w:r>
+        <w:t xml:space="preserve"> </w:t>
+      </w:r>
+      <w:proofErr w:type="spellStart"/>
+      <w:r>
+        <w:t>relacionadas</w:t>
+      </w:r>
+      <w:proofErr w:type="spellEnd"/>
+      <w:r>
+        <w:t xml:space="preserve"> </w:t>
+      </w:r>
+      <w:proofErr w:type="spellStart"/>
+      <w:r>
+        <w:t>ao</w:t>
+      </w:r>
+      <w:proofErr w:type="spellEnd"/>
+      <w:r>
+        <w:t xml:space="preserve"> </w:t>
+      </w:r>
+      <w:proofErr w:type="spellStart"/>
+      <w:r>
+        <w:t>consumo</w:t>
+      </w:r>
+      <w:proofErr w:type="spellEnd"/>
+      <w:r>
+        <w:t xml:space="preserve"> de </w:t>
+      </w:r>
+      <w:proofErr w:type="spellStart"/>
+      <w:r>
+        <w:t>água</w:t>
+      </w:r>
+      <w:proofErr w:type="spellEnd"/>
+      <w:r>
+        <w:t xml:space="preserve"> </w:t>
+      </w:r>
+      <w:proofErr w:type="spellStart"/>
+      <w:r>
+        <w:t>nas</w:t>
+      </w:r>
+      <w:proofErr w:type="spellEnd"/>
+      <w:r>
+        <w:t xml:space="preserve"> </w:t>
+      </w:r>
+      <w:proofErr w:type="spellStart"/>
+      <w:r>
+        <w:t>ementas</w:t>
+      </w:r>
+      <w:proofErr w:type="spellEnd"/>
+      <w:r>
+        <w:t>.</w:t>
       </w:r>
     </w:p>
     <w:p>
@@ -43,13 +615,87 @@
         <w:pStyle w:val="Ttulo1"/>
         <w:keepLines w:val="0"/>
       </w:pPr>
-      <w:r>
-        <w:t>Pergunta da pesquisa</w:t>
-      </w:r>
+      <w:proofErr w:type="spellStart"/>
+      <w:r>
+        <w:t>Pergunta</w:t>
+      </w:r>
+      <w:proofErr w:type="spellEnd"/>
+      <w:r>
+        <w:t xml:space="preserve"> da </w:t>
+      </w:r>
+      <w:proofErr w:type="spellStart"/>
+      <w:r>
+        <w:t>pesquisa</w:t>
+      </w:r>
+      <w:proofErr w:type="spellEnd"/>
     </w:p>
     <w:p>
       <w:r>
-        <w:t>Como as proposições legislativas abordam os impactos ambientais da inteligência artificial e da infraestrutura digital entre 2023 e 2025?</w:t>
+        <w:t xml:space="preserve">Como as </w:t>
+      </w:r>
+      <w:proofErr w:type="spellStart"/>
+      <w:r>
+        <w:t>proposições</w:t>
+      </w:r>
+      <w:proofErr w:type="spellEnd"/>
+      <w:r>
+        <w:t xml:space="preserve"> </w:t>
+      </w:r>
+      <w:proofErr w:type="spellStart"/>
+      <w:r>
+        <w:t>legislativas</w:t>
+      </w:r>
+      <w:proofErr w:type="spellEnd"/>
+      <w:r>
+        <w:t xml:space="preserve"> </w:t>
+      </w:r>
+      <w:proofErr w:type="spellStart"/>
+      <w:r>
+        <w:t>abordam</w:t>
+      </w:r>
+      <w:proofErr w:type="spellEnd"/>
+      <w:r>
+        <w:t xml:space="preserve"> </w:t>
+      </w:r>
+      <w:proofErr w:type="spellStart"/>
+      <w:r>
+        <w:t>os</w:t>
+      </w:r>
+      <w:proofErr w:type="spellEnd"/>
+      <w:r>
+        <w:t xml:space="preserve"> </w:t>
+      </w:r>
+      <w:proofErr w:type="spellStart"/>
+      <w:r>
+        <w:t>impactos</w:t>
+      </w:r>
+      <w:proofErr w:type="spellEnd"/>
+      <w:r>
+        <w:t xml:space="preserve"> </w:t>
+      </w:r>
+      <w:proofErr w:type="spellStart"/>
+      <w:r>
+        <w:t>ambientais</w:t>
+      </w:r>
+      <w:proofErr w:type="spellEnd"/>
+      <w:r>
+        <w:t xml:space="preserve"> da </w:t>
+      </w:r>
+      <w:proofErr w:type="spellStart"/>
+      <w:r>
+        <w:t>inteligência</w:t>
+      </w:r>
+      <w:proofErr w:type="spellEnd"/>
+      <w:r>
+        <w:t xml:space="preserve"> artificial e da </w:t>
+      </w:r>
+      <w:proofErr w:type="spellStart"/>
+      <w:r>
+        <w:t>infraestrutura</w:t>
+      </w:r>
+      <w:proofErr w:type="spellEnd"/>
+      <w:r>
+        <w:t xml:space="preserve"> digital entre 2023 e 2025?</w:t>
       </w:r>
     </w:p>
     <w:p>
@@ -57,23 +703,1310 @@
         <w:pStyle w:val="Ttulo1"/>
         <w:keepLines w:val="0"/>
       </w:pPr>
+      <w:proofErr w:type="spellStart"/>
       <w:r>
         <w:t>Metodologia</w:t>
       </w:r>
+      <w:proofErr w:type="spellEnd"/>
     </w:p>
     <w:p>
-      <w:r>
-        <w:t>Foram coletadas, pela API de Dados Abertos da Câmara dos Deputados, as ementas de projetos de lei (PL), projetos de lei complementar (PLP), propostas de emenda à Constituição (PEC) e medidas provisórias (MPV) apresentados de 1º de janeiro de 2023 a 31 de dezembro de 2025. As consultas foram divididas em intervalos de até três meses, percorrendo todas as páginas retornadas.</w:t>
+      <w:proofErr w:type="spellStart"/>
+      <w:r>
+        <w:t>Foram</w:t>
+      </w:r>
+      <w:proofErr w:type="spellEnd"/>
+      <w:r>
+        <w:t xml:space="preserve"> </w:t>
+      </w:r>
+      <w:proofErr w:type="spellStart"/>
+      <w:r>
+        <w:t>coletadas</w:t>
+      </w:r>
+      <w:proofErr w:type="spellEnd"/>
+      <w:r>
+        <w:t xml:space="preserve">, pela API de Dados </w:t>
+      </w:r>
+      <w:proofErr w:type="spellStart"/>
+      <w:r>
+        <w:t>Abertos</w:t>
+      </w:r>
+      <w:proofErr w:type="spellEnd"/>
+      <w:r>
+        <w:t xml:space="preserve"> da Câmara dos </w:t>
+      </w:r>
+      <w:proofErr w:type="spellStart"/>
+      <w:r>
+        <w:t>Deputados</w:t>
+      </w:r>
+      <w:proofErr w:type="spellEnd"/>
+      <w:r>
+        <w:t xml:space="preserve">, as </w:t>
+      </w:r>
+      <w:proofErr w:type="spellStart"/>
+      <w:r>
+        <w:t>ementas</w:t>
+      </w:r>
+      <w:proofErr w:type="spellEnd"/>
+      <w:r>
+        <w:t xml:space="preserve"> de </w:t>
+      </w:r>
+      <w:proofErr w:type="spellStart"/>
+      <w:r>
+        <w:t>projetos</w:t>
+      </w:r>
+      <w:proofErr w:type="spellEnd"/>
+      <w:r>
+        <w:t xml:space="preserve"> de lei (PL), </w:t>
+      </w:r>
+      <w:proofErr w:type="spellStart"/>
+      <w:r>
+        <w:t>projetos</w:t>
+      </w:r>
+      <w:proofErr w:type="spellEnd"/>
+      <w:r>
+        <w:t xml:space="preserve"> de lei </w:t>
+      </w:r>
+      <w:proofErr w:type="spellStart"/>
+      <w:r>
+        <w:t>complementar</w:t>
+      </w:r>
+      <w:proofErr w:type="spellEnd"/>
+      <w:r>
+        <w:t xml:space="preserve"> (PLP), </w:t>
+      </w:r>
+      <w:proofErr w:type="spellStart"/>
+      <w:r>
+        <w:t>propostas</w:t>
+      </w:r>
+      <w:proofErr w:type="spellEnd"/>
+      <w:r>
+        <w:t xml:space="preserve"> de </w:t>
+      </w:r>
+      <w:proofErr w:type="spellStart"/>
+      <w:r>
+        <w:t>emenda</w:t>
+      </w:r>
+      <w:proofErr w:type="spellEnd"/>
+      <w:r>
+        <w:t xml:space="preserve"> à </w:t>
+      </w:r>
+      <w:proofErr w:type="spellStart"/>
+      <w:r>
+        <w:t>Constituição</w:t>
+      </w:r>
+      <w:proofErr w:type="spellEnd"/>
+      <w:r>
+        <w:t xml:space="preserve"> (PEC) e </w:t>
+      </w:r>
+      <w:proofErr w:type="spellStart"/>
+      <w:r>
+        <w:t>medidas</w:t>
+      </w:r>
+      <w:proofErr w:type="spellEnd"/>
+      <w:r>
+        <w:t xml:space="preserve"> </w:t>
+      </w:r>
+      <w:proofErr w:type="spellStart"/>
+      <w:r>
+        <w:t>provisórias</w:t>
+      </w:r>
+      <w:proofErr w:type="spellEnd"/>
+      <w:r>
+        <w:t xml:space="preserve"> (MPV) </w:t>
+      </w:r>
+      <w:proofErr w:type="spellStart"/>
+      <w:r>
+        <w:t>apresentados</w:t>
+      </w:r>
+      <w:proofErr w:type="spellEnd"/>
+      <w:r>
+        <w:t xml:space="preserve"> de 1º de </w:t>
+      </w:r>
+      <w:proofErr w:type="spellStart"/>
+      <w:r>
+        <w:t>janeiro</w:t>
+      </w:r>
+      <w:proofErr w:type="spellEnd"/>
+      <w:r>
+        <w:t xml:space="preserve"> de 2023 a 31 de </w:t>
+      </w:r>
+      <w:proofErr w:type="spellStart"/>
+      <w:r>
+        <w:t>dezembro</w:t>
+      </w:r>
+      <w:proofErr w:type="spellEnd"/>
+      <w:r>
+        <w:t xml:space="preserve"> de 2025. As </w:t>
+      </w:r>
+      <w:proofErr w:type="spellStart"/>
+      <w:r>
+        <w:t>consultas</w:t>
+      </w:r>
+      <w:proofErr w:type="spellEnd"/>
+      <w:r>
+        <w:t xml:space="preserve"> </w:t>
+      </w:r>
+      <w:proofErr w:type="spellStart"/>
+      <w:r>
+        <w:t>foram</w:t>
+      </w:r>
+      <w:proofErr w:type="spellEnd"/>
+      <w:r>
+        <w:t xml:space="preserve"> </w:t>
+      </w:r>
+      <w:proofErr w:type="spellStart"/>
+      <w:r>
+        <w:t>divididas</w:t>
+      </w:r>
+      <w:proofErr w:type="spellEnd"/>
+      <w:r>
+        <w:t xml:space="preserve"> </w:t>
+      </w:r>
+      <w:proofErr w:type="spellStart"/>
+      <w:r>
+        <w:t>em</w:t>
+      </w:r>
+      <w:proofErr w:type="spellEnd"/>
+      <w:r>
+        <w:t xml:space="preserve"> </w:t>
+      </w:r>
+      <w:proofErr w:type="spellStart"/>
+      <w:r>
+        <w:t>intervalos</w:t>
+      </w:r>
+      <w:proofErr w:type="spellEnd"/>
+      <w:r>
+        <w:t xml:space="preserve"> de </w:t>
+      </w:r>
+      <w:proofErr w:type="spellStart"/>
+      <w:r>
+        <w:t>até</w:t>
+      </w:r>
+      <w:proofErr w:type="spellEnd"/>
+      <w:r>
+        <w:t xml:space="preserve"> </w:t>
+      </w:r>
+      <w:proofErr w:type="spellStart"/>
+      <w:r>
+        <w:t>três</w:t>
+      </w:r>
+      <w:proofErr w:type="spellEnd"/>
+      <w:r>
+        <w:t xml:space="preserve"> meses, </w:t>
+      </w:r>
+      <w:proofErr w:type="spellStart"/>
+      <w:r>
+        <w:t>percorrendo</w:t>
+      </w:r>
+      <w:proofErr w:type="spellEnd"/>
+      <w:r>
+        <w:t xml:space="preserve"> </w:t>
+      </w:r>
+      <w:proofErr w:type="spellStart"/>
+      <w:r>
+        <w:t>todas</w:t>
+      </w:r>
+      <w:proofErr w:type="spellEnd"/>
+      <w:r>
+        <w:t xml:space="preserve"> as </w:t>
+      </w:r>
+      <w:proofErr w:type="spellStart"/>
+      <w:r>
+        <w:t>páginas</w:t>
+      </w:r>
+      <w:proofErr w:type="spellEnd"/>
+      <w:r>
+        <w:t xml:space="preserve"> </w:t>
+      </w:r>
+      <w:proofErr w:type="spellStart"/>
+      <w:r>
+        <w:t>retornadas</w:t>
+      </w:r>
+      <w:proofErr w:type="spellEnd"/>
+      <w:r>
+        <w:t>.</w:t>
       </w:r>
     </w:p>
     <w:p>
       <w:r>
-        <w:t>A limpeza remove registros sem ID, tipo, data ou ementa, restringe o período e os tipos e elimina duplicatas por ID. A base salva contém 17.516 registros, todos mantidos após essa limpeza. O filtro selecionou cinco ementas com ao menos um termo tecnológico (inteligência artificial, data center, datacenter, infraestrutura digital ou computação em nuvem) e um ambiental (água, energia, carbono, clima, resíduo, ambiental ou meio ambiente), sem distinguir maiúsculas e minúsculas.</w:t>
+        <w:t xml:space="preserve">A </w:t>
+      </w:r>
+      <w:proofErr w:type="spellStart"/>
+      <w:r>
+        <w:t>limpeza</w:t>
+      </w:r>
+      <w:proofErr w:type="spellEnd"/>
+      <w:r>
+        <w:t xml:space="preserve"> remove </w:t>
+      </w:r>
+      <w:proofErr w:type="spellStart"/>
+      <w:r>
+        <w:t>registros</w:t>
+      </w:r>
+      <w:proofErr w:type="spellEnd"/>
+      <w:r>
+        <w:t xml:space="preserve"> </w:t>
+      </w:r>
+      <w:proofErr w:type="spellStart"/>
+      <w:r>
+        <w:t>sem</w:t>
+      </w:r>
+      <w:proofErr w:type="spellEnd"/>
+      <w:r>
+        <w:t xml:space="preserve"> ID, </w:t>
+      </w:r>
+      <w:proofErr w:type="spellStart"/>
+      <w:r>
+        <w:t>tipo</w:t>
+      </w:r>
+      <w:proofErr w:type="spellEnd"/>
+      <w:r>
+        <w:t xml:space="preserve">, data </w:t>
+      </w:r>
+      <w:proofErr w:type="spellStart"/>
+      <w:r>
+        <w:t>ou</w:t>
+      </w:r>
+      <w:proofErr w:type="spellEnd"/>
+      <w:r>
+        <w:t xml:space="preserve"> </w:t>
+      </w:r>
+      <w:proofErr w:type="spellStart"/>
+      <w:r>
+        <w:t>ementa</w:t>
+      </w:r>
+      <w:proofErr w:type="spellEnd"/>
+      <w:r>
+        <w:t xml:space="preserve">, </w:t>
+      </w:r>
+      <w:proofErr w:type="spellStart"/>
+      <w:r>
+        <w:t>restringe</w:t>
+      </w:r>
+      <w:proofErr w:type="spellEnd"/>
+      <w:r>
+        <w:t xml:space="preserve"> o </w:t>
+      </w:r>
+      <w:proofErr w:type="spellStart"/>
+      <w:r>
+        <w:t>período</w:t>
+      </w:r>
+      <w:proofErr w:type="spellEnd"/>
+      <w:r>
+        <w:t xml:space="preserve"> e </w:t>
+      </w:r>
+      <w:proofErr w:type="spellStart"/>
+      <w:r>
+        <w:t>os</w:t>
+      </w:r>
+      <w:proofErr w:type="spellEnd"/>
+      <w:r>
+        <w:t xml:space="preserve"> </w:t>
+      </w:r>
+      <w:proofErr w:type="spellStart"/>
+      <w:r>
+        <w:t>tipos</w:t>
+      </w:r>
+      <w:proofErr w:type="spellEnd"/>
+      <w:r>
+        <w:t xml:space="preserve"> e </w:t>
+      </w:r>
+      <w:proofErr w:type="spellStart"/>
+      <w:r>
+        <w:t>elimina</w:t>
+      </w:r>
+      <w:proofErr w:type="spellEnd"/>
+      <w:r>
+        <w:t xml:space="preserve"> </w:t>
+      </w:r>
+      <w:proofErr w:type="spellStart"/>
+      <w:r>
+        <w:t>duplicatas</w:t>
+      </w:r>
+      <w:proofErr w:type="spellEnd"/>
+      <w:r>
+        <w:t xml:space="preserve"> </w:t>
+      </w:r>
+      <w:proofErr w:type="spellStart"/>
+      <w:r>
+        <w:t>por</w:t>
+      </w:r>
+      <w:proofErr w:type="spellEnd"/>
+      <w:r>
+        <w:t xml:space="preserve"> ID. A base </w:t>
+      </w:r>
+      <w:proofErr w:type="spellStart"/>
+      <w:r>
+        <w:t>salva</w:t>
+      </w:r>
+      <w:proofErr w:type="spellEnd"/>
+      <w:r>
+        <w:t xml:space="preserve"> </w:t>
+      </w:r>
+      <w:proofErr w:type="spellStart"/>
+      <w:r>
+        <w:t>contém</w:t>
+      </w:r>
+      <w:proofErr w:type="spellEnd"/>
+      <w:r>
+        <w:t xml:space="preserve"> 17.516 </w:t>
+      </w:r>
+      <w:proofErr w:type="spellStart"/>
+      <w:r>
+        <w:t>registros</w:t>
+      </w:r>
+      <w:proofErr w:type="spellEnd"/>
+      <w:r>
+        <w:t xml:space="preserve">, </w:t>
+      </w:r>
+      <w:proofErr w:type="spellStart"/>
+      <w:r>
+        <w:t>todos</w:t>
+      </w:r>
+      <w:proofErr w:type="spellEnd"/>
+      <w:r>
+        <w:t xml:space="preserve"> </w:t>
+      </w:r>
+      <w:proofErr w:type="spellStart"/>
+      <w:r>
+        <w:t>mantidos</w:t>
+      </w:r>
+      <w:proofErr w:type="spellEnd"/>
+      <w:r>
+        <w:t xml:space="preserve"> </w:t>
+      </w:r>
+      <w:proofErr w:type="spellStart"/>
+      <w:r>
+        <w:t>após</w:t>
+      </w:r>
+      <w:proofErr w:type="spellEnd"/>
+      <w:r>
+        <w:t xml:space="preserve"> </w:t>
+      </w:r>
+      <w:proofErr w:type="spellStart"/>
+      <w:r>
+        <w:t>essa</w:t>
+      </w:r>
+      <w:proofErr w:type="spellEnd"/>
+      <w:r>
+        <w:t xml:space="preserve"> </w:t>
+      </w:r>
+      <w:proofErr w:type="spellStart"/>
+      <w:r>
+        <w:t>limpeza</w:t>
+      </w:r>
+      <w:proofErr w:type="spellEnd"/>
+      <w:r>
+        <w:t xml:space="preserve">. O </w:t>
+      </w:r>
+      <w:proofErr w:type="spellStart"/>
+      <w:r>
+        <w:t>filtro</w:t>
+      </w:r>
+      <w:proofErr w:type="spellEnd"/>
+      <w:r>
+        <w:t xml:space="preserve"> </w:t>
+      </w:r>
+      <w:proofErr w:type="spellStart"/>
+      <w:r>
+        <w:t>selecionou</w:t>
+      </w:r>
+      <w:proofErr w:type="spellEnd"/>
+      <w:r>
+        <w:t xml:space="preserve"> </w:t>
+      </w:r>
+      <w:proofErr w:type="spellStart"/>
+      <w:r>
+        <w:t>cinco</w:t>
+      </w:r>
+      <w:proofErr w:type="spellEnd"/>
+      <w:r>
+        <w:t xml:space="preserve"> </w:t>
+      </w:r>
+      <w:proofErr w:type="spellStart"/>
+      <w:r>
+        <w:t>ementas</w:t>
+      </w:r>
+      <w:proofErr w:type="spellEnd"/>
+      <w:r>
+        <w:t xml:space="preserve"> com </w:t>
+      </w:r>
+      <w:proofErr w:type="spellStart"/>
+      <w:r>
+        <w:t>ao</w:t>
+      </w:r>
+      <w:proofErr w:type="spellEnd"/>
+      <w:r>
+        <w:t xml:space="preserve"> </w:t>
+      </w:r>
+      <w:proofErr w:type="spellStart"/>
+      <w:r>
+        <w:t>menos</w:t>
+      </w:r>
+      <w:proofErr w:type="spellEnd"/>
+      <w:r>
+        <w:t xml:space="preserve"> um </w:t>
+      </w:r>
+      <w:proofErr w:type="spellStart"/>
+      <w:r>
+        <w:t>termo</w:t>
+      </w:r>
+      <w:proofErr w:type="spellEnd"/>
+      <w:r>
+        <w:t xml:space="preserve"> </w:t>
+      </w:r>
+      <w:proofErr w:type="spellStart"/>
+      <w:r>
+        <w:t>tecnológico</w:t>
+      </w:r>
+      <w:proofErr w:type="spellEnd"/>
+      <w:r>
+        <w:t xml:space="preserve"> (</w:t>
+      </w:r>
+      <w:proofErr w:type="spellStart"/>
+      <w:r>
+        <w:t>inteligência</w:t>
+      </w:r>
+      <w:proofErr w:type="spellEnd"/>
+      <w:r>
+        <w:t xml:space="preserve"> artificial, data center, datacenter, </w:t>
+      </w:r>
+      <w:proofErr w:type="spellStart"/>
+      <w:r>
+        <w:t>infraestrutura</w:t>
+      </w:r>
+      <w:proofErr w:type="spellEnd"/>
+      <w:r>
+        <w:t xml:space="preserve"> digital </w:t>
+      </w:r>
+      <w:proofErr w:type="spellStart"/>
+      <w:r>
+        <w:t>ou</w:t>
+      </w:r>
+      <w:proofErr w:type="spellEnd"/>
+      <w:r>
+        <w:t xml:space="preserve"> </w:t>
+      </w:r>
+      <w:proofErr w:type="spellStart"/>
+      <w:r>
+        <w:t>computação</w:t>
+      </w:r>
+      <w:proofErr w:type="spellEnd"/>
+      <w:r>
+        <w:t xml:space="preserve"> </w:t>
+      </w:r>
+      <w:proofErr w:type="spellStart"/>
+      <w:r>
+        <w:t>em</w:t>
+      </w:r>
+      <w:proofErr w:type="spellEnd"/>
+      <w:r>
+        <w:t xml:space="preserve"> </w:t>
+      </w:r>
+      <w:proofErr w:type="spellStart"/>
+      <w:r>
+        <w:t>nuvem</w:t>
+      </w:r>
+      <w:proofErr w:type="spellEnd"/>
+      <w:r>
+        <w:t xml:space="preserve">) e um </w:t>
+      </w:r>
+      <w:proofErr w:type="spellStart"/>
+      <w:r>
+        <w:t>ambiental</w:t>
+      </w:r>
+      <w:proofErr w:type="spellEnd"/>
+      <w:r>
+        <w:t xml:space="preserve"> (</w:t>
+      </w:r>
+      <w:proofErr w:type="spellStart"/>
+      <w:r>
+        <w:t>água</w:t>
+      </w:r>
+      <w:proofErr w:type="spellEnd"/>
+      <w:r>
+        <w:t xml:space="preserve">, </w:t>
+      </w:r>
+      <w:proofErr w:type="spellStart"/>
+      <w:r>
+        <w:t>energia</w:t>
+      </w:r>
+      <w:proofErr w:type="spellEnd"/>
+      <w:r>
+        <w:t xml:space="preserve">, </w:t>
+      </w:r>
+      <w:proofErr w:type="spellStart"/>
+      <w:r>
+        <w:t>carbono</w:t>
+      </w:r>
+      <w:proofErr w:type="spellEnd"/>
+      <w:r>
+        <w:t xml:space="preserve">, </w:t>
+      </w:r>
+      <w:proofErr w:type="spellStart"/>
+      <w:r>
+        <w:t>clima</w:t>
+      </w:r>
+      <w:proofErr w:type="spellEnd"/>
+      <w:r>
+        <w:t xml:space="preserve">, </w:t>
+      </w:r>
+      <w:proofErr w:type="spellStart"/>
+      <w:r>
+        <w:t>resíduo</w:t>
+      </w:r>
+      <w:proofErr w:type="spellEnd"/>
+      <w:r>
+        <w:t xml:space="preserve">, </w:t>
+      </w:r>
+      <w:proofErr w:type="spellStart"/>
+      <w:r>
+        <w:t>ambiental</w:t>
+      </w:r>
+      <w:proofErr w:type="spellEnd"/>
+      <w:r>
+        <w:t xml:space="preserve"> </w:t>
+      </w:r>
+      <w:proofErr w:type="spellStart"/>
+      <w:r>
+        <w:t>ou</w:t>
+      </w:r>
+      <w:proofErr w:type="spellEnd"/>
+      <w:r>
+        <w:t xml:space="preserve"> </w:t>
+      </w:r>
+      <w:proofErr w:type="spellStart"/>
+      <w:r>
+        <w:t>meio</w:t>
+      </w:r>
+      <w:proofErr w:type="spellEnd"/>
+      <w:r>
+        <w:t xml:space="preserve"> </w:t>
+      </w:r>
+      <w:proofErr w:type="spellStart"/>
+      <w:r>
+        <w:t>ambiente</w:t>
+      </w:r>
+      <w:proofErr w:type="spellEnd"/>
+      <w:r>
+        <w:t xml:space="preserve">), </w:t>
+      </w:r>
+      <w:proofErr w:type="spellStart"/>
+      <w:r>
+        <w:t>sem</w:t>
+      </w:r>
+      <w:proofErr w:type="spellEnd"/>
+      <w:r>
+        <w:t xml:space="preserve"> </w:t>
+      </w:r>
+      <w:proofErr w:type="spellStart"/>
+      <w:r>
+        <w:t>distinguir</w:t>
+      </w:r>
+      <w:proofErr w:type="spellEnd"/>
+      <w:r>
+        <w:t xml:space="preserve"> </w:t>
+      </w:r>
+      <w:proofErr w:type="spellStart"/>
+      <w:r>
+        <w:t>maiúsculas</w:t>
+      </w:r>
+      <w:proofErr w:type="spellEnd"/>
+      <w:r>
+        <w:t xml:space="preserve"> e </w:t>
+      </w:r>
+      <w:proofErr w:type="spellStart"/>
+      <w:r>
+        <w:t>minúsculas</w:t>
+      </w:r>
+      <w:proofErr w:type="spellEnd"/>
+      <w:r>
+        <w:t>.</w:t>
       </w:r>
     </w:p>
     <w:p>
       <w:r>
-        <w:t>O GPT classificou as cinco ementas como relação direta, indireta, ausente ou incerta, registrando temas, abordagem e evidência literal. Foi utilizado o modelo gpt-4.1-mini-2025-04-14, com temperatura 0. A revisão fez uma segunda classificação sem mostrar a resposta anterior e comparou categorias e temas e verificou se os trechos citados nas duas avaliações aparecem nas ementas. Houve concordância automática nos cinco casos, com evidências presentes nas ementas e nenhuma pendência sinalizada. Essa concordância não garante acerto; as verificações não avaliam automaticamente se cada trecho sustenta a interpretação atribuída. Na etapa 02 Limpeza, o TF-IDF calculou pesos para um vocabulário temático predefinido, considerando expressões de uma a três palavras. As ementas, os principais termos e seus pesos foram salvos em candidatos_tfidf.csv; o gráfico apresenta a média dos pesos por termo.</w:t>
+        <w:t xml:space="preserve">O GPT </w:t>
+      </w:r>
+      <w:proofErr w:type="spellStart"/>
+      <w:r>
+        <w:t>classificou</w:t>
+      </w:r>
+      <w:proofErr w:type="spellEnd"/>
+      <w:r>
+        <w:t xml:space="preserve"> as </w:t>
+      </w:r>
+      <w:proofErr w:type="spellStart"/>
+      <w:r>
+        <w:t>cinco</w:t>
+      </w:r>
+      <w:proofErr w:type="spellEnd"/>
+      <w:r>
+        <w:t xml:space="preserve"> </w:t>
+      </w:r>
+      <w:proofErr w:type="spellStart"/>
+      <w:r>
+        <w:t>ementas</w:t>
+      </w:r>
+      <w:proofErr w:type="spellEnd"/>
+      <w:r>
+        <w:t xml:space="preserve"> </w:t>
+      </w:r>
+      <w:proofErr w:type="spellStart"/>
+      <w:r>
+        <w:t>como</w:t>
+      </w:r>
+      <w:proofErr w:type="spellEnd"/>
+      <w:r>
+        <w:t xml:space="preserve"> </w:t>
+      </w:r>
+      <w:proofErr w:type="spellStart"/>
+      <w:r>
+        <w:t>relação</w:t>
+      </w:r>
+      <w:proofErr w:type="spellEnd"/>
+      <w:r>
+        <w:t xml:space="preserve"> </w:t>
+      </w:r>
+      <w:proofErr w:type="spellStart"/>
+      <w:r>
+        <w:t>direta</w:t>
+      </w:r>
+      <w:proofErr w:type="spellEnd"/>
+      <w:r>
+        <w:t xml:space="preserve">, </w:t>
+      </w:r>
+      <w:proofErr w:type="spellStart"/>
+      <w:r>
+        <w:t>indireta</w:t>
+      </w:r>
+      <w:proofErr w:type="spellEnd"/>
+      <w:r>
+        <w:t xml:space="preserve">, </w:t>
+      </w:r>
+      <w:proofErr w:type="spellStart"/>
+      <w:r>
+        <w:t>ausente</w:t>
+      </w:r>
+      <w:proofErr w:type="spellEnd"/>
+      <w:r>
+        <w:t xml:space="preserve"> </w:t>
+      </w:r>
+      <w:proofErr w:type="spellStart"/>
+      <w:r>
+        <w:t>ou</w:t>
+      </w:r>
+      <w:proofErr w:type="spellEnd"/>
+      <w:r>
+        <w:t xml:space="preserve"> incerta, </w:t>
+      </w:r>
+      <w:proofErr w:type="spellStart"/>
+      <w:r>
+        <w:t>registrando</w:t>
+      </w:r>
+      <w:proofErr w:type="spellEnd"/>
+      <w:r>
+        <w:t xml:space="preserve"> </w:t>
+      </w:r>
+      <w:proofErr w:type="spellStart"/>
+      <w:r>
+        <w:t>temas</w:t>
+      </w:r>
+      <w:proofErr w:type="spellEnd"/>
+      <w:r>
+        <w:t xml:space="preserve">, </w:t>
+      </w:r>
+      <w:proofErr w:type="spellStart"/>
+      <w:r>
+        <w:t>abordagem</w:t>
+      </w:r>
+      <w:proofErr w:type="spellEnd"/>
+      <w:r>
+        <w:t xml:space="preserve"> e </w:t>
+      </w:r>
+      <w:proofErr w:type="spellStart"/>
+      <w:r>
+        <w:t>evidência</w:t>
+      </w:r>
+      <w:proofErr w:type="spellEnd"/>
+      <w:r>
+        <w:t xml:space="preserve"> literal. Foi </w:t>
+      </w:r>
+      <w:proofErr w:type="spellStart"/>
+      <w:r>
+        <w:t>utilizado</w:t>
+      </w:r>
+      <w:proofErr w:type="spellEnd"/>
+      <w:r>
+        <w:t xml:space="preserve"> o </w:t>
+      </w:r>
+      <w:proofErr w:type="spellStart"/>
+      <w:r>
+        <w:t>modelo</w:t>
+      </w:r>
+      <w:proofErr w:type="spellEnd"/>
+      <w:r>
+        <w:t xml:space="preserve"> gpt-4.1-mini-2025-04-14, com </w:t>
+      </w:r>
+      <w:proofErr w:type="spellStart"/>
+      <w:r>
+        <w:t>temperatura</w:t>
+      </w:r>
+      <w:proofErr w:type="spellEnd"/>
+      <w:r>
+        <w:t xml:space="preserve"> 0. A </w:t>
+      </w:r>
+      <w:proofErr w:type="spellStart"/>
+      <w:r>
+        <w:t>revisão</w:t>
+      </w:r>
+      <w:proofErr w:type="spellEnd"/>
+      <w:r>
+        <w:t xml:space="preserve"> fez </w:t>
+      </w:r>
+      <w:proofErr w:type="spellStart"/>
+      <w:r>
+        <w:t>uma</w:t>
+      </w:r>
+      <w:proofErr w:type="spellEnd"/>
+      <w:r>
+        <w:t xml:space="preserve"> </w:t>
+      </w:r>
+      <w:proofErr w:type="spellStart"/>
+      <w:r>
+        <w:t>segunda</w:t>
+      </w:r>
+      <w:proofErr w:type="spellEnd"/>
+      <w:r>
+        <w:t xml:space="preserve"> </w:t>
+      </w:r>
+      <w:proofErr w:type="spellStart"/>
+      <w:r>
+        <w:t>classificação</w:t>
+      </w:r>
+      <w:proofErr w:type="spellEnd"/>
+      <w:r>
+        <w:t xml:space="preserve"> </w:t>
+      </w:r>
+      <w:proofErr w:type="spellStart"/>
+      <w:r>
+        <w:t>sem</w:t>
+      </w:r>
+      <w:proofErr w:type="spellEnd"/>
+      <w:r>
+        <w:t xml:space="preserve"> </w:t>
+      </w:r>
+      <w:proofErr w:type="spellStart"/>
+      <w:r>
+        <w:t>mostrar</w:t>
+      </w:r>
+      <w:proofErr w:type="spellEnd"/>
+      <w:r>
+        <w:t xml:space="preserve"> a </w:t>
+      </w:r>
+      <w:proofErr w:type="spellStart"/>
+      <w:r>
+        <w:t>resposta</w:t>
+      </w:r>
+      <w:proofErr w:type="spellEnd"/>
+      <w:r>
+        <w:t xml:space="preserve"> anterior e </w:t>
+      </w:r>
+      <w:proofErr w:type="spellStart"/>
+      <w:r>
+        <w:t>comparou</w:t>
+      </w:r>
+      <w:proofErr w:type="spellEnd"/>
+      <w:r>
+        <w:t xml:space="preserve"> </w:t>
+      </w:r>
+      <w:proofErr w:type="spellStart"/>
+      <w:r>
+        <w:t>categorias</w:t>
+      </w:r>
+      <w:proofErr w:type="spellEnd"/>
+      <w:r>
+        <w:t xml:space="preserve"> e </w:t>
+      </w:r>
+      <w:proofErr w:type="spellStart"/>
+      <w:r>
+        <w:t>temas</w:t>
+      </w:r>
+      <w:proofErr w:type="spellEnd"/>
+      <w:r>
+        <w:t xml:space="preserve"> e </w:t>
+      </w:r>
+      <w:proofErr w:type="spellStart"/>
+      <w:r>
+        <w:t>verificou</w:t>
+      </w:r>
+      <w:proofErr w:type="spellEnd"/>
+      <w:r>
+        <w:t xml:space="preserve"> se </w:t>
+      </w:r>
+      <w:proofErr w:type="spellStart"/>
+      <w:r>
+        <w:t>os</w:t>
+      </w:r>
+      <w:proofErr w:type="spellEnd"/>
+      <w:r>
+        <w:t xml:space="preserve"> </w:t>
+      </w:r>
+      <w:proofErr w:type="spellStart"/>
+      <w:r>
+        <w:t>trechos</w:t>
+      </w:r>
+      <w:proofErr w:type="spellEnd"/>
+      <w:r>
+        <w:t xml:space="preserve"> </w:t>
+      </w:r>
+      <w:proofErr w:type="spellStart"/>
+      <w:r>
+        <w:t>citados</w:t>
+      </w:r>
+      <w:proofErr w:type="spellEnd"/>
+      <w:r>
+        <w:t xml:space="preserve"> </w:t>
+      </w:r>
+      <w:proofErr w:type="spellStart"/>
+      <w:r>
+        <w:t>nas</w:t>
+      </w:r>
+      <w:proofErr w:type="spellEnd"/>
+      <w:r>
+        <w:t xml:space="preserve"> duas </w:t>
+      </w:r>
+      <w:proofErr w:type="spellStart"/>
+      <w:r>
+        <w:t>avaliações</w:t>
+      </w:r>
+      <w:proofErr w:type="spellEnd"/>
+      <w:r>
+        <w:t xml:space="preserve"> </w:t>
+      </w:r>
+      <w:proofErr w:type="spellStart"/>
+      <w:r>
+        <w:t>aparecem</w:t>
+      </w:r>
+      <w:proofErr w:type="spellEnd"/>
+      <w:r>
+        <w:t xml:space="preserve"> </w:t>
+      </w:r>
+      <w:proofErr w:type="spellStart"/>
+      <w:r>
+        <w:t>nas</w:t>
+      </w:r>
+      <w:proofErr w:type="spellEnd"/>
+      <w:r>
+        <w:t xml:space="preserve"> </w:t>
+      </w:r>
+      <w:proofErr w:type="spellStart"/>
+      <w:r>
+        <w:t>ementas</w:t>
+      </w:r>
+      <w:proofErr w:type="spellEnd"/>
+      <w:r>
+        <w:t xml:space="preserve">. </w:t>
+      </w:r>
+      <w:proofErr w:type="spellStart"/>
+      <w:r>
+        <w:t>Houve</w:t>
+      </w:r>
+      <w:proofErr w:type="spellEnd"/>
+      <w:r>
+        <w:t xml:space="preserve"> </w:t>
+      </w:r>
+      <w:proofErr w:type="spellStart"/>
+      <w:r>
+        <w:t>concordância</w:t>
+      </w:r>
+      <w:proofErr w:type="spellEnd"/>
+      <w:r>
+        <w:t xml:space="preserve"> </w:t>
+      </w:r>
+      <w:proofErr w:type="spellStart"/>
+      <w:r>
+        <w:t>automática</w:t>
+      </w:r>
+      <w:proofErr w:type="spellEnd"/>
+      <w:r>
+        <w:t xml:space="preserve"> </w:t>
+      </w:r>
+      <w:proofErr w:type="spellStart"/>
+      <w:r>
+        <w:t>nos</w:t>
+      </w:r>
+      <w:proofErr w:type="spellEnd"/>
+      <w:r>
+        <w:t xml:space="preserve"> </w:t>
+      </w:r>
+      <w:proofErr w:type="spellStart"/>
+      <w:r>
+        <w:t>cinco</w:t>
+      </w:r>
+      <w:proofErr w:type="spellEnd"/>
+      <w:r>
+        <w:t xml:space="preserve"> </w:t>
+      </w:r>
+      <w:proofErr w:type="spellStart"/>
+      <w:r>
+        <w:t>casos</w:t>
+      </w:r>
+      <w:proofErr w:type="spellEnd"/>
+      <w:r>
+        <w:t xml:space="preserve">, com </w:t>
+      </w:r>
+      <w:proofErr w:type="spellStart"/>
+      <w:r>
+        <w:t>evidências</w:t>
+      </w:r>
+      <w:proofErr w:type="spellEnd"/>
+      <w:r>
+        <w:t xml:space="preserve"> </w:t>
+      </w:r>
+      <w:proofErr w:type="spellStart"/>
+      <w:r>
+        <w:t>presentes</w:t>
+      </w:r>
+      <w:proofErr w:type="spellEnd"/>
+      <w:r>
+        <w:t xml:space="preserve"> </w:t>
+      </w:r>
+      <w:proofErr w:type="spellStart"/>
+      <w:r>
+        <w:t>nas</w:t>
+      </w:r>
+      <w:proofErr w:type="spellEnd"/>
+      <w:r>
+        <w:t xml:space="preserve"> </w:t>
+      </w:r>
+      <w:proofErr w:type="spellStart"/>
+      <w:r>
+        <w:t>ementas</w:t>
+      </w:r>
+      <w:proofErr w:type="spellEnd"/>
+      <w:r>
+        <w:t xml:space="preserve"> e </w:t>
+      </w:r>
+      <w:proofErr w:type="spellStart"/>
+      <w:r>
+        <w:t>nenhuma</w:t>
+      </w:r>
+      <w:proofErr w:type="spellEnd"/>
+      <w:r>
+        <w:t xml:space="preserve"> </w:t>
+      </w:r>
+      <w:proofErr w:type="spellStart"/>
+      <w:r>
+        <w:t>pendência</w:t>
+      </w:r>
+      <w:proofErr w:type="spellEnd"/>
+      <w:r>
+        <w:t xml:space="preserve"> </w:t>
+      </w:r>
+      <w:proofErr w:type="spellStart"/>
+      <w:r>
+        <w:t>sinalizada</w:t>
+      </w:r>
+      <w:proofErr w:type="spellEnd"/>
+      <w:r>
+        <w:t xml:space="preserve">. Essa </w:t>
+      </w:r>
+      <w:proofErr w:type="spellStart"/>
+      <w:r>
+        <w:t>concordância</w:t>
+      </w:r>
+      <w:proofErr w:type="spellEnd"/>
+      <w:r>
+        <w:t xml:space="preserve"> </w:t>
+      </w:r>
+      <w:proofErr w:type="spellStart"/>
+      <w:r>
+        <w:t>não</w:t>
+      </w:r>
+      <w:proofErr w:type="spellEnd"/>
+      <w:r>
+        <w:t xml:space="preserve"> </w:t>
+      </w:r>
+      <w:proofErr w:type="spellStart"/>
+      <w:r>
+        <w:t>garante</w:t>
+      </w:r>
+      <w:proofErr w:type="spellEnd"/>
+      <w:r>
+        <w:t xml:space="preserve"> </w:t>
+      </w:r>
+      <w:proofErr w:type="spellStart"/>
+      <w:r>
+        <w:t>acerto</w:t>
+      </w:r>
+      <w:proofErr w:type="spellEnd"/>
+      <w:r>
+        <w:t xml:space="preserve">; as </w:t>
+      </w:r>
+      <w:proofErr w:type="spellStart"/>
+      <w:r>
+        <w:t>verificações</w:t>
+      </w:r>
+      <w:proofErr w:type="spellEnd"/>
+      <w:r>
+        <w:t xml:space="preserve"> </w:t>
+      </w:r>
+      <w:proofErr w:type="spellStart"/>
+      <w:r>
+        <w:t>não</w:t>
+      </w:r>
+      <w:proofErr w:type="spellEnd"/>
+      <w:r>
+        <w:t xml:space="preserve"> </w:t>
+      </w:r>
+      <w:proofErr w:type="spellStart"/>
+      <w:r>
+        <w:t>avaliam</w:t>
+      </w:r>
+      <w:proofErr w:type="spellEnd"/>
+      <w:r>
+        <w:t xml:space="preserve"> </w:t>
+      </w:r>
+      <w:proofErr w:type="spellStart"/>
+      <w:r>
+        <w:t>automaticamente</w:t>
+      </w:r>
+      <w:proofErr w:type="spellEnd"/>
+      <w:r>
+        <w:t xml:space="preserve"> se </w:t>
+      </w:r>
+      <w:proofErr w:type="spellStart"/>
+      <w:r>
+        <w:t>cada</w:t>
+      </w:r>
+      <w:proofErr w:type="spellEnd"/>
+      <w:r>
+        <w:t xml:space="preserve"> </w:t>
+      </w:r>
+      <w:proofErr w:type="spellStart"/>
+      <w:r>
+        <w:t>trecho</w:t>
+      </w:r>
+      <w:proofErr w:type="spellEnd"/>
+      <w:r>
+        <w:t xml:space="preserve"> </w:t>
+      </w:r>
+      <w:proofErr w:type="spellStart"/>
+      <w:r>
+        <w:t>sustenta</w:t>
+      </w:r>
+      <w:proofErr w:type="spellEnd"/>
+      <w:r>
+        <w:t xml:space="preserve"> </w:t>
+      </w:r>
+      <w:proofErr w:type="gramStart"/>
+      <w:r>
+        <w:t>a</w:t>
+      </w:r>
+      <w:proofErr w:type="gramEnd"/>
+      <w:r>
+        <w:t xml:space="preserve"> </w:t>
+      </w:r>
+      <w:proofErr w:type="spellStart"/>
+      <w:r>
+        <w:t>interpretação</w:t>
+      </w:r>
+      <w:proofErr w:type="spellEnd"/>
+      <w:r>
+        <w:t xml:space="preserve"> </w:t>
+      </w:r>
+      <w:proofErr w:type="spellStart"/>
+      <w:r>
+        <w:t>atribuída</w:t>
+      </w:r>
+      <w:proofErr w:type="spellEnd"/>
+      <w:r>
+        <w:t xml:space="preserve">. Na </w:t>
+      </w:r>
+      <w:proofErr w:type="spellStart"/>
+      <w:r>
+        <w:t>etapa</w:t>
+      </w:r>
+      <w:proofErr w:type="spellEnd"/>
+      <w:r>
+        <w:t xml:space="preserve"> 02 </w:t>
+      </w:r>
+      <w:proofErr w:type="spellStart"/>
+      <w:r>
+        <w:t>Limpeza</w:t>
+      </w:r>
+      <w:proofErr w:type="spellEnd"/>
+      <w:r>
+        <w:t xml:space="preserve">, o TF-IDF </w:t>
+      </w:r>
+      <w:proofErr w:type="spellStart"/>
+      <w:r>
+        <w:t>calculou</w:t>
+      </w:r>
+      <w:proofErr w:type="spellEnd"/>
+      <w:r>
+        <w:t xml:space="preserve"> pesos para um </w:t>
+      </w:r>
+      <w:proofErr w:type="spellStart"/>
+      <w:r>
+        <w:t>vocabulário</w:t>
+      </w:r>
+      <w:proofErr w:type="spellEnd"/>
+      <w:r>
+        <w:t xml:space="preserve"> </w:t>
+      </w:r>
+      <w:proofErr w:type="spellStart"/>
+      <w:r>
+        <w:t>temático</w:t>
+      </w:r>
+      <w:proofErr w:type="spellEnd"/>
+      <w:r>
+        <w:t xml:space="preserve"> </w:t>
+      </w:r>
+      <w:proofErr w:type="spellStart"/>
+      <w:r>
+        <w:t>predefinido</w:t>
+      </w:r>
+      <w:proofErr w:type="spellEnd"/>
+      <w:r>
+        <w:t xml:space="preserve">, </w:t>
+      </w:r>
+      <w:proofErr w:type="spellStart"/>
+      <w:r>
+        <w:t>considerando</w:t>
+      </w:r>
+      <w:proofErr w:type="spellEnd"/>
+      <w:r>
+        <w:t xml:space="preserve"> </w:t>
+      </w:r>
+      <w:proofErr w:type="spellStart"/>
+      <w:r>
+        <w:t>expressões</w:t>
+      </w:r>
+      <w:proofErr w:type="spellEnd"/>
+      <w:r>
+        <w:t xml:space="preserve"> de </w:t>
+      </w:r>
+      <w:proofErr w:type="spellStart"/>
+      <w:r>
+        <w:t>uma</w:t>
+      </w:r>
+      <w:proofErr w:type="spellEnd"/>
+      <w:r>
+        <w:t xml:space="preserve"> a </w:t>
+      </w:r>
+      <w:proofErr w:type="spellStart"/>
+      <w:r>
+        <w:t>três</w:t>
+      </w:r>
+      <w:proofErr w:type="spellEnd"/>
+      <w:r>
+        <w:t xml:space="preserve"> </w:t>
+      </w:r>
+      <w:proofErr w:type="spellStart"/>
+      <w:r>
+        <w:t>palavras</w:t>
+      </w:r>
+      <w:proofErr w:type="spellEnd"/>
+      <w:r>
+        <w:t xml:space="preserve">. As </w:t>
+      </w:r>
+      <w:proofErr w:type="spellStart"/>
+      <w:r>
+        <w:t>ementas</w:t>
+      </w:r>
+      <w:proofErr w:type="spellEnd"/>
+      <w:r>
+        <w:t xml:space="preserve">, </w:t>
+      </w:r>
+      <w:proofErr w:type="spellStart"/>
+      <w:r>
+        <w:t>os</w:t>
+      </w:r>
+      <w:proofErr w:type="spellEnd"/>
+      <w:r>
+        <w:t xml:space="preserve"> </w:t>
+      </w:r>
+      <w:proofErr w:type="spellStart"/>
+      <w:r>
+        <w:t>principais</w:t>
+      </w:r>
+      <w:proofErr w:type="spellEnd"/>
+      <w:r>
+        <w:t xml:space="preserve"> </w:t>
+      </w:r>
+      <w:proofErr w:type="spellStart"/>
+      <w:r>
+        <w:t>termos</w:t>
+      </w:r>
+      <w:proofErr w:type="spellEnd"/>
+      <w:r>
+        <w:t xml:space="preserve"> e </w:t>
+      </w:r>
+      <w:proofErr w:type="spellStart"/>
+      <w:r>
+        <w:t>seus</w:t>
+      </w:r>
+      <w:proofErr w:type="spellEnd"/>
+      <w:r>
+        <w:t xml:space="preserve"> pesos </w:t>
+      </w:r>
+      <w:proofErr w:type="spellStart"/>
+      <w:r>
+        <w:t>foram</w:t>
+      </w:r>
+      <w:proofErr w:type="spellEnd"/>
+      <w:r>
+        <w:t xml:space="preserve"> salvos </w:t>
+      </w:r>
+      <w:proofErr w:type="spellStart"/>
+      <w:r>
+        <w:t>em</w:t>
+      </w:r>
+      <w:proofErr w:type="spellEnd"/>
+      <w:r>
+        <w:t xml:space="preserve"> candidatos_tfidf.csv; o </w:t>
+      </w:r>
+      <w:proofErr w:type="spellStart"/>
+      <w:r>
+        <w:t>gráfico</w:t>
+      </w:r>
+      <w:proofErr w:type="spellEnd"/>
+      <w:r>
+        <w:t xml:space="preserve"> </w:t>
+      </w:r>
+      <w:proofErr w:type="spellStart"/>
+      <w:r>
+        <w:t>apresenta</w:t>
+      </w:r>
+      <w:proofErr w:type="spellEnd"/>
+      <w:r>
+        <w:t xml:space="preserve"> a </w:t>
+      </w:r>
+      <w:proofErr w:type="spellStart"/>
+      <w:r>
+        <w:t>média</w:t>
+      </w:r>
+      <w:proofErr w:type="spellEnd"/>
+      <w:r>
+        <w:t xml:space="preserve"> dos pesos </w:t>
+      </w:r>
+      <w:proofErr w:type="spellStart"/>
+      <w:r>
+        <w:t>por</w:t>
+      </w:r>
+      <w:proofErr w:type="spellEnd"/>
+      <w:r>
+        <w:t xml:space="preserve"> </w:t>
+      </w:r>
+      <w:proofErr w:type="spellStart"/>
+      <w:r>
+        <w:t>termo</w:t>
+      </w:r>
+      <w:proofErr w:type="spellEnd"/>
+      <w:r>
+        <w:t>.</w:t>
       </w:r>
     </w:p>
     <w:p>
@@ -81,22 +2014,786 @@
         <w:pStyle w:val="Ttulo1"/>
         <w:keepLines w:val="0"/>
       </w:pPr>
-      <w:r>
-        <w:t>Resposta da pesquisa</w:t>
-      </w:r>
+      <w:proofErr w:type="spellStart"/>
+      <w:r>
+        <w:t>Resposta</w:t>
+      </w:r>
+      <w:proofErr w:type="spellEnd"/>
+      <w:r>
+        <w:t xml:space="preserve"> da </w:t>
+      </w:r>
+      <w:proofErr w:type="spellStart"/>
+      <w:r>
+        <w:t>pesquisa</w:t>
+      </w:r>
+      <w:proofErr w:type="spellEnd"/>
     </w:p>
     <w:p>
-      <w:r>
-        <w:t>Os gráficos mostram duas proposições com relação ambiental direta (40%), duas com relação indireta (40%) e uma sem relação ambiental (20%); nenhuma foi classificada como incerta. As diretas tratam de eficiência energética, sustentabilidade socioambiental e licenciamento de data centers. As indiretas associam IA à prevenção de incêndios ou combinam financiamento ambiental e tecnológico. O consumo de água não aparece como tema direto nas ementas analisadas.</w:t>
+      <w:proofErr w:type="spellStart"/>
+      <w:r>
+        <w:t>Os</w:t>
+      </w:r>
+      <w:proofErr w:type="spellEnd"/>
+      <w:r>
+        <w:t xml:space="preserve"> </w:t>
+      </w:r>
+      <w:proofErr w:type="spellStart"/>
+      <w:r>
+        <w:t>gráficos</w:t>
+      </w:r>
+      <w:proofErr w:type="spellEnd"/>
+      <w:r>
+        <w:t xml:space="preserve"> </w:t>
+      </w:r>
+      <w:proofErr w:type="spellStart"/>
+      <w:r>
+        <w:t>mostram</w:t>
+      </w:r>
+      <w:proofErr w:type="spellEnd"/>
+      <w:r>
+        <w:t xml:space="preserve"> duas </w:t>
+      </w:r>
+      <w:proofErr w:type="spellStart"/>
+      <w:r>
+        <w:t>proposições</w:t>
+      </w:r>
+      <w:proofErr w:type="spellEnd"/>
+      <w:r>
+        <w:t xml:space="preserve"> com </w:t>
+      </w:r>
+      <w:proofErr w:type="spellStart"/>
+      <w:r>
+        <w:t>relação</w:t>
+      </w:r>
+      <w:proofErr w:type="spellEnd"/>
+      <w:r>
+        <w:t xml:space="preserve"> </w:t>
+      </w:r>
+      <w:proofErr w:type="spellStart"/>
+      <w:r>
+        <w:t>ambiental</w:t>
+      </w:r>
+      <w:proofErr w:type="spellEnd"/>
+      <w:r>
+        <w:t xml:space="preserve"> </w:t>
+      </w:r>
+      <w:proofErr w:type="spellStart"/>
+      <w:r>
+        <w:t>direta</w:t>
+      </w:r>
+      <w:proofErr w:type="spellEnd"/>
+      <w:r>
+        <w:t xml:space="preserve"> (40%), duas com </w:t>
+      </w:r>
+      <w:proofErr w:type="spellStart"/>
+      <w:r>
+        <w:t>relação</w:t>
+      </w:r>
+      <w:proofErr w:type="spellEnd"/>
+      <w:r>
+        <w:t xml:space="preserve"> </w:t>
+      </w:r>
+      <w:proofErr w:type="spellStart"/>
+      <w:r>
+        <w:t>indireta</w:t>
+      </w:r>
+      <w:proofErr w:type="spellEnd"/>
+      <w:r>
+        <w:t xml:space="preserve"> (40%) e </w:t>
+      </w:r>
+      <w:proofErr w:type="spellStart"/>
+      <w:r>
+        <w:t>uma</w:t>
+      </w:r>
+      <w:proofErr w:type="spellEnd"/>
+      <w:r>
+        <w:t xml:space="preserve"> </w:t>
+      </w:r>
+      <w:proofErr w:type="spellStart"/>
+      <w:r>
+        <w:t>sem</w:t>
+      </w:r>
+      <w:proofErr w:type="spellEnd"/>
+      <w:r>
+        <w:t xml:space="preserve"> </w:t>
+      </w:r>
+      <w:proofErr w:type="spellStart"/>
+      <w:r>
+        <w:t>relação</w:t>
+      </w:r>
+      <w:proofErr w:type="spellEnd"/>
+      <w:r>
+        <w:t xml:space="preserve"> </w:t>
+      </w:r>
+      <w:proofErr w:type="spellStart"/>
+      <w:r>
+        <w:t>ambiental</w:t>
+      </w:r>
+      <w:proofErr w:type="spellEnd"/>
+      <w:r>
+        <w:t xml:space="preserve"> (20%); </w:t>
+      </w:r>
+      <w:proofErr w:type="spellStart"/>
+      <w:r>
+        <w:t>nenhuma</w:t>
+      </w:r>
+      <w:proofErr w:type="spellEnd"/>
+      <w:r>
+        <w:t xml:space="preserve"> </w:t>
+      </w:r>
+      <w:proofErr w:type="spellStart"/>
+      <w:r>
+        <w:t>foi</w:t>
+      </w:r>
+      <w:proofErr w:type="spellEnd"/>
+      <w:r>
+        <w:t xml:space="preserve"> </w:t>
+      </w:r>
+      <w:proofErr w:type="spellStart"/>
+      <w:r>
+        <w:t>classificada</w:t>
+      </w:r>
+      <w:proofErr w:type="spellEnd"/>
+      <w:r>
+        <w:t xml:space="preserve"> </w:t>
+      </w:r>
+      <w:proofErr w:type="spellStart"/>
+      <w:r>
+        <w:t>como</w:t>
+      </w:r>
+      <w:proofErr w:type="spellEnd"/>
+      <w:r>
+        <w:t xml:space="preserve"> incerta. As </w:t>
+      </w:r>
+      <w:proofErr w:type="spellStart"/>
+      <w:r>
+        <w:t>diretas</w:t>
+      </w:r>
+      <w:proofErr w:type="spellEnd"/>
+      <w:r>
+        <w:t xml:space="preserve"> </w:t>
+      </w:r>
+      <w:proofErr w:type="spellStart"/>
+      <w:r>
+        <w:t>tratam</w:t>
+      </w:r>
+      <w:proofErr w:type="spellEnd"/>
+      <w:r>
+        <w:t xml:space="preserve"> de </w:t>
+      </w:r>
+      <w:proofErr w:type="spellStart"/>
+      <w:r>
+        <w:t>eficiência</w:t>
+      </w:r>
+      <w:proofErr w:type="spellEnd"/>
+      <w:r>
+        <w:t xml:space="preserve"> </w:t>
+      </w:r>
+      <w:proofErr w:type="spellStart"/>
+      <w:r>
+        <w:t>energética</w:t>
+      </w:r>
+      <w:proofErr w:type="spellEnd"/>
+      <w:r>
+        <w:t xml:space="preserve">, </w:t>
+      </w:r>
+      <w:proofErr w:type="spellStart"/>
+      <w:r>
+        <w:t>sustentabilidade</w:t>
+      </w:r>
+      <w:proofErr w:type="spellEnd"/>
+      <w:r>
+        <w:t xml:space="preserve"> </w:t>
+      </w:r>
+      <w:proofErr w:type="spellStart"/>
+      <w:r>
+        <w:t>socioambiental</w:t>
+      </w:r>
+      <w:proofErr w:type="spellEnd"/>
+      <w:r>
+        <w:t xml:space="preserve"> e </w:t>
+      </w:r>
+      <w:proofErr w:type="spellStart"/>
+      <w:r>
+        <w:t>licenciamento</w:t>
+      </w:r>
+      <w:proofErr w:type="spellEnd"/>
+      <w:r>
+        <w:t xml:space="preserve"> de data centers. As </w:t>
+      </w:r>
+      <w:proofErr w:type="spellStart"/>
+      <w:r>
+        <w:t>indiretas</w:t>
+      </w:r>
+      <w:proofErr w:type="spellEnd"/>
+      <w:r>
+        <w:t xml:space="preserve"> </w:t>
+      </w:r>
+      <w:proofErr w:type="spellStart"/>
+      <w:r>
+        <w:t>associam</w:t>
+      </w:r>
+      <w:proofErr w:type="spellEnd"/>
+      <w:r>
+        <w:t xml:space="preserve"> IA à </w:t>
+      </w:r>
+      <w:proofErr w:type="spellStart"/>
+      <w:r>
+        <w:t>prevenção</w:t>
+      </w:r>
+      <w:proofErr w:type="spellEnd"/>
+      <w:r>
+        <w:t xml:space="preserve"> de </w:t>
+      </w:r>
+      <w:proofErr w:type="spellStart"/>
+      <w:r>
+        <w:t>incêndios</w:t>
+      </w:r>
+      <w:proofErr w:type="spellEnd"/>
+      <w:r>
+        <w:t xml:space="preserve"> </w:t>
+      </w:r>
+      <w:proofErr w:type="spellStart"/>
+      <w:r>
+        <w:t>ou</w:t>
+      </w:r>
+      <w:proofErr w:type="spellEnd"/>
+      <w:r>
+        <w:t xml:space="preserve"> </w:t>
+      </w:r>
+      <w:proofErr w:type="spellStart"/>
+      <w:r>
+        <w:t>combinam</w:t>
+      </w:r>
+      <w:proofErr w:type="spellEnd"/>
+      <w:r>
+        <w:t xml:space="preserve"> </w:t>
+      </w:r>
+      <w:proofErr w:type="spellStart"/>
+      <w:r>
+        <w:t>financiamento</w:t>
+      </w:r>
+      <w:proofErr w:type="spellEnd"/>
+      <w:r>
+        <w:t xml:space="preserve"> </w:t>
+      </w:r>
+      <w:proofErr w:type="spellStart"/>
+      <w:r>
+        <w:t>ambiental</w:t>
+      </w:r>
+      <w:proofErr w:type="spellEnd"/>
+      <w:r>
+        <w:t xml:space="preserve"> e </w:t>
+      </w:r>
+      <w:proofErr w:type="spellStart"/>
+      <w:r>
+        <w:t>tecnológico</w:t>
+      </w:r>
+      <w:proofErr w:type="spellEnd"/>
+      <w:r>
+        <w:t xml:space="preserve">. O </w:t>
+      </w:r>
+      <w:proofErr w:type="spellStart"/>
+      <w:r>
+        <w:t>consumo</w:t>
+      </w:r>
+      <w:proofErr w:type="spellEnd"/>
+      <w:r>
+        <w:t xml:space="preserve"> de </w:t>
+      </w:r>
+      <w:proofErr w:type="spellStart"/>
+      <w:r>
+        <w:t>água</w:t>
+      </w:r>
+      <w:proofErr w:type="spellEnd"/>
+      <w:r>
+        <w:t xml:space="preserve"> </w:t>
+      </w:r>
+      <w:proofErr w:type="spellStart"/>
+      <w:r>
+        <w:t>não</w:t>
+      </w:r>
+      <w:proofErr w:type="spellEnd"/>
+      <w:r>
+        <w:t xml:space="preserve"> </w:t>
+      </w:r>
+      <w:proofErr w:type="spellStart"/>
+      <w:r>
+        <w:t>aparece</w:t>
+      </w:r>
+      <w:proofErr w:type="spellEnd"/>
+      <w:r>
+        <w:t xml:space="preserve"> </w:t>
+      </w:r>
+      <w:proofErr w:type="spellStart"/>
+      <w:r>
+        <w:t>como</w:t>
+      </w:r>
+      <w:proofErr w:type="spellEnd"/>
+      <w:r>
+        <w:t xml:space="preserve"> </w:t>
+      </w:r>
+      <w:proofErr w:type="spellStart"/>
+      <w:r>
+        <w:t>tema</w:t>
+      </w:r>
+      <w:proofErr w:type="spellEnd"/>
+      <w:r>
+        <w:t xml:space="preserve"> </w:t>
+      </w:r>
+      <w:proofErr w:type="spellStart"/>
+      <w:r>
+        <w:t>direto</w:t>
+      </w:r>
+      <w:proofErr w:type="spellEnd"/>
+      <w:r>
+        <w:t xml:space="preserve"> </w:t>
+      </w:r>
+      <w:proofErr w:type="spellStart"/>
+      <w:r>
+        <w:t>nas</w:t>
+      </w:r>
+      <w:proofErr w:type="spellEnd"/>
+      <w:r>
+        <w:t xml:space="preserve"> </w:t>
+      </w:r>
+      <w:proofErr w:type="spellStart"/>
+      <w:r>
+        <w:t>ementas</w:t>
+      </w:r>
+      <w:proofErr w:type="spellEnd"/>
+      <w:r>
+        <w:t xml:space="preserve"> </w:t>
+      </w:r>
+      <w:proofErr w:type="spellStart"/>
+      <w:r>
+        <w:t>analisadas</w:t>
+      </w:r>
+      <w:proofErr w:type="spellEnd"/>
+      <w:r>
+        <w:t>.</w:t>
       </w:r>
     </w:p>
     <w:p>
       <w:r>
-        <w:t xml:space="preserve">O conjunto reúne uma proposição de 2024 e quatro de 2025, sendo quatro PLs e um PLP. Nenhuma proposição de 2023, PEC ou MPV passou pelo filtro. Esses números descrevem a seleção e não demonstram crescimento do debate. Os temas atribuídos pelo GPT foram Meio ambiente (4), Energia (3) e Clima e emissões (1), com </w:t>
-      </w:r>
+        <w:t xml:space="preserve">O conjunto </w:t>
+      </w:r>
+      <w:proofErr w:type="spellStart"/>
+      <w:r>
+        <w:t>reúne</w:t>
+      </w:r>
+      <w:proofErr w:type="spellEnd"/>
+      <w:r>
+        <w:t xml:space="preserve"> </w:t>
+      </w:r>
+      <w:proofErr w:type="spellStart"/>
+      <w:r>
+        <w:t>uma</w:t>
+      </w:r>
+      <w:proofErr w:type="spellEnd"/>
+      <w:r>
+        <w:t xml:space="preserve"> </w:t>
+      </w:r>
+      <w:proofErr w:type="spellStart"/>
+      <w:r>
+        <w:t>proposição</w:t>
+      </w:r>
+      <w:proofErr w:type="spellEnd"/>
+      <w:r>
+        <w:t xml:space="preserve"> de 2024 e </w:t>
+      </w:r>
+      <w:proofErr w:type="spellStart"/>
+      <w:r>
+        <w:t>quatro</w:t>
+      </w:r>
+      <w:proofErr w:type="spellEnd"/>
+      <w:r>
+        <w:t xml:space="preserve"> de 2025, </w:t>
+      </w:r>
+      <w:proofErr w:type="spellStart"/>
+      <w:r>
+        <w:t>sendo</w:t>
+      </w:r>
+      <w:proofErr w:type="spellEnd"/>
+      <w:r>
+        <w:t xml:space="preserve"> </w:t>
+      </w:r>
+      <w:proofErr w:type="spellStart"/>
+      <w:r>
+        <w:t>quatro</w:t>
+      </w:r>
+      <w:proofErr w:type="spellEnd"/>
+      <w:r>
+        <w:t xml:space="preserve"> PLs e um PLP. </w:t>
+      </w:r>
+      <w:proofErr w:type="spellStart"/>
+      <w:r>
+        <w:t>Nenhuma</w:t>
+      </w:r>
+      <w:proofErr w:type="spellEnd"/>
+      <w:r>
+        <w:t xml:space="preserve"> </w:t>
+      </w:r>
+      <w:proofErr w:type="spellStart"/>
+      <w:r>
+        <w:t>proposição</w:t>
+      </w:r>
+      <w:proofErr w:type="spellEnd"/>
+      <w:r>
+        <w:t xml:space="preserve"> de 2023, PEC </w:t>
+      </w:r>
+      <w:proofErr w:type="spellStart"/>
+      <w:r>
+        <w:t>ou</w:t>
+      </w:r>
+      <w:proofErr w:type="spellEnd"/>
+      <w:r>
+        <w:t xml:space="preserve"> MPV </w:t>
+      </w:r>
+      <w:proofErr w:type="spellStart"/>
+      <w:r>
+        <w:t>passou</w:t>
+      </w:r>
+      <w:proofErr w:type="spellEnd"/>
+      <w:r>
+        <w:t xml:space="preserve"> </w:t>
+      </w:r>
+      <w:proofErr w:type="spellStart"/>
+      <w:r>
+        <w:t>pelo</w:t>
+      </w:r>
+      <w:proofErr w:type="spellEnd"/>
+      <w:r>
+        <w:t xml:space="preserve"> </w:t>
+      </w:r>
+      <w:proofErr w:type="spellStart"/>
+      <w:r>
+        <w:t>filtro</w:t>
+      </w:r>
+      <w:proofErr w:type="spellEnd"/>
+      <w:r>
+        <w:t xml:space="preserve">. Esses </w:t>
+      </w:r>
+      <w:proofErr w:type="spellStart"/>
+      <w:r>
+        <w:t>números</w:t>
+      </w:r>
+      <w:proofErr w:type="spellEnd"/>
+      <w:r>
+        <w:t xml:space="preserve"> </w:t>
+      </w:r>
+      <w:proofErr w:type="spellStart"/>
+      <w:r>
+        <w:t>descrevem</w:t>
+      </w:r>
+      <w:proofErr w:type="spellEnd"/>
+      <w:r>
+        <w:t xml:space="preserve"> a </w:t>
+      </w:r>
+      <w:proofErr w:type="spellStart"/>
+      <w:r>
+        <w:t>seleção</w:t>
+      </w:r>
+      <w:proofErr w:type="spellEnd"/>
+      <w:r>
+        <w:t xml:space="preserve"> e </w:t>
+      </w:r>
+      <w:proofErr w:type="spellStart"/>
+      <w:r>
+        <w:t>não</w:t>
+      </w:r>
+      <w:proofErr w:type="spellEnd"/>
+      <w:r>
+        <w:t xml:space="preserve"> </w:t>
+      </w:r>
+      <w:proofErr w:type="spellStart"/>
+      <w:r>
+        <w:t>demonstram</w:t>
+      </w:r>
+      <w:proofErr w:type="spellEnd"/>
+      <w:r>
+        <w:t xml:space="preserve"> </w:t>
+      </w:r>
+      <w:proofErr w:type="spellStart"/>
+      <w:r>
+        <w:t>crescimento</w:t>
+      </w:r>
+      <w:proofErr w:type="spellEnd"/>
+      <w:r>
+        <w:t xml:space="preserve"> do debate. </w:t>
+      </w:r>
+      <w:proofErr w:type="spellStart"/>
+      <w:r>
+        <w:t>Os</w:t>
+      </w:r>
+      <w:proofErr w:type="spellEnd"/>
+      <w:r>
+        <w:t xml:space="preserve"> </w:t>
+      </w:r>
+      <w:proofErr w:type="spellStart"/>
+      <w:r>
+        <w:t>temas</w:t>
+      </w:r>
+      <w:proofErr w:type="spellEnd"/>
+      <w:r>
+        <w:t xml:space="preserve"> </w:t>
+      </w:r>
+      <w:proofErr w:type="spellStart"/>
+      <w:r>
+        <w:t>atribuídos</w:t>
+      </w:r>
+      <w:proofErr w:type="spellEnd"/>
+      <w:r>
+        <w:t xml:space="preserve"> </w:t>
+      </w:r>
+      <w:proofErr w:type="spellStart"/>
+      <w:r>
+        <w:t>pelo</w:t>
+      </w:r>
+      <w:proofErr w:type="spellEnd"/>
+      <w:r>
+        <w:t xml:space="preserve"> GPT </w:t>
+      </w:r>
+      <w:proofErr w:type="spellStart"/>
+      <w:r>
+        <w:t>foram</w:t>
+      </w:r>
+      <w:proofErr w:type="spellEnd"/>
+      <w:r>
+        <w:t xml:space="preserve"> Meio </w:t>
+      </w:r>
+      <w:proofErr w:type="spellStart"/>
+      <w:r>
+        <w:t>ambiente</w:t>
+      </w:r>
+      <w:proofErr w:type="spellEnd"/>
+      <w:r>
+        <w:t xml:space="preserve"> (4), Energia (3) e </w:t>
+      </w:r>
+      <w:proofErr w:type="spellStart"/>
+      <w:r>
+        <w:t>Clima</w:t>
+      </w:r>
+      <w:proofErr w:type="spellEnd"/>
+      <w:r>
+        <w:t xml:space="preserve"> e </w:t>
+      </w:r>
+      <w:proofErr w:type="spellStart"/>
+      <w:r>
+        <w:t>emissões</w:t>
+      </w:r>
+      <w:proofErr w:type="spellEnd"/>
+      <w:r>
+        <w:t xml:space="preserve"> (1), com </w:t>
+      </w:r>
+      <w:proofErr w:type="spellStart"/>
       <w:r>
         <w:lastRenderedPageBreak/>
-        <w:t>possibilidade de mais de um tema por proposição. No TF-IDF, os maiores pesos médios foram de inteligência artificial (0,280), tecnologia (0,203) e sustentabilidade (0,200). O destaque de água decorre da expressão marca d’água, evidenciando um falso positivo do filtro, sem relação com consumo hídrico.</w:t>
+        <w:t>possibilidade</w:t>
+      </w:r>
+      <w:proofErr w:type="spellEnd"/>
+      <w:r>
+        <w:t xml:space="preserve"> de </w:t>
+      </w:r>
+      <w:proofErr w:type="spellStart"/>
+      <w:r>
+        <w:t>mais</w:t>
+      </w:r>
+      <w:proofErr w:type="spellEnd"/>
+      <w:r>
+        <w:t xml:space="preserve"> de um </w:t>
+      </w:r>
+      <w:proofErr w:type="spellStart"/>
+      <w:r>
+        <w:t>tema</w:t>
+      </w:r>
+      <w:proofErr w:type="spellEnd"/>
+      <w:r>
+        <w:t xml:space="preserve"> </w:t>
+      </w:r>
+      <w:proofErr w:type="spellStart"/>
+      <w:r>
+        <w:t>por</w:t>
+      </w:r>
+      <w:proofErr w:type="spellEnd"/>
+      <w:r>
+        <w:t xml:space="preserve"> </w:t>
+      </w:r>
+      <w:proofErr w:type="spellStart"/>
+      <w:r>
+        <w:t>proposição</w:t>
+      </w:r>
+      <w:proofErr w:type="spellEnd"/>
+      <w:r>
+        <w:t xml:space="preserve">. No TF-IDF, </w:t>
+      </w:r>
+      <w:proofErr w:type="spellStart"/>
+      <w:r>
+        <w:t>os</w:t>
+      </w:r>
+      <w:proofErr w:type="spellEnd"/>
+      <w:r>
+        <w:t xml:space="preserve"> </w:t>
+      </w:r>
+      <w:proofErr w:type="spellStart"/>
+      <w:r>
+        <w:t>maiores</w:t>
+      </w:r>
+      <w:proofErr w:type="spellEnd"/>
+      <w:r>
+        <w:t xml:space="preserve"> pesos </w:t>
+      </w:r>
+      <w:proofErr w:type="spellStart"/>
+      <w:r>
+        <w:t>médios</w:t>
+      </w:r>
+      <w:proofErr w:type="spellEnd"/>
+      <w:r>
+        <w:t xml:space="preserve"> </w:t>
+      </w:r>
+      <w:proofErr w:type="spellStart"/>
+      <w:r>
+        <w:t>foram</w:t>
+      </w:r>
+      <w:proofErr w:type="spellEnd"/>
+      <w:r>
+        <w:t xml:space="preserve"> de </w:t>
+      </w:r>
+      <w:proofErr w:type="spellStart"/>
+      <w:r>
+        <w:t>inteligência</w:t>
+      </w:r>
+      <w:proofErr w:type="spellEnd"/>
+      <w:r>
+        <w:t xml:space="preserve"> artificial (0,280), </w:t>
+      </w:r>
+      <w:proofErr w:type="spellStart"/>
+      <w:r>
+        <w:t>tecnologia</w:t>
+      </w:r>
+      <w:proofErr w:type="spellEnd"/>
+      <w:r>
+        <w:t xml:space="preserve"> (0,203) e </w:t>
+      </w:r>
+      <w:proofErr w:type="spellStart"/>
+      <w:r>
+        <w:t>sustentabilidade</w:t>
+      </w:r>
+      <w:proofErr w:type="spellEnd"/>
+      <w:r>
+        <w:t xml:space="preserve"> (0,200). O </w:t>
+      </w:r>
+      <w:proofErr w:type="spellStart"/>
+      <w:r>
+        <w:t>destaque</w:t>
+      </w:r>
+      <w:proofErr w:type="spellEnd"/>
+      <w:r>
+        <w:t xml:space="preserve"> de </w:t>
+      </w:r>
+      <w:proofErr w:type="spellStart"/>
+      <w:r>
+        <w:t>água</w:t>
+      </w:r>
+      <w:proofErr w:type="spellEnd"/>
+      <w:r>
+        <w:t xml:space="preserve"> </w:t>
+      </w:r>
+      <w:proofErr w:type="spellStart"/>
+      <w:r>
+        <w:t>decorre</w:t>
+      </w:r>
+      <w:proofErr w:type="spellEnd"/>
+      <w:r>
+        <w:t xml:space="preserve"> da </w:t>
+      </w:r>
+      <w:proofErr w:type="spellStart"/>
+      <w:r>
+        <w:t>expressão</w:t>
+      </w:r>
+      <w:proofErr w:type="spellEnd"/>
+      <w:r>
+        <w:t xml:space="preserve"> </w:t>
+      </w:r>
+      <w:proofErr w:type="spellStart"/>
+      <w:r>
+        <w:t>marca</w:t>
+      </w:r>
+      <w:proofErr w:type="spellEnd"/>
+      <w:r>
+        <w:t xml:space="preserve"> </w:t>
+      </w:r>
+      <w:proofErr w:type="spellStart"/>
+      <w:r>
+        <w:t>d’água</w:t>
+      </w:r>
+      <w:proofErr w:type="spellEnd"/>
+      <w:r>
+        <w:t xml:space="preserve">, </w:t>
+      </w:r>
+      <w:proofErr w:type="spellStart"/>
+      <w:r>
+        <w:t>evidenciando</w:t>
+      </w:r>
+      <w:proofErr w:type="spellEnd"/>
+      <w:r>
+        <w:t xml:space="preserve"> um </w:t>
+      </w:r>
+      <w:proofErr w:type="spellStart"/>
+      <w:r>
+        <w:t>falso</w:t>
+      </w:r>
+      <w:proofErr w:type="spellEnd"/>
+      <w:r>
+        <w:t xml:space="preserve"> </w:t>
+      </w:r>
+      <w:proofErr w:type="spellStart"/>
+      <w:r>
+        <w:t>positivo</w:t>
+      </w:r>
+      <w:proofErr w:type="spellEnd"/>
+      <w:r>
+        <w:t xml:space="preserve"> do </w:t>
+      </w:r>
+      <w:proofErr w:type="spellStart"/>
+      <w:r>
+        <w:t>filtro</w:t>
+      </w:r>
+      <w:proofErr w:type="spellEnd"/>
+      <w:r>
+        <w:t xml:space="preserve">, </w:t>
+      </w:r>
+      <w:proofErr w:type="spellStart"/>
+      <w:r>
+        <w:t>sem</w:t>
+      </w:r>
+      <w:proofErr w:type="spellEnd"/>
+      <w:r>
+        <w:t xml:space="preserve"> </w:t>
+      </w:r>
+      <w:proofErr w:type="spellStart"/>
+      <w:r>
+        <w:t>relação</w:t>
+      </w:r>
+      <w:proofErr w:type="spellEnd"/>
+      <w:r>
+        <w:t xml:space="preserve"> com </w:t>
+      </w:r>
+      <w:proofErr w:type="spellStart"/>
+      <w:r>
+        <w:t>consumo</w:t>
+      </w:r>
+      <w:proofErr w:type="spellEnd"/>
+      <w:r>
+        <w:t xml:space="preserve"> </w:t>
+      </w:r>
+      <w:proofErr w:type="spellStart"/>
+      <w:r>
+        <w:t>hídrico</w:t>
+      </w:r>
+      <w:proofErr w:type="spellEnd"/>
+      <w:r>
+        <w:t>.</w:t>
       </w:r>
     </w:p>
     <w:p>
@@ -104,13 +2801,31 @@
         <w:t xml:space="preserve">Notebook no Google Colab: </w:t>
       </w:r>
       <w:hyperlink r:id="rId8">
+        <w:proofErr w:type="spellStart"/>
         <w:r>
           <w:rPr>
             <w:color w:val="0563C1"/>
             <w:u w:val="single"/>
           </w:rPr>
-          <w:t>Acessar notebook da pesquisa</w:t>
+          <w:t>Acessar</w:t>
         </w:r>
+        <w:proofErr w:type="spellEnd"/>
+        <w:r>
+          <w:rPr>
+            <w:color w:val="0563C1"/>
+            <w:u w:val="single"/>
+          </w:rPr>
+          <w:t xml:space="preserve"> notebook da </w:t>
+        </w:r>
+        <w:proofErr w:type="spellStart"/>
+        <w:r>
+          <w:rPr>
+            <w:color w:val="0563C1"/>
+            <w:u w:val="single"/>
+          </w:rPr>
+          <w:t>pesquisa</w:t>
+        </w:r>
+        <w:proofErr w:type="spellEnd"/>
       </w:hyperlink>
     </w:p>
     <w:p>
@@ -126,9 +2841,27 @@
         <w:pStyle w:val="Ttulo1"/>
         <w:keepLines w:val="0"/>
       </w:pPr>
-      <w:r>
-        <w:t>Resultados por proposição</w:t>
-      </w:r>
+      <w:proofErr w:type="spellStart"/>
+      <w:r>
+        <w:t>Resultados</w:t>
+      </w:r>
+      <w:proofErr w:type="spellEnd"/>
+      <w:r>
+        <w:t xml:space="preserve"> </w:t>
+      </w:r>
+      <w:proofErr w:type="spellStart"/>
+      <w:r>
+        <w:t>por</w:t>
+      </w:r>
+      <w:proofErr w:type="spellEnd"/>
+      <w:r>
+        <w:t xml:space="preserve"> </w:t>
+      </w:r>
+      <w:proofErr w:type="spellStart"/>
+      <w:r>
+        <w:t>proposição</w:t>
+      </w:r>
+      <w:proofErr w:type="spellEnd"/>
     </w:p>
     <w:tbl>
       <w:tblPr>
@@ -139,21 +2872,22 @@
         <w:tblLook w:val="04A0" w:firstRow="1" w:lastRow="0" w:firstColumn="1" w:lastColumn="0" w:noHBand="0" w:noVBand="1"/>
       </w:tblPr>
       <w:tblGrid>
-        <w:gridCol w:w="1701"/>
-        <w:gridCol w:w="1361"/>
-        <w:gridCol w:w="6576"/>
+        <w:gridCol w:w="1313"/>
+        <w:gridCol w:w="1050"/>
+        <w:gridCol w:w="5077"/>
       </w:tblGrid>
       <w:tr>
         <w:trPr>
           <w:cnfStyle w:val="100000000000" w:firstRow="1" w:lastRow="0" w:firstColumn="0" w:lastColumn="0" w:oddVBand="0" w:evenVBand="0" w:oddHBand="0" w:evenHBand="0" w:firstRowFirstColumn="0" w:firstRowLastColumn="0" w:lastRowFirstColumn="0" w:lastRowLastColumn="0"/>
           <w:cantSplit/>
+          <w:trHeight w:val="222"/>
           <w:tblHeader/>
           <w:jc w:val="center"/>
         </w:trPr>
         <w:tc>
           <w:tcPr>
             <w:cnfStyle w:val="001000000000" w:firstRow="0" w:lastRow="0" w:firstColumn="1" w:lastColumn="0" w:oddVBand="0" w:evenVBand="0" w:oddHBand="0" w:evenHBand="0" w:firstRowFirstColumn="0" w:firstRowLastColumn="0" w:lastRowFirstColumn="0" w:lastRowLastColumn="0"/>
-            <w:tcW w:w="1701" w:type="dxa"/>
+            <w:tcW w:w="1313" w:type="dxa"/>
             <w:tcBorders>
               <w:top w:val="nil"/>
               <w:bottom w:val="nil"/>
@@ -173,6 +2907,7 @@
               <w:keepLines/>
               <w:spacing w:before="40" w:after="40" w:line="252" w:lineRule="auto"/>
             </w:pPr>
+            <w:proofErr w:type="spellStart"/>
             <w:r>
               <w:rPr>
                 <w:color w:val="FFFFFF"/>
@@ -180,11 +2915,12 @@
               </w:rPr>
               <w:t>Proposição</w:t>
             </w:r>
+            <w:proofErr w:type="spellEnd"/>
           </w:p>
         </w:tc>
         <w:tc>
           <w:tcPr>
-            <w:tcW w:w="1361" w:type="dxa"/>
+            <w:tcW w:w="1050" w:type="dxa"/>
             <w:tcBorders>
               <w:top w:val="nil"/>
               <w:bottom w:val="nil"/>
@@ -205,6 +2941,7 @@
               <w:spacing w:before="40" w:after="40" w:line="252" w:lineRule="auto"/>
               <w:cnfStyle w:val="100000000000" w:firstRow="1" w:lastRow="0" w:firstColumn="0" w:lastColumn="0" w:oddVBand="0" w:evenVBand="0" w:oddHBand="0" w:evenHBand="0" w:firstRowFirstColumn="0" w:firstRowLastColumn="0" w:lastRowFirstColumn="0" w:lastRowLastColumn="0"/>
             </w:pPr>
+            <w:proofErr w:type="spellStart"/>
             <w:r>
               <w:rPr>
                 <w:color w:val="FFFFFF"/>
@@ -212,11 +2949,12 @@
               </w:rPr>
               <w:t>Relação</w:t>
             </w:r>
+            <w:proofErr w:type="spellEnd"/>
           </w:p>
         </w:tc>
         <w:tc>
           <w:tcPr>
-            <w:tcW w:w="6576" w:type="dxa"/>
+            <w:tcW w:w="5077" w:type="dxa"/>
             <w:tcBorders>
               <w:top w:val="nil"/>
               <w:bottom w:val="nil"/>
@@ -237,13 +2975,31 @@
               <w:spacing w:before="40" w:after="40" w:line="252" w:lineRule="auto"/>
               <w:cnfStyle w:val="100000000000" w:firstRow="1" w:lastRow="0" w:firstColumn="0" w:lastColumn="0" w:oddVBand="0" w:evenVBand="0" w:oddHBand="0" w:evenHBand="0" w:firstRowFirstColumn="0" w:firstRowLastColumn="0" w:lastRowFirstColumn="0" w:lastRowLastColumn="0"/>
             </w:pPr>
+            <w:proofErr w:type="spellStart"/>
             <w:r>
               <w:rPr>
                 <w:color w:val="FFFFFF"/>
                 <w:sz w:val="20"/>
               </w:rPr>
-              <w:t>Abordagem identificada</w:t>
-            </w:r>
+              <w:t>Abordagem</w:t>
+            </w:r>
+            <w:proofErr w:type="spellEnd"/>
+            <w:r>
+              <w:rPr>
+                <w:color w:val="FFFFFF"/>
+                <w:sz w:val="20"/>
+              </w:rPr>
+              <w:t xml:space="preserve"> </w:t>
+            </w:r>
+            <w:proofErr w:type="spellStart"/>
+            <w:r>
+              <w:rPr>
+                <w:color w:val="FFFFFF"/>
+                <w:sz w:val="20"/>
+              </w:rPr>
+              <w:t>identificada</w:t>
+            </w:r>
+            <w:proofErr w:type="spellEnd"/>
           </w:p>
         </w:tc>
       </w:tr>
@@ -251,12 +3007,13 @@
         <w:trPr>
           <w:cnfStyle w:val="000000100000" w:firstRow="0" w:lastRow="0" w:firstColumn="0" w:lastColumn="0" w:oddVBand="0" w:evenVBand="0" w:oddHBand="1" w:evenHBand="0" w:firstRowFirstColumn="0" w:firstRowLastColumn="0" w:lastRowFirstColumn="0" w:lastRowLastColumn="0"/>
           <w:cantSplit/>
+          <w:trHeight w:val="543"/>
           <w:jc w:val="center"/>
         </w:trPr>
         <w:tc>
           <w:tcPr>
             <w:cnfStyle w:val="001000000000" w:firstRow="0" w:lastRow="0" w:firstColumn="1" w:lastColumn="0" w:oddVBand="0" w:evenVBand="0" w:oddHBand="0" w:evenHBand="0" w:firstRowFirstColumn="0" w:firstRowLastColumn="0" w:lastRowFirstColumn="0" w:lastRowLastColumn="0"/>
-            <w:tcW w:w="1701" w:type="dxa"/>
+            <w:tcW w:w="1313" w:type="dxa"/>
             <w:tcBorders>
               <w:top w:val="nil"/>
               <w:bottom w:val="nil"/>
@@ -288,7 +3045,7 @@
         </w:tc>
         <w:tc>
           <w:tcPr>
-            <w:tcW w:w="1361" w:type="dxa"/>
+            <w:tcW w:w="1050" w:type="dxa"/>
             <w:tcBorders>
               <w:top w:val="nil"/>
               <w:bottom w:val="nil"/>
@@ -309,6 +3066,7 @@
               <w:spacing w:before="40" w:after="40" w:line="252" w:lineRule="auto"/>
               <w:cnfStyle w:val="000000100000" w:firstRow="0" w:lastRow="0" w:firstColumn="0" w:lastColumn="0" w:oddVBand="0" w:evenVBand="0" w:oddHBand="1" w:evenHBand="0" w:firstRowFirstColumn="0" w:firstRowLastColumn="0" w:lastRowFirstColumn="0" w:lastRowLastColumn="0"/>
             </w:pPr>
+            <w:proofErr w:type="spellStart"/>
             <w:r>
               <w:rPr>
                 <w:color w:val="24364B"/>
@@ -316,11 +3074,12 @@
               </w:rPr>
               <w:t>Indireta</w:t>
             </w:r>
+            <w:proofErr w:type="spellEnd"/>
           </w:p>
         </w:tc>
         <w:tc>
           <w:tcPr>
-            <w:tcW w:w="6576" w:type="dxa"/>
+            <w:tcW w:w="5077" w:type="dxa"/>
             <w:tcBorders>
               <w:top w:val="nil"/>
               <w:bottom w:val="nil"/>
@@ -341,12 +3100,213 @@
               <w:spacing w:before="40" w:after="40" w:line="252" w:lineRule="auto"/>
               <w:cnfStyle w:val="000000100000" w:firstRow="0" w:lastRow="0" w:firstColumn="0" w:lastColumn="0" w:oddVBand="0" w:evenVBand="0" w:oddHBand="1" w:evenHBand="0" w:firstRowFirstColumn="0" w:firstRowLastColumn="0" w:lastRowFirstColumn="0" w:lastRowLastColumn="0"/>
             </w:pPr>
+            <w:proofErr w:type="spellStart"/>
             <w:r>
               <w:rPr>
                 <w:color w:val="24364B"/>
                 <w:sz w:val="20"/>
               </w:rPr>
-              <w:t>Propõe permitir o investimento de recursos do Fundo Nacional sobre Mudança do Clima em TI e IA para prevenção e contenção de incêndios em ambientes naturais.</w:t>
+              <w:t>Propõe</w:t>
+            </w:r>
+            <w:proofErr w:type="spellEnd"/>
+            <w:r>
+              <w:rPr>
+                <w:color w:val="24364B"/>
+                <w:sz w:val="20"/>
+              </w:rPr>
+              <w:t xml:space="preserve"> </w:t>
+            </w:r>
+            <w:proofErr w:type="spellStart"/>
+            <w:r>
+              <w:rPr>
+                <w:color w:val="24364B"/>
+                <w:sz w:val="20"/>
+              </w:rPr>
+              <w:t>permitir</w:t>
+            </w:r>
+            <w:proofErr w:type="spellEnd"/>
+            <w:r>
+              <w:rPr>
+                <w:color w:val="24364B"/>
+                <w:sz w:val="20"/>
+              </w:rPr>
+              <w:t xml:space="preserve"> o </w:t>
+            </w:r>
+            <w:proofErr w:type="spellStart"/>
+            <w:r>
+              <w:rPr>
+                <w:color w:val="24364B"/>
+                <w:sz w:val="20"/>
+              </w:rPr>
+              <w:t>investimento</w:t>
+            </w:r>
+            <w:proofErr w:type="spellEnd"/>
+            <w:r>
+              <w:rPr>
+                <w:color w:val="24364B"/>
+                <w:sz w:val="20"/>
+              </w:rPr>
+              <w:t xml:space="preserve"> de </w:t>
+            </w:r>
+            <w:proofErr w:type="spellStart"/>
+            <w:r>
+              <w:rPr>
+                <w:color w:val="24364B"/>
+                <w:sz w:val="20"/>
+              </w:rPr>
+              <w:t>recursos</w:t>
+            </w:r>
+            <w:proofErr w:type="spellEnd"/>
+            <w:r>
+              <w:rPr>
+                <w:color w:val="24364B"/>
+                <w:sz w:val="20"/>
+              </w:rPr>
+              <w:t xml:space="preserve"> do Fundo Nacional </w:t>
+            </w:r>
+            <w:proofErr w:type="spellStart"/>
+            <w:r>
+              <w:rPr>
+                <w:color w:val="24364B"/>
+                <w:sz w:val="20"/>
+              </w:rPr>
+              <w:t>sobre</w:t>
+            </w:r>
+            <w:proofErr w:type="spellEnd"/>
+            <w:r>
+              <w:rPr>
+                <w:color w:val="24364B"/>
+                <w:sz w:val="20"/>
+              </w:rPr>
+              <w:t xml:space="preserve"> </w:t>
+            </w:r>
+            <w:proofErr w:type="spellStart"/>
+            <w:r>
+              <w:rPr>
+                <w:color w:val="24364B"/>
+                <w:sz w:val="20"/>
+              </w:rPr>
+              <w:t>Mudança</w:t>
+            </w:r>
+            <w:proofErr w:type="spellEnd"/>
+            <w:r>
+              <w:rPr>
+                <w:color w:val="24364B"/>
+                <w:sz w:val="20"/>
+              </w:rPr>
+              <w:t xml:space="preserve"> do </w:t>
+            </w:r>
+            <w:proofErr w:type="spellStart"/>
+            <w:r>
+              <w:rPr>
+                <w:color w:val="24364B"/>
+                <w:sz w:val="20"/>
+              </w:rPr>
+              <w:t>Clima</w:t>
+            </w:r>
+            <w:proofErr w:type="spellEnd"/>
+            <w:r>
+              <w:rPr>
+                <w:color w:val="24364B"/>
+                <w:sz w:val="20"/>
+              </w:rPr>
+              <w:t xml:space="preserve"> </w:t>
+            </w:r>
+            <w:proofErr w:type="spellStart"/>
+            <w:r>
+              <w:rPr>
+                <w:color w:val="24364B"/>
+                <w:sz w:val="20"/>
+              </w:rPr>
+              <w:t>em</w:t>
+            </w:r>
+            <w:proofErr w:type="spellEnd"/>
+            <w:r>
+              <w:rPr>
+                <w:color w:val="24364B"/>
+                <w:sz w:val="20"/>
+              </w:rPr>
+              <w:t xml:space="preserve"> TI e IA para </w:t>
+            </w:r>
+            <w:proofErr w:type="spellStart"/>
+            <w:r>
+              <w:rPr>
+                <w:color w:val="24364B"/>
+                <w:sz w:val="20"/>
+              </w:rPr>
+              <w:t>prevenção</w:t>
+            </w:r>
+            <w:proofErr w:type="spellEnd"/>
+            <w:r>
+              <w:rPr>
+                <w:color w:val="24364B"/>
+                <w:sz w:val="20"/>
+              </w:rPr>
+              <w:t xml:space="preserve"> e </w:t>
+            </w:r>
+            <w:proofErr w:type="spellStart"/>
+            <w:r>
+              <w:rPr>
+                <w:color w:val="24364B"/>
+                <w:sz w:val="20"/>
+              </w:rPr>
+              <w:t>contenção</w:t>
+            </w:r>
+            <w:proofErr w:type="spellEnd"/>
+            <w:r>
+              <w:rPr>
+                <w:color w:val="24364B"/>
+                <w:sz w:val="20"/>
+              </w:rPr>
+              <w:t xml:space="preserve"> de </w:t>
+            </w:r>
+            <w:proofErr w:type="spellStart"/>
+            <w:r>
+              <w:rPr>
+                <w:color w:val="24364B"/>
+                <w:sz w:val="20"/>
+              </w:rPr>
+              <w:t>incêndios</w:t>
+            </w:r>
+            <w:proofErr w:type="spellEnd"/>
+            <w:r>
+              <w:rPr>
+                <w:color w:val="24364B"/>
+                <w:sz w:val="20"/>
+              </w:rPr>
+              <w:t xml:space="preserve"> </w:t>
+            </w:r>
+            <w:proofErr w:type="spellStart"/>
+            <w:r>
+              <w:rPr>
+                <w:color w:val="24364B"/>
+                <w:sz w:val="20"/>
+              </w:rPr>
+              <w:t>em</w:t>
+            </w:r>
+            <w:proofErr w:type="spellEnd"/>
+            <w:r>
+              <w:rPr>
+                <w:color w:val="24364B"/>
+                <w:sz w:val="20"/>
+              </w:rPr>
+              <w:t xml:space="preserve"> ambientes </w:t>
+            </w:r>
+            <w:proofErr w:type="spellStart"/>
+            <w:r>
+              <w:rPr>
+                <w:color w:val="24364B"/>
+                <w:sz w:val="20"/>
+              </w:rPr>
+              <w:t>naturais</w:t>
+            </w:r>
+            <w:proofErr w:type="spellEnd"/>
+            <w:r>
+              <w:rPr>
+                <w:color w:val="24364B"/>
+                <w:sz w:val="20"/>
+              </w:rPr>
+              <w:t>.</w:t>
             </w:r>
           </w:p>
         </w:tc>
@@ -354,12 +3314,13 @@
       <w:tr>
         <w:trPr>
           <w:cantSplit/>
+          <w:trHeight w:val="387"/>
           <w:jc w:val="center"/>
         </w:trPr>
         <w:tc>
           <w:tcPr>
             <w:cnfStyle w:val="001000000000" w:firstRow="0" w:lastRow="0" w:firstColumn="1" w:lastColumn="0" w:oddVBand="0" w:evenVBand="0" w:oddHBand="0" w:evenHBand="0" w:firstRowFirstColumn="0" w:firstRowLastColumn="0" w:lastRowFirstColumn="0" w:lastRowLastColumn="0"/>
-            <w:tcW w:w="1701" w:type="dxa"/>
+            <w:tcW w:w="1313" w:type="dxa"/>
             <w:tcBorders>
               <w:top w:val="nil"/>
               <w:left w:val="nil"/>
@@ -393,7 +3354,7 @@
         </w:tc>
         <w:tc>
           <w:tcPr>
-            <w:tcW w:w="1361" w:type="dxa"/>
+            <w:tcW w:w="1050" w:type="dxa"/>
             <w:tcBorders>
               <w:top w:val="nil"/>
               <w:left w:val="nil"/>
@@ -416,6 +3377,7 @@
               <w:spacing w:before="40" w:after="40" w:line="252" w:lineRule="auto"/>
               <w:cnfStyle w:val="000000000000" w:firstRow="0" w:lastRow="0" w:firstColumn="0" w:lastColumn="0" w:oddVBand="0" w:evenVBand="0" w:oddHBand="0" w:evenHBand="0" w:firstRowFirstColumn="0" w:firstRowLastColumn="0" w:lastRowFirstColumn="0" w:lastRowLastColumn="0"/>
             </w:pPr>
+            <w:proofErr w:type="spellStart"/>
             <w:r>
               <w:rPr>
                 <w:color w:val="24364B"/>
@@ -423,11 +3385,12 @@
               </w:rPr>
               <w:t>Direta</w:t>
             </w:r>
+            <w:proofErr w:type="spellEnd"/>
           </w:p>
         </w:tc>
         <w:tc>
           <w:tcPr>
-            <w:tcW w:w="6576" w:type="dxa"/>
+            <w:tcW w:w="5077" w:type="dxa"/>
             <w:tcBorders>
               <w:top w:val="nil"/>
               <w:left w:val="nil"/>
@@ -450,12 +3413,149 @@
               <w:spacing w:before="40" w:after="40" w:line="252" w:lineRule="auto"/>
               <w:cnfStyle w:val="000000000000" w:firstRow="0" w:lastRow="0" w:firstColumn="0" w:lastColumn="0" w:oddVBand="0" w:evenVBand="0" w:oddHBand="0" w:evenHBand="0" w:firstRowFirstColumn="0" w:firstRowLastColumn="0" w:lastRowFirstColumn="0" w:lastRowLastColumn="0"/>
             </w:pPr>
+            <w:proofErr w:type="spellStart"/>
             <w:r>
               <w:rPr>
                 <w:color w:val="24364B"/>
                 <w:sz w:val="20"/>
               </w:rPr>
-              <w:t>Propõe instituir uma política nacional de eficiência energética e sustentabilidade socioambiental para data centers.</w:t>
+              <w:t>Propõe</w:t>
+            </w:r>
+            <w:proofErr w:type="spellEnd"/>
+            <w:r>
+              <w:rPr>
+                <w:color w:val="24364B"/>
+                <w:sz w:val="20"/>
+              </w:rPr>
+              <w:t xml:space="preserve"> </w:t>
+            </w:r>
+            <w:proofErr w:type="spellStart"/>
+            <w:r>
+              <w:rPr>
+                <w:color w:val="24364B"/>
+                <w:sz w:val="20"/>
+              </w:rPr>
+              <w:t>instituir</w:t>
+            </w:r>
+            <w:proofErr w:type="spellEnd"/>
+            <w:r>
+              <w:rPr>
+                <w:color w:val="24364B"/>
+                <w:sz w:val="20"/>
+              </w:rPr>
+              <w:t xml:space="preserve"> </w:t>
+            </w:r>
+            <w:proofErr w:type="spellStart"/>
+            <w:r>
+              <w:rPr>
+                <w:color w:val="24364B"/>
+                <w:sz w:val="20"/>
+              </w:rPr>
+              <w:t>uma</w:t>
+            </w:r>
+            <w:proofErr w:type="spellEnd"/>
+            <w:r>
+              <w:rPr>
+                <w:color w:val="24364B"/>
+                <w:sz w:val="20"/>
+              </w:rPr>
+              <w:t xml:space="preserve"> </w:t>
+            </w:r>
+            <w:proofErr w:type="spellStart"/>
+            <w:r>
+              <w:rPr>
+                <w:color w:val="24364B"/>
+                <w:sz w:val="20"/>
+              </w:rPr>
+              <w:t>política</w:t>
+            </w:r>
+            <w:proofErr w:type="spellEnd"/>
+            <w:r>
+              <w:rPr>
+                <w:color w:val="24364B"/>
+                <w:sz w:val="20"/>
+              </w:rPr>
+              <w:t xml:space="preserve"> </w:t>
+            </w:r>
+            <w:proofErr w:type="spellStart"/>
+            <w:r>
+              <w:rPr>
+                <w:color w:val="24364B"/>
+                <w:sz w:val="20"/>
+              </w:rPr>
+              <w:t>nacional</w:t>
+            </w:r>
+            <w:proofErr w:type="spellEnd"/>
+            <w:r>
+              <w:rPr>
+                <w:color w:val="24364B"/>
+                <w:sz w:val="20"/>
+              </w:rPr>
+              <w:t xml:space="preserve"> de </w:t>
+            </w:r>
+            <w:proofErr w:type="spellStart"/>
+            <w:r>
+              <w:rPr>
+                <w:color w:val="24364B"/>
+                <w:sz w:val="20"/>
+              </w:rPr>
+              <w:t>eficiência</w:t>
+            </w:r>
+            <w:proofErr w:type="spellEnd"/>
+            <w:r>
+              <w:rPr>
+                <w:color w:val="24364B"/>
+                <w:sz w:val="20"/>
+              </w:rPr>
+              <w:t xml:space="preserve"> </w:t>
+            </w:r>
+            <w:proofErr w:type="spellStart"/>
+            <w:r>
+              <w:rPr>
+                <w:color w:val="24364B"/>
+                <w:sz w:val="20"/>
+              </w:rPr>
+              <w:t>energética</w:t>
+            </w:r>
+            <w:proofErr w:type="spellEnd"/>
+            <w:r>
+              <w:rPr>
+                <w:color w:val="24364B"/>
+                <w:sz w:val="20"/>
+              </w:rPr>
+              <w:t xml:space="preserve"> e </w:t>
+            </w:r>
+            <w:proofErr w:type="spellStart"/>
+            <w:r>
+              <w:rPr>
+                <w:color w:val="24364B"/>
+                <w:sz w:val="20"/>
+              </w:rPr>
+              <w:t>sustentabilidade</w:t>
+            </w:r>
+            <w:proofErr w:type="spellEnd"/>
+            <w:r>
+              <w:rPr>
+                <w:color w:val="24364B"/>
+                <w:sz w:val="20"/>
+              </w:rPr>
+              <w:t xml:space="preserve"> </w:t>
+            </w:r>
+            <w:proofErr w:type="spellStart"/>
+            <w:r>
+              <w:rPr>
+                <w:color w:val="24364B"/>
+                <w:sz w:val="20"/>
+              </w:rPr>
+              <w:t>socioambiental</w:t>
+            </w:r>
+            <w:proofErr w:type="spellEnd"/>
+            <w:r>
+              <w:rPr>
+                <w:color w:val="24364B"/>
+                <w:sz w:val="20"/>
+              </w:rPr>
+              <w:t xml:space="preserve"> para data centers.</w:t>
             </w:r>
           </w:p>
         </w:tc>
@@ -464,12 +3564,13 @@
         <w:trPr>
           <w:cnfStyle w:val="000000100000" w:firstRow="0" w:lastRow="0" w:firstColumn="0" w:lastColumn="0" w:oddVBand="0" w:evenVBand="0" w:oddHBand="1" w:evenHBand="0" w:firstRowFirstColumn="0" w:firstRowLastColumn="0" w:lastRowFirstColumn="0" w:lastRowLastColumn="0"/>
           <w:cantSplit/>
+          <w:trHeight w:val="387"/>
           <w:jc w:val="center"/>
         </w:trPr>
         <w:tc>
           <w:tcPr>
             <w:cnfStyle w:val="001000000000" w:firstRow="0" w:lastRow="0" w:firstColumn="1" w:lastColumn="0" w:oddVBand="0" w:evenVBand="0" w:oddHBand="0" w:evenHBand="0" w:firstRowFirstColumn="0" w:firstRowLastColumn="0" w:lastRowFirstColumn="0" w:lastRowLastColumn="0"/>
-            <w:tcW w:w="1701" w:type="dxa"/>
+            <w:tcW w:w="1313" w:type="dxa"/>
             <w:tcBorders>
               <w:top w:val="nil"/>
               <w:bottom w:val="nil"/>
@@ -501,7 +3602,7 @@
         </w:tc>
         <w:tc>
           <w:tcPr>
-            <w:tcW w:w="1361" w:type="dxa"/>
+            <w:tcW w:w="1050" w:type="dxa"/>
             <w:tcBorders>
               <w:top w:val="nil"/>
               <w:bottom w:val="nil"/>
@@ -522,6 +3623,7 @@
               <w:spacing w:before="40" w:after="40" w:line="252" w:lineRule="auto"/>
               <w:cnfStyle w:val="000000100000" w:firstRow="0" w:lastRow="0" w:firstColumn="0" w:lastColumn="0" w:oddVBand="0" w:evenVBand="0" w:oddHBand="1" w:evenHBand="0" w:firstRowFirstColumn="0" w:firstRowLastColumn="0" w:lastRowFirstColumn="0" w:lastRowLastColumn="0"/>
             </w:pPr>
+            <w:proofErr w:type="spellStart"/>
             <w:r>
               <w:rPr>
                 <w:color w:val="24364B"/>
@@ -529,11 +3631,12 @@
               </w:rPr>
               <w:t>Indireta</w:t>
             </w:r>
+            <w:proofErr w:type="spellEnd"/>
           </w:p>
         </w:tc>
         <w:tc>
           <w:tcPr>
-            <w:tcW w:w="6576" w:type="dxa"/>
+            <w:tcW w:w="5077" w:type="dxa"/>
             <w:tcBorders>
               <w:top w:val="nil"/>
               <w:bottom w:val="nil"/>
@@ -554,12 +3657,245 @@
               <w:spacing w:before="40" w:after="40" w:line="252" w:lineRule="auto"/>
               <w:cnfStyle w:val="000000100000" w:firstRow="0" w:lastRow="0" w:firstColumn="0" w:lastColumn="0" w:oddVBand="0" w:evenVBand="0" w:oddHBand="1" w:evenHBand="0" w:firstRowFirstColumn="0" w:firstRowLastColumn="0" w:lastRowFirstColumn="0" w:lastRowLastColumn="0"/>
             </w:pPr>
+            <w:proofErr w:type="spellStart"/>
             <w:r>
               <w:rPr>
                 <w:color w:val="24364B"/>
                 <w:sz w:val="20"/>
               </w:rPr>
-              <w:t>Propõe destinar receitas de petróleo e gás a investimentos ambientais e outras áreas, além de criar fundos, incluindo um para desenvolvimento da IA.</w:t>
+              <w:t>Propõe</w:t>
+            </w:r>
+            <w:proofErr w:type="spellEnd"/>
+            <w:r>
+              <w:rPr>
+                <w:color w:val="24364B"/>
+                <w:sz w:val="20"/>
+              </w:rPr>
+              <w:t xml:space="preserve"> </w:t>
+            </w:r>
+            <w:proofErr w:type="spellStart"/>
+            <w:r>
+              <w:rPr>
+                <w:color w:val="24364B"/>
+                <w:sz w:val="20"/>
+              </w:rPr>
+              <w:t>destinar</w:t>
+            </w:r>
+            <w:proofErr w:type="spellEnd"/>
+            <w:r>
+              <w:rPr>
+                <w:color w:val="24364B"/>
+                <w:sz w:val="20"/>
+              </w:rPr>
+              <w:t xml:space="preserve"> </w:t>
+            </w:r>
+            <w:proofErr w:type="spellStart"/>
+            <w:r>
+              <w:rPr>
+                <w:color w:val="24364B"/>
+                <w:sz w:val="20"/>
+              </w:rPr>
+              <w:t>receitas</w:t>
+            </w:r>
+            <w:proofErr w:type="spellEnd"/>
+            <w:r>
+              <w:rPr>
+                <w:color w:val="24364B"/>
+                <w:sz w:val="20"/>
+              </w:rPr>
+              <w:t xml:space="preserve"> de </w:t>
+            </w:r>
+            <w:proofErr w:type="spellStart"/>
+            <w:r>
+              <w:rPr>
+                <w:color w:val="24364B"/>
+                <w:sz w:val="20"/>
+              </w:rPr>
+              <w:t>petróleo</w:t>
+            </w:r>
+            <w:proofErr w:type="spellEnd"/>
+            <w:r>
+              <w:rPr>
+                <w:color w:val="24364B"/>
+                <w:sz w:val="20"/>
+              </w:rPr>
+              <w:t xml:space="preserve"> e </w:t>
+            </w:r>
+            <w:proofErr w:type="spellStart"/>
+            <w:r>
+              <w:rPr>
+                <w:color w:val="24364B"/>
+                <w:sz w:val="20"/>
+              </w:rPr>
+              <w:t>gás</w:t>
+            </w:r>
+            <w:proofErr w:type="spellEnd"/>
+            <w:r>
+              <w:rPr>
+                <w:color w:val="24364B"/>
+                <w:sz w:val="20"/>
+              </w:rPr>
+              <w:t xml:space="preserve"> </w:t>
+            </w:r>
+            <w:proofErr w:type="gramStart"/>
+            <w:r>
+              <w:rPr>
+                <w:color w:val="24364B"/>
+                <w:sz w:val="20"/>
+              </w:rPr>
+              <w:t>a</w:t>
+            </w:r>
+            <w:proofErr w:type="gramEnd"/>
+            <w:r>
+              <w:rPr>
+                <w:color w:val="24364B"/>
+                <w:sz w:val="20"/>
+              </w:rPr>
+              <w:t xml:space="preserve"> </w:t>
+            </w:r>
+            <w:proofErr w:type="spellStart"/>
+            <w:r>
+              <w:rPr>
+                <w:color w:val="24364B"/>
+                <w:sz w:val="20"/>
+              </w:rPr>
+              <w:t>investimentos</w:t>
+            </w:r>
+            <w:proofErr w:type="spellEnd"/>
+            <w:r>
+              <w:rPr>
+                <w:color w:val="24364B"/>
+                <w:sz w:val="20"/>
+              </w:rPr>
+              <w:t xml:space="preserve"> </w:t>
+            </w:r>
+            <w:proofErr w:type="spellStart"/>
+            <w:r>
+              <w:rPr>
+                <w:color w:val="24364B"/>
+                <w:sz w:val="20"/>
+              </w:rPr>
+              <w:t>ambientais</w:t>
+            </w:r>
+            <w:proofErr w:type="spellEnd"/>
+            <w:r>
+              <w:rPr>
+                <w:color w:val="24364B"/>
+                <w:sz w:val="20"/>
+              </w:rPr>
+              <w:t xml:space="preserve"> e </w:t>
+            </w:r>
+            <w:proofErr w:type="spellStart"/>
+            <w:r>
+              <w:rPr>
+                <w:color w:val="24364B"/>
+                <w:sz w:val="20"/>
+              </w:rPr>
+              <w:t>outras</w:t>
+            </w:r>
+            <w:proofErr w:type="spellEnd"/>
+            <w:r>
+              <w:rPr>
+                <w:color w:val="24364B"/>
+                <w:sz w:val="20"/>
+              </w:rPr>
+              <w:t xml:space="preserve"> </w:t>
+            </w:r>
+            <w:proofErr w:type="spellStart"/>
+            <w:r>
+              <w:rPr>
+                <w:color w:val="24364B"/>
+                <w:sz w:val="20"/>
+              </w:rPr>
+              <w:t>áreas</w:t>
+            </w:r>
+            <w:proofErr w:type="spellEnd"/>
+            <w:r>
+              <w:rPr>
+                <w:color w:val="24364B"/>
+                <w:sz w:val="20"/>
+              </w:rPr>
+              <w:t xml:space="preserve">, </w:t>
+            </w:r>
+            <w:proofErr w:type="spellStart"/>
+            <w:r>
+              <w:rPr>
+                <w:color w:val="24364B"/>
+                <w:sz w:val="20"/>
+              </w:rPr>
+              <w:t>além</w:t>
+            </w:r>
+            <w:proofErr w:type="spellEnd"/>
+            <w:r>
+              <w:rPr>
+                <w:color w:val="24364B"/>
+                <w:sz w:val="20"/>
+              </w:rPr>
+              <w:t xml:space="preserve"> de </w:t>
+            </w:r>
+            <w:proofErr w:type="spellStart"/>
+            <w:r>
+              <w:rPr>
+                <w:color w:val="24364B"/>
+                <w:sz w:val="20"/>
+              </w:rPr>
+              <w:t>criar</w:t>
+            </w:r>
+            <w:proofErr w:type="spellEnd"/>
+            <w:r>
+              <w:rPr>
+                <w:color w:val="24364B"/>
+                <w:sz w:val="20"/>
+              </w:rPr>
+              <w:t xml:space="preserve"> </w:t>
+            </w:r>
+            <w:proofErr w:type="spellStart"/>
+            <w:r>
+              <w:rPr>
+                <w:color w:val="24364B"/>
+                <w:sz w:val="20"/>
+              </w:rPr>
+              <w:t>fundos</w:t>
+            </w:r>
+            <w:proofErr w:type="spellEnd"/>
+            <w:r>
+              <w:rPr>
+                <w:color w:val="24364B"/>
+                <w:sz w:val="20"/>
+              </w:rPr>
+              <w:t xml:space="preserve">, </w:t>
+            </w:r>
+            <w:proofErr w:type="spellStart"/>
+            <w:r>
+              <w:rPr>
+                <w:color w:val="24364B"/>
+                <w:sz w:val="20"/>
+              </w:rPr>
+              <w:t>incluindo</w:t>
+            </w:r>
+            <w:proofErr w:type="spellEnd"/>
+            <w:r>
+              <w:rPr>
+                <w:color w:val="24364B"/>
+                <w:sz w:val="20"/>
+              </w:rPr>
+              <w:t xml:space="preserve"> um para </w:t>
+            </w:r>
+            <w:proofErr w:type="spellStart"/>
+            <w:r>
+              <w:rPr>
+                <w:color w:val="24364B"/>
+                <w:sz w:val="20"/>
+              </w:rPr>
+              <w:t>desenvolvimento</w:t>
+            </w:r>
+            <w:proofErr w:type="spellEnd"/>
+            <w:r>
+              <w:rPr>
+                <w:color w:val="24364B"/>
+                <w:sz w:val="20"/>
+              </w:rPr>
+              <w:t xml:space="preserve"> da IA.</w:t>
             </w:r>
           </w:p>
         </w:tc>
@@ -567,12 +3903,13 @@
       <w:tr>
         <w:trPr>
           <w:cantSplit/>
+          <w:trHeight w:val="543"/>
           <w:jc w:val="center"/>
         </w:trPr>
         <w:tc>
           <w:tcPr>
             <w:cnfStyle w:val="001000000000" w:firstRow="0" w:lastRow="0" w:firstColumn="1" w:lastColumn="0" w:oddVBand="0" w:evenVBand="0" w:oddHBand="0" w:evenHBand="0" w:firstRowFirstColumn="0" w:firstRowLastColumn="0" w:lastRowFirstColumn="0" w:lastRowLastColumn="0"/>
-            <w:tcW w:w="1701" w:type="dxa"/>
+            <w:tcW w:w="1313" w:type="dxa"/>
             <w:tcBorders>
               <w:top w:val="nil"/>
               <w:left w:val="nil"/>
@@ -606,7 +3943,7 @@
         </w:tc>
         <w:tc>
           <w:tcPr>
-            <w:tcW w:w="1361" w:type="dxa"/>
+            <w:tcW w:w="1050" w:type="dxa"/>
             <w:tcBorders>
               <w:top w:val="nil"/>
               <w:left w:val="nil"/>
@@ -629,6 +3966,7 @@
               <w:spacing w:before="40" w:after="40" w:line="252" w:lineRule="auto"/>
               <w:cnfStyle w:val="000000000000" w:firstRow="0" w:lastRow="0" w:firstColumn="0" w:lastColumn="0" w:oddVBand="0" w:evenVBand="0" w:oddHBand="0" w:evenHBand="0" w:firstRowFirstColumn="0" w:firstRowLastColumn="0" w:lastRowFirstColumn="0" w:lastRowLastColumn="0"/>
             </w:pPr>
+            <w:proofErr w:type="spellStart"/>
             <w:r>
               <w:rPr>
                 <w:color w:val="24364B"/>
@@ -636,11 +3974,12 @@
               </w:rPr>
               <w:t>Ausente</w:t>
             </w:r>
+            <w:proofErr w:type="spellEnd"/>
           </w:p>
         </w:tc>
         <w:tc>
           <w:tcPr>
-            <w:tcW w:w="6576" w:type="dxa"/>
+            <w:tcW w:w="5077" w:type="dxa"/>
             <w:tcBorders>
               <w:top w:val="nil"/>
               <w:left w:val="nil"/>
@@ -663,12 +4002,357 @@
               <w:spacing w:before="40" w:after="40" w:line="252" w:lineRule="auto"/>
               <w:cnfStyle w:val="000000000000" w:firstRow="0" w:lastRow="0" w:firstColumn="0" w:lastColumn="0" w:oddVBand="0" w:evenVBand="0" w:oddHBand="0" w:evenHBand="0" w:firstRowFirstColumn="0" w:firstRowLastColumn="0" w:lastRowFirstColumn="0" w:lastRowLastColumn="0"/>
             </w:pPr>
+            <w:proofErr w:type="spellStart"/>
             <w:r>
               <w:rPr>
                 <w:color w:val="24364B"/>
                 <w:sz w:val="20"/>
               </w:rPr>
-              <w:t>Propõe exigir marca d’água ou sinalização em conteúdos produzidos ou alterados por IA. A expressão marca d’água acionou o filtro, sem relação com recursos hídricos.</w:t>
+              <w:t>Propõe</w:t>
+            </w:r>
+            <w:proofErr w:type="spellEnd"/>
+            <w:r>
+              <w:rPr>
+                <w:color w:val="24364B"/>
+                <w:sz w:val="20"/>
+              </w:rPr>
+              <w:t xml:space="preserve"> </w:t>
+            </w:r>
+            <w:proofErr w:type="spellStart"/>
+            <w:r>
+              <w:rPr>
+                <w:color w:val="24364B"/>
+                <w:sz w:val="20"/>
+              </w:rPr>
+              <w:t>exigir</w:t>
+            </w:r>
+            <w:proofErr w:type="spellEnd"/>
+            <w:r>
+              <w:rPr>
+                <w:color w:val="24364B"/>
+                <w:sz w:val="20"/>
+              </w:rPr>
+              <w:t xml:space="preserve"> </w:t>
+            </w:r>
+            <w:proofErr w:type="spellStart"/>
+            <w:r>
+              <w:rPr>
+                <w:color w:val="24364B"/>
+                <w:sz w:val="20"/>
+              </w:rPr>
+              <w:t>marca</w:t>
+            </w:r>
+            <w:proofErr w:type="spellEnd"/>
+            <w:r>
+              <w:rPr>
+                <w:color w:val="24364B"/>
+                <w:sz w:val="20"/>
+              </w:rPr>
+              <w:t xml:space="preserve"> </w:t>
+            </w:r>
+            <w:proofErr w:type="spellStart"/>
+            <w:r>
+              <w:rPr>
+                <w:color w:val="24364B"/>
+                <w:sz w:val="20"/>
+              </w:rPr>
+              <w:t>d’água</w:t>
+            </w:r>
+            <w:proofErr w:type="spellEnd"/>
+            <w:r>
+              <w:rPr>
+                <w:color w:val="24364B"/>
+                <w:sz w:val="20"/>
+              </w:rPr>
+              <w:t xml:space="preserve"> </w:t>
+            </w:r>
+            <w:proofErr w:type="spellStart"/>
+            <w:r>
+              <w:rPr>
+                <w:color w:val="24364B"/>
+                <w:sz w:val="20"/>
+              </w:rPr>
+              <w:t>ou</w:t>
+            </w:r>
+            <w:proofErr w:type="spellEnd"/>
+            <w:r>
+              <w:rPr>
+                <w:color w:val="24364B"/>
+                <w:sz w:val="20"/>
+              </w:rPr>
+              <w:t xml:space="preserve"> </w:t>
+            </w:r>
+            <w:proofErr w:type="spellStart"/>
+            <w:r>
+              <w:rPr>
+                <w:color w:val="24364B"/>
+                <w:sz w:val="20"/>
+              </w:rPr>
+              <w:t>sinalização</w:t>
+            </w:r>
+            <w:proofErr w:type="spellEnd"/>
+            <w:r>
+              <w:rPr>
+                <w:color w:val="24364B"/>
+                <w:sz w:val="20"/>
+              </w:rPr>
+              <w:t xml:space="preserve"> </w:t>
+            </w:r>
+            <w:proofErr w:type="spellStart"/>
+            <w:r>
+              <w:rPr>
+                <w:color w:val="24364B"/>
+                <w:sz w:val="20"/>
+              </w:rPr>
+              <w:t>em</w:t>
+            </w:r>
+            <w:proofErr w:type="spellEnd"/>
+            <w:r>
+              <w:rPr>
+                <w:color w:val="24364B"/>
+                <w:sz w:val="20"/>
+              </w:rPr>
+              <w:t xml:space="preserve"> </w:t>
+            </w:r>
+            <w:proofErr w:type="spellStart"/>
+            <w:r>
+              <w:rPr>
+                <w:color w:val="24364B"/>
+                <w:sz w:val="20"/>
+              </w:rPr>
+              <w:t>conteúdos</w:t>
+            </w:r>
+            <w:proofErr w:type="spellEnd"/>
+            <w:r>
+              <w:rPr>
+                <w:color w:val="24364B"/>
+                <w:sz w:val="20"/>
+              </w:rPr>
+              <w:t xml:space="preserve"> </w:t>
+            </w:r>
+            <w:proofErr w:type="spellStart"/>
+            <w:r>
+              <w:rPr>
+                <w:color w:val="24364B"/>
+                <w:sz w:val="20"/>
+              </w:rPr>
+              <w:t>produzidos</w:t>
+            </w:r>
+            <w:proofErr w:type="spellEnd"/>
+            <w:r>
+              <w:rPr>
+                <w:color w:val="24364B"/>
+                <w:sz w:val="20"/>
+              </w:rPr>
+              <w:t xml:space="preserve"> </w:t>
+            </w:r>
+            <w:proofErr w:type="spellStart"/>
+            <w:r>
+              <w:rPr>
+                <w:color w:val="24364B"/>
+                <w:sz w:val="20"/>
+              </w:rPr>
+              <w:t>ou</w:t>
+            </w:r>
+            <w:proofErr w:type="spellEnd"/>
+            <w:r>
+              <w:rPr>
+                <w:color w:val="24364B"/>
+                <w:sz w:val="20"/>
+              </w:rPr>
+              <w:t xml:space="preserve"> </w:t>
+            </w:r>
+            <w:proofErr w:type="spellStart"/>
+            <w:r>
+              <w:rPr>
+                <w:color w:val="24364B"/>
+                <w:sz w:val="20"/>
+              </w:rPr>
+              <w:t>alterados</w:t>
+            </w:r>
+            <w:proofErr w:type="spellEnd"/>
+            <w:r>
+              <w:rPr>
+                <w:color w:val="24364B"/>
+                <w:sz w:val="20"/>
+              </w:rPr>
+              <w:t xml:space="preserve"> </w:t>
+            </w:r>
+            <w:proofErr w:type="spellStart"/>
+            <w:r>
+              <w:rPr>
+                <w:color w:val="24364B"/>
+                <w:sz w:val="20"/>
+              </w:rPr>
+              <w:t>por</w:t>
+            </w:r>
+            <w:proofErr w:type="spellEnd"/>
+            <w:r>
+              <w:rPr>
+                <w:color w:val="24364B"/>
+                <w:sz w:val="20"/>
+              </w:rPr>
+              <w:t xml:space="preserve"> IA. </w:t>
+            </w:r>
+            <w:proofErr w:type="gramStart"/>
+            <w:r>
+              <w:rPr>
+                <w:color w:val="24364B"/>
+                <w:sz w:val="20"/>
+              </w:rPr>
+              <w:t>A</w:t>
+            </w:r>
+            <w:proofErr w:type="gramEnd"/>
+            <w:r>
+              <w:rPr>
+                <w:color w:val="24364B"/>
+                <w:sz w:val="20"/>
+              </w:rPr>
+              <w:t xml:space="preserve"> </w:t>
+            </w:r>
+            <w:proofErr w:type="spellStart"/>
+            <w:r>
+              <w:rPr>
+                <w:color w:val="24364B"/>
+                <w:sz w:val="20"/>
+              </w:rPr>
+              <w:t>expressão</w:t>
+            </w:r>
+            <w:proofErr w:type="spellEnd"/>
+            <w:r>
+              <w:rPr>
+                <w:color w:val="24364B"/>
+                <w:sz w:val="20"/>
+              </w:rPr>
+              <w:t xml:space="preserve"> </w:t>
+            </w:r>
+            <w:proofErr w:type="spellStart"/>
+            <w:r>
+              <w:rPr>
+                <w:color w:val="24364B"/>
+                <w:sz w:val="20"/>
+              </w:rPr>
+              <w:t>marca</w:t>
+            </w:r>
+            <w:proofErr w:type="spellEnd"/>
+            <w:r>
+              <w:rPr>
+                <w:color w:val="24364B"/>
+                <w:sz w:val="20"/>
+              </w:rPr>
+              <w:t xml:space="preserve"> </w:t>
+            </w:r>
+            <w:proofErr w:type="spellStart"/>
+            <w:r>
+              <w:rPr>
+                <w:color w:val="24364B"/>
+                <w:sz w:val="20"/>
+              </w:rPr>
+              <w:t>d’água</w:t>
+            </w:r>
+            <w:proofErr w:type="spellEnd"/>
+            <w:r>
+              <w:rPr>
+                <w:color w:val="24364B"/>
+                <w:sz w:val="20"/>
+              </w:rPr>
+              <w:t xml:space="preserve"> </w:t>
+            </w:r>
+            <w:proofErr w:type="spellStart"/>
+            <w:r>
+              <w:rPr>
+                <w:color w:val="24364B"/>
+                <w:sz w:val="20"/>
+              </w:rPr>
+              <w:t>acionou</w:t>
+            </w:r>
+            <w:proofErr w:type="spellEnd"/>
+            <w:r>
+              <w:rPr>
+                <w:color w:val="24364B"/>
+                <w:sz w:val="20"/>
+              </w:rPr>
+              <w:t xml:space="preserve"> o </w:t>
+            </w:r>
+            <w:proofErr w:type="spellStart"/>
+            <w:r>
+              <w:rPr>
+                <w:color w:val="24364B"/>
+                <w:sz w:val="20"/>
+              </w:rPr>
+              <w:t>filtro</w:t>
+            </w:r>
+            <w:proofErr w:type="spellEnd"/>
+            <w:r>
+              <w:rPr>
+                <w:color w:val="24364B"/>
+                <w:sz w:val="20"/>
+              </w:rPr>
+              <w:t xml:space="preserve">, </w:t>
+            </w:r>
+            <w:proofErr w:type="spellStart"/>
+            <w:r>
+              <w:rPr>
+                <w:color w:val="24364B"/>
+                <w:sz w:val="20"/>
+              </w:rPr>
+              <w:t>sem</w:t>
+            </w:r>
+            <w:proofErr w:type="spellEnd"/>
+            <w:r>
+              <w:rPr>
+                <w:color w:val="24364B"/>
+                <w:sz w:val="20"/>
+              </w:rPr>
+              <w:t xml:space="preserve"> </w:t>
+            </w:r>
+            <w:proofErr w:type="spellStart"/>
+            <w:r>
+              <w:rPr>
+                <w:color w:val="24364B"/>
+                <w:sz w:val="20"/>
+              </w:rPr>
+              <w:t>relação</w:t>
+            </w:r>
+            <w:proofErr w:type="spellEnd"/>
+            <w:r>
+              <w:rPr>
+                <w:color w:val="24364B"/>
+                <w:sz w:val="20"/>
+              </w:rPr>
+              <w:t xml:space="preserve"> com </w:t>
+            </w:r>
+            <w:proofErr w:type="spellStart"/>
+            <w:r>
+              <w:rPr>
+                <w:color w:val="24364B"/>
+                <w:sz w:val="20"/>
+              </w:rPr>
+              <w:t>recursos</w:t>
+            </w:r>
+            <w:proofErr w:type="spellEnd"/>
+            <w:r>
+              <w:rPr>
+                <w:color w:val="24364B"/>
+                <w:sz w:val="20"/>
+              </w:rPr>
+              <w:t xml:space="preserve"> </w:t>
+            </w:r>
+            <w:proofErr w:type="spellStart"/>
+            <w:r>
+              <w:rPr>
+                <w:color w:val="24364B"/>
+                <w:sz w:val="20"/>
+              </w:rPr>
+              <w:t>hídricos</w:t>
+            </w:r>
+            <w:proofErr w:type="spellEnd"/>
+            <w:r>
+              <w:rPr>
+                <w:color w:val="24364B"/>
+                <w:sz w:val="20"/>
+              </w:rPr>
+              <w:t>.</w:t>
             </w:r>
           </w:p>
         </w:tc>
@@ -677,12 +4361,13 @@
         <w:trPr>
           <w:cnfStyle w:val="000000100000" w:firstRow="0" w:lastRow="0" w:firstColumn="0" w:lastColumn="0" w:oddVBand="0" w:evenVBand="0" w:oddHBand="1" w:evenHBand="0" w:firstRowFirstColumn="0" w:firstRowLastColumn="0" w:lastRowFirstColumn="0" w:lastRowLastColumn="0"/>
           <w:cantSplit/>
+          <w:trHeight w:val="387"/>
           <w:jc w:val="center"/>
         </w:trPr>
         <w:tc>
           <w:tcPr>
             <w:cnfStyle w:val="001000000000" w:firstRow="0" w:lastRow="0" w:firstColumn="1" w:lastColumn="0" w:oddVBand="0" w:evenVBand="0" w:oddHBand="0" w:evenHBand="0" w:firstRowFirstColumn="0" w:firstRowLastColumn="0" w:lastRowFirstColumn="0" w:lastRowLastColumn="0"/>
-            <w:tcW w:w="1701" w:type="dxa"/>
+            <w:tcW w:w="1313" w:type="dxa"/>
             <w:tcBorders>
               <w:top w:val="nil"/>
               <w:bottom w:val="nil"/>
@@ -713,7 +4398,7 @@
         </w:tc>
         <w:tc>
           <w:tcPr>
-            <w:tcW w:w="1361" w:type="dxa"/>
+            <w:tcW w:w="1050" w:type="dxa"/>
             <w:tcBorders>
               <w:top w:val="nil"/>
               <w:bottom w:val="nil"/>
@@ -733,6 +4418,7 @@
               <w:spacing w:before="40" w:after="40" w:line="252" w:lineRule="auto"/>
               <w:cnfStyle w:val="000000100000" w:firstRow="0" w:lastRow="0" w:firstColumn="0" w:lastColumn="0" w:oddVBand="0" w:evenVBand="0" w:oddHBand="1" w:evenHBand="0" w:firstRowFirstColumn="0" w:firstRowLastColumn="0" w:lastRowFirstColumn="0" w:lastRowLastColumn="0"/>
             </w:pPr>
+            <w:proofErr w:type="spellStart"/>
             <w:r>
               <w:rPr>
                 <w:color w:val="24364B"/>
@@ -740,11 +4426,12 @@
               </w:rPr>
               <w:t>Direta</w:t>
             </w:r>
+            <w:proofErr w:type="spellEnd"/>
           </w:p>
         </w:tc>
         <w:tc>
           <w:tcPr>
-            <w:tcW w:w="6576" w:type="dxa"/>
+            <w:tcW w:w="5077" w:type="dxa"/>
             <w:tcBorders>
               <w:top w:val="nil"/>
               <w:bottom w:val="nil"/>
@@ -764,12 +4451,117 @@
               <w:spacing w:before="40" w:after="40" w:line="252" w:lineRule="auto"/>
               <w:cnfStyle w:val="000000100000" w:firstRow="0" w:lastRow="0" w:firstColumn="0" w:lastColumn="0" w:oddVBand="0" w:evenVBand="0" w:oddHBand="1" w:evenHBand="0" w:firstRowFirstColumn="0" w:firstRowLastColumn="0" w:lastRowFirstColumn="0" w:lastRowLastColumn="0"/>
             </w:pPr>
+            <w:proofErr w:type="spellStart"/>
             <w:r>
               <w:rPr>
                 <w:color w:val="24364B"/>
                 <w:sz w:val="20"/>
               </w:rPr>
-              <w:t>Propõe definir a competência para o licenciamento ambiental de data centers e estruturas associadas.</w:t>
+              <w:t>Propõe</w:t>
+            </w:r>
+            <w:proofErr w:type="spellEnd"/>
+            <w:r>
+              <w:rPr>
+                <w:color w:val="24364B"/>
+                <w:sz w:val="20"/>
+              </w:rPr>
+              <w:t xml:space="preserve"> </w:t>
+            </w:r>
+            <w:proofErr w:type="spellStart"/>
+            <w:r>
+              <w:rPr>
+                <w:color w:val="24364B"/>
+                <w:sz w:val="20"/>
+              </w:rPr>
+              <w:t>definir</w:t>
+            </w:r>
+            <w:proofErr w:type="spellEnd"/>
+            <w:r>
+              <w:rPr>
+                <w:color w:val="24364B"/>
+                <w:sz w:val="20"/>
+              </w:rPr>
+              <w:t xml:space="preserve"> a </w:t>
+            </w:r>
+            <w:proofErr w:type="spellStart"/>
+            <w:r>
+              <w:rPr>
+                <w:color w:val="24364B"/>
+                <w:sz w:val="20"/>
+              </w:rPr>
+              <w:t>competência</w:t>
+            </w:r>
+            <w:proofErr w:type="spellEnd"/>
+            <w:r>
+              <w:rPr>
+                <w:color w:val="24364B"/>
+                <w:sz w:val="20"/>
+              </w:rPr>
+              <w:t xml:space="preserve"> para o </w:t>
+            </w:r>
+            <w:proofErr w:type="spellStart"/>
+            <w:r>
+              <w:rPr>
+                <w:color w:val="24364B"/>
+                <w:sz w:val="20"/>
+              </w:rPr>
+              <w:t>licenciamento</w:t>
+            </w:r>
+            <w:proofErr w:type="spellEnd"/>
+            <w:r>
+              <w:rPr>
+                <w:color w:val="24364B"/>
+                <w:sz w:val="20"/>
+              </w:rPr>
+              <w:t xml:space="preserve"> </w:t>
+            </w:r>
+            <w:proofErr w:type="spellStart"/>
+            <w:r>
+              <w:rPr>
+                <w:color w:val="24364B"/>
+                <w:sz w:val="20"/>
+              </w:rPr>
+              <w:t>ambiental</w:t>
+            </w:r>
+            <w:proofErr w:type="spellEnd"/>
+            <w:r>
+              <w:rPr>
+                <w:color w:val="24364B"/>
+                <w:sz w:val="20"/>
+              </w:rPr>
+              <w:t xml:space="preserve"> de data centers e </w:t>
+            </w:r>
+            <w:proofErr w:type="spellStart"/>
+            <w:r>
+              <w:rPr>
+                <w:color w:val="24364B"/>
+                <w:sz w:val="20"/>
+              </w:rPr>
+              <w:t>estruturas</w:t>
+            </w:r>
+            <w:proofErr w:type="spellEnd"/>
+            <w:r>
+              <w:rPr>
+                <w:color w:val="24364B"/>
+                <w:sz w:val="20"/>
+              </w:rPr>
+              <w:t xml:space="preserve"> </w:t>
+            </w:r>
+            <w:proofErr w:type="spellStart"/>
+            <w:r>
+              <w:rPr>
+                <w:color w:val="24364B"/>
+                <w:sz w:val="20"/>
+              </w:rPr>
+              <w:t>associadas</w:t>
+            </w:r>
+            <w:proofErr w:type="spellEnd"/>
+            <w:r>
+              <w:rPr>
+                <w:color w:val="24364B"/>
+                <w:sz w:val="20"/>
+              </w:rPr>
+              <w:t>.</w:t>
             </w:r>
           </w:p>
         </w:tc>
@@ -780,18 +4572,481 @@
         <w:pStyle w:val="Ttulo1"/>
         <w:keepLines w:val="0"/>
       </w:pPr>
-      <w:r>
-        <w:t>Leitura dos resultados</w:t>
-      </w:r>
+      <w:proofErr w:type="spellStart"/>
+      <w:r>
+        <w:t>Leitura</w:t>
+      </w:r>
+      <w:proofErr w:type="spellEnd"/>
+      <w:r>
+        <w:t xml:space="preserve"> dos </w:t>
+      </w:r>
+      <w:proofErr w:type="spellStart"/>
+      <w:r>
+        <w:t>resultados</w:t>
+      </w:r>
+      <w:proofErr w:type="spellEnd"/>
     </w:p>
     <w:p>
       <w:r>
-        <w:t>A relação direta identificada se refere à infraestrutura digital, especialmente aos data centers. As relações indiretas dizem respeito ao uso de tecnologia para proteção ambiental ou à associação de investimentos ambientais e tecnológicos. Isso não demonstra que as propostas foram aprovadas ou que produziram efeitos ambientais.</w:t>
+        <w:t xml:space="preserve">A </w:t>
+      </w:r>
+      <w:proofErr w:type="spellStart"/>
+      <w:r>
+        <w:t>relação</w:t>
+      </w:r>
+      <w:proofErr w:type="spellEnd"/>
+      <w:r>
+        <w:t xml:space="preserve"> </w:t>
+      </w:r>
+      <w:proofErr w:type="spellStart"/>
+      <w:r>
+        <w:t>direta</w:t>
+      </w:r>
+      <w:proofErr w:type="spellEnd"/>
+      <w:r>
+        <w:t xml:space="preserve"> </w:t>
+      </w:r>
+      <w:proofErr w:type="spellStart"/>
+      <w:r>
+        <w:t>identificada</w:t>
+      </w:r>
+      <w:proofErr w:type="spellEnd"/>
+      <w:r>
+        <w:t xml:space="preserve"> se </w:t>
+      </w:r>
+      <w:proofErr w:type="spellStart"/>
+      <w:r>
+        <w:t>refere</w:t>
+      </w:r>
+      <w:proofErr w:type="spellEnd"/>
+      <w:r>
+        <w:t xml:space="preserve"> à </w:t>
+      </w:r>
+      <w:proofErr w:type="spellStart"/>
+      <w:r>
+        <w:t>infraestrutura</w:t>
+      </w:r>
+      <w:proofErr w:type="spellEnd"/>
+      <w:r>
+        <w:t xml:space="preserve"> digital, </w:t>
+      </w:r>
+      <w:proofErr w:type="spellStart"/>
+      <w:r>
+        <w:t>especialmente</w:t>
+      </w:r>
+      <w:proofErr w:type="spellEnd"/>
+      <w:r>
+        <w:t xml:space="preserve"> </w:t>
+      </w:r>
+      <w:proofErr w:type="spellStart"/>
+      <w:r>
+        <w:t>aos</w:t>
+      </w:r>
+      <w:proofErr w:type="spellEnd"/>
+      <w:r>
+        <w:t xml:space="preserve"> data centers. As </w:t>
+      </w:r>
+      <w:proofErr w:type="spellStart"/>
+      <w:r>
+        <w:t>relações</w:t>
+      </w:r>
+      <w:proofErr w:type="spellEnd"/>
+      <w:r>
+        <w:t xml:space="preserve"> </w:t>
+      </w:r>
+      <w:proofErr w:type="spellStart"/>
+      <w:r>
+        <w:t>indiretas</w:t>
+      </w:r>
+      <w:proofErr w:type="spellEnd"/>
+      <w:r>
+        <w:t xml:space="preserve"> </w:t>
+      </w:r>
+      <w:proofErr w:type="spellStart"/>
+      <w:r>
+        <w:t>dizem</w:t>
+      </w:r>
+      <w:proofErr w:type="spellEnd"/>
+      <w:r>
+        <w:t xml:space="preserve"> </w:t>
+      </w:r>
+      <w:proofErr w:type="spellStart"/>
+      <w:r>
+        <w:t>respeito</w:t>
+      </w:r>
+      <w:proofErr w:type="spellEnd"/>
+      <w:r>
+        <w:t xml:space="preserve"> </w:t>
+      </w:r>
+      <w:proofErr w:type="spellStart"/>
+      <w:r>
+        <w:t>ao</w:t>
+      </w:r>
+      <w:proofErr w:type="spellEnd"/>
+      <w:r>
+        <w:t xml:space="preserve"> </w:t>
+      </w:r>
+      <w:proofErr w:type="spellStart"/>
+      <w:r>
+        <w:t>uso</w:t>
+      </w:r>
+      <w:proofErr w:type="spellEnd"/>
+      <w:r>
+        <w:t xml:space="preserve"> de </w:t>
+      </w:r>
+      <w:proofErr w:type="spellStart"/>
+      <w:r>
+        <w:t>tecnologia</w:t>
+      </w:r>
+      <w:proofErr w:type="spellEnd"/>
+      <w:r>
+        <w:t xml:space="preserve"> para </w:t>
+      </w:r>
+      <w:proofErr w:type="spellStart"/>
+      <w:r>
+        <w:t>proteção</w:t>
+      </w:r>
+      <w:proofErr w:type="spellEnd"/>
+      <w:r>
+        <w:t xml:space="preserve"> </w:t>
+      </w:r>
+      <w:proofErr w:type="spellStart"/>
+      <w:r>
+        <w:t>ambiental</w:t>
+      </w:r>
+      <w:proofErr w:type="spellEnd"/>
+      <w:r>
+        <w:t xml:space="preserve"> </w:t>
+      </w:r>
+      <w:proofErr w:type="spellStart"/>
+      <w:r>
+        <w:t>ou</w:t>
+      </w:r>
+      <w:proofErr w:type="spellEnd"/>
+      <w:r>
+        <w:t xml:space="preserve"> à </w:t>
+      </w:r>
+      <w:proofErr w:type="spellStart"/>
+      <w:r>
+        <w:t>associação</w:t>
+      </w:r>
+      <w:proofErr w:type="spellEnd"/>
+      <w:r>
+        <w:t xml:space="preserve"> de </w:t>
+      </w:r>
+      <w:proofErr w:type="spellStart"/>
+      <w:r>
+        <w:t>investimentos</w:t>
+      </w:r>
+      <w:proofErr w:type="spellEnd"/>
+      <w:r>
+        <w:t xml:space="preserve"> </w:t>
+      </w:r>
+      <w:proofErr w:type="spellStart"/>
+      <w:r>
+        <w:t>ambientais</w:t>
+      </w:r>
+      <w:proofErr w:type="spellEnd"/>
+      <w:r>
+        <w:t xml:space="preserve"> e </w:t>
+      </w:r>
+      <w:proofErr w:type="spellStart"/>
+      <w:r>
+        <w:t>tecnológicos</w:t>
+      </w:r>
+      <w:proofErr w:type="spellEnd"/>
+      <w:r>
+        <w:t xml:space="preserve">. </w:t>
+      </w:r>
+      <w:proofErr w:type="spellStart"/>
+      <w:r>
+        <w:t>Isso</w:t>
+      </w:r>
+      <w:proofErr w:type="spellEnd"/>
+      <w:r>
+        <w:t xml:space="preserve"> </w:t>
+      </w:r>
+      <w:proofErr w:type="spellStart"/>
+      <w:r>
+        <w:t>não</w:t>
+      </w:r>
+      <w:proofErr w:type="spellEnd"/>
+      <w:r>
+        <w:t xml:space="preserve"> </w:t>
+      </w:r>
+      <w:proofErr w:type="spellStart"/>
+      <w:r>
+        <w:t>demonstra</w:t>
+      </w:r>
+      <w:proofErr w:type="spellEnd"/>
+      <w:r>
+        <w:t xml:space="preserve"> </w:t>
+      </w:r>
+      <w:proofErr w:type="spellStart"/>
+      <w:r>
+        <w:t>que</w:t>
+      </w:r>
+      <w:proofErr w:type="spellEnd"/>
+      <w:r>
+        <w:t xml:space="preserve"> as </w:t>
+      </w:r>
+      <w:proofErr w:type="spellStart"/>
+      <w:r>
+        <w:t>propostas</w:t>
+      </w:r>
+      <w:proofErr w:type="spellEnd"/>
+      <w:r>
+        <w:t xml:space="preserve"> </w:t>
+      </w:r>
+      <w:proofErr w:type="spellStart"/>
+      <w:r>
+        <w:t>foram</w:t>
+      </w:r>
+      <w:proofErr w:type="spellEnd"/>
+      <w:r>
+        <w:t xml:space="preserve"> </w:t>
+      </w:r>
+      <w:proofErr w:type="spellStart"/>
+      <w:r>
+        <w:t>aprovadas</w:t>
+      </w:r>
+      <w:proofErr w:type="spellEnd"/>
+      <w:r>
+        <w:t xml:space="preserve"> </w:t>
+      </w:r>
+      <w:proofErr w:type="spellStart"/>
+      <w:r>
+        <w:t>ou</w:t>
+      </w:r>
+      <w:proofErr w:type="spellEnd"/>
+      <w:r>
+        <w:t xml:space="preserve"> </w:t>
+      </w:r>
+      <w:proofErr w:type="spellStart"/>
+      <w:r>
+        <w:t>que</w:t>
+      </w:r>
+      <w:proofErr w:type="spellEnd"/>
+      <w:r>
+        <w:t xml:space="preserve"> </w:t>
+      </w:r>
+      <w:proofErr w:type="spellStart"/>
+      <w:r>
+        <w:t>produziram</w:t>
+      </w:r>
+      <w:proofErr w:type="spellEnd"/>
+      <w:r>
+        <w:t xml:space="preserve"> </w:t>
+      </w:r>
+      <w:proofErr w:type="spellStart"/>
+      <w:r>
+        <w:t>efeitos</w:t>
+      </w:r>
+      <w:proofErr w:type="spellEnd"/>
+      <w:r>
+        <w:t xml:space="preserve"> </w:t>
+      </w:r>
+      <w:proofErr w:type="spellStart"/>
+      <w:r>
+        <w:t>ambientais</w:t>
+      </w:r>
+      <w:proofErr w:type="spellEnd"/>
+      <w:r>
+        <w:t>.</w:t>
       </w:r>
     </w:p>
     <w:p>
-      <w:r>
-        <w:t>Há uma proposição selecionada de 2024 e quatro de 2025. Nenhuma de 2023 passou pelo filtro. A distribuição descreve apenas os candidatos selecionados, sem permitir concluir que o tema esteve ausente de todo o debate legislativo de 2023.</w:t>
+      <w:proofErr w:type="spellStart"/>
+      <w:r>
+        <w:t>Há</w:t>
+      </w:r>
+      <w:proofErr w:type="spellEnd"/>
+      <w:r>
+        <w:t xml:space="preserve"> </w:t>
+      </w:r>
+      <w:proofErr w:type="spellStart"/>
+      <w:r>
+        <w:t>uma</w:t>
+      </w:r>
+      <w:proofErr w:type="spellEnd"/>
+      <w:r>
+        <w:t xml:space="preserve"> </w:t>
+      </w:r>
+      <w:proofErr w:type="spellStart"/>
+      <w:r>
+        <w:t>proposição</w:t>
+      </w:r>
+      <w:proofErr w:type="spellEnd"/>
+      <w:r>
+        <w:t xml:space="preserve"> </w:t>
+      </w:r>
+      <w:proofErr w:type="spellStart"/>
+      <w:r>
+        <w:t>selecionada</w:t>
+      </w:r>
+      <w:proofErr w:type="spellEnd"/>
+      <w:r>
+        <w:t xml:space="preserve"> de 2024 e </w:t>
+      </w:r>
+      <w:proofErr w:type="spellStart"/>
+      <w:r>
+        <w:t>quatro</w:t>
+      </w:r>
+      <w:proofErr w:type="spellEnd"/>
+      <w:r>
+        <w:t xml:space="preserve"> de 2025. </w:t>
+      </w:r>
+      <w:proofErr w:type="spellStart"/>
+      <w:r>
+        <w:t>Nenhuma</w:t>
+      </w:r>
+      <w:proofErr w:type="spellEnd"/>
+      <w:r>
+        <w:t xml:space="preserve"> de 2023 </w:t>
+      </w:r>
+      <w:proofErr w:type="spellStart"/>
+      <w:r>
+        <w:t>passou</w:t>
+      </w:r>
+      <w:proofErr w:type="spellEnd"/>
+      <w:r>
+        <w:t xml:space="preserve"> </w:t>
+      </w:r>
+      <w:proofErr w:type="spellStart"/>
+      <w:r>
+        <w:t>pelo</w:t>
+      </w:r>
+      <w:proofErr w:type="spellEnd"/>
+      <w:r>
+        <w:t xml:space="preserve"> </w:t>
+      </w:r>
+      <w:proofErr w:type="spellStart"/>
+      <w:r>
+        <w:t>filtro</w:t>
+      </w:r>
+      <w:proofErr w:type="spellEnd"/>
+      <w:r>
+        <w:t xml:space="preserve">. A </w:t>
+      </w:r>
+      <w:proofErr w:type="spellStart"/>
+      <w:r>
+        <w:t>distribuição</w:t>
+      </w:r>
+      <w:proofErr w:type="spellEnd"/>
+      <w:r>
+        <w:t xml:space="preserve"> </w:t>
+      </w:r>
+      <w:proofErr w:type="spellStart"/>
+      <w:r>
+        <w:t>descreve</w:t>
+      </w:r>
+      <w:proofErr w:type="spellEnd"/>
+      <w:r>
+        <w:t xml:space="preserve"> </w:t>
+      </w:r>
+      <w:proofErr w:type="spellStart"/>
+      <w:r>
+        <w:t>apenas</w:t>
+      </w:r>
+      <w:proofErr w:type="spellEnd"/>
+      <w:r>
+        <w:t xml:space="preserve"> </w:t>
+      </w:r>
+      <w:proofErr w:type="spellStart"/>
+      <w:r>
+        <w:t>os</w:t>
+      </w:r>
+      <w:proofErr w:type="spellEnd"/>
+      <w:r>
+        <w:t xml:space="preserve"> </w:t>
+      </w:r>
+      <w:proofErr w:type="spellStart"/>
+      <w:r>
+        <w:t>candidatos</w:t>
+      </w:r>
+      <w:proofErr w:type="spellEnd"/>
+      <w:r>
+        <w:t xml:space="preserve"> </w:t>
+      </w:r>
+      <w:proofErr w:type="spellStart"/>
+      <w:r>
+        <w:t>selecionados</w:t>
+      </w:r>
+      <w:proofErr w:type="spellEnd"/>
+      <w:r>
+        <w:t xml:space="preserve">, </w:t>
+      </w:r>
+      <w:proofErr w:type="spellStart"/>
+      <w:r>
+        <w:t>sem</w:t>
+      </w:r>
+      <w:proofErr w:type="spellEnd"/>
+      <w:r>
+        <w:t xml:space="preserve"> </w:t>
+      </w:r>
+      <w:proofErr w:type="spellStart"/>
+      <w:r>
+        <w:t>permitir</w:t>
+      </w:r>
+      <w:proofErr w:type="spellEnd"/>
+      <w:r>
+        <w:t xml:space="preserve"> </w:t>
+      </w:r>
+      <w:proofErr w:type="spellStart"/>
+      <w:r>
+        <w:t>concluir</w:t>
+      </w:r>
+      <w:proofErr w:type="spellEnd"/>
+      <w:r>
+        <w:t xml:space="preserve"> </w:t>
+      </w:r>
+      <w:proofErr w:type="spellStart"/>
+      <w:r>
+        <w:t>que</w:t>
+      </w:r>
+      <w:proofErr w:type="spellEnd"/>
+      <w:r>
+        <w:t xml:space="preserve"> o </w:t>
+      </w:r>
+      <w:proofErr w:type="spellStart"/>
+      <w:r>
+        <w:t>tema</w:t>
+      </w:r>
+      <w:proofErr w:type="spellEnd"/>
+      <w:r>
+        <w:t xml:space="preserve"> </w:t>
+      </w:r>
+      <w:proofErr w:type="spellStart"/>
+      <w:r>
+        <w:t>esteve</w:t>
+      </w:r>
+      <w:proofErr w:type="spellEnd"/>
+      <w:r>
+        <w:t xml:space="preserve"> </w:t>
+      </w:r>
+      <w:proofErr w:type="spellStart"/>
+      <w:r>
+        <w:t>ausente</w:t>
+      </w:r>
+      <w:proofErr w:type="spellEnd"/>
+      <w:r>
+        <w:t xml:space="preserve"> de </w:t>
+      </w:r>
+      <w:proofErr w:type="spellStart"/>
+      <w:r>
+        <w:t>todo</w:t>
+      </w:r>
+      <w:proofErr w:type="spellEnd"/>
+      <w:r>
+        <w:t xml:space="preserve"> o debate </w:t>
+      </w:r>
+      <w:proofErr w:type="spellStart"/>
+      <w:r>
+        <w:t>legislativo</w:t>
+      </w:r>
+      <w:proofErr w:type="spellEnd"/>
+      <w:r>
+        <w:t xml:space="preserve"> de 2023.</w:t>
       </w:r>
     </w:p>
     <w:p>
@@ -800,15 +5055,104 @@
         <w:keepLines w:val="0"/>
       </w:pPr>
       <w:r>
-        <w:t>Fonte e consulta das proposições</w:t>
-      </w:r>
+        <w:t xml:space="preserve">Fonte e consulta das </w:t>
+      </w:r>
+      <w:proofErr w:type="spellStart"/>
+      <w:r>
+        <w:t>proposições</w:t>
+      </w:r>
+      <w:proofErr w:type="spellEnd"/>
     </w:p>
     <w:p>
       <w:r>
         <w:rPr>
           <w:sz w:val="18"/>
         </w:rPr>
-        <w:t>Fonte: arquivos de coleta, classificação e revisão do projeto; API de Dados Abertos da Câmara dos Deputados.</w:t>
+        <w:t xml:space="preserve">Fonte: </w:t>
+      </w:r>
+      <w:proofErr w:type="spellStart"/>
+      <w:r>
+        <w:rPr>
+          <w:sz w:val="18"/>
+        </w:rPr>
+        <w:t>arquivos</w:t>
+      </w:r>
+      <w:proofErr w:type="spellEnd"/>
+      <w:r>
+        <w:rPr>
+          <w:sz w:val="18"/>
+        </w:rPr>
+        <w:t xml:space="preserve"> de coleta, </w:t>
+      </w:r>
+      <w:proofErr w:type="spellStart"/>
+      <w:r>
+        <w:rPr>
+          <w:sz w:val="18"/>
+        </w:rPr>
+        <w:t>classificação</w:t>
+      </w:r>
+      <w:proofErr w:type="spellEnd"/>
+      <w:r>
+        <w:rPr>
+          <w:sz w:val="18"/>
+        </w:rPr>
+        <w:t xml:space="preserve"> e </w:t>
+      </w:r>
+      <w:proofErr w:type="spellStart"/>
+      <w:r>
+        <w:rPr>
+          <w:sz w:val="18"/>
+        </w:rPr>
+        <w:t>revisão</w:t>
+      </w:r>
+      <w:proofErr w:type="spellEnd"/>
+      <w:r>
+        <w:rPr>
+          <w:sz w:val="18"/>
+        </w:rPr>
+        <w:t xml:space="preserve"> do </w:t>
+      </w:r>
+      <w:proofErr w:type="spellStart"/>
+      <w:r>
+        <w:rPr>
+          <w:sz w:val="18"/>
+        </w:rPr>
+        <w:t>projeto</w:t>
+      </w:r>
+      <w:proofErr w:type="spellEnd"/>
+      <w:r>
+        <w:rPr>
+          <w:sz w:val="18"/>
+        </w:rPr>
+        <w:t xml:space="preserve">; API de Dados </w:t>
+      </w:r>
+      <w:proofErr w:type="spellStart"/>
+      <w:r>
+        <w:rPr>
+          <w:sz w:val="18"/>
+        </w:rPr>
+        <w:t>Abertos</w:t>
+      </w:r>
+      <w:proofErr w:type="spellEnd"/>
+      <w:r>
+        <w:rPr>
+          <w:sz w:val="18"/>
+        </w:rPr>
+        <w:t xml:space="preserve"> da Câmara dos </w:t>
+      </w:r>
+      <w:proofErr w:type="spellStart"/>
+      <w:r>
+        <w:rPr>
+          <w:sz w:val="18"/>
+        </w:rPr>
+        <w:t>Deputados</w:t>
+      </w:r>
+      <w:proofErr w:type="spellEnd"/>
+      <w:r>
+        <w:rPr>
+          <w:sz w:val="18"/>
+        </w:rPr>
+        <w:t>.</w:t>
       </w:r>
     </w:p>
     <w:p>
@@ -821,7 +5165,39 @@
             <w:color w:val="0563C1"/>
             <w:u w:val="single"/>
           </w:rPr>
-          <w:t>PL 3604/2024 — registro na API da Câmara</w:t>
+          <w:t xml:space="preserve">PL 3604/2024 — </w:t>
+        </w:r>
+        <w:proofErr w:type="spellStart"/>
+        <w:r>
+          <w:rPr>
+            <w:color w:val="0563C1"/>
+            <w:u w:val="single"/>
+          </w:rPr>
+          <w:t>registro</w:t>
+        </w:r>
+        <w:proofErr w:type="spellEnd"/>
+        <w:r>
+          <w:rPr>
+            <w:color w:val="0563C1"/>
+            <w:u w:val="single"/>
+          </w:rPr>
+          <w:t xml:space="preserve"> </w:t>
+        </w:r>
+        <w:proofErr w:type="spellStart"/>
+        <w:r>
+          <w:rPr>
+            <w:color w:val="0563C1"/>
+            <w:u w:val="single"/>
+          </w:rPr>
+          <w:t>na</w:t>
+        </w:r>
+        <w:proofErr w:type="spellEnd"/>
+        <w:r>
+          <w:rPr>
+            <w:color w:val="0563C1"/>
+            <w:u w:val="single"/>
+          </w:rPr>
+          <w:t xml:space="preserve"> API da Câmara</w:t>
         </w:r>
       </w:hyperlink>
     </w:p>
@@ -835,7 +5211,39 @@
             <w:color w:val="0563C1"/>
             <w:u w:val="single"/>
           </w:rPr>
-          <w:t>PL 2080/2025 — registro na API da Câmara</w:t>
+          <w:t xml:space="preserve">PL 2080/2025 — </w:t>
+        </w:r>
+        <w:proofErr w:type="spellStart"/>
+        <w:r>
+          <w:rPr>
+            <w:color w:val="0563C1"/>
+            <w:u w:val="single"/>
+          </w:rPr>
+          <w:t>registro</w:t>
+        </w:r>
+        <w:proofErr w:type="spellEnd"/>
+        <w:r>
+          <w:rPr>
+            <w:color w:val="0563C1"/>
+            <w:u w:val="single"/>
+          </w:rPr>
+          <w:t xml:space="preserve"> </w:t>
+        </w:r>
+        <w:proofErr w:type="spellStart"/>
+        <w:r>
+          <w:rPr>
+            <w:color w:val="0563C1"/>
+            <w:u w:val="single"/>
+          </w:rPr>
+          <w:t>na</w:t>
+        </w:r>
+        <w:proofErr w:type="spellEnd"/>
+        <w:r>
+          <w:rPr>
+            <w:color w:val="0563C1"/>
+            <w:u w:val="single"/>
+          </w:rPr>
+          <w:t xml:space="preserve"> API da Câmara</w:t>
         </w:r>
       </w:hyperlink>
     </w:p>
@@ -849,7 +5257,39 @@
             <w:color w:val="0563C1"/>
             <w:u w:val="single"/>
           </w:rPr>
-          <w:t>PL 4621/2025 — registro na API da Câmara</w:t>
+          <w:t xml:space="preserve">PL 4621/2025 — </w:t>
+        </w:r>
+        <w:proofErr w:type="spellStart"/>
+        <w:r>
+          <w:rPr>
+            <w:color w:val="0563C1"/>
+            <w:u w:val="single"/>
+          </w:rPr>
+          <w:t>registro</w:t>
+        </w:r>
+        <w:proofErr w:type="spellEnd"/>
+        <w:r>
+          <w:rPr>
+            <w:color w:val="0563C1"/>
+            <w:u w:val="single"/>
+          </w:rPr>
+          <w:t xml:space="preserve"> </w:t>
+        </w:r>
+        <w:proofErr w:type="spellStart"/>
+        <w:r>
+          <w:rPr>
+            <w:color w:val="0563C1"/>
+            <w:u w:val="single"/>
+          </w:rPr>
+          <w:t>na</w:t>
+        </w:r>
+        <w:proofErr w:type="spellEnd"/>
+        <w:r>
+          <w:rPr>
+            <w:color w:val="0563C1"/>
+            <w:u w:val="single"/>
+          </w:rPr>
+          <w:t xml:space="preserve"> API da Câmara</w:t>
         </w:r>
       </w:hyperlink>
     </w:p>
@@ -863,7 +5303,39 @@
             <w:color w:val="0563C1"/>
             <w:u w:val="single"/>
           </w:rPr>
-          <w:t>PL 6102/2025 — registro na API da Câmara</w:t>
+          <w:t xml:space="preserve">PL 6102/2025 — </w:t>
+        </w:r>
+        <w:proofErr w:type="spellStart"/>
+        <w:r>
+          <w:rPr>
+            <w:color w:val="0563C1"/>
+            <w:u w:val="single"/>
+          </w:rPr>
+          <w:t>registro</w:t>
+        </w:r>
+        <w:proofErr w:type="spellEnd"/>
+        <w:r>
+          <w:rPr>
+            <w:color w:val="0563C1"/>
+            <w:u w:val="single"/>
+          </w:rPr>
+          <w:t xml:space="preserve"> </w:t>
+        </w:r>
+        <w:proofErr w:type="spellStart"/>
+        <w:r>
+          <w:rPr>
+            <w:color w:val="0563C1"/>
+            <w:u w:val="single"/>
+          </w:rPr>
+          <w:t>na</w:t>
+        </w:r>
+        <w:proofErr w:type="spellEnd"/>
+        <w:r>
+          <w:rPr>
+            <w:color w:val="0563C1"/>
+            <w:u w:val="single"/>
+          </w:rPr>
+          <w:t xml:space="preserve"> API da Câmara</w:t>
         </w:r>
       </w:hyperlink>
     </w:p>
@@ -877,7 +5349,39 @@
             <w:color w:val="0563C1"/>
             <w:u w:val="single"/>
           </w:rPr>
-          <w:t>PLP 280/2025 — registro na API da Câmara</w:t>
+          <w:t xml:space="preserve">PLP 280/2025 — </w:t>
+        </w:r>
+        <w:proofErr w:type="spellStart"/>
+        <w:r>
+          <w:rPr>
+            <w:color w:val="0563C1"/>
+            <w:u w:val="single"/>
+          </w:rPr>
+          <w:t>registro</w:t>
+        </w:r>
+        <w:proofErr w:type="spellEnd"/>
+        <w:r>
+          <w:rPr>
+            <w:color w:val="0563C1"/>
+            <w:u w:val="single"/>
+          </w:rPr>
+          <w:t xml:space="preserve"> </w:t>
+        </w:r>
+        <w:proofErr w:type="spellStart"/>
+        <w:r>
+          <w:rPr>
+            <w:color w:val="0563C1"/>
+            <w:u w:val="single"/>
+          </w:rPr>
+          <w:t>na</w:t>
+        </w:r>
+        <w:proofErr w:type="spellEnd"/>
+        <w:r>
+          <w:rPr>
+            <w:color w:val="0563C1"/>
+            <w:u w:val="single"/>
+          </w:rPr>
+          <w:t xml:space="preserve"> API da Câmara</w:t>
         </w:r>
       </w:hyperlink>
     </w:p>
@@ -887,10 +5391,20 @@
         <w:keepLines w:val="0"/>
         <w:pageBreakBefore/>
       </w:pPr>
+      <w:proofErr w:type="spellStart"/>
       <w:r>
         <w:lastRenderedPageBreak/>
-        <w:t>Resultados gráficos</w:t>
-      </w:r>
+        <w:t>Resultados</w:t>
+      </w:r>
+      <w:proofErr w:type="spellEnd"/>
+      <w:r>
+        <w:t xml:space="preserve"> </w:t>
+      </w:r>
+      <w:proofErr w:type="spellStart"/>
+      <w:r>
+        <w:t>gráficos</w:t>
+      </w:r>
+      <w:proofErr w:type="spellEnd"/>
     </w:p>
     <w:tbl>
       <w:tblPr>
@@ -930,7 +5444,7 @@
               </w:rPr>
               <w:drawing>
                 <wp:inline distT="0" distB="0" distL="0" distR="0">
-                  <wp:extent cx="5220000" cy="2982857"/>
+                  <wp:extent cx="3979257" cy="2273862"/>
                   <wp:effectExtent l="0" t="0" r="0" b="0"/>
                   <wp:docPr id="1" name="Picture 1"/>
                   <wp:cNvGraphicFramePr>
@@ -952,7 +5466,7 @@
                         <pic:spPr>
                           <a:xfrm>
                             <a:off x="0" y="0"/>
-                            <a:ext cx="5220000" cy="2982857"/>
+                            <a:ext cx="4064601" cy="2322630"/>
                           </a:xfrm>
                           <a:prstGeom prst="rect">
                             <a:avLst/>
@@ -972,11 +5486,75 @@
               <w:keepLines/>
               <w:spacing w:before="60" w:after="80"/>
             </w:pPr>
+            <w:proofErr w:type="spellStart"/>
             <w:r>
               <w:rPr>
                 <w:b/>
               </w:rPr>
-              <w:t>Figura 1. Relação ambiental das cinco proposições.</w:t>
+              <w:t>Figura</w:t>
+            </w:r>
+            <w:proofErr w:type="spellEnd"/>
+            <w:r>
+              <w:rPr>
+                <w:b/>
+              </w:rPr>
+              <w:t xml:space="preserve"> 1. </w:t>
+            </w:r>
+            <w:proofErr w:type="spellStart"/>
+            <w:r>
+              <w:rPr>
+                <w:b/>
+              </w:rPr>
+              <w:t>Relação</w:t>
+            </w:r>
+            <w:proofErr w:type="spellEnd"/>
+            <w:r>
+              <w:rPr>
+                <w:b/>
+              </w:rPr>
+              <w:t xml:space="preserve"> </w:t>
+            </w:r>
+            <w:proofErr w:type="spellStart"/>
+            <w:r>
+              <w:rPr>
+                <w:b/>
+              </w:rPr>
+              <w:t>ambiental</w:t>
+            </w:r>
+            <w:proofErr w:type="spellEnd"/>
+            <w:r>
+              <w:rPr>
+                <w:b/>
+              </w:rPr>
+              <w:t xml:space="preserve"> das </w:t>
+            </w:r>
+            <w:proofErr w:type="spellStart"/>
+            <w:r>
+              <w:rPr>
+                <w:b/>
+              </w:rPr>
+              <w:t>cinco</w:t>
+            </w:r>
+            <w:proofErr w:type="spellEnd"/>
+            <w:r>
+              <w:rPr>
+                <w:b/>
+              </w:rPr>
+              <w:t xml:space="preserve"> </w:t>
+            </w:r>
+            <w:proofErr w:type="spellStart"/>
+            <w:r>
+              <w:rPr>
+                <w:b/>
+              </w:rPr>
+              <w:t>proposições</w:t>
+            </w:r>
+            <w:proofErr w:type="spellEnd"/>
+            <w:r>
+              <w:rPr>
+                <w:b/>
+              </w:rPr>
+              <w:t>.</w:t>
             </w:r>
           </w:p>
           <w:p>
@@ -984,8 +5562,29 @@
               <w:keepLines/>
               <w:spacing w:before="60" w:after="80"/>
             </w:pPr>
-            <w:r>
-              <w:t>Direta: 2; indireta: 2; ausente: 1; incerta: 0.</w:t>
+            <w:proofErr w:type="spellStart"/>
+            <w:r>
+              <w:t>Direta</w:t>
+            </w:r>
+            <w:proofErr w:type="spellEnd"/>
+            <w:r>
+              <w:t xml:space="preserve">: 2; </w:t>
+            </w:r>
+            <w:proofErr w:type="spellStart"/>
+            <w:r>
+              <w:t>indireta</w:t>
+            </w:r>
+            <w:proofErr w:type="spellEnd"/>
+            <w:r>
+              <w:t xml:space="preserve">: 2; </w:t>
+            </w:r>
+            <w:proofErr w:type="spellStart"/>
+            <w:r>
+              <w:t>ausente</w:t>
+            </w:r>
+            <w:proofErr w:type="spellEnd"/>
+            <w:r>
+              <w:t>: 1; incerta: 0.</w:t>
             </w:r>
           </w:p>
         </w:tc>
@@ -1011,8 +5610,8 @@
               </w:rPr>
               <w:drawing>
                 <wp:inline distT="0" distB="0" distL="0" distR="0">
-                  <wp:extent cx="5220000" cy="2982857"/>
-                  <wp:effectExtent l="0" t="0" r="0" b="0"/>
+                  <wp:extent cx="3993419" cy="2281954"/>
+                  <wp:effectExtent l="0" t="0" r="0" b="4445"/>
                   <wp:docPr id="2" name="Picture 2"/>
                   <wp:cNvGraphicFramePr>
                     <a:graphicFrameLocks xmlns:a="http://schemas.openxmlformats.org/drawingml/2006/main" noChangeAspect="1"/>
@@ -1033,7 +5632,7 @@
                         <pic:spPr>
                           <a:xfrm>
                             <a:off x="0" y="0"/>
-                            <a:ext cx="5220000" cy="2982857"/>
+                            <a:ext cx="4105929" cy="2346245"/>
                           </a:xfrm>
                           <a:prstGeom prst="rect">
                             <a:avLst/>
@@ -1053,11 +5652,61 @@
               <w:keepLines/>
               <w:spacing w:before="60" w:after="80"/>
             </w:pPr>
+            <w:proofErr w:type="spellStart"/>
             <w:r>
               <w:rPr>
                 <w:b/>
               </w:rPr>
-              <w:t>Figura 2. Temas atribuídos pelo classificador.</w:t>
+              <w:t>Figura</w:t>
+            </w:r>
+            <w:proofErr w:type="spellEnd"/>
+            <w:r>
+              <w:rPr>
+                <w:b/>
+              </w:rPr>
+              <w:t xml:space="preserve"> 2. Temas </w:t>
+            </w:r>
+            <w:proofErr w:type="spellStart"/>
+            <w:r>
+              <w:rPr>
+                <w:b/>
+              </w:rPr>
+              <w:t>atribuídos</w:t>
+            </w:r>
+            <w:proofErr w:type="spellEnd"/>
+            <w:r>
+              <w:rPr>
+                <w:b/>
+              </w:rPr>
+              <w:t xml:space="preserve"> </w:t>
+            </w:r>
+            <w:proofErr w:type="spellStart"/>
+            <w:r>
+              <w:rPr>
+                <w:b/>
+              </w:rPr>
+              <w:t>pelo</w:t>
+            </w:r>
+            <w:proofErr w:type="spellEnd"/>
+            <w:r>
+              <w:rPr>
+                <w:b/>
+              </w:rPr>
+              <w:t xml:space="preserve"> </w:t>
+            </w:r>
+            <w:proofErr w:type="spellStart"/>
+            <w:r>
+              <w:rPr>
+                <w:b/>
+              </w:rPr>
+              <w:t>classificador</w:t>
+            </w:r>
+            <w:proofErr w:type="spellEnd"/>
+            <w:r>
+              <w:rPr>
+                <w:b/>
+              </w:rPr>
+              <w:t>.</w:t>
             </w:r>
           </w:p>
           <w:p>
@@ -1066,7 +5715,135 @@
               <w:spacing w:before="60" w:after="80"/>
             </w:pPr>
             <w:r>
-              <w:t>Meio ambiente: 4; energia: 3; clima e emissões: 1. Uma proposição pode receber mais de um tema. São rótulos do GPT: “Energia” no PLP 280/2025 não é uma menção literal da ementa e deve ser lida com cautela.</w:t>
+              <w:t xml:space="preserve">Meio </w:t>
+            </w:r>
+            <w:proofErr w:type="spellStart"/>
+            <w:r>
+              <w:t>ambiente</w:t>
+            </w:r>
+            <w:proofErr w:type="spellEnd"/>
+            <w:r>
+              <w:t xml:space="preserve">: 4; </w:t>
+            </w:r>
+            <w:proofErr w:type="spellStart"/>
+            <w:r>
+              <w:t>energia</w:t>
+            </w:r>
+            <w:proofErr w:type="spellEnd"/>
+            <w:r>
+              <w:t xml:space="preserve">: 3; </w:t>
+            </w:r>
+            <w:proofErr w:type="spellStart"/>
+            <w:r>
+              <w:t>clima</w:t>
+            </w:r>
+            <w:proofErr w:type="spellEnd"/>
+            <w:r>
+              <w:t xml:space="preserve"> e </w:t>
+            </w:r>
+            <w:proofErr w:type="spellStart"/>
+            <w:r>
+              <w:t>emissões</w:t>
+            </w:r>
+            <w:proofErr w:type="spellEnd"/>
+            <w:r>
+              <w:t xml:space="preserve">: 1. Uma </w:t>
+            </w:r>
+            <w:proofErr w:type="spellStart"/>
+            <w:r>
+              <w:t>proposição</w:t>
+            </w:r>
+            <w:proofErr w:type="spellEnd"/>
+            <w:r>
+              <w:t xml:space="preserve"> </w:t>
+            </w:r>
+            <w:proofErr w:type="spellStart"/>
+            <w:r>
+              <w:t>pode</w:t>
+            </w:r>
+            <w:proofErr w:type="spellEnd"/>
+            <w:r>
+              <w:t xml:space="preserve"> </w:t>
+            </w:r>
+            <w:proofErr w:type="spellStart"/>
+            <w:r>
+              <w:t>receber</w:t>
+            </w:r>
+            <w:proofErr w:type="spellEnd"/>
+            <w:r>
+              <w:t xml:space="preserve"> </w:t>
+            </w:r>
+            <w:proofErr w:type="spellStart"/>
+            <w:r>
+              <w:t>mais</w:t>
+            </w:r>
+            <w:proofErr w:type="spellEnd"/>
+            <w:r>
+              <w:t xml:space="preserve"> de um </w:t>
+            </w:r>
+            <w:proofErr w:type="spellStart"/>
+            <w:r>
+              <w:t>tema</w:t>
+            </w:r>
+            <w:proofErr w:type="spellEnd"/>
+            <w:r>
+              <w:t xml:space="preserve">. São </w:t>
+            </w:r>
+            <w:proofErr w:type="spellStart"/>
+            <w:r>
+              <w:t>rótulos</w:t>
+            </w:r>
+            <w:proofErr w:type="spellEnd"/>
+            <w:r>
+              <w:t xml:space="preserve"> do GPT: “Energia” no PLP 280/2025 </w:t>
+            </w:r>
+            <w:proofErr w:type="spellStart"/>
+            <w:r>
+              <w:t>não</w:t>
+            </w:r>
+            <w:proofErr w:type="spellEnd"/>
+            <w:r>
+              <w:t xml:space="preserve"> é </w:t>
+            </w:r>
+            <w:proofErr w:type="spellStart"/>
+            <w:r>
+              <w:t>uma</w:t>
+            </w:r>
+            <w:proofErr w:type="spellEnd"/>
+            <w:r>
+              <w:t xml:space="preserve"> </w:t>
+            </w:r>
+            <w:proofErr w:type="spellStart"/>
+            <w:r>
+              <w:t>menção</w:t>
+            </w:r>
+            <w:proofErr w:type="spellEnd"/>
+            <w:r>
+              <w:t xml:space="preserve"> literal da </w:t>
+            </w:r>
+            <w:proofErr w:type="spellStart"/>
+            <w:r>
+              <w:t>ementa</w:t>
+            </w:r>
+            <w:proofErr w:type="spellEnd"/>
+            <w:r>
+              <w:t xml:space="preserve"> e </w:t>
+            </w:r>
+            <w:proofErr w:type="spellStart"/>
+            <w:r>
+              <w:t>deve</w:t>
+            </w:r>
+            <w:proofErr w:type="spellEnd"/>
+            <w:r>
+              <w:t xml:space="preserve"> ser </w:t>
+            </w:r>
+            <w:proofErr w:type="spellStart"/>
+            <w:r>
+              <w:t>lida</w:t>
+            </w:r>
+            <w:proofErr w:type="spellEnd"/>
+            <w:r>
+              <w:t xml:space="preserve"> com cautela.</w:t>
             </w:r>
           </w:p>
         </w:tc>
@@ -1090,11 +5867,10 @@
               <w:rPr>
                 <w:noProof/>
               </w:rPr>
-              <w:lastRenderedPageBreak/>
               <w:drawing>
                 <wp:inline distT="0" distB="0" distL="0" distR="0">
-                  <wp:extent cx="5220000" cy="2982857"/>
-                  <wp:effectExtent l="0" t="0" r="0" b="0"/>
+                  <wp:extent cx="4007578" cy="2290046"/>
+                  <wp:effectExtent l="0" t="0" r="5715" b="0"/>
                   <wp:docPr id="3" name="Picture 3"/>
                   <wp:cNvGraphicFramePr>
                     <a:graphicFrameLocks xmlns:a="http://schemas.openxmlformats.org/drawingml/2006/main" noChangeAspect="1"/>
@@ -1115,7 +5891,7 @@
                         <pic:spPr>
                           <a:xfrm>
                             <a:off x="0" y="0"/>
-                            <a:ext cx="5220000" cy="2982857"/>
+                            <a:ext cx="4072989" cy="2327424"/>
                           </a:xfrm>
                           <a:prstGeom prst="rect">
                             <a:avLst/>
@@ -1135,11 +5911,61 @@
               <w:keepLines/>
               <w:spacing w:before="60" w:after="80"/>
             </w:pPr>
+            <w:proofErr w:type="spellStart"/>
             <w:r>
               <w:rPr>
                 <w:b/>
               </w:rPr>
-              <w:t>Figura 3. Pesos médios TF-IDF no vocabulário temático.</w:t>
+              <w:t>Figura</w:t>
+            </w:r>
+            <w:proofErr w:type="spellEnd"/>
+            <w:r>
+              <w:rPr>
+                <w:b/>
+              </w:rPr>
+              <w:t xml:space="preserve"> 3. Pesos </w:t>
+            </w:r>
+            <w:proofErr w:type="spellStart"/>
+            <w:r>
+              <w:rPr>
+                <w:b/>
+              </w:rPr>
+              <w:t>médios</w:t>
+            </w:r>
+            <w:proofErr w:type="spellEnd"/>
+            <w:r>
+              <w:rPr>
+                <w:b/>
+              </w:rPr>
+              <w:t xml:space="preserve"> TF-IDF no </w:t>
+            </w:r>
+            <w:proofErr w:type="spellStart"/>
+            <w:r>
+              <w:rPr>
+                <w:b/>
+              </w:rPr>
+              <w:t>vocabulário</w:t>
+            </w:r>
+            <w:proofErr w:type="spellEnd"/>
+            <w:r>
+              <w:rPr>
+                <w:b/>
+              </w:rPr>
+              <w:t xml:space="preserve"> </w:t>
+            </w:r>
+            <w:proofErr w:type="spellStart"/>
+            <w:r>
+              <w:rPr>
+                <w:b/>
+              </w:rPr>
+              <w:t>temático</w:t>
+            </w:r>
+            <w:proofErr w:type="spellEnd"/>
+            <w:r>
+              <w:rPr>
+                <w:b/>
+              </w:rPr>
+              <w:t>.</w:t>
             </w:r>
           </w:p>
           <w:p>
@@ -1147,8 +5973,205 @@
               <w:keepLines/>
               <w:spacing w:before="60" w:after="80"/>
             </w:pPr>
-            <w:r>
-              <w:t>Os maiores pesos são de “inteligência artificial”, “tecnologia” e “sustentabilidade”. Os valores indicam relevância textual no vocabulário escolhido, não intensidade de impacto ambiental. “Água” aparece por “marca d’água”, sem indicar consumo hídrico.</w:t>
+            <w:proofErr w:type="spellStart"/>
+            <w:r>
+              <w:t>Os</w:t>
+            </w:r>
+            <w:proofErr w:type="spellEnd"/>
+            <w:r>
+              <w:t xml:space="preserve"> </w:t>
+            </w:r>
+            <w:proofErr w:type="spellStart"/>
+            <w:r>
+              <w:t>maiores</w:t>
+            </w:r>
+            <w:proofErr w:type="spellEnd"/>
+            <w:r>
+              <w:t xml:space="preserve"> pesos </w:t>
+            </w:r>
+            <w:proofErr w:type="spellStart"/>
+            <w:r>
+              <w:t>são</w:t>
+            </w:r>
+            <w:proofErr w:type="spellEnd"/>
+            <w:r>
+              <w:t xml:space="preserve"> de “</w:t>
+            </w:r>
+            <w:proofErr w:type="spellStart"/>
+            <w:r>
+              <w:t>inteligência</w:t>
+            </w:r>
+            <w:proofErr w:type="spellEnd"/>
+            <w:r>
+              <w:t xml:space="preserve"> artificial”, “</w:t>
+            </w:r>
+            <w:proofErr w:type="spellStart"/>
+            <w:r>
+              <w:t>tecnologia</w:t>
+            </w:r>
+            <w:proofErr w:type="spellEnd"/>
+            <w:r>
+              <w:t>” e “</w:t>
+            </w:r>
+            <w:proofErr w:type="spellStart"/>
+            <w:r>
+              <w:t>sustentabilidade</w:t>
+            </w:r>
+            <w:proofErr w:type="spellEnd"/>
+            <w:r>
+              <w:t xml:space="preserve">”. </w:t>
+            </w:r>
+            <w:proofErr w:type="spellStart"/>
+            <w:r>
+              <w:t>Os</w:t>
+            </w:r>
+            <w:proofErr w:type="spellEnd"/>
+            <w:r>
+              <w:t xml:space="preserve"> </w:t>
+            </w:r>
+            <w:proofErr w:type="spellStart"/>
+            <w:r>
+              <w:t>valores</w:t>
+            </w:r>
+            <w:proofErr w:type="spellEnd"/>
+            <w:r>
+              <w:t xml:space="preserve"> </w:t>
+            </w:r>
+            <w:proofErr w:type="spellStart"/>
+            <w:r>
+              <w:t>indicam</w:t>
+            </w:r>
+            <w:proofErr w:type="spellEnd"/>
+            <w:r>
+              <w:t xml:space="preserve"> </w:t>
+            </w:r>
+            <w:proofErr w:type="spellStart"/>
+            <w:r>
+              <w:t>relevância</w:t>
+            </w:r>
+            <w:proofErr w:type="spellEnd"/>
+            <w:r>
+              <w:t xml:space="preserve"> textual no </w:t>
+            </w:r>
+            <w:proofErr w:type="spellStart"/>
+            <w:r>
+              <w:t>vocabulário</w:t>
+            </w:r>
+            <w:proofErr w:type="spellEnd"/>
+            <w:r>
+              <w:t xml:space="preserve"> </w:t>
+            </w:r>
+            <w:proofErr w:type="spellStart"/>
+            <w:r>
+              <w:t>escolhido</w:t>
+            </w:r>
+            <w:proofErr w:type="spellEnd"/>
+            <w:r>
+              <w:t xml:space="preserve">, </w:t>
+            </w:r>
+            <w:proofErr w:type="spellStart"/>
+            <w:r>
+              <w:t>não</w:t>
+            </w:r>
+            <w:proofErr w:type="spellEnd"/>
+            <w:r>
+              <w:t xml:space="preserve"> </w:t>
+            </w:r>
+            <w:proofErr w:type="spellStart"/>
+            <w:r>
+              <w:t>intensidade</w:t>
+            </w:r>
+            <w:proofErr w:type="spellEnd"/>
+            <w:r>
+              <w:t xml:space="preserve"> de </w:t>
+            </w:r>
+            <w:proofErr w:type="spellStart"/>
+            <w:r>
+              <w:t>impacto</w:t>
+            </w:r>
+            <w:proofErr w:type="spellEnd"/>
+            <w:r>
+              <w:t xml:space="preserve"> </w:t>
+            </w:r>
+            <w:proofErr w:type="spellStart"/>
+            <w:r>
+              <w:t>ambiental</w:t>
+            </w:r>
+            <w:proofErr w:type="spellEnd"/>
+            <w:r>
+              <w:t>. “</w:t>
+            </w:r>
+            <w:proofErr w:type="spellStart"/>
+            <w:r>
+              <w:t>Água</w:t>
+            </w:r>
+            <w:proofErr w:type="spellEnd"/>
+            <w:r>
+              <w:t xml:space="preserve">” </w:t>
+            </w:r>
+            <w:proofErr w:type="spellStart"/>
+            <w:r>
+              <w:t>aparece</w:t>
+            </w:r>
+            <w:proofErr w:type="spellEnd"/>
+            <w:r>
+              <w:t xml:space="preserve"> </w:t>
+            </w:r>
+            <w:proofErr w:type="spellStart"/>
+            <w:r>
+              <w:t>por</w:t>
+            </w:r>
+            <w:proofErr w:type="spellEnd"/>
+            <w:r>
+              <w:t xml:space="preserve"> “</w:t>
+            </w:r>
+            <w:proofErr w:type="spellStart"/>
+            <w:r>
+              <w:t>marca</w:t>
+            </w:r>
+            <w:proofErr w:type="spellEnd"/>
+            <w:r>
+              <w:t xml:space="preserve"> </w:t>
+            </w:r>
+            <w:proofErr w:type="spellStart"/>
+            <w:r>
+              <w:t>d’água</w:t>
+            </w:r>
+            <w:proofErr w:type="spellEnd"/>
+            <w:r>
+              <w:t xml:space="preserve">”, </w:t>
+            </w:r>
+            <w:proofErr w:type="spellStart"/>
+            <w:r>
+              <w:t>sem</w:t>
+            </w:r>
+            <w:proofErr w:type="spellEnd"/>
+            <w:r>
+              <w:t xml:space="preserve"> </w:t>
+            </w:r>
+            <w:proofErr w:type="spellStart"/>
+            <w:r>
+              <w:t>indicar</w:t>
+            </w:r>
+            <w:proofErr w:type="spellEnd"/>
+            <w:r>
+              <w:t xml:space="preserve"> </w:t>
+            </w:r>
+            <w:proofErr w:type="spellStart"/>
+            <w:r>
+              <w:t>consumo</w:t>
+            </w:r>
+            <w:proofErr w:type="spellEnd"/>
+            <w:r>
+              <w:t xml:space="preserve"> </w:t>
+            </w:r>
+            <w:proofErr w:type="spellStart"/>
+            <w:r>
+              <w:t>hídrico</w:t>
+            </w:r>
+            <w:proofErr w:type="spellEnd"/>
+            <w:r>
+              <w:t>.</w:t>
             </w:r>
           </w:p>
         </w:tc>
@@ -1159,18 +6182,949 @@
         <w:pStyle w:val="Ttulo1"/>
         <w:keepLines w:val="0"/>
       </w:pPr>
-      <w:r>
-        <w:t>Limitações e alcance da resposta</w:t>
-      </w:r>
+      <w:proofErr w:type="spellStart"/>
+      <w:r>
+        <w:lastRenderedPageBreak/>
+        <w:t>Limitações</w:t>
+      </w:r>
+      <w:proofErr w:type="spellEnd"/>
+      <w:r>
+        <w:t xml:space="preserve"> e </w:t>
+      </w:r>
+      <w:proofErr w:type="spellStart"/>
+      <w:r>
+        <w:t>alcance</w:t>
+      </w:r>
+      <w:proofErr w:type="spellEnd"/>
+      <w:r>
+        <w:t xml:space="preserve"> da </w:t>
+      </w:r>
+      <w:proofErr w:type="spellStart"/>
+      <w:r>
+        <w:t>resposta</w:t>
+      </w:r>
+      <w:proofErr w:type="spellEnd"/>
     </w:p>
     <w:p>
       <w:r>
-        <w:t>A pesquisa é exploratória e se limita às ementas e aos candidatos encontrados pelo filtro. As palavras-chave podem incluir falsos positivos ou deixar de recuperar proposições relevantes com outras expressões. O TF-IDF considera apenas um vocabulário predefinido, com expressões de até três palavras, incluindo infraestrutura digital e computação em nuvem. Seus pesos descrevem o vocabulário dos textos selecionados, não a intensidade dos impactos ambientais. A correspondência dos termos também depende da forma escrita: data center está no vocabulário, mas a forma plural data centers não recebe o peso dessa expressão.</w:t>
+        <w:t xml:space="preserve">A </w:t>
+      </w:r>
+      <w:proofErr w:type="spellStart"/>
+      <w:r>
+        <w:t>pesquisa</w:t>
+      </w:r>
+      <w:proofErr w:type="spellEnd"/>
+      <w:r>
+        <w:t xml:space="preserve"> é </w:t>
+      </w:r>
+      <w:proofErr w:type="spellStart"/>
+      <w:r>
+        <w:t>exploratória</w:t>
+      </w:r>
+      <w:proofErr w:type="spellEnd"/>
+      <w:r>
+        <w:t xml:space="preserve"> e se </w:t>
+      </w:r>
+      <w:proofErr w:type="spellStart"/>
+      <w:r>
+        <w:t>limita</w:t>
+      </w:r>
+      <w:proofErr w:type="spellEnd"/>
+      <w:r>
+        <w:t xml:space="preserve"> </w:t>
+      </w:r>
+      <w:proofErr w:type="spellStart"/>
+      <w:r>
+        <w:t>às</w:t>
+      </w:r>
+      <w:proofErr w:type="spellEnd"/>
+      <w:r>
+        <w:t xml:space="preserve"> </w:t>
+      </w:r>
+      <w:proofErr w:type="spellStart"/>
+      <w:r>
+        <w:t>ementas</w:t>
+      </w:r>
+      <w:proofErr w:type="spellEnd"/>
+      <w:r>
+        <w:t xml:space="preserve"> e </w:t>
+      </w:r>
+      <w:proofErr w:type="spellStart"/>
+      <w:r>
+        <w:t>aos</w:t>
+      </w:r>
+      <w:proofErr w:type="spellEnd"/>
+      <w:r>
+        <w:t xml:space="preserve"> </w:t>
+      </w:r>
+      <w:proofErr w:type="spellStart"/>
+      <w:r>
+        <w:t>candidatos</w:t>
+      </w:r>
+      <w:proofErr w:type="spellEnd"/>
+      <w:r>
+        <w:t xml:space="preserve"> </w:t>
+      </w:r>
+      <w:proofErr w:type="spellStart"/>
+      <w:r>
+        <w:t>encontrados</w:t>
+      </w:r>
+      <w:proofErr w:type="spellEnd"/>
+      <w:r>
+        <w:t xml:space="preserve"> </w:t>
+      </w:r>
+      <w:proofErr w:type="spellStart"/>
+      <w:r>
+        <w:t>pelo</w:t>
+      </w:r>
+      <w:proofErr w:type="spellEnd"/>
+      <w:r>
+        <w:t xml:space="preserve"> </w:t>
+      </w:r>
+      <w:proofErr w:type="spellStart"/>
+      <w:r>
+        <w:t>filtro</w:t>
+      </w:r>
+      <w:proofErr w:type="spellEnd"/>
+      <w:r>
+        <w:t xml:space="preserve">. As </w:t>
+      </w:r>
+      <w:proofErr w:type="spellStart"/>
+      <w:r>
+        <w:t>palavras-chave</w:t>
+      </w:r>
+      <w:proofErr w:type="spellEnd"/>
+      <w:r>
+        <w:t xml:space="preserve"> </w:t>
+      </w:r>
+      <w:proofErr w:type="spellStart"/>
+      <w:r>
+        <w:t>podem</w:t>
+      </w:r>
+      <w:proofErr w:type="spellEnd"/>
+      <w:r>
+        <w:t xml:space="preserve"> </w:t>
+      </w:r>
+      <w:proofErr w:type="spellStart"/>
+      <w:r>
+        <w:t>incluir</w:t>
+      </w:r>
+      <w:proofErr w:type="spellEnd"/>
+      <w:r>
+        <w:t xml:space="preserve"> </w:t>
+      </w:r>
+      <w:proofErr w:type="spellStart"/>
+      <w:r>
+        <w:t>falsos</w:t>
+      </w:r>
+      <w:proofErr w:type="spellEnd"/>
+      <w:r>
+        <w:t xml:space="preserve"> </w:t>
+      </w:r>
+      <w:proofErr w:type="spellStart"/>
+      <w:r>
+        <w:t>positivos</w:t>
+      </w:r>
+      <w:proofErr w:type="spellEnd"/>
+      <w:r>
+        <w:t xml:space="preserve"> </w:t>
+      </w:r>
+      <w:proofErr w:type="spellStart"/>
+      <w:r>
+        <w:t>ou</w:t>
+      </w:r>
+      <w:proofErr w:type="spellEnd"/>
+      <w:r>
+        <w:t xml:space="preserve"> </w:t>
+      </w:r>
+      <w:proofErr w:type="spellStart"/>
+      <w:r>
+        <w:t>deixar</w:t>
+      </w:r>
+      <w:proofErr w:type="spellEnd"/>
+      <w:r>
+        <w:t xml:space="preserve"> de </w:t>
+      </w:r>
+      <w:proofErr w:type="spellStart"/>
+      <w:r>
+        <w:t>recuperar</w:t>
+      </w:r>
+      <w:proofErr w:type="spellEnd"/>
+      <w:r>
+        <w:t xml:space="preserve"> </w:t>
+      </w:r>
+      <w:proofErr w:type="spellStart"/>
+      <w:r>
+        <w:t>proposições</w:t>
+      </w:r>
+      <w:proofErr w:type="spellEnd"/>
+      <w:r>
+        <w:t xml:space="preserve"> </w:t>
+      </w:r>
+      <w:proofErr w:type="spellStart"/>
+      <w:r>
+        <w:t>relevantes</w:t>
+      </w:r>
+      <w:proofErr w:type="spellEnd"/>
+      <w:r>
+        <w:t xml:space="preserve"> com </w:t>
+      </w:r>
+      <w:proofErr w:type="spellStart"/>
+      <w:r>
+        <w:t>outras</w:t>
+      </w:r>
+      <w:proofErr w:type="spellEnd"/>
+      <w:r>
+        <w:t xml:space="preserve"> </w:t>
+      </w:r>
+      <w:proofErr w:type="spellStart"/>
+      <w:r>
+        <w:t>expressões</w:t>
+      </w:r>
+      <w:proofErr w:type="spellEnd"/>
+      <w:r>
+        <w:t xml:space="preserve">. O TF-IDF </w:t>
+      </w:r>
+      <w:proofErr w:type="spellStart"/>
+      <w:r>
+        <w:t>considera</w:t>
+      </w:r>
+      <w:proofErr w:type="spellEnd"/>
+      <w:r>
+        <w:t xml:space="preserve"> </w:t>
+      </w:r>
+      <w:proofErr w:type="spellStart"/>
+      <w:r>
+        <w:t>apenas</w:t>
+      </w:r>
+      <w:proofErr w:type="spellEnd"/>
+      <w:r>
+        <w:t xml:space="preserve"> um </w:t>
+      </w:r>
+      <w:proofErr w:type="spellStart"/>
+      <w:r>
+        <w:t>vocabulário</w:t>
+      </w:r>
+      <w:proofErr w:type="spellEnd"/>
+      <w:r>
+        <w:t xml:space="preserve"> </w:t>
+      </w:r>
+      <w:proofErr w:type="spellStart"/>
+      <w:r>
+        <w:t>predefinido</w:t>
+      </w:r>
+      <w:proofErr w:type="spellEnd"/>
+      <w:r>
+        <w:t xml:space="preserve">, com </w:t>
+      </w:r>
+      <w:proofErr w:type="spellStart"/>
+      <w:r>
+        <w:t>expressões</w:t>
+      </w:r>
+      <w:proofErr w:type="spellEnd"/>
+      <w:r>
+        <w:t xml:space="preserve"> de </w:t>
+      </w:r>
+      <w:proofErr w:type="spellStart"/>
+      <w:r>
+        <w:t>até</w:t>
+      </w:r>
+      <w:proofErr w:type="spellEnd"/>
+      <w:r>
+        <w:t xml:space="preserve"> </w:t>
+      </w:r>
+      <w:proofErr w:type="spellStart"/>
+      <w:r>
+        <w:t>três</w:t>
+      </w:r>
+      <w:proofErr w:type="spellEnd"/>
+      <w:r>
+        <w:t xml:space="preserve"> </w:t>
+      </w:r>
+      <w:proofErr w:type="spellStart"/>
+      <w:r>
+        <w:t>palavras</w:t>
+      </w:r>
+      <w:proofErr w:type="spellEnd"/>
+      <w:r>
+        <w:t xml:space="preserve">, </w:t>
+      </w:r>
+      <w:proofErr w:type="spellStart"/>
+      <w:r>
+        <w:t>incluindo</w:t>
+      </w:r>
+      <w:proofErr w:type="spellEnd"/>
+      <w:r>
+        <w:t xml:space="preserve"> </w:t>
+      </w:r>
+      <w:proofErr w:type="spellStart"/>
+      <w:r>
+        <w:t>infraestrutura</w:t>
+      </w:r>
+      <w:proofErr w:type="spellEnd"/>
+      <w:r>
+        <w:t xml:space="preserve"> digital e </w:t>
+      </w:r>
+      <w:proofErr w:type="spellStart"/>
+      <w:r>
+        <w:t>computação</w:t>
+      </w:r>
+      <w:proofErr w:type="spellEnd"/>
+      <w:r>
+        <w:t xml:space="preserve"> </w:t>
+      </w:r>
+      <w:proofErr w:type="spellStart"/>
+      <w:r>
+        <w:t>em</w:t>
+      </w:r>
+      <w:proofErr w:type="spellEnd"/>
+      <w:r>
+        <w:t xml:space="preserve"> </w:t>
+      </w:r>
+      <w:proofErr w:type="spellStart"/>
+      <w:r>
+        <w:t>nuvem</w:t>
+      </w:r>
+      <w:proofErr w:type="spellEnd"/>
+      <w:r>
+        <w:t xml:space="preserve">. </w:t>
+      </w:r>
+      <w:proofErr w:type="gramStart"/>
+      <w:r>
+        <w:t>Seus</w:t>
+      </w:r>
+      <w:proofErr w:type="gramEnd"/>
+      <w:r>
+        <w:t xml:space="preserve"> pesos </w:t>
+      </w:r>
+      <w:proofErr w:type="spellStart"/>
+      <w:r>
+        <w:t>descrevem</w:t>
+      </w:r>
+      <w:proofErr w:type="spellEnd"/>
+      <w:r>
+        <w:t xml:space="preserve"> o </w:t>
+      </w:r>
+      <w:proofErr w:type="spellStart"/>
+      <w:r>
+        <w:t>vocabulário</w:t>
+      </w:r>
+      <w:proofErr w:type="spellEnd"/>
+      <w:r>
+        <w:t xml:space="preserve"> dos </w:t>
+      </w:r>
+      <w:proofErr w:type="spellStart"/>
+      <w:r>
+        <w:t>textos</w:t>
+      </w:r>
+      <w:proofErr w:type="spellEnd"/>
+      <w:r>
+        <w:t xml:space="preserve"> </w:t>
+      </w:r>
+      <w:proofErr w:type="spellStart"/>
+      <w:r>
+        <w:t>selecionados</w:t>
+      </w:r>
+      <w:proofErr w:type="spellEnd"/>
+      <w:r>
+        <w:t xml:space="preserve">, </w:t>
+      </w:r>
+      <w:proofErr w:type="spellStart"/>
+      <w:r>
+        <w:t>não</w:t>
+      </w:r>
+      <w:proofErr w:type="spellEnd"/>
+      <w:r>
+        <w:t xml:space="preserve"> </w:t>
+      </w:r>
+      <w:proofErr w:type="gramStart"/>
+      <w:r>
+        <w:t>a</w:t>
+      </w:r>
+      <w:proofErr w:type="gramEnd"/>
+      <w:r>
+        <w:t xml:space="preserve"> </w:t>
+      </w:r>
+      <w:proofErr w:type="spellStart"/>
+      <w:r>
+        <w:t>intensidade</w:t>
+      </w:r>
+      <w:proofErr w:type="spellEnd"/>
+      <w:r>
+        <w:t xml:space="preserve"> dos </w:t>
+      </w:r>
+      <w:proofErr w:type="spellStart"/>
+      <w:r>
+        <w:t>impactos</w:t>
+      </w:r>
+      <w:proofErr w:type="spellEnd"/>
+      <w:r>
+        <w:t xml:space="preserve"> </w:t>
+      </w:r>
+      <w:proofErr w:type="spellStart"/>
+      <w:r>
+        <w:t>ambientais</w:t>
+      </w:r>
+      <w:proofErr w:type="spellEnd"/>
+      <w:r>
+        <w:t xml:space="preserve">. A </w:t>
+      </w:r>
+      <w:proofErr w:type="spellStart"/>
+      <w:r>
+        <w:t>correspondência</w:t>
+      </w:r>
+      <w:proofErr w:type="spellEnd"/>
+      <w:r>
+        <w:t xml:space="preserve"> dos </w:t>
+      </w:r>
+      <w:proofErr w:type="spellStart"/>
+      <w:r>
+        <w:t>termos</w:t>
+      </w:r>
+      <w:proofErr w:type="spellEnd"/>
+      <w:r>
+        <w:t xml:space="preserve"> </w:t>
+      </w:r>
+      <w:proofErr w:type="spellStart"/>
+      <w:r>
+        <w:t>também</w:t>
+      </w:r>
+      <w:proofErr w:type="spellEnd"/>
+      <w:r>
+        <w:t xml:space="preserve"> </w:t>
+      </w:r>
+      <w:proofErr w:type="spellStart"/>
+      <w:r>
+        <w:t>depende</w:t>
+      </w:r>
+      <w:proofErr w:type="spellEnd"/>
+      <w:r>
+        <w:t xml:space="preserve"> da forma </w:t>
+      </w:r>
+      <w:proofErr w:type="spellStart"/>
+      <w:r>
+        <w:t>escrita</w:t>
+      </w:r>
+      <w:proofErr w:type="spellEnd"/>
+      <w:r>
+        <w:t xml:space="preserve">: data center </w:t>
+      </w:r>
+      <w:proofErr w:type="spellStart"/>
+      <w:r>
+        <w:t>está</w:t>
+      </w:r>
+      <w:proofErr w:type="spellEnd"/>
+      <w:r>
+        <w:t xml:space="preserve"> no </w:t>
+      </w:r>
+      <w:proofErr w:type="spellStart"/>
+      <w:r>
+        <w:t>vocabulário</w:t>
+      </w:r>
+      <w:proofErr w:type="spellEnd"/>
+      <w:r>
+        <w:t xml:space="preserve">, mas a forma plural data centers </w:t>
+      </w:r>
+      <w:proofErr w:type="spellStart"/>
+      <w:r>
+        <w:t>não</w:t>
+      </w:r>
+      <w:proofErr w:type="spellEnd"/>
+      <w:r>
+        <w:t xml:space="preserve"> </w:t>
+      </w:r>
+      <w:proofErr w:type="spellStart"/>
+      <w:r>
+        <w:t>recebe</w:t>
+      </w:r>
+      <w:proofErr w:type="spellEnd"/>
+      <w:r>
+        <w:t xml:space="preserve"> o peso dessa </w:t>
+      </w:r>
+      <w:proofErr w:type="spellStart"/>
+      <w:r>
+        <w:t>expressão</w:t>
+      </w:r>
+      <w:proofErr w:type="spellEnd"/>
+      <w:r>
+        <w:t>.</w:t>
       </w:r>
     </w:p>
     <w:p>
       <w:r>
-        <w:t>A presença literal das evidências permite conferir a origem dos trechos, mas não comprova a correção dos temas ou classificações. A concordância entre duas avaliações do mesmo modelo também pode repetir interpretações sem apoio explícito no texto: o tema Energia foi atribuído ao PLP 280/2025 nas duas avaliações, embora sua ementa mencione licenciamento ambiental, sem referência específica à energia. Os resultados não medem impactos ambientais reais, não substituem a leitura do inteiro teor e não representam um levantamento exaustivo da legislação sobre IA e ambiente.</w:t>
+        <w:t xml:space="preserve">A </w:t>
+      </w:r>
+      <w:proofErr w:type="spellStart"/>
+      <w:r>
+        <w:t>presença</w:t>
+      </w:r>
+      <w:proofErr w:type="spellEnd"/>
+      <w:r>
+        <w:t xml:space="preserve"> literal das </w:t>
+      </w:r>
+      <w:proofErr w:type="spellStart"/>
+      <w:r>
+        <w:t>evidências</w:t>
+      </w:r>
+      <w:proofErr w:type="spellEnd"/>
+      <w:r>
+        <w:t xml:space="preserve"> </w:t>
+      </w:r>
+      <w:proofErr w:type="spellStart"/>
+      <w:r>
+        <w:t>permite</w:t>
+      </w:r>
+      <w:proofErr w:type="spellEnd"/>
+      <w:r>
+        <w:t xml:space="preserve"> </w:t>
+      </w:r>
+      <w:proofErr w:type="spellStart"/>
+      <w:r>
+        <w:t>conferir</w:t>
+      </w:r>
+      <w:proofErr w:type="spellEnd"/>
+      <w:r>
+        <w:t xml:space="preserve"> </w:t>
+      </w:r>
+      <w:proofErr w:type="gramStart"/>
+      <w:r>
+        <w:t>a</w:t>
+      </w:r>
+      <w:proofErr w:type="gramEnd"/>
+      <w:r>
+        <w:t xml:space="preserve"> </w:t>
+      </w:r>
+      <w:proofErr w:type="spellStart"/>
+      <w:r>
+        <w:t>origem</w:t>
+      </w:r>
+      <w:proofErr w:type="spellEnd"/>
+      <w:r>
+        <w:t xml:space="preserve"> dos </w:t>
+      </w:r>
+      <w:proofErr w:type="spellStart"/>
+      <w:r>
+        <w:t>trechos</w:t>
+      </w:r>
+      <w:proofErr w:type="spellEnd"/>
+      <w:r>
+        <w:t xml:space="preserve">, mas </w:t>
+      </w:r>
+      <w:proofErr w:type="spellStart"/>
+      <w:r>
+        <w:t>não</w:t>
+      </w:r>
+      <w:proofErr w:type="spellEnd"/>
+      <w:r>
+        <w:t xml:space="preserve"> </w:t>
+      </w:r>
+      <w:proofErr w:type="spellStart"/>
+      <w:r>
+        <w:t>comprova</w:t>
+      </w:r>
+      <w:proofErr w:type="spellEnd"/>
+      <w:r>
+        <w:t xml:space="preserve"> a </w:t>
+      </w:r>
+      <w:proofErr w:type="spellStart"/>
+      <w:r>
+        <w:t>correção</w:t>
+      </w:r>
+      <w:proofErr w:type="spellEnd"/>
+      <w:r>
+        <w:t xml:space="preserve"> dos </w:t>
+      </w:r>
+      <w:proofErr w:type="spellStart"/>
+      <w:r>
+        <w:t>temas</w:t>
+      </w:r>
+      <w:proofErr w:type="spellEnd"/>
+      <w:r>
+        <w:t xml:space="preserve"> </w:t>
+      </w:r>
+      <w:proofErr w:type="spellStart"/>
+      <w:r>
+        <w:t>ou</w:t>
+      </w:r>
+      <w:proofErr w:type="spellEnd"/>
+      <w:r>
+        <w:t xml:space="preserve"> </w:t>
+      </w:r>
+      <w:proofErr w:type="spellStart"/>
+      <w:r>
+        <w:t>classificações</w:t>
+      </w:r>
+      <w:proofErr w:type="spellEnd"/>
+      <w:r>
+        <w:t xml:space="preserve">. A </w:t>
+      </w:r>
+      <w:proofErr w:type="spellStart"/>
+      <w:r>
+        <w:t>concordância</w:t>
+      </w:r>
+      <w:proofErr w:type="spellEnd"/>
+      <w:r>
+        <w:t xml:space="preserve"> entre duas </w:t>
+      </w:r>
+      <w:proofErr w:type="spellStart"/>
+      <w:r>
+        <w:t>avaliações</w:t>
+      </w:r>
+      <w:proofErr w:type="spellEnd"/>
+      <w:r>
+        <w:t xml:space="preserve"> do </w:t>
+      </w:r>
+      <w:proofErr w:type="spellStart"/>
+      <w:r>
+        <w:t>mesmo</w:t>
+      </w:r>
+      <w:proofErr w:type="spellEnd"/>
+      <w:r>
+        <w:t xml:space="preserve"> </w:t>
+      </w:r>
+      <w:proofErr w:type="spellStart"/>
+      <w:r>
+        <w:t>modelo</w:t>
+      </w:r>
+      <w:proofErr w:type="spellEnd"/>
+      <w:r>
+        <w:t xml:space="preserve"> </w:t>
+      </w:r>
+      <w:proofErr w:type="spellStart"/>
+      <w:r>
+        <w:t>também</w:t>
+      </w:r>
+      <w:proofErr w:type="spellEnd"/>
+      <w:r>
+        <w:t xml:space="preserve"> </w:t>
+      </w:r>
+      <w:proofErr w:type="spellStart"/>
+      <w:r>
+        <w:t>pode</w:t>
+      </w:r>
+      <w:proofErr w:type="spellEnd"/>
+      <w:r>
+        <w:t xml:space="preserve"> </w:t>
+      </w:r>
+      <w:proofErr w:type="spellStart"/>
+      <w:r>
+        <w:t>repetir</w:t>
+      </w:r>
+      <w:proofErr w:type="spellEnd"/>
+      <w:r>
+        <w:t xml:space="preserve"> </w:t>
+      </w:r>
+      <w:proofErr w:type="spellStart"/>
+      <w:r>
+        <w:t>interpretações</w:t>
+      </w:r>
+      <w:proofErr w:type="spellEnd"/>
+      <w:r>
+        <w:t xml:space="preserve"> </w:t>
+      </w:r>
+      <w:proofErr w:type="spellStart"/>
+      <w:r>
+        <w:t>sem</w:t>
+      </w:r>
+      <w:proofErr w:type="spellEnd"/>
+      <w:r>
+        <w:t xml:space="preserve"> </w:t>
+      </w:r>
+      <w:proofErr w:type="spellStart"/>
+      <w:r>
+        <w:t>apoio</w:t>
+      </w:r>
+      <w:proofErr w:type="spellEnd"/>
+      <w:r>
+        <w:t xml:space="preserve"> </w:t>
+      </w:r>
+      <w:proofErr w:type="spellStart"/>
+      <w:r>
+        <w:t>explícito</w:t>
+      </w:r>
+      <w:proofErr w:type="spellEnd"/>
+      <w:r>
+        <w:t xml:space="preserve"> no </w:t>
+      </w:r>
+      <w:proofErr w:type="spellStart"/>
+      <w:r>
+        <w:t>texto</w:t>
+      </w:r>
+      <w:proofErr w:type="spellEnd"/>
+      <w:r>
+        <w:t xml:space="preserve">: o </w:t>
+      </w:r>
+      <w:proofErr w:type="spellStart"/>
+      <w:r>
+        <w:t>tema</w:t>
+      </w:r>
+      <w:proofErr w:type="spellEnd"/>
+      <w:r>
+        <w:t xml:space="preserve"> Energia </w:t>
+      </w:r>
+      <w:proofErr w:type="spellStart"/>
+      <w:r>
+        <w:t>foi</w:t>
+      </w:r>
+      <w:proofErr w:type="spellEnd"/>
+      <w:r>
+        <w:t xml:space="preserve"> </w:t>
+      </w:r>
+      <w:proofErr w:type="spellStart"/>
+      <w:r>
+        <w:t>atribuído</w:t>
+      </w:r>
+      <w:proofErr w:type="spellEnd"/>
+      <w:r>
+        <w:t xml:space="preserve"> </w:t>
+      </w:r>
+      <w:proofErr w:type="spellStart"/>
+      <w:r>
+        <w:t>ao</w:t>
+      </w:r>
+      <w:proofErr w:type="spellEnd"/>
+      <w:r>
+        <w:t xml:space="preserve"> PLP 280/2025 </w:t>
+      </w:r>
+      <w:proofErr w:type="spellStart"/>
+      <w:r>
+        <w:t>nas</w:t>
+      </w:r>
+      <w:proofErr w:type="spellEnd"/>
+      <w:r>
+        <w:t xml:space="preserve"> duas </w:t>
+      </w:r>
+      <w:proofErr w:type="spellStart"/>
+      <w:r>
+        <w:t>avaliações</w:t>
+      </w:r>
+      <w:proofErr w:type="spellEnd"/>
+      <w:r>
+        <w:t xml:space="preserve">, </w:t>
+      </w:r>
+      <w:proofErr w:type="spellStart"/>
+      <w:r>
+        <w:t>embora</w:t>
+      </w:r>
+      <w:proofErr w:type="spellEnd"/>
+      <w:r>
+        <w:t xml:space="preserve"> </w:t>
+      </w:r>
+      <w:proofErr w:type="spellStart"/>
+      <w:r>
+        <w:t>sua</w:t>
+      </w:r>
+      <w:proofErr w:type="spellEnd"/>
+      <w:r>
+        <w:t xml:space="preserve"> </w:t>
+      </w:r>
+      <w:proofErr w:type="spellStart"/>
+      <w:r>
+        <w:t>ementa</w:t>
+      </w:r>
+      <w:proofErr w:type="spellEnd"/>
+      <w:r>
+        <w:t xml:space="preserve"> </w:t>
+      </w:r>
+      <w:proofErr w:type="spellStart"/>
+      <w:r>
+        <w:t>mencione</w:t>
+      </w:r>
+      <w:proofErr w:type="spellEnd"/>
+      <w:r>
+        <w:t xml:space="preserve"> </w:t>
+      </w:r>
+      <w:proofErr w:type="spellStart"/>
+      <w:r>
+        <w:t>licenciamento</w:t>
+      </w:r>
+      <w:proofErr w:type="spellEnd"/>
+      <w:r>
+        <w:t xml:space="preserve"> </w:t>
+      </w:r>
+      <w:proofErr w:type="spellStart"/>
+      <w:r>
+        <w:t>ambiental</w:t>
+      </w:r>
+      <w:proofErr w:type="spellEnd"/>
+      <w:r>
+        <w:t xml:space="preserve">, </w:t>
+      </w:r>
+      <w:proofErr w:type="spellStart"/>
+      <w:r>
+        <w:t>sem</w:t>
+      </w:r>
+      <w:proofErr w:type="spellEnd"/>
+      <w:r>
+        <w:t xml:space="preserve"> </w:t>
+      </w:r>
+      <w:proofErr w:type="spellStart"/>
+      <w:r>
+        <w:t>referência</w:t>
+      </w:r>
+      <w:proofErr w:type="spellEnd"/>
+      <w:r>
+        <w:t xml:space="preserve"> </w:t>
+      </w:r>
+      <w:proofErr w:type="spellStart"/>
+      <w:r>
+        <w:t>específica</w:t>
+      </w:r>
+      <w:proofErr w:type="spellEnd"/>
+      <w:r>
+        <w:t xml:space="preserve"> à </w:t>
+      </w:r>
+      <w:proofErr w:type="spellStart"/>
+      <w:r>
+        <w:t>energia</w:t>
+      </w:r>
+      <w:proofErr w:type="spellEnd"/>
+      <w:r>
+        <w:t xml:space="preserve">. </w:t>
+      </w:r>
+      <w:proofErr w:type="spellStart"/>
+      <w:r>
+        <w:t>Os</w:t>
+      </w:r>
+      <w:proofErr w:type="spellEnd"/>
+      <w:r>
+        <w:t xml:space="preserve"> </w:t>
+      </w:r>
+      <w:proofErr w:type="spellStart"/>
+      <w:r>
+        <w:t>resultados</w:t>
+      </w:r>
+      <w:proofErr w:type="spellEnd"/>
+      <w:r>
+        <w:t xml:space="preserve"> </w:t>
+      </w:r>
+      <w:proofErr w:type="spellStart"/>
+      <w:r>
+        <w:t>não</w:t>
+      </w:r>
+      <w:proofErr w:type="spellEnd"/>
+      <w:r>
+        <w:t xml:space="preserve"> </w:t>
+      </w:r>
+      <w:proofErr w:type="spellStart"/>
+      <w:r>
+        <w:t>medem</w:t>
+      </w:r>
+      <w:proofErr w:type="spellEnd"/>
+      <w:r>
+        <w:t xml:space="preserve"> </w:t>
+      </w:r>
+      <w:proofErr w:type="spellStart"/>
+      <w:r>
+        <w:t>impactos</w:t>
+      </w:r>
+      <w:proofErr w:type="spellEnd"/>
+      <w:r>
+        <w:t xml:space="preserve"> </w:t>
+      </w:r>
+      <w:proofErr w:type="spellStart"/>
+      <w:r>
+        <w:t>ambientais</w:t>
+      </w:r>
+      <w:proofErr w:type="spellEnd"/>
+      <w:r>
+        <w:t xml:space="preserve"> reais, </w:t>
+      </w:r>
+      <w:proofErr w:type="spellStart"/>
+      <w:r>
+        <w:t>não</w:t>
+      </w:r>
+      <w:proofErr w:type="spellEnd"/>
+      <w:r>
+        <w:t xml:space="preserve"> </w:t>
+      </w:r>
+      <w:proofErr w:type="spellStart"/>
+      <w:r>
+        <w:t>substituem</w:t>
+      </w:r>
+      <w:proofErr w:type="spellEnd"/>
+      <w:r>
+        <w:t xml:space="preserve"> a </w:t>
+      </w:r>
+      <w:proofErr w:type="spellStart"/>
+      <w:r>
+        <w:t>leitura</w:t>
+      </w:r>
+      <w:proofErr w:type="spellEnd"/>
+      <w:r>
+        <w:t xml:space="preserve"> do </w:t>
+      </w:r>
+      <w:proofErr w:type="spellStart"/>
+      <w:r>
+        <w:t>inteiro</w:t>
+      </w:r>
+      <w:proofErr w:type="spellEnd"/>
+      <w:r>
+        <w:t xml:space="preserve"> </w:t>
+      </w:r>
+      <w:proofErr w:type="spellStart"/>
+      <w:r>
+        <w:t>teor</w:t>
+      </w:r>
+      <w:proofErr w:type="spellEnd"/>
+      <w:r>
+        <w:t xml:space="preserve"> e </w:t>
+      </w:r>
+      <w:proofErr w:type="spellStart"/>
+      <w:r>
+        <w:t>não</w:t>
+      </w:r>
+      <w:proofErr w:type="spellEnd"/>
+      <w:r>
+        <w:t xml:space="preserve"> </w:t>
+      </w:r>
+      <w:proofErr w:type="spellStart"/>
+      <w:r>
+        <w:t>representam</w:t>
+      </w:r>
+      <w:proofErr w:type="spellEnd"/>
+      <w:r>
+        <w:t xml:space="preserve"> um </w:t>
+      </w:r>
+      <w:proofErr w:type="spellStart"/>
+      <w:r>
+        <w:t>levantamento</w:t>
+      </w:r>
+      <w:proofErr w:type="spellEnd"/>
+      <w:r>
+        <w:t xml:space="preserve"> </w:t>
+      </w:r>
+      <w:proofErr w:type="spellStart"/>
+      <w:r>
+        <w:t>exaustivo</w:t>
+      </w:r>
+      <w:proofErr w:type="spellEnd"/>
+      <w:r>
+        <w:t xml:space="preserve"> da </w:t>
+      </w:r>
+      <w:proofErr w:type="spellStart"/>
+      <w:r>
+        <w:t>legislação</w:t>
+      </w:r>
+      <w:proofErr w:type="spellEnd"/>
+      <w:r>
+        <w:t xml:space="preserve"> </w:t>
+      </w:r>
+      <w:proofErr w:type="spellStart"/>
+      <w:r>
+        <w:t>sobre</w:t>
+      </w:r>
+      <w:proofErr w:type="spellEnd"/>
+      <w:r>
+        <w:t xml:space="preserve"> IA e </w:t>
+      </w:r>
+      <w:proofErr w:type="spellStart"/>
+      <w:r>
+        <w:t>ambiente</w:t>
+      </w:r>
+      <w:proofErr w:type="spellEnd"/>
+      <w:r>
+        <w:t>.</w:t>
       </w:r>
     </w:p>
     <w:p>
@@ -1178,13 +7132,628 @@
         <w:pStyle w:val="Ttulo1"/>
         <w:keepLines w:val="0"/>
       </w:pPr>
+      <w:proofErr w:type="spellStart"/>
       <w:r>
         <w:t>Conclusão</w:t>
       </w:r>
+      <w:proofErr w:type="spellEnd"/>
     </w:p>
     <w:p>
-      <w:r>
-        <w:t>Os resultados indicam que, nas cinco ementas selecionadas, a abordagem ambiental direta se concentra em eficiência energética, sustentabilidade e licenciamento de data centers. Os gráficos mostram igual número de relações diretas e indiretas, predominância de propostas de 2025 e de projetos de lei, além do destaque dos rótulos Meio ambiente e Energia. O TF-IDF complementa essa leitura ao destacar inteligência artificial, tecnologia e sustentabilidade no vocabulário escolhido. A ocorrência de água em marca d’água mostra por que os pesos e as palavras-chave precisam ser interpretados no contexto. Assim, o conjunto não oferece evidência de abordagem direta do consumo hídrico nas ementas, mas essa ausência não permite concluir que o tema esteja ausente de todo o debate legislativo.</w:t>
+      <w:proofErr w:type="spellStart"/>
+      <w:r>
+        <w:t>Os</w:t>
+      </w:r>
+      <w:proofErr w:type="spellEnd"/>
+      <w:r>
+        <w:t xml:space="preserve"> </w:t>
+      </w:r>
+      <w:proofErr w:type="spellStart"/>
+      <w:r>
+        <w:t>resultados</w:t>
+      </w:r>
+      <w:proofErr w:type="spellEnd"/>
+      <w:r>
+        <w:t xml:space="preserve"> </w:t>
+      </w:r>
+      <w:proofErr w:type="spellStart"/>
+      <w:r>
+        <w:t>indicam</w:t>
+      </w:r>
+      <w:proofErr w:type="spellEnd"/>
+      <w:r>
+        <w:t xml:space="preserve"> </w:t>
+      </w:r>
+      <w:proofErr w:type="spellStart"/>
+      <w:r>
+        <w:t>que</w:t>
+      </w:r>
+      <w:proofErr w:type="spellEnd"/>
+      <w:r>
+        <w:t xml:space="preserve">, </w:t>
+      </w:r>
+      <w:proofErr w:type="spellStart"/>
+      <w:r>
+        <w:t>nas</w:t>
+      </w:r>
+      <w:proofErr w:type="spellEnd"/>
+      <w:r>
+        <w:t xml:space="preserve"> </w:t>
+      </w:r>
+      <w:proofErr w:type="spellStart"/>
+      <w:r>
+        <w:t>cinco</w:t>
+      </w:r>
+      <w:proofErr w:type="spellEnd"/>
+      <w:r>
+        <w:t xml:space="preserve"> </w:t>
+      </w:r>
+      <w:proofErr w:type="spellStart"/>
+      <w:r>
+        <w:t>ementas</w:t>
+      </w:r>
+      <w:proofErr w:type="spellEnd"/>
+      <w:r>
+        <w:t xml:space="preserve"> </w:t>
+      </w:r>
+      <w:proofErr w:type="spellStart"/>
+      <w:r>
+        <w:t>selecionadas</w:t>
+      </w:r>
+      <w:proofErr w:type="spellEnd"/>
+      <w:r>
+        <w:t xml:space="preserve">, </w:t>
+      </w:r>
+      <w:proofErr w:type="gramStart"/>
+      <w:r>
+        <w:t>a</w:t>
+      </w:r>
+      <w:proofErr w:type="gramEnd"/>
+      <w:r>
+        <w:t xml:space="preserve"> </w:t>
+      </w:r>
+      <w:proofErr w:type="spellStart"/>
+      <w:r>
+        <w:t>abordagem</w:t>
+      </w:r>
+      <w:proofErr w:type="spellEnd"/>
+      <w:r>
+        <w:t xml:space="preserve"> </w:t>
+      </w:r>
+      <w:proofErr w:type="spellStart"/>
+      <w:r>
+        <w:t>ambiental</w:t>
+      </w:r>
+      <w:proofErr w:type="spellEnd"/>
+      <w:r>
+        <w:t xml:space="preserve"> </w:t>
+      </w:r>
+      <w:proofErr w:type="spellStart"/>
+      <w:r>
+        <w:t>direta</w:t>
+      </w:r>
+      <w:proofErr w:type="spellEnd"/>
+      <w:r>
+        <w:t xml:space="preserve"> se </w:t>
+      </w:r>
+      <w:proofErr w:type="spellStart"/>
+      <w:r>
+        <w:t>concentra</w:t>
+      </w:r>
+      <w:proofErr w:type="spellEnd"/>
+      <w:r>
+        <w:t xml:space="preserve"> </w:t>
+      </w:r>
+      <w:proofErr w:type="spellStart"/>
+      <w:r>
+        <w:t>em</w:t>
+      </w:r>
+      <w:proofErr w:type="spellEnd"/>
+      <w:r>
+        <w:t xml:space="preserve"> </w:t>
+      </w:r>
+      <w:proofErr w:type="spellStart"/>
+      <w:r>
+        <w:t>eficiência</w:t>
+      </w:r>
+      <w:proofErr w:type="spellEnd"/>
+      <w:r>
+        <w:t xml:space="preserve"> </w:t>
+      </w:r>
+      <w:proofErr w:type="spellStart"/>
+      <w:r>
+        <w:t>energética</w:t>
+      </w:r>
+      <w:proofErr w:type="spellEnd"/>
+      <w:r>
+        <w:t xml:space="preserve">, </w:t>
+      </w:r>
+      <w:proofErr w:type="spellStart"/>
+      <w:r>
+        <w:t>sustentabilidade</w:t>
+      </w:r>
+      <w:proofErr w:type="spellEnd"/>
+      <w:r>
+        <w:t xml:space="preserve"> e </w:t>
+      </w:r>
+      <w:proofErr w:type="spellStart"/>
+      <w:r>
+        <w:t>licenciamento</w:t>
+      </w:r>
+      <w:proofErr w:type="spellEnd"/>
+      <w:r>
+        <w:t xml:space="preserve"> de data centers. </w:t>
+      </w:r>
+      <w:proofErr w:type="spellStart"/>
+      <w:r>
+        <w:t>Os</w:t>
+      </w:r>
+      <w:proofErr w:type="spellEnd"/>
+      <w:r>
+        <w:t xml:space="preserve"> </w:t>
+      </w:r>
+      <w:proofErr w:type="spellStart"/>
+      <w:r>
+        <w:t>gráficos</w:t>
+      </w:r>
+      <w:proofErr w:type="spellEnd"/>
+      <w:r>
+        <w:t xml:space="preserve"> </w:t>
+      </w:r>
+      <w:proofErr w:type="spellStart"/>
+      <w:r>
+        <w:t>mostram</w:t>
+      </w:r>
+      <w:proofErr w:type="spellEnd"/>
+      <w:r>
+        <w:t xml:space="preserve"> </w:t>
+      </w:r>
+      <w:proofErr w:type="spellStart"/>
+      <w:r>
+        <w:t>igual</w:t>
+      </w:r>
+      <w:proofErr w:type="spellEnd"/>
+      <w:r>
+        <w:t xml:space="preserve"> </w:t>
+      </w:r>
+      <w:proofErr w:type="spellStart"/>
+      <w:r>
+        <w:t>número</w:t>
+      </w:r>
+      <w:proofErr w:type="spellEnd"/>
+      <w:r>
+        <w:t xml:space="preserve"> de </w:t>
+      </w:r>
+      <w:proofErr w:type="spellStart"/>
+      <w:r>
+        <w:t>relações</w:t>
+      </w:r>
+      <w:proofErr w:type="spellEnd"/>
+      <w:r>
+        <w:t xml:space="preserve"> </w:t>
+      </w:r>
+      <w:proofErr w:type="spellStart"/>
+      <w:r>
+        <w:t>diretas</w:t>
+      </w:r>
+      <w:proofErr w:type="spellEnd"/>
+      <w:r>
+        <w:t xml:space="preserve"> e </w:t>
+      </w:r>
+      <w:proofErr w:type="spellStart"/>
+      <w:r>
+        <w:t>indiretas</w:t>
+      </w:r>
+      <w:proofErr w:type="spellEnd"/>
+      <w:r>
+        <w:t xml:space="preserve">, </w:t>
+      </w:r>
+      <w:proofErr w:type="spellStart"/>
+      <w:r>
+        <w:t>predominância</w:t>
+      </w:r>
+      <w:proofErr w:type="spellEnd"/>
+      <w:r>
+        <w:t xml:space="preserve"> de </w:t>
+      </w:r>
+      <w:proofErr w:type="spellStart"/>
+      <w:r>
+        <w:t>propostas</w:t>
+      </w:r>
+      <w:proofErr w:type="spellEnd"/>
+      <w:r>
+        <w:t xml:space="preserve"> de 2025 e de </w:t>
+      </w:r>
+      <w:proofErr w:type="spellStart"/>
+      <w:r>
+        <w:t>projetos</w:t>
+      </w:r>
+      <w:proofErr w:type="spellEnd"/>
+      <w:r>
+        <w:t xml:space="preserve"> de lei, </w:t>
+      </w:r>
+      <w:proofErr w:type="spellStart"/>
+      <w:r>
+        <w:t>além</w:t>
+      </w:r>
+      <w:proofErr w:type="spellEnd"/>
+      <w:r>
+        <w:t xml:space="preserve"> do </w:t>
+      </w:r>
+      <w:proofErr w:type="spellStart"/>
+      <w:r>
+        <w:t>destaque</w:t>
+      </w:r>
+      <w:proofErr w:type="spellEnd"/>
+      <w:r>
+        <w:t xml:space="preserve"> dos </w:t>
+      </w:r>
+      <w:proofErr w:type="spellStart"/>
+      <w:r>
+        <w:t>rótulos</w:t>
+      </w:r>
+      <w:proofErr w:type="spellEnd"/>
+      <w:r>
+        <w:t xml:space="preserve"> Meio </w:t>
+      </w:r>
+      <w:proofErr w:type="spellStart"/>
+      <w:r>
+        <w:t>ambiente</w:t>
+      </w:r>
+      <w:proofErr w:type="spellEnd"/>
+      <w:r>
+        <w:t xml:space="preserve"> e Energia. O TF-IDF </w:t>
+      </w:r>
+      <w:proofErr w:type="spellStart"/>
+      <w:r>
+        <w:t>complementa</w:t>
+      </w:r>
+      <w:proofErr w:type="spellEnd"/>
+      <w:r>
+        <w:t xml:space="preserve"> </w:t>
+      </w:r>
+      <w:proofErr w:type="spellStart"/>
+      <w:r>
+        <w:t>essa</w:t>
+      </w:r>
+      <w:proofErr w:type="spellEnd"/>
+      <w:r>
+        <w:t xml:space="preserve"> </w:t>
+      </w:r>
+      <w:proofErr w:type="spellStart"/>
+      <w:r>
+        <w:t>leitura</w:t>
+      </w:r>
+      <w:proofErr w:type="spellEnd"/>
+      <w:r>
+        <w:t xml:space="preserve"> </w:t>
+      </w:r>
+      <w:proofErr w:type="spellStart"/>
+      <w:r>
+        <w:t>ao</w:t>
+      </w:r>
+      <w:proofErr w:type="spellEnd"/>
+      <w:r>
+        <w:t xml:space="preserve"> </w:t>
+      </w:r>
+      <w:proofErr w:type="spellStart"/>
+      <w:r>
+        <w:t>destacar</w:t>
+      </w:r>
+      <w:proofErr w:type="spellEnd"/>
+      <w:r>
+        <w:t xml:space="preserve"> </w:t>
+      </w:r>
+      <w:proofErr w:type="spellStart"/>
+      <w:r>
+        <w:t>inteligência</w:t>
+      </w:r>
+      <w:proofErr w:type="spellEnd"/>
+      <w:r>
+        <w:t xml:space="preserve"> artificial, </w:t>
+      </w:r>
+      <w:proofErr w:type="spellStart"/>
+      <w:r>
+        <w:t>tecnologia</w:t>
+      </w:r>
+      <w:proofErr w:type="spellEnd"/>
+      <w:r>
+        <w:t xml:space="preserve"> e </w:t>
+      </w:r>
+      <w:proofErr w:type="spellStart"/>
+      <w:r>
+        <w:t>sustentabilidade</w:t>
+      </w:r>
+      <w:proofErr w:type="spellEnd"/>
+      <w:r>
+        <w:t xml:space="preserve"> no </w:t>
+      </w:r>
+      <w:proofErr w:type="spellStart"/>
+      <w:r>
+        <w:t>vocabulário</w:t>
+      </w:r>
+      <w:proofErr w:type="spellEnd"/>
+      <w:r>
+        <w:t xml:space="preserve"> </w:t>
+      </w:r>
+      <w:proofErr w:type="spellStart"/>
+      <w:r>
+        <w:t>escolhido</w:t>
+      </w:r>
+      <w:proofErr w:type="spellEnd"/>
+      <w:r>
+        <w:t xml:space="preserve">. </w:t>
+      </w:r>
+      <w:proofErr w:type="gramStart"/>
+      <w:r>
+        <w:t>A</w:t>
+      </w:r>
+      <w:proofErr w:type="gramEnd"/>
+      <w:r>
+        <w:t xml:space="preserve"> </w:t>
+      </w:r>
+      <w:proofErr w:type="spellStart"/>
+      <w:r>
+        <w:t>ocorrência</w:t>
+      </w:r>
+      <w:proofErr w:type="spellEnd"/>
+      <w:r>
+        <w:t xml:space="preserve"> de </w:t>
+      </w:r>
+      <w:proofErr w:type="spellStart"/>
+      <w:r>
+        <w:t>água</w:t>
+      </w:r>
+      <w:proofErr w:type="spellEnd"/>
+      <w:r>
+        <w:t xml:space="preserve"> </w:t>
+      </w:r>
+      <w:proofErr w:type="spellStart"/>
+      <w:r>
+        <w:t>em</w:t>
+      </w:r>
+      <w:proofErr w:type="spellEnd"/>
+      <w:r>
+        <w:t xml:space="preserve"> </w:t>
+      </w:r>
+      <w:proofErr w:type="spellStart"/>
+      <w:r>
+        <w:t>marca</w:t>
+      </w:r>
+      <w:proofErr w:type="spellEnd"/>
+      <w:r>
+        <w:t xml:space="preserve"> </w:t>
+      </w:r>
+      <w:proofErr w:type="spellStart"/>
+      <w:r>
+        <w:t>d’água</w:t>
+      </w:r>
+      <w:proofErr w:type="spellEnd"/>
+      <w:r>
+        <w:t xml:space="preserve"> </w:t>
+      </w:r>
+      <w:proofErr w:type="spellStart"/>
+      <w:r>
+        <w:t>mostra</w:t>
+      </w:r>
+      <w:proofErr w:type="spellEnd"/>
+      <w:r>
+        <w:t xml:space="preserve"> </w:t>
+      </w:r>
+      <w:proofErr w:type="spellStart"/>
+      <w:r>
+        <w:t>por</w:t>
+      </w:r>
+      <w:proofErr w:type="spellEnd"/>
+      <w:r>
+        <w:t xml:space="preserve"> </w:t>
+      </w:r>
+      <w:proofErr w:type="spellStart"/>
+      <w:r>
+        <w:t>que</w:t>
+      </w:r>
+      <w:proofErr w:type="spellEnd"/>
+      <w:r>
+        <w:t xml:space="preserve"> </w:t>
+      </w:r>
+      <w:proofErr w:type="spellStart"/>
+      <w:r>
+        <w:t>os</w:t>
+      </w:r>
+      <w:proofErr w:type="spellEnd"/>
+      <w:r>
+        <w:t xml:space="preserve"> pesos e as </w:t>
+      </w:r>
+      <w:proofErr w:type="spellStart"/>
+      <w:r>
+        <w:t>palavras-chave</w:t>
+      </w:r>
+      <w:proofErr w:type="spellEnd"/>
+      <w:r>
+        <w:t xml:space="preserve"> </w:t>
+      </w:r>
+      <w:proofErr w:type="spellStart"/>
+      <w:r>
+        <w:t>precisam</w:t>
+      </w:r>
+      <w:proofErr w:type="spellEnd"/>
+      <w:r>
+        <w:t xml:space="preserve"> ser </w:t>
+      </w:r>
+      <w:proofErr w:type="spellStart"/>
+      <w:r>
+        <w:t>interpretados</w:t>
+      </w:r>
+      <w:proofErr w:type="spellEnd"/>
+      <w:r>
+        <w:t xml:space="preserve"> no </w:t>
+      </w:r>
+      <w:proofErr w:type="spellStart"/>
+      <w:r>
+        <w:t>contexto</w:t>
+      </w:r>
+      <w:proofErr w:type="spellEnd"/>
+      <w:r>
+        <w:t xml:space="preserve">. Assim, o conjunto </w:t>
+      </w:r>
+      <w:proofErr w:type="spellStart"/>
+      <w:r>
+        <w:t>não</w:t>
+      </w:r>
+      <w:proofErr w:type="spellEnd"/>
+      <w:r>
+        <w:t xml:space="preserve"> </w:t>
+      </w:r>
+      <w:proofErr w:type="spellStart"/>
+      <w:r>
+        <w:t>oferece</w:t>
+      </w:r>
+      <w:proofErr w:type="spellEnd"/>
+      <w:r>
+        <w:t xml:space="preserve"> </w:t>
+      </w:r>
+      <w:proofErr w:type="spellStart"/>
+      <w:r>
+        <w:t>evidência</w:t>
+      </w:r>
+      <w:proofErr w:type="spellEnd"/>
+      <w:r>
+        <w:t xml:space="preserve"> de </w:t>
+      </w:r>
+      <w:proofErr w:type="spellStart"/>
+      <w:r>
+        <w:t>abordagem</w:t>
+      </w:r>
+      <w:proofErr w:type="spellEnd"/>
+      <w:r>
+        <w:t xml:space="preserve"> </w:t>
+      </w:r>
+      <w:proofErr w:type="spellStart"/>
+      <w:r>
+        <w:t>direta</w:t>
+      </w:r>
+      <w:proofErr w:type="spellEnd"/>
+      <w:r>
+        <w:t xml:space="preserve"> do </w:t>
+      </w:r>
+      <w:proofErr w:type="spellStart"/>
+      <w:r>
+        <w:t>consumo</w:t>
+      </w:r>
+      <w:proofErr w:type="spellEnd"/>
+      <w:r>
+        <w:t xml:space="preserve"> </w:t>
+      </w:r>
+      <w:proofErr w:type="spellStart"/>
+      <w:r>
+        <w:t>hídrico</w:t>
+      </w:r>
+      <w:proofErr w:type="spellEnd"/>
+      <w:r>
+        <w:t xml:space="preserve"> </w:t>
+      </w:r>
+      <w:proofErr w:type="spellStart"/>
+      <w:r>
+        <w:t>nas</w:t>
+      </w:r>
+      <w:proofErr w:type="spellEnd"/>
+      <w:r>
+        <w:t xml:space="preserve"> </w:t>
+      </w:r>
+      <w:proofErr w:type="spellStart"/>
+      <w:r>
+        <w:t>ementas</w:t>
+      </w:r>
+      <w:proofErr w:type="spellEnd"/>
+      <w:r>
+        <w:t xml:space="preserve">, mas </w:t>
+      </w:r>
+      <w:proofErr w:type="spellStart"/>
+      <w:r>
+        <w:t>essa</w:t>
+      </w:r>
+      <w:proofErr w:type="spellEnd"/>
+      <w:r>
+        <w:t xml:space="preserve"> </w:t>
+      </w:r>
+      <w:proofErr w:type="spellStart"/>
+      <w:r>
+        <w:t>ausência</w:t>
+      </w:r>
+      <w:proofErr w:type="spellEnd"/>
+      <w:r>
+        <w:t xml:space="preserve"> </w:t>
+      </w:r>
+      <w:proofErr w:type="spellStart"/>
+      <w:r>
+        <w:t>não</w:t>
+      </w:r>
+      <w:proofErr w:type="spellEnd"/>
+      <w:r>
+        <w:t xml:space="preserve"> </w:t>
+      </w:r>
+      <w:proofErr w:type="spellStart"/>
+      <w:r>
+        <w:t>permite</w:t>
+      </w:r>
+      <w:proofErr w:type="spellEnd"/>
+      <w:r>
+        <w:t xml:space="preserve"> </w:t>
+      </w:r>
+      <w:proofErr w:type="spellStart"/>
+      <w:r>
+        <w:t>concluir</w:t>
+      </w:r>
+      <w:proofErr w:type="spellEnd"/>
+      <w:r>
+        <w:t xml:space="preserve"> </w:t>
+      </w:r>
+      <w:proofErr w:type="spellStart"/>
+      <w:r>
+        <w:t>que</w:t>
+      </w:r>
+      <w:proofErr w:type="spellEnd"/>
+      <w:r>
+        <w:t xml:space="preserve"> o </w:t>
+      </w:r>
+      <w:proofErr w:type="spellStart"/>
+      <w:r>
+        <w:t>tema</w:t>
+      </w:r>
+      <w:proofErr w:type="spellEnd"/>
+      <w:r>
+        <w:t xml:space="preserve"> </w:t>
+      </w:r>
+      <w:proofErr w:type="spellStart"/>
+      <w:r>
+        <w:t>esteja</w:t>
+      </w:r>
+      <w:proofErr w:type="spellEnd"/>
+      <w:r>
+        <w:t xml:space="preserve"> </w:t>
+      </w:r>
+      <w:proofErr w:type="spellStart"/>
+      <w:r>
+        <w:t>ausente</w:t>
+      </w:r>
+      <w:proofErr w:type="spellEnd"/>
+      <w:r>
+        <w:t xml:space="preserve"> de </w:t>
+      </w:r>
+      <w:proofErr w:type="spellStart"/>
+      <w:r>
+        <w:t>todo</w:t>
+      </w:r>
+      <w:proofErr w:type="spellEnd"/>
+      <w:r>
+        <w:t xml:space="preserve"> o debate </w:t>
+      </w:r>
+      <w:proofErr w:type="spellStart"/>
+      <w:r>
+        <w:t>legislativo</w:t>
+      </w:r>
+      <w:proofErr w:type="spellEnd"/>
+      <w:r>
+        <w:t>.</w:t>
       </w:r>
     </w:p>
     <w:p>
@@ -1192,7 +7761,133 @@
         <w:rPr>
           <w:sz w:val="18"/>
         </w:rPr>
-        <w:t>Fonte de todos os gráficos: outputs/05_visualizacao do projeto, gerados a partir das cinco ementas classificadas.</w:t>
+        <w:t xml:space="preserve">Fonte de </w:t>
+      </w:r>
+      <w:proofErr w:type="spellStart"/>
+      <w:r>
+        <w:rPr>
+          <w:sz w:val="18"/>
+        </w:rPr>
+        <w:t>todos</w:t>
+      </w:r>
+      <w:proofErr w:type="spellEnd"/>
+      <w:r>
+        <w:rPr>
+          <w:sz w:val="18"/>
+        </w:rPr>
+        <w:t xml:space="preserve"> </w:t>
+      </w:r>
+      <w:proofErr w:type="spellStart"/>
+      <w:r>
+        <w:rPr>
+          <w:sz w:val="18"/>
+        </w:rPr>
+        <w:t>os</w:t>
+      </w:r>
+      <w:proofErr w:type="spellEnd"/>
+      <w:r>
+        <w:rPr>
+          <w:sz w:val="18"/>
+        </w:rPr>
+        <w:t xml:space="preserve"> </w:t>
+      </w:r>
+      <w:proofErr w:type="spellStart"/>
+      <w:r>
+        <w:rPr>
+          <w:sz w:val="18"/>
+        </w:rPr>
+        <w:t>gráficos</w:t>
+      </w:r>
+      <w:proofErr w:type="spellEnd"/>
+      <w:r>
+        <w:rPr>
+          <w:sz w:val="18"/>
+        </w:rPr>
+        <w:t xml:space="preserve">: outputs/05_visualizacao do </w:t>
+      </w:r>
+      <w:proofErr w:type="spellStart"/>
+      <w:r>
+        <w:rPr>
+          <w:sz w:val="18"/>
+        </w:rPr>
+        <w:t>projeto</w:t>
+      </w:r>
+      <w:proofErr w:type="spellEnd"/>
+      <w:r>
+        <w:rPr>
+          <w:sz w:val="18"/>
+        </w:rPr>
+        <w:t xml:space="preserve">, </w:t>
+      </w:r>
+      <w:proofErr w:type="spellStart"/>
+      <w:r>
+        <w:rPr>
+          <w:sz w:val="18"/>
+        </w:rPr>
+        <w:t>gerados</w:t>
+      </w:r>
+      <w:proofErr w:type="spellEnd"/>
+      <w:r>
+        <w:rPr>
+          <w:sz w:val="18"/>
+        </w:rPr>
+        <w:t xml:space="preserve"> a </w:t>
+      </w:r>
+      <w:proofErr w:type="spellStart"/>
+      <w:r>
+        <w:rPr>
+          <w:sz w:val="18"/>
+        </w:rPr>
+        <w:t>partir</w:t>
+      </w:r>
+      <w:proofErr w:type="spellEnd"/>
+      <w:r>
+        <w:rPr>
+          <w:sz w:val="18"/>
+        </w:rPr>
+        <w:t xml:space="preserve"> das </w:t>
+      </w:r>
+      <w:proofErr w:type="spellStart"/>
+      <w:r>
+        <w:rPr>
+          <w:sz w:val="18"/>
+        </w:rPr>
+        <w:t>cinco</w:t>
+      </w:r>
+      <w:proofErr w:type="spellEnd"/>
+      <w:r>
+        <w:rPr>
+          <w:sz w:val="18"/>
+        </w:rPr>
+        <w:t xml:space="preserve"> </w:t>
+      </w:r>
+      <w:proofErr w:type="spellStart"/>
+      <w:r>
+        <w:rPr>
+          <w:sz w:val="18"/>
+        </w:rPr>
+        <w:t>ementas</w:t>
+      </w:r>
+      <w:proofErr w:type="spellEnd"/>
+      <w:r>
+        <w:rPr>
+          <w:sz w:val="18"/>
+        </w:rPr>
+        <w:t xml:space="preserve"> </w:t>
+      </w:r>
+      <w:proofErr w:type="spellStart"/>
+      <w:r>
+        <w:rPr>
+          <w:sz w:val="18"/>
+        </w:rPr>
+        <w:t>classificadas</w:t>
+      </w:r>
+      <w:proofErr w:type="spellEnd"/>
+      <w:r>
+        <w:rPr>
+          <w:sz w:val="18"/>
+        </w:rPr>
+        <w:t>.</w:t>
       </w:r>
     </w:p>
     <w:sectPr>
@@ -1297,8 +7992,33 @@
         <w:color w:val="666666"/>
         <w:sz w:val="16"/>
       </w:rPr>
-      <w:t>Charles Luiz de Souza Mendes | Relatório NetLab</w:t>
+      <w:t xml:space="preserve">Charles Luiz de Souza Mendes | </w:t>
     </w:r>
+    <w:proofErr w:type="spellStart"/>
+    <w:r>
+      <w:rPr>
+        <w:color w:val="666666"/>
+        <w:sz w:val="16"/>
+      </w:rPr>
+      <w:t>Relatório</w:t>
+    </w:r>
+    <w:proofErr w:type="spellEnd"/>
+    <w:r>
+      <w:rPr>
+        <w:color w:val="666666"/>
+        <w:sz w:val="16"/>
+      </w:rPr>
+      <w:t xml:space="preserve"> </w:t>
+    </w:r>
+    <w:proofErr w:type="spellStart"/>
+    <w:r>
+      <w:rPr>
+        <w:color w:val="666666"/>
+        <w:sz w:val="16"/>
+      </w:rPr>
+      <w:t>NetLab</w:t>
+    </w:r>
+    <w:proofErr w:type="spellEnd"/>
   </w:p>
 </w:hdr>
 </file>

--- a/docs/Relatorio_NetLab_Charles_Mendes.docx
+++ b/docs/Relatorio_NetLab_Charles_Mendes.docx
@@ -6207,924 +6207,12 @@
     </w:p>
     <w:p>
       <w:r>
-        <w:t xml:space="preserve">A </w:t>
-      </w:r>
-      <w:proofErr w:type="spellStart"/>
-      <w:r>
-        <w:t>pesquisa</w:t>
-      </w:r>
-      <w:proofErr w:type="spellEnd"/>
-      <w:r>
-        <w:t xml:space="preserve"> é </w:t>
-      </w:r>
-      <w:proofErr w:type="spellStart"/>
-      <w:r>
-        <w:t>exploratória</w:t>
-      </w:r>
-      <w:proofErr w:type="spellEnd"/>
-      <w:r>
-        <w:t xml:space="preserve"> e se </w:t>
-      </w:r>
-      <w:proofErr w:type="spellStart"/>
-      <w:r>
-        <w:t>limita</w:t>
-      </w:r>
-      <w:proofErr w:type="spellEnd"/>
-      <w:r>
-        <w:t xml:space="preserve"> </w:t>
-      </w:r>
-      <w:proofErr w:type="spellStart"/>
-      <w:r>
-        <w:t>às</w:t>
-      </w:r>
-      <w:proofErr w:type="spellEnd"/>
-      <w:r>
-        <w:t xml:space="preserve"> </w:t>
-      </w:r>
-      <w:proofErr w:type="spellStart"/>
-      <w:r>
-        <w:t>ementas</w:t>
-      </w:r>
-      <w:proofErr w:type="spellEnd"/>
-      <w:r>
-        <w:t xml:space="preserve"> e </w:t>
-      </w:r>
-      <w:proofErr w:type="spellStart"/>
-      <w:r>
-        <w:t>aos</w:t>
-      </w:r>
-      <w:proofErr w:type="spellEnd"/>
-      <w:r>
-        <w:t xml:space="preserve"> </w:t>
-      </w:r>
-      <w:proofErr w:type="spellStart"/>
-      <w:r>
-        <w:t>candidatos</w:t>
-      </w:r>
-      <w:proofErr w:type="spellEnd"/>
-      <w:r>
-        <w:t xml:space="preserve"> </w:t>
-      </w:r>
-      <w:proofErr w:type="spellStart"/>
-      <w:r>
-        <w:t>encontrados</w:t>
-      </w:r>
-      <w:proofErr w:type="spellEnd"/>
-      <w:r>
-        <w:t xml:space="preserve"> </w:t>
-      </w:r>
-      <w:proofErr w:type="spellStart"/>
-      <w:r>
-        <w:t>pelo</w:t>
-      </w:r>
-      <w:proofErr w:type="spellEnd"/>
-      <w:r>
-        <w:t xml:space="preserve"> </w:t>
-      </w:r>
-      <w:proofErr w:type="spellStart"/>
-      <w:r>
-        <w:t>filtro</w:t>
-      </w:r>
-      <w:proofErr w:type="spellEnd"/>
-      <w:r>
-        <w:t xml:space="preserve">. As </w:t>
-      </w:r>
-      <w:proofErr w:type="spellStart"/>
-      <w:r>
-        <w:t>palavras-chave</w:t>
-      </w:r>
-      <w:proofErr w:type="spellEnd"/>
-      <w:r>
-        <w:t xml:space="preserve"> </w:t>
-      </w:r>
-      <w:proofErr w:type="spellStart"/>
-      <w:r>
-        <w:t>podem</w:t>
-      </w:r>
-      <w:proofErr w:type="spellEnd"/>
-      <w:r>
-        <w:t xml:space="preserve"> </w:t>
-      </w:r>
-      <w:proofErr w:type="spellStart"/>
-      <w:r>
-        <w:t>incluir</w:t>
-      </w:r>
-      <w:proofErr w:type="spellEnd"/>
-      <w:r>
-        <w:t xml:space="preserve"> </w:t>
-      </w:r>
-      <w:proofErr w:type="spellStart"/>
-      <w:r>
-        <w:t>falsos</w:t>
-      </w:r>
-      <w:proofErr w:type="spellEnd"/>
-      <w:r>
-        <w:t xml:space="preserve"> </w:t>
-      </w:r>
-      <w:proofErr w:type="spellStart"/>
-      <w:r>
-        <w:t>positivos</w:t>
-      </w:r>
-      <w:proofErr w:type="spellEnd"/>
-      <w:r>
-        <w:t xml:space="preserve"> </w:t>
-      </w:r>
-      <w:proofErr w:type="spellStart"/>
-      <w:r>
-        <w:t>ou</w:t>
-      </w:r>
-      <w:proofErr w:type="spellEnd"/>
-      <w:r>
-        <w:t xml:space="preserve"> </w:t>
-      </w:r>
-      <w:proofErr w:type="spellStart"/>
-      <w:r>
-        <w:t>deixar</w:t>
-      </w:r>
-      <w:proofErr w:type="spellEnd"/>
-      <w:r>
-        <w:t xml:space="preserve"> de </w:t>
-      </w:r>
-      <w:proofErr w:type="spellStart"/>
-      <w:r>
-        <w:t>recuperar</w:t>
-      </w:r>
-      <w:proofErr w:type="spellEnd"/>
-      <w:r>
-        <w:t xml:space="preserve"> </w:t>
-      </w:r>
-      <w:proofErr w:type="spellStart"/>
-      <w:r>
-        <w:t>proposições</w:t>
-      </w:r>
-      <w:proofErr w:type="spellEnd"/>
-      <w:r>
-        <w:t xml:space="preserve"> </w:t>
-      </w:r>
-      <w:proofErr w:type="spellStart"/>
-      <w:r>
-        <w:t>relevantes</w:t>
-      </w:r>
-      <w:proofErr w:type="spellEnd"/>
-      <w:r>
-        <w:t xml:space="preserve"> com </w:t>
-      </w:r>
-      <w:proofErr w:type="spellStart"/>
-      <w:r>
-        <w:t>outras</w:t>
-      </w:r>
-      <w:proofErr w:type="spellEnd"/>
-      <w:r>
-        <w:t xml:space="preserve"> </w:t>
-      </w:r>
-      <w:proofErr w:type="spellStart"/>
-      <w:r>
-        <w:t>expressões</w:t>
-      </w:r>
-      <w:proofErr w:type="spellEnd"/>
-      <w:r>
-        <w:t xml:space="preserve">. O TF-IDF </w:t>
-      </w:r>
-      <w:proofErr w:type="spellStart"/>
-      <w:r>
-        <w:t>considera</w:t>
-      </w:r>
-      <w:proofErr w:type="spellEnd"/>
-      <w:r>
-        <w:t xml:space="preserve"> </w:t>
-      </w:r>
-      <w:proofErr w:type="spellStart"/>
-      <w:r>
-        <w:t>apenas</w:t>
-      </w:r>
-      <w:proofErr w:type="spellEnd"/>
-      <w:r>
-        <w:t xml:space="preserve"> um </w:t>
-      </w:r>
-      <w:proofErr w:type="spellStart"/>
-      <w:r>
-        <w:t>vocabulário</w:t>
-      </w:r>
-      <w:proofErr w:type="spellEnd"/>
-      <w:r>
-        <w:t xml:space="preserve"> </w:t>
-      </w:r>
-      <w:proofErr w:type="spellStart"/>
-      <w:r>
-        <w:t>predefinido</w:t>
-      </w:r>
-      <w:proofErr w:type="spellEnd"/>
-      <w:r>
-        <w:t xml:space="preserve">, com </w:t>
-      </w:r>
-      <w:proofErr w:type="spellStart"/>
-      <w:r>
-        <w:t>expressões</w:t>
-      </w:r>
-      <w:proofErr w:type="spellEnd"/>
-      <w:r>
-        <w:t xml:space="preserve"> de </w:t>
-      </w:r>
-      <w:proofErr w:type="spellStart"/>
-      <w:r>
-        <w:t>até</w:t>
-      </w:r>
-      <w:proofErr w:type="spellEnd"/>
-      <w:r>
-        <w:t xml:space="preserve"> </w:t>
-      </w:r>
-      <w:proofErr w:type="spellStart"/>
-      <w:r>
-        <w:t>três</w:t>
-      </w:r>
-      <w:proofErr w:type="spellEnd"/>
-      <w:r>
-        <w:t xml:space="preserve"> </w:t>
-      </w:r>
-      <w:proofErr w:type="spellStart"/>
-      <w:r>
-        <w:t>palavras</w:t>
-      </w:r>
-      <w:proofErr w:type="spellEnd"/>
-      <w:r>
-        <w:t xml:space="preserve">, </w:t>
-      </w:r>
-      <w:proofErr w:type="spellStart"/>
-      <w:r>
-        <w:t>incluindo</w:t>
-      </w:r>
-      <w:proofErr w:type="spellEnd"/>
-      <w:r>
-        <w:t xml:space="preserve"> </w:t>
-      </w:r>
-      <w:proofErr w:type="spellStart"/>
-      <w:r>
-        <w:t>infraestrutura</w:t>
-      </w:r>
-      <w:proofErr w:type="spellEnd"/>
-      <w:r>
-        <w:t xml:space="preserve"> digital e </w:t>
-      </w:r>
-      <w:proofErr w:type="spellStart"/>
-      <w:r>
-        <w:t>computação</w:t>
-      </w:r>
-      <w:proofErr w:type="spellEnd"/>
-      <w:r>
-        <w:t xml:space="preserve"> </w:t>
-      </w:r>
-      <w:proofErr w:type="spellStart"/>
-      <w:r>
-        <w:t>em</w:t>
-      </w:r>
-      <w:proofErr w:type="spellEnd"/>
-      <w:r>
-        <w:t xml:space="preserve"> </w:t>
-      </w:r>
-      <w:proofErr w:type="spellStart"/>
-      <w:r>
-        <w:t>nuvem</w:t>
-      </w:r>
-      <w:proofErr w:type="spellEnd"/>
-      <w:r>
-        <w:t xml:space="preserve">. </w:t>
-      </w:r>
-      <w:proofErr w:type="gramStart"/>
-      <w:r>
-        <w:t>Seus</w:t>
-      </w:r>
-      <w:proofErr w:type="gramEnd"/>
-      <w:r>
-        <w:t xml:space="preserve"> pesos </w:t>
-      </w:r>
-      <w:proofErr w:type="spellStart"/>
-      <w:r>
-        <w:t>descrevem</w:t>
-      </w:r>
-      <w:proofErr w:type="spellEnd"/>
-      <w:r>
-        <w:t xml:space="preserve"> o </w:t>
-      </w:r>
-      <w:proofErr w:type="spellStart"/>
-      <w:r>
-        <w:t>vocabulário</w:t>
-      </w:r>
-      <w:proofErr w:type="spellEnd"/>
-      <w:r>
-        <w:t xml:space="preserve"> dos </w:t>
-      </w:r>
-      <w:proofErr w:type="spellStart"/>
-      <w:r>
-        <w:t>textos</w:t>
-      </w:r>
-      <w:proofErr w:type="spellEnd"/>
-      <w:r>
-        <w:t xml:space="preserve"> </w:t>
-      </w:r>
-      <w:proofErr w:type="spellStart"/>
-      <w:r>
-        <w:t>selecionados</w:t>
-      </w:r>
-      <w:proofErr w:type="spellEnd"/>
-      <w:r>
-        <w:t xml:space="preserve">, </w:t>
-      </w:r>
-      <w:proofErr w:type="spellStart"/>
-      <w:r>
-        <w:t>não</w:t>
-      </w:r>
-      <w:proofErr w:type="spellEnd"/>
-      <w:r>
-        <w:t xml:space="preserve"> </w:t>
-      </w:r>
-      <w:proofErr w:type="gramStart"/>
-      <w:r>
-        <w:t>a</w:t>
-      </w:r>
-      <w:proofErr w:type="gramEnd"/>
-      <w:r>
-        <w:t xml:space="preserve"> </w:t>
-      </w:r>
-      <w:proofErr w:type="spellStart"/>
-      <w:r>
-        <w:t>intensidade</w:t>
-      </w:r>
-      <w:proofErr w:type="spellEnd"/>
-      <w:r>
-        <w:t xml:space="preserve"> dos </w:t>
-      </w:r>
-      <w:proofErr w:type="spellStart"/>
-      <w:r>
-        <w:t>impactos</w:t>
-      </w:r>
-      <w:proofErr w:type="spellEnd"/>
-      <w:r>
-        <w:t xml:space="preserve"> </w:t>
-      </w:r>
-      <w:proofErr w:type="spellStart"/>
-      <w:r>
-        <w:t>ambientais</w:t>
-      </w:r>
-      <w:proofErr w:type="spellEnd"/>
-      <w:r>
-        <w:t xml:space="preserve">. A </w:t>
-      </w:r>
-      <w:proofErr w:type="spellStart"/>
-      <w:r>
-        <w:t>correspondência</w:t>
-      </w:r>
-      <w:proofErr w:type="spellEnd"/>
-      <w:r>
-        <w:t xml:space="preserve"> dos </w:t>
-      </w:r>
-      <w:proofErr w:type="spellStart"/>
-      <w:r>
-        <w:t>termos</w:t>
-      </w:r>
-      <w:proofErr w:type="spellEnd"/>
-      <w:r>
-        <w:t xml:space="preserve"> </w:t>
-      </w:r>
-      <w:proofErr w:type="spellStart"/>
-      <w:r>
-        <w:t>também</w:t>
-      </w:r>
-      <w:proofErr w:type="spellEnd"/>
-      <w:r>
-        <w:t xml:space="preserve"> </w:t>
-      </w:r>
-      <w:proofErr w:type="spellStart"/>
-      <w:r>
-        <w:t>depende</w:t>
-      </w:r>
-      <w:proofErr w:type="spellEnd"/>
-      <w:r>
-        <w:t xml:space="preserve"> da forma </w:t>
-      </w:r>
-      <w:proofErr w:type="spellStart"/>
-      <w:r>
-        <w:t>escrita</w:t>
-      </w:r>
-      <w:proofErr w:type="spellEnd"/>
-      <w:r>
-        <w:t xml:space="preserve">: data center </w:t>
-      </w:r>
-      <w:proofErr w:type="spellStart"/>
-      <w:r>
-        <w:t>está</w:t>
-      </w:r>
-      <w:proofErr w:type="spellEnd"/>
-      <w:r>
-        <w:t xml:space="preserve"> no </w:t>
-      </w:r>
-      <w:proofErr w:type="spellStart"/>
-      <w:r>
-        <w:t>vocabulário</w:t>
-      </w:r>
-      <w:proofErr w:type="spellEnd"/>
-      <w:r>
-        <w:t xml:space="preserve">, mas a forma plural data centers </w:t>
-      </w:r>
-      <w:proofErr w:type="spellStart"/>
-      <w:r>
-        <w:t>não</w:t>
-      </w:r>
-      <w:proofErr w:type="spellEnd"/>
-      <w:r>
-        <w:t xml:space="preserve"> </w:t>
-      </w:r>
-      <w:proofErr w:type="spellStart"/>
-      <w:r>
-        <w:t>recebe</w:t>
-      </w:r>
-      <w:proofErr w:type="spellEnd"/>
-      <w:r>
-        <w:t xml:space="preserve"> o peso dessa </w:t>
-      </w:r>
-      <w:proofErr w:type="spellStart"/>
-      <w:r>
-        <w:t>expressão</w:t>
-      </w:r>
-      <w:proofErr w:type="spellEnd"/>
-      <w:r>
-        <w:t>.</w:t>
+        <w:t>A pesquisa analisou apenas os resumos das propostas, chamados ementas. A busca por palavras-chave pode deixar propostas importantes de fora ou incluir textos sem relação com o tema, como o caso de marca d’água. Por isso, as cinco propostas selecionadas não representam todo o debate na Câmara.</w:t>
       </w:r>
     </w:p>
     <w:p>
       <w:r>
-        <w:t xml:space="preserve">A </w:t>
-      </w:r>
-      <w:proofErr w:type="spellStart"/>
-      <w:r>
-        <w:t>presença</w:t>
-      </w:r>
-      <w:proofErr w:type="spellEnd"/>
-      <w:r>
-        <w:t xml:space="preserve"> literal das </w:t>
-      </w:r>
-      <w:proofErr w:type="spellStart"/>
-      <w:r>
-        <w:t>evidências</w:t>
-      </w:r>
-      <w:proofErr w:type="spellEnd"/>
-      <w:r>
-        <w:t xml:space="preserve"> </w:t>
-      </w:r>
-      <w:proofErr w:type="spellStart"/>
-      <w:r>
-        <w:t>permite</w:t>
-      </w:r>
-      <w:proofErr w:type="spellEnd"/>
-      <w:r>
-        <w:t xml:space="preserve"> </w:t>
-      </w:r>
-      <w:proofErr w:type="spellStart"/>
-      <w:r>
-        <w:t>conferir</w:t>
-      </w:r>
-      <w:proofErr w:type="spellEnd"/>
-      <w:r>
-        <w:t xml:space="preserve"> </w:t>
-      </w:r>
-      <w:proofErr w:type="gramStart"/>
-      <w:r>
-        <w:t>a</w:t>
-      </w:r>
-      <w:proofErr w:type="gramEnd"/>
-      <w:r>
-        <w:t xml:space="preserve"> </w:t>
-      </w:r>
-      <w:proofErr w:type="spellStart"/>
-      <w:r>
-        <w:t>origem</w:t>
-      </w:r>
-      <w:proofErr w:type="spellEnd"/>
-      <w:r>
-        <w:t xml:space="preserve"> dos </w:t>
-      </w:r>
-      <w:proofErr w:type="spellStart"/>
-      <w:r>
-        <w:t>trechos</w:t>
-      </w:r>
-      <w:proofErr w:type="spellEnd"/>
-      <w:r>
-        <w:t xml:space="preserve">, mas </w:t>
-      </w:r>
-      <w:proofErr w:type="spellStart"/>
-      <w:r>
-        <w:t>não</w:t>
-      </w:r>
-      <w:proofErr w:type="spellEnd"/>
-      <w:r>
-        <w:t xml:space="preserve"> </w:t>
-      </w:r>
-      <w:proofErr w:type="spellStart"/>
-      <w:r>
-        <w:t>comprova</w:t>
-      </w:r>
-      <w:proofErr w:type="spellEnd"/>
-      <w:r>
-        <w:t xml:space="preserve"> a </w:t>
-      </w:r>
-      <w:proofErr w:type="spellStart"/>
-      <w:r>
-        <w:t>correção</w:t>
-      </w:r>
-      <w:proofErr w:type="spellEnd"/>
-      <w:r>
-        <w:t xml:space="preserve"> dos </w:t>
-      </w:r>
-      <w:proofErr w:type="spellStart"/>
-      <w:r>
-        <w:t>temas</w:t>
-      </w:r>
-      <w:proofErr w:type="spellEnd"/>
-      <w:r>
-        <w:t xml:space="preserve"> </w:t>
-      </w:r>
-      <w:proofErr w:type="spellStart"/>
-      <w:r>
-        <w:t>ou</w:t>
-      </w:r>
-      <w:proofErr w:type="spellEnd"/>
-      <w:r>
-        <w:t xml:space="preserve"> </w:t>
-      </w:r>
-      <w:proofErr w:type="spellStart"/>
-      <w:r>
-        <w:t>classificações</w:t>
-      </w:r>
-      <w:proofErr w:type="spellEnd"/>
-      <w:r>
-        <w:t xml:space="preserve">. A </w:t>
-      </w:r>
-      <w:proofErr w:type="spellStart"/>
-      <w:r>
-        <w:t>concordância</w:t>
-      </w:r>
-      <w:proofErr w:type="spellEnd"/>
-      <w:r>
-        <w:t xml:space="preserve"> entre duas </w:t>
-      </w:r>
-      <w:proofErr w:type="spellStart"/>
-      <w:r>
-        <w:t>avaliações</w:t>
-      </w:r>
-      <w:proofErr w:type="spellEnd"/>
-      <w:r>
-        <w:t xml:space="preserve"> do </w:t>
-      </w:r>
-      <w:proofErr w:type="spellStart"/>
-      <w:r>
-        <w:t>mesmo</w:t>
-      </w:r>
-      <w:proofErr w:type="spellEnd"/>
-      <w:r>
-        <w:t xml:space="preserve"> </w:t>
-      </w:r>
-      <w:proofErr w:type="spellStart"/>
-      <w:r>
-        <w:t>modelo</w:t>
-      </w:r>
-      <w:proofErr w:type="spellEnd"/>
-      <w:r>
-        <w:t xml:space="preserve"> </w:t>
-      </w:r>
-      <w:proofErr w:type="spellStart"/>
-      <w:r>
-        <w:t>também</w:t>
-      </w:r>
-      <w:proofErr w:type="spellEnd"/>
-      <w:r>
-        <w:t xml:space="preserve"> </w:t>
-      </w:r>
-      <w:proofErr w:type="spellStart"/>
-      <w:r>
-        <w:t>pode</w:t>
-      </w:r>
-      <w:proofErr w:type="spellEnd"/>
-      <w:r>
-        <w:t xml:space="preserve"> </w:t>
-      </w:r>
-      <w:proofErr w:type="spellStart"/>
-      <w:r>
-        <w:t>repetir</w:t>
-      </w:r>
-      <w:proofErr w:type="spellEnd"/>
-      <w:r>
-        <w:t xml:space="preserve"> </w:t>
-      </w:r>
-      <w:proofErr w:type="spellStart"/>
-      <w:r>
-        <w:t>interpretações</w:t>
-      </w:r>
-      <w:proofErr w:type="spellEnd"/>
-      <w:r>
-        <w:t xml:space="preserve"> </w:t>
-      </w:r>
-      <w:proofErr w:type="spellStart"/>
-      <w:r>
-        <w:t>sem</w:t>
-      </w:r>
-      <w:proofErr w:type="spellEnd"/>
-      <w:r>
-        <w:t xml:space="preserve"> </w:t>
-      </w:r>
-      <w:proofErr w:type="spellStart"/>
-      <w:r>
-        <w:t>apoio</w:t>
-      </w:r>
-      <w:proofErr w:type="spellEnd"/>
-      <w:r>
-        <w:t xml:space="preserve"> </w:t>
-      </w:r>
-      <w:proofErr w:type="spellStart"/>
-      <w:r>
-        <w:t>explícito</w:t>
-      </w:r>
-      <w:proofErr w:type="spellEnd"/>
-      <w:r>
-        <w:t xml:space="preserve"> no </w:t>
-      </w:r>
-      <w:proofErr w:type="spellStart"/>
-      <w:r>
-        <w:t>texto</w:t>
-      </w:r>
-      <w:proofErr w:type="spellEnd"/>
-      <w:r>
-        <w:t xml:space="preserve">: o </w:t>
-      </w:r>
-      <w:proofErr w:type="spellStart"/>
-      <w:r>
-        <w:t>tema</w:t>
-      </w:r>
-      <w:proofErr w:type="spellEnd"/>
-      <w:r>
-        <w:t xml:space="preserve"> Energia </w:t>
-      </w:r>
-      <w:proofErr w:type="spellStart"/>
-      <w:r>
-        <w:t>foi</w:t>
-      </w:r>
-      <w:proofErr w:type="spellEnd"/>
-      <w:r>
-        <w:t xml:space="preserve"> </w:t>
-      </w:r>
-      <w:proofErr w:type="spellStart"/>
-      <w:r>
-        <w:t>atribuído</w:t>
-      </w:r>
-      <w:proofErr w:type="spellEnd"/>
-      <w:r>
-        <w:t xml:space="preserve"> </w:t>
-      </w:r>
-      <w:proofErr w:type="spellStart"/>
-      <w:r>
-        <w:t>ao</w:t>
-      </w:r>
-      <w:proofErr w:type="spellEnd"/>
-      <w:r>
-        <w:t xml:space="preserve"> PLP 280/2025 </w:t>
-      </w:r>
-      <w:proofErr w:type="spellStart"/>
-      <w:r>
-        <w:t>nas</w:t>
-      </w:r>
-      <w:proofErr w:type="spellEnd"/>
-      <w:r>
-        <w:t xml:space="preserve"> duas </w:t>
-      </w:r>
-      <w:proofErr w:type="spellStart"/>
-      <w:r>
-        <w:t>avaliações</w:t>
-      </w:r>
-      <w:proofErr w:type="spellEnd"/>
-      <w:r>
-        <w:t xml:space="preserve">, </w:t>
-      </w:r>
-      <w:proofErr w:type="spellStart"/>
-      <w:r>
-        <w:t>embora</w:t>
-      </w:r>
-      <w:proofErr w:type="spellEnd"/>
-      <w:r>
-        <w:t xml:space="preserve"> </w:t>
-      </w:r>
-      <w:proofErr w:type="spellStart"/>
-      <w:r>
-        <w:t>sua</w:t>
-      </w:r>
-      <w:proofErr w:type="spellEnd"/>
-      <w:r>
-        <w:t xml:space="preserve"> </w:t>
-      </w:r>
-      <w:proofErr w:type="spellStart"/>
-      <w:r>
-        <w:t>ementa</w:t>
-      </w:r>
-      <w:proofErr w:type="spellEnd"/>
-      <w:r>
-        <w:t xml:space="preserve"> </w:t>
-      </w:r>
-      <w:proofErr w:type="spellStart"/>
-      <w:r>
-        <w:t>mencione</w:t>
-      </w:r>
-      <w:proofErr w:type="spellEnd"/>
-      <w:r>
-        <w:t xml:space="preserve"> </w:t>
-      </w:r>
-      <w:proofErr w:type="spellStart"/>
-      <w:r>
-        <w:t>licenciamento</w:t>
-      </w:r>
-      <w:proofErr w:type="spellEnd"/>
-      <w:r>
-        <w:t xml:space="preserve"> </w:t>
-      </w:r>
-      <w:proofErr w:type="spellStart"/>
-      <w:r>
-        <w:t>ambiental</w:t>
-      </w:r>
-      <w:proofErr w:type="spellEnd"/>
-      <w:r>
-        <w:t xml:space="preserve">, </w:t>
-      </w:r>
-      <w:proofErr w:type="spellStart"/>
-      <w:r>
-        <w:t>sem</w:t>
-      </w:r>
-      <w:proofErr w:type="spellEnd"/>
-      <w:r>
-        <w:t xml:space="preserve"> </w:t>
-      </w:r>
-      <w:proofErr w:type="spellStart"/>
-      <w:r>
-        <w:t>referência</w:t>
-      </w:r>
-      <w:proofErr w:type="spellEnd"/>
-      <w:r>
-        <w:t xml:space="preserve"> </w:t>
-      </w:r>
-      <w:proofErr w:type="spellStart"/>
-      <w:r>
-        <w:t>específica</w:t>
-      </w:r>
-      <w:proofErr w:type="spellEnd"/>
-      <w:r>
-        <w:t xml:space="preserve"> à </w:t>
-      </w:r>
-      <w:proofErr w:type="spellStart"/>
-      <w:r>
-        <w:t>energia</w:t>
-      </w:r>
-      <w:proofErr w:type="spellEnd"/>
-      <w:r>
-        <w:t xml:space="preserve">. </w:t>
-      </w:r>
-      <w:proofErr w:type="spellStart"/>
-      <w:r>
-        <w:t>Os</w:t>
-      </w:r>
-      <w:proofErr w:type="spellEnd"/>
-      <w:r>
-        <w:t xml:space="preserve"> </w:t>
-      </w:r>
-      <w:proofErr w:type="spellStart"/>
-      <w:r>
-        <w:t>resultados</w:t>
-      </w:r>
-      <w:proofErr w:type="spellEnd"/>
-      <w:r>
-        <w:t xml:space="preserve"> </w:t>
-      </w:r>
-      <w:proofErr w:type="spellStart"/>
-      <w:r>
-        <w:t>não</w:t>
-      </w:r>
-      <w:proofErr w:type="spellEnd"/>
-      <w:r>
-        <w:t xml:space="preserve"> </w:t>
-      </w:r>
-      <w:proofErr w:type="spellStart"/>
-      <w:r>
-        <w:t>medem</w:t>
-      </w:r>
-      <w:proofErr w:type="spellEnd"/>
-      <w:r>
-        <w:t xml:space="preserve"> </w:t>
-      </w:r>
-      <w:proofErr w:type="spellStart"/>
-      <w:r>
-        <w:t>impactos</w:t>
-      </w:r>
-      <w:proofErr w:type="spellEnd"/>
-      <w:r>
-        <w:t xml:space="preserve"> </w:t>
-      </w:r>
-      <w:proofErr w:type="spellStart"/>
-      <w:r>
-        <w:t>ambientais</w:t>
-      </w:r>
-      <w:proofErr w:type="spellEnd"/>
-      <w:r>
-        <w:t xml:space="preserve"> reais, </w:t>
-      </w:r>
-      <w:proofErr w:type="spellStart"/>
-      <w:r>
-        <w:t>não</w:t>
-      </w:r>
-      <w:proofErr w:type="spellEnd"/>
-      <w:r>
-        <w:t xml:space="preserve"> </w:t>
-      </w:r>
-      <w:proofErr w:type="spellStart"/>
-      <w:r>
-        <w:t>substituem</w:t>
-      </w:r>
-      <w:proofErr w:type="spellEnd"/>
-      <w:r>
-        <w:t xml:space="preserve"> a </w:t>
-      </w:r>
-      <w:proofErr w:type="spellStart"/>
-      <w:r>
-        <w:t>leitura</w:t>
-      </w:r>
-      <w:proofErr w:type="spellEnd"/>
-      <w:r>
-        <w:t xml:space="preserve"> do </w:t>
-      </w:r>
-      <w:proofErr w:type="spellStart"/>
-      <w:r>
-        <w:t>inteiro</w:t>
-      </w:r>
-      <w:proofErr w:type="spellEnd"/>
-      <w:r>
-        <w:t xml:space="preserve"> </w:t>
-      </w:r>
-      <w:proofErr w:type="spellStart"/>
-      <w:r>
-        <w:t>teor</w:t>
-      </w:r>
-      <w:proofErr w:type="spellEnd"/>
-      <w:r>
-        <w:t xml:space="preserve"> e </w:t>
-      </w:r>
-      <w:proofErr w:type="spellStart"/>
-      <w:r>
-        <w:t>não</w:t>
-      </w:r>
-      <w:proofErr w:type="spellEnd"/>
-      <w:r>
-        <w:t xml:space="preserve"> </w:t>
-      </w:r>
-      <w:proofErr w:type="spellStart"/>
-      <w:r>
-        <w:t>representam</w:t>
-      </w:r>
-      <w:proofErr w:type="spellEnd"/>
-      <w:r>
-        <w:t xml:space="preserve"> um </w:t>
-      </w:r>
-      <w:proofErr w:type="spellStart"/>
-      <w:r>
-        <w:t>levantamento</w:t>
-      </w:r>
-      <w:proofErr w:type="spellEnd"/>
-      <w:r>
-        <w:t xml:space="preserve"> </w:t>
-      </w:r>
-      <w:proofErr w:type="spellStart"/>
-      <w:r>
-        <w:t>exaustivo</w:t>
-      </w:r>
-      <w:proofErr w:type="spellEnd"/>
-      <w:r>
-        <w:t xml:space="preserve"> da </w:t>
-      </w:r>
-      <w:proofErr w:type="spellStart"/>
-      <w:r>
-        <w:t>legislação</w:t>
-      </w:r>
-      <w:proofErr w:type="spellEnd"/>
-      <w:r>
-        <w:t xml:space="preserve"> </w:t>
-      </w:r>
-      <w:proofErr w:type="spellStart"/>
-      <w:r>
-        <w:t>sobre</w:t>
-      </w:r>
-      <w:proofErr w:type="spellEnd"/>
-      <w:r>
-        <w:t xml:space="preserve"> IA e </w:t>
-      </w:r>
-      <w:proofErr w:type="spellStart"/>
-      <w:r>
-        <w:t>ambiente</w:t>
-      </w:r>
-      <w:proofErr w:type="spellEnd"/>
-      <w:r>
-        <w:t>.</w:t>
+        <w:t>O TF-IDF destaca apenas os termos escolhidos para a análise e pode não reconhecer variações das palavras. O GPT também pode errar, mesmo quando as duas avaliações concordam. Os resultados mostram o que aparece nas ementas; não indicam se as propostas foram aprovadas nem quais efeitos teriam no meio ambiente.</w:t>
       </w:r>
     </w:p>
     <w:p>
@@ -7139,621 +6227,8 @@
       <w:proofErr w:type="spellEnd"/>
     </w:p>
     <w:p>
-      <w:proofErr w:type="spellStart"/>
-      <w:r>
-        <w:t>Os</w:t>
-      </w:r>
-      <w:proofErr w:type="spellEnd"/>
-      <w:r>
-        <w:t xml:space="preserve"> </w:t>
-      </w:r>
-      <w:proofErr w:type="spellStart"/>
-      <w:r>
-        <w:t>resultados</w:t>
-      </w:r>
-      <w:proofErr w:type="spellEnd"/>
-      <w:r>
-        <w:t xml:space="preserve"> </w:t>
-      </w:r>
-      <w:proofErr w:type="spellStart"/>
-      <w:r>
-        <w:t>indicam</w:t>
-      </w:r>
-      <w:proofErr w:type="spellEnd"/>
-      <w:r>
-        <w:t xml:space="preserve"> </w:t>
-      </w:r>
-      <w:proofErr w:type="spellStart"/>
-      <w:r>
-        <w:t>que</w:t>
-      </w:r>
-      <w:proofErr w:type="spellEnd"/>
-      <w:r>
-        <w:t xml:space="preserve">, </w:t>
-      </w:r>
-      <w:proofErr w:type="spellStart"/>
-      <w:r>
-        <w:t>nas</w:t>
-      </w:r>
-      <w:proofErr w:type="spellEnd"/>
-      <w:r>
-        <w:t xml:space="preserve"> </w:t>
-      </w:r>
-      <w:proofErr w:type="spellStart"/>
-      <w:r>
-        <w:t>cinco</w:t>
-      </w:r>
-      <w:proofErr w:type="spellEnd"/>
-      <w:r>
-        <w:t xml:space="preserve"> </w:t>
-      </w:r>
-      <w:proofErr w:type="spellStart"/>
-      <w:r>
-        <w:t>ementas</w:t>
-      </w:r>
-      <w:proofErr w:type="spellEnd"/>
-      <w:r>
-        <w:t xml:space="preserve"> </w:t>
-      </w:r>
-      <w:proofErr w:type="spellStart"/>
-      <w:r>
-        <w:t>selecionadas</w:t>
-      </w:r>
-      <w:proofErr w:type="spellEnd"/>
-      <w:r>
-        <w:t xml:space="preserve">, </w:t>
-      </w:r>
-      <w:proofErr w:type="gramStart"/>
-      <w:r>
-        <w:t>a</w:t>
-      </w:r>
-      <w:proofErr w:type="gramEnd"/>
-      <w:r>
-        <w:t xml:space="preserve"> </w:t>
-      </w:r>
-      <w:proofErr w:type="spellStart"/>
-      <w:r>
-        <w:t>abordagem</w:t>
-      </w:r>
-      <w:proofErr w:type="spellEnd"/>
-      <w:r>
-        <w:t xml:space="preserve"> </w:t>
-      </w:r>
-      <w:proofErr w:type="spellStart"/>
-      <w:r>
-        <w:t>ambiental</w:t>
-      </w:r>
-      <w:proofErr w:type="spellEnd"/>
-      <w:r>
-        <w:t xml:space="preserve"> </w:t>
-      </w:r>
-      <w:proofErr w:type="spellStart"/>
-      <w:r>
-        <w:t>direta</w:t>
-      </w:r>
-      <w:proofErr w:type="spellEnd"/>
-      <w:r>
-        <w:t xml:space="preserve"> se </w:t>
-      </w:r>
-      <w:proofErr w:type="spellStart"/>
-      <w:r>
-        <w:t>concentra</w:t>
-      </w:r>
-      <w:proofErr w:type="spellEnd"/>
-      <w:r>
-        <w:t xml:space="preserve"> </w:t>
-      </w:r>
-      <w:proofErr w:type="spellStart"/>
-      <w:r>
-        <w:t>em</w:t>
-      </w:r>
-      <w:proofErr w:type="spellEnd"/>
-      <w:r>
-        <w:t xml:space="preserve"> </w:t>
-      </w:r>
-      <w:proofErr w:type="spellStart"/>
-      <w:r>
-        <w:t>eficiência</w:t>
-      </w:r>
-      <w:proofErr w:type="spellEnd"/>
-      <w:r>
-        <w:t xml:space="preserve"> </w:t>
-      </w:r>
-      <w:proofErr w:type="spellStart"/>
-      <w:r>
-        <w:t>energética</w:t>
-      </w:r>
-      <w:proofErr w:type="spellEnd"/>
-      <w:r>
-        <w:t xml:space="preserve">, </w:t>
-      </w:r>
-      <w:proofErr w:type="spellStart"/>
-      <w:r>
-        <w:t>sustentabilidade</w:t>
-      </w:r>
-      <w:proofErr w:type="spellEnd"/>
-      <w:r>
-        <w:t xml:space="preserve"> e </w:t>
-      </w:r>
-      <w:proofErr w:type="spellStart"/>
-      <w:r>
-        <w:t>licenciamento</w:t>
-      </w:r>
-      <w:proofErr w:type="spellEnd"/>
-      <w:r>
-        <w:t xml:space="preserve"> de data centers. </w:t>
-      </w:r>
-      <w:proofErr w:type="spellStart"/>
-      <w:r>
-        <w:t>Os</w:t>
-      </w:r>
-      <w:proofErr w:type="spellEnd"/>
-      <w:r>
-        <w:t xml:space="preserve"> </w:t>
-      </w:r>
-      <w:proofErr w:type="spellStart"/>
-      <w:r>
-        <w:t>gráficos</w:t>
-      </w:r>
-      <w:proofErr w:type="spellEnd"/>
-      <w:r>
-        <w:t xml:space="preserve"> </w:t>
-      </w:r>
-      <w:proofErr w:type="spellStart"/>
-      <w:r>
-        <w:t>mostram</w:t>
-      </w:r>
-      <w:proofErr w:type="spellEnd"/>
-      <w:r>
-        <w:t xml:space="preserve"> </w:t>
-      </w:r>
-      <w:proofErr w:type="spellStart"/>
-      <w:r>
-        <w:t>igual</w:t>
-      </w:r>
-      <w:proofErr w:type="spellEnd"/>
-      <w:r>
-        <w:t xml:space="preserve"> </w:t>
-      </w:r>
-      <w:proofErr w:type="spellStart"/>
-      <w:r>
-        <w:t>número</w:t>
-      </w:r>
-      <w:proofErr w:type="spellEnd"/>
-      <w:r>
-        <w:t xml:space="preserve"> de </w:t>
-      </w:r>
-      <w:proofErr w:type="spellStart"/>
-      <w:r>
-        <w:t>relações</w:t>
-      </w:r>
-      <w:proofErr w:type="spellEnd"/>
-      <w:r>
-        <w:t xml:space="preserve"> </w:t>
-      </w:r>
-      <w:proofErr w:type="spellStart"/>
-      <w:r>
-        <w:t>diretas</w:t>
-      </w:r>
-      <w:proofErr w:type="spellEnd"/>
-      <w:r>
-        <w:t xml:space="preserve"> e </w:t>
-      </w:r>
-      <w:proofErr w:type="spellStart"/>
-      <w:r>
-        <w:t>indiretas</w:t>
-      </w:r>
-      <w:proofErr w:type="spellEnd"/>
-      <w:r>
-        <w:t xml:space="preserve">, </w:t>
-      </w:r>
-      <w:proofErr w:type="spellStart"/>
-      <w:r>
-        <w:t>predominância</w:t>
-      </w:r>
-      <w:proofErr w:type="spellEnd"/>
-      <w:r>
-        <w:t xml:space="preserve"> de </w:t>
-      </w:r>
-      <w:proofErr w:type="spellStart"/>
-      <w:r>
-        <w:t>propostas</w:t>
-      </w:r>
-      <w:proofErr w:type="spellEnd"/>
-      <w:r>
-        <w:t xml:space="preserve"> de 2025 e de </w:t>
-      </w:r>
-      <w:proofErr w:type="spellStart"/>
-      <w:r>
-        <w:t>projetos</w:t>
-      </w:r>
-      <w:proofErr w:type="spellEnd"/>
-      <w:r>
-        <w:t xml:space="preserve"> de lei, </w:t>
-      </w:r>
-      <w:proofErr w:type="spellStart"/>
-      <w:r>
-        <w:t>além</w:t>
-      </w:r>
-      <w:proofErr w:type="spellEnd"/>
-      <w:r>
-        <w:t xml:space="preserve"> do </w:t>
-      </w:r>
-      <w:proofErr w:type="spellStart"/>
-      <w:r>
-        <w:t>destaque</w:t>
-      </w:r>
-      <w:proofErr w:type="spellEnd"/>
-      <w:r>
-        <w:t xml:space="preserve"> dos </w:t>
-      </w:r>
-      <w:proofErr w:type="spellStart"/>
-      <w:r>
-        <w:t>rótulos</w:t>
-      </w:r>
-      <w:proofErr w:type="spellEnd"/>
-      <w:r>
-        <w:t xml:space="preserve"> Meio </w:t>
-      </w:r>
-      <w:proofErr w:type="spellStart"/>
-      <w:r>
-        <w:t>ambiente</w:t>
-      </w:r>
-      <w:proofErr w:type="spellEnd"/>
-      <w:r>
-        <w:t xml:space="preserve"> e Energia. O TF-IDF </w:t>
-      </w:r>
-      <w:proofErr w:type="spellStart"/>
-      <w:r>
-        <w:t>complementa</w:t>
-      </w:r>
-      <w:proofErr w:type="spellEnd"/>
-      <w:r>
-        <w:t xml:space="preserve"> </w:t>
-      </w:r>
-      <w:proofErr w:type="spellStart"/>
-      <w:r>
-        <w:t>essa</w:t>
-      </w:r>
-      <w:proofErr w:type="spellEnd"/>
-      <w:r>
-        <w:t xml:space="preserve"> </w:t>
-      </w:r>
-      <w:proofErr w:type="spellStart"/>
-      <w:r>
-        <w:t>leitura</w:t>
-      </w:r>
-      <w:proofErr w:type="spellEnd"/>
-      <w:r>
-        <w:t xml:space="preserve"> </w:t>
-      </w:r>
-      <w:proofErr w:type="spellStart"/>
-      <w:r>
-        <w:t>ao</w:t>
-      </w:r>
-      <w:proofErr w:type="spellEnd"/>
-      <w:r>
-        <w:t xml:space="preserve"> </w:t>
-      </w:r>
-      <w:proofErr w:type="spellStart"/>
-      <w:r>
-        <w:t>destacar</w:t>
-      </w:r>
-      <w:proofErr w:type="spellEnd"/>
-      <w:r>
-        <w:t xml:space="preserve"> </w:t>
-      </w:r>
-      <w:proofErr w:type="spellStart"/>
-      <w:r>
-        <w:t>inteligência</w:t>
-      </w:r>
-      <w:proofErr w:type="spellEnd"/>
-      <w:r>
-        <w:t xml:space="preserve"> artificial, </w:t>
-      </w:r>
-      <w:proofErr w:type="spellStart"/>
-      <w:r>
-        <w:t>tecnologia</w:t>
-      </w:r>
-      <w:proofErr w:type="spellEnd"/>
-      <w:r>
-        <w:t xml:space="preserve"> e </w:t>
-      </w:r>
-      <w:proofErr w:type="spellStart"/>
-      <w:r>
-        <w:t>sustentabilidade</w:t>
-      </w:r>
-      <w:proofErr w:type="spellEnd"/>
-      <w:r>
-        <w:t xml:space="preserve"> no </w:t>
-      </w:r>
-      <w:proofErr w:type="spellStart"/>
-      <w:r>
-        <w:t>vocabulário</w:t>
-      </w:r>
-      <w:proofErr w:type="spellEnd"/>
-      <w:r>
-        <w:t xml:space="preserve"> </w:t>
-      </w:r>
-      <w:proofErr w:type="spellStart"/>
-      <w:r>
-        <w:t>escolhido</w:t>
-      </w:r>
-      <w:proofErr w:type="spellEnd"/>
-      <w:r>
-        <w:t xml:space="preserve">. </w:t>
-      </w:r>
-      <w:proofErr w:type="gramStart"/>
-      <w:r>
-        <w:t>A</w:t>
-      </w:r>
-      <w:proofErr w:type="gramEnd"/>
-      <w:r>
-        <w:t xml:space="preserve"> </w:t>
-      </w:r>
-      <w:proofErr w:type="spellStart"/>
-      <w:r>
-        <w:t>ocorrência</w:t>
-      </w:r>
-      <w:proofErr w:type="spellEnd"/>
-      <w:r>
-        <w:t xml:space="preserve"> de </w:t>
-      </w:r>
-      <w:proofErr w:type="spellStart"/>
-      <w:r>
-        <w:t>água</w:t>
-      </w:r>
-      <w:proofErr w:type="spellEnd"/>
-      <w:r>
-        <w:t xml:space="preserve"> </w:t>
-      </w:r>
-      <w:proofErr w:type="spellStart"/>
-      <w:r>
-        <w:t>em</w:t>
-      </w:r>
-      <w:proofErr w:type="spellEnd"/>
-      <w:r>
-        <w:t xml:space="preserve"> </w:t>
-      </w:r>
-      <w:proofErr w:type="spellStart"/>
-      <w:r>
-        <w:t>marca</w:t>
-      </w:r>
-      <w:proofErr w:type="spellEnd"/>
-      <w:r>
-        <w:t xml:space="preserve"> </w:t>
-      </w:r>
-      <w:proofErr w:type="spellStart"/>
-      <w:r>
-        <w:t>d’água</w:t>
-      </w:r>
-      <w:proofErr w:type="spellEnd"/>
-      <w:r>
-        <w:t xml:space="preserve"> </w:t>
-      </w:r>
-      <w:proofErr w:type="spellStart"/>
-      <w:r>
-        <w:t>mostra</w:t>
-      </w:r>
-      <w:proofErr w:type="spellEnd"/>
-      <w:r>
-        <w:t xml:space="preserve"> </w:t>
-      </w:r>
-      <w:proofErr w:type="spellStart"/>
-      <w:r>
-        <w:t>por</w:t>
-      </w:r>
-      <w:proofErr w:type="spellEnd"/>
-      <w:r>
-        <w:t xml:space="preserve"> </w:t>
-      </w:r>
-      <w:proofErr w:type="spellStart"/>
-      <w:r>
-        <w:t>que</w:t>
-      </w:r>
-      <w:proofErr w:type="spellEnd"/>
-      <w:r>
-        <w:t xml:space="preserve"> </w:t>
-      </w:r>
-      <w:proofErr w:type="spellStart"/>
-      <w:r>
-        <w:t>os</w:t>
-      </w:r>
-      <w:proofErr w:type="spellEnd"/>
-      <w:r>
-        <w:t xml:space="preserve"> pesos e as </w:t>
-      </w:r>
-      <w:proofErr w:type="spellStart"/>
-      <w:r>
-        <w:t>palavras-chave</w:t>
-      </w:r>
-      <w:proofErr w:type="spellEnd"/>
-      <w:r>
-        <w:t xml:space="preserve"> </w:t>
-      </w:r>
-      <w:proofErr w:type="spellStart"/>
-      <w:r>
-        <w:t>precisam</w:t>
-      </w:r>
-      <w:proofErr w:type="spellEnd"/>
-      <w:r>
-        <w:t xml:space="preserve"> ser </w:t>
-      </w:r>
-      <w:proofErr w:type="spellStart"/>
-      <w:r>
-        <w:t>interpretados</w:t>
-      </w:r>
-      <w:proofErr w:type="spellEnd"/>
-      <w:r>
-        <w:t xml:space="preserve"> no </w:t>
-      </w:r>
-      <w:proofErr w:type="spellStart"/>
-      <w:r>
-        <w:t>contexto</w:t>
-      </w:r>
-      <w:proofErr w:type="spellEnd"/>
-      <w:r>
-        <w:t xml:space="preserve">. Assim, o conjunto </w:t>
-      </w:r>
-      <w:proofErr w:type="spellStart"/>
-      <w:r>
-        <w:t>não</w:t>
-      </w:r>
-      <w:proofErr w:type="spellEnd"/>
-      <w:r>
-        <w:t xml:space="preserve"> </w:t>
-      </w:r>
-      <w:proofErr w:type="spellStart"/>
-      <w:r>
-        <w:t>oferece</w:t>
-      </w:r>
-      <w:proofErr w:type="spellEnd"/>
-      <w:r>
-        <w:t xml:space="preserve"> </w:t>
-      </w:r>
-      <w:proofErr w:type="spellStart"/>
-      <w:r>
-        <w:t>evidência</w:t>
-      </w:r>
-      <w:proofErr w:type="spellEnd"/>
-      <w:r>
-        <w:t xml:space="preserve"> de </w:t>
-      </w:r>
-      <w:proofErr w:type="spellStart"/>
-      <w:r>
-        <w:t>abordagem</w:t>
-      </w:r>
-      <w:proofErr w:type="spellEnd"/>
-      <w:r>
-        <w:t xml:space="preserve"> </w:t>
-      </w:r>
-      <w:proofErr w:type="spellStart"/>
-      <w:r>
-        <w:t>direta</w:t>
-      </w:r>
-      <w:proofErr w:type="spellEnd"/>
-      <w:r>
-        <w:t xml:space="preserve"> do </w:t>
-      </w:r>
-      <w:proofErr w:type="spellStart"/>
-      <w:r>
-        <w:t>consumo</w:t>
-      </w:r>
-      <w:proofErr w:type="spellEnd"/>
-      <w:r>
-        <w:t xml:space="preserve"> </w:t>
-      </w:r>
-      <w:proofErr w:type="spellStart"/>
-      <w:r>
-        <w:t>hídrico</w:t>
-      </w:r>
-      <w:proofErr w:type="spellEnd"/>
-      <w:r>
-        <w:t xml:space="preserve"> </w:t>
-      </w:r>
-      <w:proofErr w:type="spellStart"/>
-      <w:r>
-        <w:t>nas</w:t>
-      </w:r>
-      <w:proofErr w:type="spellEnd"/>
-      <w:r>
-        <w:t xml:space="preserve"> </w:t>
-      </w:r>
-      <w:proofErr w:type="spellStart"/>
-      <w:r>
-        <w:t>ementas</w:t>
-      </w:r>
-      <w:proofErr w:type="spellEnd"/>
-      <w:r>
-        <w:t xml:space="preserve">, mas </w:t>
-      </w:r>
-      <w:proofErr w:type="spellStart"/>
-      <w:r>
-        <w:t>essa</w:t>
-      </w:r>
-      <w:proofErr w:type="spellEnd"/>
-      <w:r>
-        <w:t xml:space="preserve"> </w:t>
-      </w:r>
-      <w:proofErr w:type="spellStart"/>
-      <w:r>
-        <w:t>ausência</w:t>
-      </w:r>
-      <w:proofErr w:type="spellEnd"/>
-      <w:r>
-        <w:t xml:space="preserve"> </w:t>
-      </w:r>
-      <w:proofErr w:type="spellStart"/>
-      <w:r>
-        <w:t>não</w:t>
-      </w:r>
-      <w:proofErr w:type="spellEnd"/>
-      <w:r>
-        <w:t xml:space="preserve"> </w:t>
-      </w:r>
-      <w:proofErr w:type="spellStart"/>
-      <w:r>
-        <w:t>permite</w:t>
-      </w:r>
-      <w:proofErr w:type="spellEnd"/>
-      <w:r>
-        <w:t xml:space="preserve"> </w:t>
-      </w:r>
-      <w:proofErr w:type="spellStart"/>
-      <w:r>
-        <w:t>concluir</w:t>
-      </w:r>
-      <w:proofErr w:type="spellEnd"/>
-      <w:r>
-        <w:t xml:space="preserve"> </w:t>
-      </w:r>
-      <w:proofErr w:type="spellStart"/>
-      <w:r>
-        <w:t>que</w:t>
-      </w:r>
-      <w:proofErr w:type="spellEnd"/>
-      <w:r>
-        <w:t xml:space="preserve"> o </w:t>
-      </w:r>
-      <w:proofErr w:type="spellStart"/>
-      <w:r>
-        <w:t>tema</w:t>
-      </w:r>
-      <w:proofErr w:type="spellEnd"/>
-      <w:r>
-        <w:t xml:space="preserve"> </w:t>
-      </w:r>
-      <w:proofErr w:type="spellStart"/>
-      <w:r>
-        <w:t>esteja</w:t>
-      </w:r>
-      <w:proofErr w:type="spellEnd"/>
-      <w:r>
-        <w:t xml:space="preserve"> </w:t>
-      </w:r>
-      <w:proofErr w:type="spellStart"/>
-      <w:r>
-        <w:t>ausente</w:t>
-      </w:r>
-      <w:proofErr w:type="spellEnd"/>
-      <w:r>
-        <w:t xml:space="preserve"> de </w:t>
-      </w:r>
-      <w:proofErr w:type="spellStart"/>
-      <w:r>
-        <w:t>todo</w:t>
-      </w:r>
-      <w:proofErr w:type="spellEnd"/>
-      <w:r>
-        <w:t xml:space="preserve"> o debate </w:t>
-      </w:r>
-      <w:proofErr w:type="spellStart"/>
-      <w:r>
-        <w:t>legislativo</w:t>
-      </w:r>
-      <w:proofErr w:type="spellEnd"/>
-      <w:r>
-        <w:t>.</w:t>
+      <w:r>
+        <w:t>Nas cinco propostas analisadas, duas tratam diretamente de questões ambientais ligadas aos data centers, como eficiência energética, sustentabilidade e licenciamento. Outras duas relacionam tecnologia à proteção ambiental ou ao financiamento de iniciativas ambientais e tecnológicas. Uma trata de marca d’água em conteúdos de IA e não tem relação ambiental. Os temas mais frequentes nas classificações foram Meio ambiente e Energia. No TF-IDF, os termos de maior destaque foram inteligência artificial, tecnologia e sustentabilidade. Nenhuma das cinco ementas trata diretamente do consumo de água por data centers. Isso vale para este conjunto e não significa que o assunto esteja ausente de outras propostas.</w:t>
       </w:r>
     </w:p>
     <w:p>

--- a/docs/Relatorio_NetLab_Charles_Mendes.docx
+++ b/docs/Relatorio_NetLab_Charles_Mendes.docx
@@ -2829,11 +2829,267 @@
       </w:hyperlink>
     </w:p>
     <w:p>
-      <w:r>
+      <w:pPr>
         <w:rPr>
           <w:sz w:val="18"/>
         </w:rPr>
-        <w:t>https://colab.research.google.com/drive/1Fms8a918A7ZIzj1D3MTcFme5DnHElREB?usp=sharing</w:t>
+      </w:pPr>
+      <w:hyperlink r:id="rId9" w:history="1">
+        <w:r>
+          <w:rPr>
+            <w:rStyle w:val="Hyperlink"/>
+            <w:sz w:val="18"/>
+          </w:rPr>
+          <w:t>https://colab.research.google.com/drive/1Fms8a918A7ZIzj1D3MTcFme5DnHElREB?usp=sharing</w:t>
+        </w:r>
+      </w:hyperlink>
+    </w:p>
+    <w:p>
+      <w:pPr>
+        <w:rPr>
+          <w:b/>
+          <w:bCs/>
+          <w:i/>
+          <w:iCs/>
+        </w:rPr>
+      </w:pPr>
+      <w:r>
+        <w:rPr>
+          <w:b/>
+          <w:bCs/>
+          <w:i/>
+          <w:iCs/>
+        </w:rPr>
+        <w:t xml:space="preserve">* Para </w:t>
+      </w:r>
+      <w:proofErr w:type="spellStart"/>
+      <w:r>
+        <w:rPr>
+          <w:b/>
+          <w:bCs/>
+          <w:i/>
+          <w:iCs/>
+        </w:rPr>
+        <w:t>executar</w:t>
+      </w:r>
+      <w:proofErr w:type="spellEnd"/>
+      <w:r>
+        <w:rPr>
+          <w:b/>
+          <w:bCs/>
+          <w:i/>
+          <w:iCs/>
+        </w:rPr>
+        <w:t xml:space="preserve"> o notebook no Google Colab </w:t>
+      </w:r>
+      <w:proofErr w:type="spellStart"/>
+      <w:r>
+        <w:rPr>
+          <w:b/>
+          <w:bCs/>
+          <w:i/>
+          <w:iCs/>
+        </w:rPr>
+        <w:t>será</w:t>
+      </w:r>
+      <w:proofErr w:type="spellEnd"/>
+      <w:r>
+        <w:rPr>
+          <w:b/>
+          <w:bCs/>
+          <w:i/>
+          <w:iCs/>
+        </w:rPr>
+        <w:t xml:space="preserve"> </w:t>
+      </w:r>
+      <w:proofErr w:type="spellStart"/>
+      <w:r>
+        <w:rPr>
+          <w:b/>
+          <w:bCs/>
+          <w:i/>
+          <w:iCs/>
+        </w:rPr>
+        <w:t>necessário</w:t>
+      </w:r>
+      <w:proofErr w:type="spellEnd"/>
+      <w:r>
+        <w:rPr>
+          <w:b/>
+          <w:bCs/>
+          <w:i/>
+          <w:iCs/>
+        </w:rPr>
+        <w:t xml:space="preserve"> </w:t>
+      </w:r>
+      <w:proofErr w:type="spellStart"/>
+      <w:r>
+        <w:rPr>
+          <w:b/>
+          <w:bCs/>
+          <w:i/>
+          <w:iCs/>
+        </w:rPr>
+        <w:t>uma</w:t>
+      </w:r>
+      <w:proofErr w:type="spellEnd"/>
+      <w:r>
+        <w:rPr>
+          <w:b/>
+          <w:bCs/>
+          <w:i/>
+          <w:iCs/>
+        </w:rPr>
+        <w:t xml:space="preserve"> </w:t>
+      </w:r>
+      <w:proofErr w:type="spellStart"/>
+      <w:r>
+        <w:rPr>
+          <w:b/>
+          <w:bCs/>
+          <w:i/>
+          <w:iCs/>
+        </w:rPr>
+        <w:t>chave</w:t>
+      </w:r>
+      <w:proofErr w:type="spellEnd"/>
+      <w:r>
+        <w:rPr>
+          <w:b/>
+          <w:bCs/>
+          <w:i/>
+          <w:iCs/>
+        </w:rPr>
+        <w:t xml:space="preserve"> de API da OpenAI</w:t>
+      </w:r>
+      <w:r>
+        <w:rPr>
+          <w:b/>
+          <w:bCs/>
+          <w:i/>
+          <w:iCs/>
+        </w:rPr>
+        <w:t xml:space="preserve">, </w:t>
+      </w:r>
+      <w:proofErr w:type="spellStart"/>
+      <w:r>
+        <w:rPr>
+          <w:b/>
+          <w:bCs/>
+          <w:i/>
+          <w:iCs/>
+        </w:rPr>
+        <w:t>posso</w:t>
+      </w:r>
+      <w:proofErr w:type="spellEnd"/>
+      <w:r>
+        <w:rPr>
+          <w:b/>
+          <w:bCs/>
+          <w:i/>
+          <w:iCs/>
+        </w:rPr>
+        <w:t xml:space="preserve"> </w:t>
+      </w:r>
+      <w:proofErr w:type="spellStart"/>
+      <w:r>
+        <w:rPr>
+          <w:b/>
+          <w:bCs/>
+          <w:i/>
+          <w:iCs/>
+        </w:rPr>
+        <w:t>disponibilizar</w:t>
+      </w:r>
+      <w:proofErr w:type="spellEnd"/>
+      <w:r>
+        <w:rPr>
+          <w:b/>
+          <w:bCs/>
+          <w:i/>
+          <w:iCs/>
+        </w:rPr>
+        <w:t xml:space="preserve"> a </w:t>
+      </w:r>
+      <w:proofErr w:type="spellStart"/>
+      <w:r>
+        <w:rPr>
+          <w:b/>
+          <w:bCs/>
+          <w:i/>
+          <w:iCs/>
+        </w:rPr>
+        <w:t>mesma</w:t>
+      </w:r>
+      <w:proofErr w:type="spellEnd"/>
+      <w:r>
+        <w:rPr>
+          <w:b/>
+          <w:bCs/>
+          <w:i/>
+          <w:iCs/>
+        </w:rPr>
+        <w:t xml:space="preserve"> </w:t>
+      </w:r>
+      <w:proofErr w:type="spellStart"/>
+      <w:r>
+        <w:rPr>
+          <w:b/>
+          <w:bCs/>
+          <w:i/>
+          <w:iCs/>
+        </w:rPr>
+        <w:t>caso</w:t>
+      </w:r>
+      <w:proofErr w:type="spellEnd"/>
+      <w:r>
+        <w:rPr>
+          <w:b/>
+          <w:bCs/>
+          <w:i/>
+          <w:iCs/>
+        </w:rPr>
+        <w:t xml:space="preserve"> </w:t>
+      </w:r>
+      <w:proofErr w:type="spellStart"/>
+      <w:r>
+        <w:rPr>
+          <w:b/>
+          <w:bCs/>
+          <w:i/>
+          <w:iCs/>
+        </w:rPr>
+        <w:t>seja</w:t>
+      </w:r>
+      <w:proofErr w:type="spellEnd"/>
+      <w:r>
+        <w:rPr>
+          <w:b/>
+          <w:bCs/>
+          <w:i/>
+          <w:iCs/>
+        </w:rPr>
+        <w:t xml:space="preserve"> </w:t>
+      </w:r>
+      <w:proofErr w:type="spellStart"/>
+      <w:r>
+        <w:rPr>
+          <w:b/>
+          <w:bCs/>
+          <w:i/>
+          <w:iCs/>
+        </w:rPr>
+        <w:t>necessário</w:t>
+      </w:r>
+      <w:proofErr w:type="spellEnd"/>
+      <w:r>
+        <w:rPr>
+          <w:b/>
+          <w:bCs/>
+          <w:i/>
+          <w:iCs/>
+        </w:rPr>
+        <w:t>.</w:t>
       </w:r>
     </w:p>
     <w:p>
@@ -5159,7 +5415,7 @@
       <w:pPr>
         <w:spacing w:after="40"/>
       </w:pPr>
-      <w:hyperlink r:id="rId9">
+      <w:hyperlink r:id="rId10">
         <w:r>
           <w:rPr>
             <w:color w:val="0563C1"/>
@@ -5205,7 +5461,7 @@
       <w:pPr>
         <w:spacing w:after="40"/>
       </w:pPr>
-      <w:hyperlink r:id="rId10">
+      <w:hyperlink r:id="rId11">
         <w:r>
           <w:rPr>
             <w:color w:val="0563C1"/>
@@ -5251,7 +5507,7 @@
       <w:pPr>
         <w:spacing w:after="40"/>
       </w:pPr>
-      <w:hyperlink r:id="rId11">
+      <w:hyperlink r:id="rId12">
         <w:r>
           <w:rPr>
             <w:color w:val="0563C1"/>
@@ -5297,7 +5553,7 @@
       <w:pPr>
         <w:spacing w:after="40"/>
       </w:pPr>
-      <w:hyperlink r:id="rId12">
+      <w:hyperlink r:id="rId13">
         <w:r>
           <w:rPr>
             <w:color w:val="0563C1"/>
@@ -5343,7 +5599,7 @@
       <w:pPr>
         <w:spacing w:after="40"/>
       </w:pPr>
-      <w:hyperlink r:id="rId13">
+      <w:hyperlink r:id="rId14">
         <w:r>
           <w:rPr>
             <w:color w:val="0563C1"/>
@@ -5458,7 +5714,7 @@
                           <pic:cNvPicPr/>
                         </pic:nvPicPr>
                         <pic:blipFill>
-                          <a:blip r:embed="rId14"/>
+                          <a:blip r:embed="rId15"/>
                           <a:stretch>
                             <a:fillRect/>
                           </a:stretch>
@@ -5624,7 +5880,7 @@
                           <pic:cNvPicPr/>
                         </pic:nvPicPr>
                         <pic:blipFill>
-                          <a:blip r:embed="rId15"/>
+                          <a:blip r:embed="rId16"/>
                           <a:stretch>
                             <a:fillRect/>
                           </a:stretch>
@@ -5883,7 +6139,7 @@
                           <pic:cNvPicPr/>
                         </pic:nvPicPr>
                         <pic:blipFill>
-                          <a:blip r:embed="rId16"/>
+                          <a:blip r:embed="rId17"/>
                           <a:stretch>
                             <a:fillRect/>
                           </a:stretch>
@@ -6366,8 +6622,8 @@
       </w:r>
     </w:p>
     <w:sectPr>
-      <w:headerReference w:type="default" r:id="rId17"/>
-      <w:footerReference w:type="default" r:id="rId18"/>
+      <w:headerReference w:type="default" r:id="rId18"/>
+      <w:footerReference w:type="default" r:id="rId19"/>
       <w:pgSz w:w="11906" w:h="16838"/>
       <w:pgMar w:top="1020" w:right="1134" w:bottom="1020" w:left="1134" w:header="454" w:footer="454" w:gutter="0"/>
       <w:cols w:space="720"/>
